--- a/docs/paper/SILICON_paper.docx
+++ b/docs/paper/SILICON_paper.docx
@@ -103,25 +103,37 @@
         <w:pStyle w:val="BodyText"/>
       </w:pPr>
       <w:r>
-        <w:t xml:space="preserve">In an archived dual-arm build, the 16 automatically placed oscillators of</w:t>
-      </w:r>
-      <w:r>
-        <w:t xml:space="preserve"> </w:t>
-      </w:r>
-      <w:r>
-        <w:t xml:space="preserve">Arm A spread 5.4% peak to peak in nominal post-layout simulation; an earlier</w:t>
-      </w:r>
-      <w:r>
-        <w:t xml:space="preserve"> </w:t>
-      </w:r>
-      <w:r>
-        <w:t xml:space="preserve">automatically placed 32-oscillator layout spread 8.8%. The two layouts</w:t>
-      </w:r>
-      <w:r>
-        <w:t xml:space="preserve"> </w:t>
-      </w:r>
-      <w:r>
-        <w:t xml:space="preserve">produced different frequency patterns, which fits placement and routing</w:t>
+        <w:t xml:space="preserve">In a coherent build from the current RTL, one that passes Magic DRC, KLayout</w:t>
+      </w:r>
+      <w:r>
+        <w:t xml:space="preserve"> </w:t>
+      </w:r>
+      <w:r>
+        <w:t xml:space="preserve">DRC, XOR, LVS, antenna, and power grid with zero violations, the 16</w:t>
+      </w:r>
+      <w:r>
+        <w:t xml:space="preserve"> </w:t>
+      </w:r>
+      <w:r>
+        <w:t xml:space="preserve">automatically placed oscillators of Arm A spread 10.5% peak to peak in nominal</w:t>
+      </w:r>
+      <w:r>
+        <w:t xml:space="preserve"> </w:t>
+      </w:r>
+      <w:r>
+        <w:t xml:space="preserve">post-layout simulation. Two earlier builds show the same effect at 8.8%</w:t>
+      </w:r>
+      <w:r>
+        <w:t xml:space="preserve"> </w:t>
+      </w:r>
+      <w:r>
+        <w:t xml:space="preserve">(a 32-oscillator layout) and 5.4% (an archived dual-arm snapshot). The three</w:t>
+      </w:r>
+      <w:r>
+        <w:t xml:space="preserve"> </w:t>
+      </w:r>
+      <w:r>
+        <w:t xml:space="preserve">builds produced different frequency patterns, which fits placement and routing</w:t>
       </w:r>
       <w:r>
         <w:t xml:space="preserve"> </w:t>
@@ -154,13 +166,13 @@
         <w:t xml:space="preserve"> </w:t>
       </w:r>
       <w:r>
-        <w:t xml:space="preserve">= -0.999 and -0.997), so the result worth</w:t>
-      </w:r>
-      <w:r>
-        <w:t xml:space="preserve"> </w:t>
-      </w:r>
-      <w:r>
-        <w:t xml:space="preserve">keeping is the size of the spread and its physical cause, not the coefficient.</w:t>
+        <w:t xml:space="preserve">near -0.999), so the result worth keeping is</w:t>
+      </w:r>
+      <w:r>
+        <w:t xml:space="preserve"> </w:t>
+      </w:r>
+      <w:r>
+        <w:t xml:space="preserve">the size of the spread and its physical cause, not the coefficient.</w:t>
       </w:r>
       <w:r>
         <w:t xml:space="preserve"> </w:t>
@@ -655,31 +667,25 @@
         <w:t xml:space="preserve"> </w:t>
       </w:r>
       <w:r>
-        <w:t xml:space="preserve">twins. And the dual-arm physical results below come from an archived build</w:t>
-      </w:r>
-      <w:r>
-        <w:t xml:space="preserve"> </w:t>
-      </w:r>
-      <w:r>
-        <w:t xml:space="preserve">of an earlier RTL revision; the current source adds synchronized controls,</w:t>
-      </w:r>
-      <w:r>
-        <w:t xml:space="preserve"> </w:t>
-      </w:r>
-      <w:r>
-        <w:t xml:space="preserve">selector latching, and a stopped-counter stability handshake, and will go</w:t>
-      </w:r>
-      <w:r>
-        <w:t xml:space="preserve"> </w:t>
-      </w:r>
-      <w:r>
-        <w:t xml:space="preserve">through a fresh flow run before the shuttle order (see SIGNOFF.md in the</w:t>
-      </w:r>
-      <w:r>
-        <w:t xml:space="preserve"> </w:t>
-      </w:r>
-      <w:r>
-        <w:t xml:space="preserve">repository).</w:t>
+        <w:t xml:space="preserve">twins. The main results below come from a coherent build of the current RTL</w:t>
+      </w:r>
+      <w:r>
+        <w:t xml:space="preserve"> </w:t>
+      </w:r>
+      <w:r>
+        <w:t xml:space="preserve">that passes every sign-off check with zero violations; two earlier builds, an</w:t>
+      </w:r>
+      <w:r>
+        <w:t xml:space="preserve"> </w:t>
+      </w:r>
+      <w:r>
+        <w:t xml:space="preserve">archived dual-arm snapshot and a 32-oscillator layout, are reported for</w:t>
+      </w:r>
+      <w:r>
+        <w:t xml:space="preserve"> </w:t>
+      </w:r>
+      <w:r>
+        <w:t xml:space="preserve">contrast (see SIGNOFF.md in the repository).</w:t>
       </w:r>
     </w:p>
     <w:p>
@@ -1044,9 +1050,9 @@
       <w:pPr>
         <w:pStyle w:val="Heading3"/>
       </w:pPr>
-      <w:bookmarkStart w:id="30" w:name="archived-dual-arm-arm-a"/>
-      <w:r>
-        <w:t xml:space="preserve">5.2 Archived dual-arm Arm A</w:t>
+      <w:bookmarkStart w:id="30" w:name="coherent-dual-arm-build"/>
+      <w:r>
+        <w:t xml:space="preserve">5.2 Coherent dual-arm build</w:t>
       </w:r>
       <w:bookmarkEnd w:id="30"/>
     </w:p>
@@ -1055,7 +1061,7 @@
         <w:pStyle w:val="FirstParagraph"/>
       </w:pPr>
       <w:r>
-        <w:t xml:space="preserve">Arm A of the archived dual-arm layout contains 16 automatically placed</w:t>
+        <w:t xml:space="preserve">Arm A of the coherent dual-arm build contains 16 automatically placed</w:t>
       </w:r>
       <w:r>
         <w:t xml:space="preserve"> </w:t>
@@ -1067,7 +1073,7 @@
         <w:t xml:space="preserve"> </w:t>
       </w:r>
       <w:r>
-        <w:t xml:space="preserve">and a 29.7 MHz peak-to-peak range, 5.4% of the mean, with</w:t>
+        <w:t xml:space="preserve">and a 58.0 MHz peak-to-peak range, 10.5% of the mean, with</w:t>
       </w:r>
       <w:r>
         <w:t xml:space="preserve"> </w:t>
@@ -1088,7 +1094,19 @@
         <w:t xml:space="preserve"> </w:t>
       </w:r>
       <w:r>
-        <w:t xml:space="preserve">against extracted ring capacitance (Figure 4).</w:t>
+        <w:t xml:space="preserve">against extracted ring capacitance (Figure 4). This build passes Magic DRC,</w:t>
+      </w:r>
+      <w:r>
+        <w:t xml:space="preserve"> </w:t>
+      </w:r>
+      <w:r>
+        <w:t xml:space="preserve">KLayout DRC, XOR, LVS, antenna, and power grid with zero violations, so the</w:t>
+      </w:r>
+      <w:r>
+        <w:t xml:space="preserve"> </w:t>
+      </w:r>
+      <w:r>
+        <w:t xml:space="preserve">spread and the manufacturable GDS come from the same run.</w:t>
       </w:r>
     </w:p>
     <w:p>
@@ -1096,43 +1114,49 @@
         <w:pStyle w:val="BodyText"/>
       </w:pPr>
       <w:r>
-        <w:t xml:space="preserve">The two builds do not share a frequency pattern or a spread. Two layouts are</w:t>
-      </w:r>
-      <w:r>
-        <w:t xml:space="preserve"> </w:t>
-      </w:r>
-      <w:r>
-        <w:t xml:space="preserve">not a distribution, but a difference this large fits placement and routing</w:t>
-      </w:r>
-      <w:r>
-        <w:t xml:space="preserve"> </w:t>
-      </w:r>
-      <w:r>
-        <w:t xml:space="preserve">setting the bias for each run. It also means a single layout cannot say what</w:t>
-      </w:r>
-      <w:r>
-        <w:t xml:space="preserve"> </w:t>
-      </w:r>
-      <w:r>
-        <w:t xml:space="preserve">fraction of the response will be common across dies.</w:t>
-      </w:r>
-      <w:r>
-        <w:t xml:space="preserve"> </w:t>
-      </w:r>
-      <w:r>
-        <w:t xml:space="preserve">Usefully, the earlier build’s capacitance fit predicts the archived Arm A</w:t>
-      </w:r>
-      <w:r>
-        <w:t xml:space="preserve"> </w:t>
-      </w:r>
-      <w:r>
-        <w:t xml:space="preserve">mean within 0.10%, so the mechanism transfers between builds even though the</w:t>
-      </w:r>
-      <w:r>
-        <w:t xml:space="preserve"> </w:t>
-      </w:r>
-      <w:r>
-        <w:t xml:space="preserve">pattern does not.</w:t>
+        <w:t xml:space="preserve">The three builds do not share a frequency pattern or a spread: 10.5% here,</w:t>
+      </w:r>
+      <w:r>
+        <w:t xml:space="preserve"> </w:t>
+      </w:r>
+      <w:r>
+        <w:t xml:space="preserve">5.4% in an earlier archived dual-arm snapshot, and 8.8% in the 32-oscillator</w:t>
+      </w:r>
+      <w:r>
+        <w:t xml:space="preserve"> </w:t>
+      </w:r>
+      <w:r>
+        <w:t xml:space="preserve">build. A handful of layouts is not a distribution, but differences this large</w:t>
+      </w:r>
+      <w:r>
+        <w:t xml:space="preserve"> </w:t>
+      </w:r>
+      <w:r>
+        <w:t xml:space="preserve">fit placement and routing setting the bias for each run, and mean a single</w:t>
+      </w:r>
+      <w:r>
+        <w:t xml:space="preserve"> </w:t>
+      </w:r>
+      <w:r>
+        <w:t xml:space="preserve">layout cannot say what fraction of the response will be common across dies.</w:t>
+      </w:r>
+      <w:r>
+        <w:t xml:space="preserve"> </w:t>
+      </w:r>
+      <w:r>
+        <w:t xml:space="preserve">Usefully, the 32-oscillator build’s capacitance fit predicts this build’s mean</w:t>
+      </w:r>
+      <w:r>
+        <w:t xml:space="preserve"> </w:t>
+      </w:r>
+      <w:r>
+        <w:t xml:space="preserve">to 0.04%, so the mechanism carries across builds even though the pattern does</w:t>
+      </w:r>
+      <w:r>
+        <w:t xml:space="preserve"> </w:t>
+      </w:r>
+      <w:r>
+        <w:t xml:space="preserve">not.</w:t>
       </w:r>
     </w:p>
     <w:p>
@@ -1311,7 +1335,7 @@
           <wp:inline>
             <wp:extent cx="5334000" cy="2319130"/>
             <wp:effectExtent b="0" l="0" r="0" t="0"/>
-            <wp:docPr descr="Figure 4. Arm A of the archived dual-arm build beside the same matched-macro reference line." title="" id="1" name="Picture"/>
+            <wp:docPr descr="Figure 4. Arm A of the coherent dual-arm build (10.5% peak to peak) beside the matched-macro reference line." title="" id="1" name="Picture"/>
             <a:graphic>
               <a:graphicData uri="http://schemas.openxmlformats.org/drawingml/2006/picture">
                 <pic:pic>
@@ -1354,7 +1378,7 @@
         <w:pStyle w:val="ImageCaption"/>
       </w:pPr>
       <w:r>
-        <w:t xml:space="preserve">Figure 4. Arm A of the archived dual-arm build beside the same matched-macro reference line.</w:t>
+        <w:t xml:space="preserve">Figure 4. Arm A of the coherent dual-arm build (10.5% peak to peak) beside the matched-macro reference line.</w:t>
       </w:r>
     </w:p>
     <w:p>
@@ -1739,13 +1763,13 @@
         <w:pStyle w:val="FirstParagraph"/>
       </w:pPr>
       <w:r>
-        <w:t xml:space="preserve">Two automatically placed SKY130 RO arrays show a nominal post-layout</w:t>
-      </w:r>
-      <w:r>
-        <w:t xml:space="preserve"> </w:t>
-      </w:r>
-      <w:r>
-        <w:t xml:space="preserve">frequency pattern that tracks extracted ring capacitance closely: 5.4% peak</w:t>
+        <w:t xml:space="preserve">Three automatically placed SKY130 RO arrays show a nominal post-layout</w:t>
+      </w:r>
+      <w:r>
+        <w:t xml:space="preserve"> </w:t>
+      </w:r>
+      <w:r>
+        <w:t xml:space="preserve">frequency pattern that tracks extracted ring capacitance closely: 10.5% peak</w:t>
       </w:r>
       <w:r>
         <w:t xml:space="preserve"> </w:t>
@@ -1766,52 +1790,37 @@
         <w:t xml:space="preserve"> </w:t>
       </w:r>
       <w:r>
-        <w:t xml:space="preserve">= -0.999 in the archived dual-arm Arm A, 8.8% with</w:t>
-      </w:r>
-      <w:r>
-        <w:t xml:space="preserve"> </w:t>
-      </w:r>
-      <w:r>
-        <w:rPr>
-          <w:i/>
-        </w:rPr>
-        <w:t xml:space="preserve">r</w:t>
-      </w:r>
-      <w:r>
-        <w:t xml:space="preserve"> </w:t>
-      </w:r>
-      <w:r>
-        <w:t xml:space="preserve">= -0.997 in an earlier 32-oscillator build. A hardened macro provides a</w:t>
-      </w:r>
-      <w:r>
-        <w:t xml:space="preserve"> </w:t>
-      </w:r>
-      <w:r>
-        <w:t xml:space="preserve">569.5 MHz shared-internal-layout reference for Arm B. The supported</w:t>
-      </w:r>
-      <w:r>
-        <w:t xml:space="preserve"> </w:t>
-      </w:r>
-      <w:r>
-        <w:t xml:space="preserve">conclusion is that the automated physical implementation introduced a</w:t>
-      </w:r>
-      <w:r>
-        <w:t xml:space="preserve"> </w:t>
-      </w:r>
-      <w:r>
-        <w:t xml:space="preserve">sizeable deterministic component in these routed designs, and that the</w:t>
-      </w:r>
-      <w:r>
-        <w:t xml:space="preserve"> </w:t>
-      </w:r>
-      <w:r>
-        <w:t xml:space="preserve">mechanism, capacitive routing load, transfers between builds while the</w:t>
-      </w:r>
-      <w:r>
-        <w:t xml:space="preserve"> </w:t>
-      </w:r>
-      <w:r>
-        <w:t xml:space="preserve">pattern itself does not.</w:t>
+        <w:t xml:space="preserve">= -0.999 in a coherent build of the current RTL, and 8.8%</w:t>
+      </w:r>
+      <w:r>
+        <w:t xml:space="preserve"> </w:t>
+      </w:r>
+      <w:r>
+        <w:t xml:space="preserve">and 5.4% in two earlier builds. A hardened macro provides a 569.5 MHz</w:t>
+      </w:r>
+      <w:r>
+        <w:t xml:space="preserve"> </w:t>
+      </w:r>
+      <w:r>
+        <w:t xml:space="preserve">shared-internal-layout reference for Arm B. The supported conclusion is that</w:t>
+      </w:r>
+      <w:r>
+        <w:t xml:space="preserve"> </w:t>
+      </w:r>
+      <w:r>
+        <w:t xml:space="preserve">the automated physical implementation introduced a sizeable deterministic</w:t>
+      </w:r>
+      <w:r>
+        <w:t xml:space="preserve"> </w:t>
+      </w:r>
+      <w:r>
+        <w:t xml:space="preserve">component in these routed designs, and that the mechanism, capacitive routing</w:t>
+      </w:r>
+      <w:r>
+        <w:t xml:space="preserve"> </w:t>
+      </w:r>
+      <w:r>
+        <w:t xml:space="preserve">load, carries between builds while the pattern itself does not.</w:t>
       </w:r>
     </w:p>
     <w:p>
@@ -1837,19 +1846,7 @@
         <w:t xml:space="preserve"> </w:t>
       </w:r>
       <w:r>
-        <w:t xml:space="preserve">the measurement protocol in the firmware, after a fresh physical flow replaces</w:t>
-      </w:r>
-      <w:r>
-        <w:t xml:space="preserve"> </w:t>
-      </w:r>
-      <w:r>
-        <w:t xml:space="preserve">the archived</w:t>
-      </w:r>
-      <w:r>
-        <w:t xml:space="preserve"> </w:t>
-      </w:r>
-      <w:r>
-        <w:t xml:space="preserve">snapshot.</w:t>
+        <w:t xml:space="preserve">the measurement protocol in the firmware.</w:t>
       </w:r>
     </w:p>
     <w:p>

--- a/docs/paper/SILICON_paper.docx
+++ b/docs/paper/SILICON_paper.docx
@@ -655,25 +655,67 @@
         <w:pStyle w:val="BodyText"/>
       </w:pPr>
       <w:r>
-        <w:t xml:space="preserve">Two caveats on the comparison itself. Arm B has a macro boundary and</w:t>
-      </w:r>
-      <w:r>
-        <w:t xml:space="preserve"> </w:t>
-      </w:r>
-      <w:r>
-        <w:t xml:space="preserve">different top-level connectivity, so the arms are not perfect experimental</w:t>
-      </w:r>
-      <w:r>
-        <w:t xml:space="preserve"> </w:t>
-      </w:r>
-      <w:r>
-        <w:t xml:space="preserve">twins. The main results below come from a coherent build of the current RTL</w:t>
-      </w:r>
-      <w:r>
-        <w:t xml:space="preserve"> </w:t>
-      </w:r>
-      <w:r>
-        <w:t xml:space="preserve">that passes every sign-off check with zero violations; two earlier builds, an</w:t>
+        <w:t xml:space="preserve">One caveat matters for interpretation: the two arms are not identical apart</w:t>
+      </w:r>
+      <w:r>
+        <w:t xml:space="preserve"> </w:t>
+      </w:r>
+      <w:r>
+        <w:t xml:space="preserve">from internal-layout matching. Hardening inserts input and output delay</w:t>
+      </w:r>
+      <w:r>
+        <w:t xml:space="preserve"> </w:t>
+      </w:r>
+      <w:r>
+        <w:t xml:space="preserve">buffers at the Arm B macro boundary that Arm A does not have, the sixteen</w:t>
+      </w:r>
+      <w:r>
+        <w:t xml:space="preserve"> </w:t>
+      </w:r>
+      <w:r>
+        <w:t xml:space="preserve">Arm B macros occupy a regular block on one side of the tile while Arm A fills</w:t>
+      </w:r>
+      <w:r>
+        <w:t xml:space="preserve"> </w:t>
+      </w:r>
+      <w:r>
+        <w:t xml:space="preserve">the rest, and the two arms differ in local decap and power-delivery geometry.</w:t>
+      </w:r>
+      <w:r>
+        <w:t xml:space="preserve"> </w:t>
+      </w:r>
+      <w:r>
+        <w:t xml:space="preserve">The honest description is therefore a matched hardened-macro implementation</w:t>
+      </w:r>
+      <w:r>
+        <w:t xml:space="preserve"> </w:t>
+      </w:r>
+      <w:r>
+        <w:t xml:space="preserve">against a conventional automated standard-cell implementation, not two circuits</w:t>
+      </w:r>
+      <w:r>
+        <w:t xml:space="preserve"> </w:t>
+      </w:r>
+      <w:r>
+        <w:t xml:space="preserve">that differ only in internal routing; the ring loops themselves stay logically</w:t>
+      </w:r>
+      <w:r>
+        <w:t xml:space="preserve"> </w:t>
+      </w:r>
+      <w:r>
+        <w:t xml:space="preserve">equivalent. The main results below come from a coherent build of the current</w:t>
+      </w:r>
+      <w:r>
+        <w:t xml:space="preserve"> </w:t>
+      </w:r>
+      <w:r>
+        <w:t xml:space="preserve">RTL that passes the physical checks (Magic and KLayout DRC, XOR, LVS, antenna,</w:t>
+      </w:r>
+      <w:r>
+        <w:t xml:space="preserve"> </w:t>
+      </w:r>
+      <w:r>
+        <w:t xml:space="preserve">detailed route, power grid) with zero violations; two earlier builds, an</w:t>
       </w:r>
       <w:r>
         <w:t xml:space="preserve"> </w:t>
@@ -856,7 +898,19 @@
         <w:t xml:space="preserve"> </w:t>
       </w:r>
       <w:r>
-        <w:t xml:space="preserve">are descriptive statistics for that layout. The extracted capacitance is also</w:t>
+        <w:t xml:space="preserve">are descriptive statistics for that layout. Standard deviations are</w:t>
+      </w:r>
+      <w:r>
+        <w:t xml:space="preserve"> </w:t>
+      </w:r>
+      <w:r>
+        <w:t xml:space="preserve">population values across those instances, which are the complete set for a</w:t>
+      </w:r>
+      <w:r>
+        <w:t xml:space="preserve"> </w:t>
+      </w:r>
+      <w:r>
+        <w:t xml:space="preserve">layout, not a sample from a wider population. The extracted capacitance is also</w:t>
       </w:r>
       <w:r>
         <w:t xml:space="preserve"> </w:t>
@@ -920,7 +974,13 @@
         <w:t xml:space="preserve"> </w:t>
       </w:r>
       <w:r>
-        <w:t xml:space="preserve">capacitance the mean was 567.6 MHz with a standard deviation of 10.9 MHz.</w:t>
+        <w:t xml:space="preserve">capacitance the mean was 567.6 MHz with a population standard deviation of</w:t>
+      </w:r>
+      <w:r>
+        <w:t xml:space="preserve"> </w:t>
+      </w:r>
+      <w:r>
+        <w:t xml:space="preserve">10.8 MHz (1.90%).</w:t>
       </w:r>
       <w:r>
         <w:t xml:space="preserve"> </w:t>
@@ -1094,19 +1154,49 @@
         <w:t xml:space="preserve"> </w:t>
       </w:r>
       <w:r>
-        <w:t xml:space="preserve">against extracted ring capacitance (Figure 4). This build passes Magic DRC,</w:t>
-      </w:r>
-      <w:r>
-        <w:t xml:space="preserve"> </w:t>
-      </w:r>
-      <w:r>
-        <w:t xml:space="preserve">KLayout DRC, XOR, LVS, antenna, and power grid with zero violations, so the</w:t>
-      </w:r>
-      <w:r>
-        <w:t xml:space="preserve"> </w:t>
-      </w:r>
-      <w:r>
-        <w:t xml:space="preserve">spread and the manufacturable GDS come from the same run.</w:t>
+        <w:t xml:space="preserve">against extracted ring capacitance (Figure 4). One oscillator picked up an</w:t>
+      </w:r>
+      <w:r>
+        <w:t xml:space="preserve"> </w:t>
+      </w:r>
+      <w:r>
+        <w:t xml:space="preserve">unusually heavy routing load and sits well below the rest, so the peak-to-peak</w:t>
+      </w:r>
+      <w:r>
+        <w:t xml:space="preserve"> </w:t>
+      </w:r>
+      <w:r>
+        <w:t xml:space="preserve">figure is outlier-sensitive; the standard deviation is 2.36% and the median</w:t>
+      </w:r>
+      <w:r>
+        <w:t xml:space="preserve"> </w:t>
+      </w:r>
+      <w:r>
+        <w:t xml:space="preserve">absolute deviation is smaller still. That outlier is itself an automated-layout</w:t>
+      </w:r>
+      <w:r>
+        <w:t xml:space="preserve"> </w:t>
+      </w:r>
+      <w:r>
+        <w:t xml:space="preserve">artifact, not a measurement error, but the distribution matters more than the</w:t>
+      </w:r>
+      <w:r>
+        <w:t xml:space="preserve"> </w:t>
+      </w:r>
+      <w:r>
+        <w:t xml:space="preserve">single peak-to-peak number. This build passes Magic DRC, KLayout DRC, XOR, LVS,</w:t>
+      </w:r>
+      <w:r>
+        <w:t xml:space="preserve"> </w:t>
+      </w:r>
+      <w:r>
+        <w:t xml:space="preserve">antenna, and power grid with zero violations, so the spread and the</w:t>
+      </w:r>
+      <w:r>
+        <w:t xml:space="preserve"> </w:t>
+      </w:r>
+      <w:r>
+        <w:t xml:space="preserve">manufacturable GDS come from the same run.</w:t>
       </w:r>
     </w:p>
     <w:p>
@@ -1418,43 +1508,43 @@
         <w:t xml:space="preserve"> </w:t>
       </w:r>
       <w:r>
-        <w:t xml:space="preserve">term. Under one set of assumptions, 200 virtual chips and eight adjacent</w:t>
-      </w:r>
-      <w:r>
-        <w:t xml:space="preserve"> </w:t>
-      </w:r>
-      <w:r>
-        <w:t xml:space="preserve">comparison bits gave 13.2% inter-chip Hamming distance for the automatically</w:t>
-      </w:r>
-      <w:r>
-        <w:t xml:space="preserve"> </w:t>
-      </w:r>
-      <w:r>
-        <w:t xml:space="preserve">placed pattern and 49.9% for the matched pattern; a position-based predictor</w:t>
-      </w:r>
-      <w:r>
-        <w:t xml:space="preserve"> </w:t>
-      </w:r>
-      <w:r>
-        <w:t xml:space="preserve">scored 91.2% and 49.2%. These numbers illustrate the proposed mechanism.</w:t>
-      </w:r>
-      <w:r>
-        <w:t xml:space="preserve"> </w:t>
-      </w:r>
-      <w:r>
-        <w:t xml:space="preserve">They move substantially when the assumed mismatch scale, comparison pairs,</w:t>
-      </w:r>
-      <w:r>
-        <w:t xml:space="preserve"> </w:t>
-      </w:r>
-      <w:r>
-        <w:t xml:space="preserve">or attacker information change, so I use them to motivate the silicon</w:t>
-      </w:r>
-      <w:r>
-        <w:t xml:space="preserve"> </w:t>
-      </w:r>
-      <w:r>
-        <w:t xml:space="preserve">experiment rather than to quantify a real attack.</w:t>
+        <w:t xml:space="preserve">term. Its behaviour is governed mainly by one dimensionless quantity, the</w:t>
+      </w:r>
+      <w:r>
+        <w:t xml:space="preserve"> </w:t>
+      </w:r>
+      <w:r>
+        <w:t xml:space="preserve">ratio of the shared layout amplitude to the mismatch amplitude: as that ratio</w:t>
+      </w:r>
+      <w:r>
+        <w:t xml:space="preserve"> </w:t>
+      </w:r>
+      <w:r>
+        <w:t xml:space="preserve">grows, the modelled inter-chip Hamming distance falls below the ideal and a</w:t>
+      </w:r>
+      <w:r>
+        <w:t xml:space="preserve"> </w:t>
+      </w:r>
+      <w:r>
+        <w:t xml:space="preserve">position-based predictor beats its per-bit baseline. I use the model only to</w:t>
+      </w:r>
+      <w:r>
+        <w:t xml:space="preserve"> </w:t>
+      </w:r>
+      <w:r>
+        <w:t xml:space="preserve">show that dependence. The specific percentages it produces are outputs of the</w:t>
+      </w:r>
+      <w:r>
+        <w:t xml:space="preserve"> </w:t>
+      </w:r>
+      <w:r>
+        <w:t xml:space="preserve">assumed amplitudes, not measurements, so I keep them out of the results and</w:t>
+      </w:r>
+      <w:r>
+        <w:t xml:space="preserve"> </w:t>
+      </w:r>
+      <w:r>
+        <w:t xml:space="preserve">leave the real ratio to silicon.</w:t>
       </w:r>
     </w:p>
     <w:p>
@@ -1541,7 +1631,19 @@
         <w:t xml:space="preserve"> </w:t>
       </w:r>
       <w:r>
-        <w:t xml:space="preserve">as a measured entropy figure; silicon will measure the denominator directly.</w:t>
+        <w:t xml:space="preserve">as a measured entropy figure. Because the sqrt(31) step rests on assumptions</w:t>
+      </w:r>
+      <w:r>
+        <w:t xml:space="preserve"> </w:t>
+      </w:r>
+      <w:r>
+        <w:t xml:space="preserve">the PDK draw does not support, this estimate belongs in supplementary material,</w:t>
+      </w:r>
+      <w:r>
+        <w:t xml:space="preserve"> </w:t>
+      </w:r>
+      <w:r>
+        <w:t xml:space="preserve">not the headline; silicon will measure the denominator directly.</w:t>
       </w:r>
     </w:p>
     <w:p>
@@ -1565,7 +1667,37 @@
         <w:t xml:space="preserve"> </w:t>
       </w:r>
       <w:r>
-        <w:t xml:space="preserve">layout pattern across dies than Arm B. Testing it needs multiple chip IDs, repeated</w:t>
+        <w:t xml:space="preserve">layout pattern across dies than Arm B. The threat model I have in mind is</w:t>
+      </w:r>
+      <w:r>
+        <w:t xml:space="preserve"> </w:t>
+      </w:r>
+      <w:r>
+        <w:t xml:space="preserve">concrete: an attacker knows the public design and mask and holds measurements</w:t>
+      </w:r>
+      <w:r>
+        <w:t xml:space="preserve"> </w:t>
+      </w:r>
+      <w:r>
+        <w:t xml:space="preserve">from other dies of the same design, but none from the target die, and asks</w:t>
+      </w:r>
+      <w:r>
+        <w:t xml:space="preserve"> </w:t>
+      </w:r>
+      <w:r>
+        <w:t xml:space="preserve">whether the shared deterministic layout component lets them predict the target</w:t>
+      </w:r>
+      <w:r>
+        <w:t xml:space="preserve"> </w:t>
+      </w:r>
+      <w:r>
+        <w:t xml:space="preserve">die’s pair ordering above the relevant per-bit baseline. Predictor accuracy is</w:t>
+      </w:r>
+      <w:r>
+        <w:t xml:space="preserve"> </w:t>
+      </w:r>
+      <w:r>
+        <w:t xml:space="preserve">then judged against that baseline with whole chips held out, not against 50%. Testing it needs multiple chip IDs, repeated</w:t>
       </w:r>
       <w:r>
         <w:t xml:space="preserve"> </w:t>
@@ -1661,25 +1793,43 @@
         <w:t xml:space="preserve"> </w:t>
       </w:r>
       <w:r>
-        <w:t xml:space="preserve">model, and running it on the fresh build is the obvious next check. Two</w:t>
-      </w:r>
-      <w:r>
-        <w:t xml:space="preserve"> </w:t>
-      </w:r>
-      <w:r>
-        <w:t xml:space="preserve">layouts do not define a</w:t>
-      </w:r>
-      <w:r>
-        <w:t xml:space="preserve"> </w:t>
-      </w:r>
-      <w:r>
-        <w:t xml:space="preserve">distribution over place-and-route seeds, floorplans, flows, or technologies,</w:t>
-      </w:r>
-      <w:r>
-        <w:t xml:space="preserve"> </w:t>
-      </w:r>
-      <w:r>
-        <w:t xml:space="preserve">and instances within a layout are related observations, so instance-level</w:t>
+        <w:t xml:space="preserve">model, and running it on the fresh build is the obvious next check. The three</w:t>
+      </w:r>
+      <w:r>
+        <w:t xml:space="preserve"> </w:t>
+      </w:r>
+      <w:r>
+        <w:t xml:space="preserve">builds reported here are not a controlled replicate set; they differ in source</w:t>
+      </w:r>
+      <w:r>
+        <w:t xml:space="preserve"> </w:t>
+      </w:r>
+      <w:r>
+        <w:t xml:space="preserve">revision and tool settings as well as seed, so I do not aggregate their spreads</w:t>
+      </w:r>
+      <w:r>
+        <w:t xml:space="preserve"> </w:t>
+      </w:r>
+      <w:r>
+        <w:t xml:space="preserve">into one distribution. A planned multi-seed study that varies only the</w:t>
+      </w:r>
+      <w:r>
+        <w:t xml:space="preserve"> </w:t>
+      </w:r>
+      <w:r>
+        <w:t xml:space="preserve">place-and-route seed from one frozen source, config, and toolchain will give a</w:t>
+      </w:r>
+      <w:r>
+        <w:t xml:space="preserve"> </w:t>
+      </w:r>
+      <w:r>
+        <w:t xml:space="preserve">proper spread distribution at essentially no cost next to fabrication. Instances</w:t>
+      </w:r>
+      <w:r>
+        <w:t xml:space="preserve"> </w:t>
+      </w:r>
+      <w:r>
+        <w:t xml:space="preserve">within a single layout are also related observations, so instance-level</w:t>
       </w:r>
       <w:r>
         <w:t xml:space="preserve"> </w:t>

--- a/docs/paper/SILICON_paper.docx
+++ b/docs/paper/SILICON_paper.docx
@@ -6,9 +6,9 @@
       <w:pPr>
         <w:pStyle w:val="Heading1"/>
       </w:pPr>
-      <w:bookmarkStart w:id="20" w:name="Xdd656bcc2a3775fd3ed2c642ddd2647a0b2b3d7"/>
-      <w:r>
-        <w:t xml:space="preserve">Deterministic Layout Bias in a Ring-Oscillator PUF: A Pre-Silicon Study on the Open SKY130 Flow</w:t>
+      <w:bookmarkStart w:id="20" w:name="Xd14d4897d5826f8b5f5ce788894ce6873f71a1a"/>
+      <w:r>
+        <w:t xml:space="preserve">Quantifying Routing-Induced Frequency Dispersion in an Open-Source SKY130 Ring-Oscillator PUF: A Pre-Silicon Study</w:t>
       </w:r>
       <w:bookmarkEnd w:id="20"/>
     </w:p>
@@ -26,7 +26,7 @@
         <w:t xml:space="preserve"> </w:t>
       </w:r>
       <w:r>
-        <w:t xml:space="preserve">· Independent researcher · Georgia</w:t>
+        <w:t xml:space="preserve">· Student researcher · Georgia</w:t>
       </w:r>
     </w:p>
     <w:p>
@@ -71,31 +71,49 @@
         <w:t xml:space="preserve"> </w:t>
       </w:r>
       <w:r>
-        <w:t xml:space="preserve">physical implementation can add a deterministic frequency pattern of its own</w:t>
-      </w:r>
-      <w:r>
-        <w:t xml:space="preserve"> </w:t>
-      </w:r>
-      <w:r>
-        <w:t xml:space="preserve">on top of that variation. I isolate this implementation contribution for</w:t>
-      </w:r>
-      <w:r>
-        <w:t xml:space="preserve"> </w:t>
-      </w:r>
-      <w:r>
-        <w:t xml:space="preserve">layouts produced by the OpenLane/OpenROAD flow with the open SKY130 process</w:t>
-      </w:r>
-      <w:r>
-        <w:t xml:space="preserve"> </w:t>
-      </w:r>
-      <w:r>
-        <w:t xml:space="preserve">design kit, by simulating routed netlists and extracted capacitances at the</w:t>
-      </w:r>
-      <w:r>
-        <w:t xml:space="preserve"> </w:t>
-      </w:r>
-      <w:r>
-        <w:t xml:space="preserve">nominal device corner. No fabricated devices have been measured yet.</w:t>
+        <w:t xml:space="preserve">physical implementation can add a frequency pattern of its own on top of that</w:t>
+      </w:r>
+      <w:r>
+        <w:t xml:space="preserve"> </w:t>
+      </w:r>
+      <w:r>
+        <w:t xml:space="preserve">variation. This paper quantifies one component of that pattern, the</w:t>
+      </w:r>
+      <w:r>
+        <w:t xml:space="preserve"> </w:t>
+      </w:r>
+      <w:r>
+        <w:t xml:space="preserve">instance-to-instance routing capacitance assigned by the automated</w:t>
+      </w:r>
+      <w:r>
+        <w:t xml:space="preserve"> </w:t>
+      </w:r>
+      <w:r>
+        <w:t xml:space="preserve">OpenLane/OpenROAD flow on the open SKY130 process design kit, using a reduced</w:t>
+      </w:r>
+      <w:r>
+        <w:t xml:space="preserve"> </w:t>
+      </w:r>
+      <w:r>
+        <w:t xml:space="preserve">model: nominal transistor-level models of the verified post-route oscillator</w:t>
+      </w:r>
+      <w:r>
+        <w:t xml:space="preserve"> </w:t>
+      </w:r>
+      <w:r>
+        <w:t xml:space="preserve">topology, loaded with each ring net’s total extracted capacitance from the</w:t>
+      </w:r>
+      <w:r>
+        <w:t xml:space="preserve"> </w:t>
+      </w:r>
+      <w:r>
+        <w:t xml:space="preserve">final SPEF. No fabricated devices have been measured yet, and distributed</w:t>
+      </w:r>
+      <w:r>
+        <w:t xml:space="preserve"> </w:t>
+      </w:r>
+      <w:r>
+        <w:t xml:space="preserve">resistance and coupling are not represented.</w:t>
       </w:r>
     </w:p>
     <w:p>
@@ -103,76 +121,79 @@
         <w:pStyle w:val="BodyText"/>
       </w:pPr>
       <w:r>
-        <w:t xml:space="preserve">In a coherent build from the current RTL, one that passes Magic DRC, KLayout</w:t>
-      </w:r>
-      <w:r>
-        <w:t xml:space="preserve"> </w:t>
-      </w:r>
-      <w:r>
-        <w:t xml:space="preserve">DRC, XOR, LVS, antenna, and power grid with zero violations, the 16</w:t>
-      </w:r>
-      <w:r>
-        <w:t xml:space="preserve"> </w:t>
-      </w:r>
-      <w:r>
-        <w:t xml:space="preserve">automatically placed oscillators of Arm A spread 10.5% peak to peak in nominal</w:t>
-      </w:r>
-      <w:r>
-        <w:t xml:space="preserve"> </w:t>
-      </w:r>
-      <w:r>
-        <w:t xml:space="preserve">post-layout simulation. Two earlier builds show the same effect at 8.8%</w:t>
-      </w:r>
-      <w:r>
-        <w:t xml:space="preserve"> </w:t>
-      </w:r>
-      <w:r>
-        <w:t xml:space="preserve">(a 32-oscillator layout) and 5.4% (an archived dual-arm snapshot). The three</w:t>
-      </w:r>
-      <w:r>
-        <w:t xml:space="preserve"> </w:t>
-      </w:r>
-      <w:r>
-        <w:t xml:space="preserve">builds produced different frequency patterns, which fits placement and routing</w:t>
-      </w:r>
-      <w:r>
-        <w:t xml:space="preserve"> </w:t>
-      </w:r>
-      <w:r>
-        <w:t xml:space="preserve">setting the bias run by run. Within this lumped-capacitance model the spread</w:t>
-      </w:r>
-      <w:r>
-        <w:t xml:space="preserve"> </w:t>
-      </w:r>
-      <w:r>
-        <w:t xml:space="preserve">is almost entirely explained by the extracted ring capacitance the model puts</w:t>
-      </w:r>
-      <w:r>
-        <w:t xml:space="preserve"> </w:t>
-      </w:r>
-      <w:r>
-        <w:t xml:space="preserve">back in as a load (Pearson</w:t>
-      </w:r>
-      <w:r>
-        <w:t xml:space="preserve"> </w:t>
-      </w:r>
-      <w:r>
-        <w:rPr>
-          <w:i/>
-        </w:rPr>
-        <w:t xml:space="preserve">r</w:t>
-      </w:r>
-      <w:r>
-        <w:t xml:space="preserve"> </w:t>
-      </w:r>
-      <w:r>
-        <w:t xml:space="preserve">near -0.999), so the result worth keeping is</w:t>
-      </w:r>
-      <w:r>
-        <w:t xml:space="preserve"> </w:t>
-      </w:r>
-      <w:r>
-        <w:t xml:space="preserve">the size of the spread and its physical cause, not the coefficient.</w:t>
+        <w:t xml:space="preserve">Under this model, the 16 automatically placed oscillators of Arm A in a</w:t>
+      </w:r>
+      <w:r>
+        <w:t xml:space="preserve"> </w:t>
+      </w:r>
+      <w:r>
+        <w:t xml:space="preserve">coherent build of the current RTL spread 10.5% peak to peak (population SD</w:t>
+      </w:r>
+      <w:r>
+        <w:t xml:space="preserve"> </w:t>
+      </w:r>
+      <w:r>
+        <w:t xml:space="preserve">2.36%, mean 551.7 MHz). One oscillator with an unusually heavy routing load</w:t>
+      </w:r>
+      <w:r>
+        <w:t xml:space="preserve"> </w:t>
+      </w:r>
+      <w:r>
+        <w:t xml:space="preserve">(24.4 fF against a 11.7 to 17.0 fF range for the rest) contributes much of the</w:t>
+      </w:r>
+      <w:r>
+        <w:t xml:space="preserve"> </w:t>
+      </w:r>
+      <w:r>
+        <w:t xml:space="preserve">extreme range: without it the peak-to-peak figure is 4.6% and the SD 1.25%,</w:t>
+      </w:r>
+      <w:r>
+        <w:t xml:space="preserve"> </w:t>
+      </w:r>
+      <w:r>
+        <w:t xml:space="preserve">while the capacitance-frequency relation is essentially unchanged. Two earlier</w:t>
+      </w:r>
+      <w:r>
+        <w:t xml:space="preserve"> </w:t>
+      </w:r>
+      <w:r>
+        <w:t xml:space="preserve">uncontrolled builds showed dispersions of 8.8% and 5.4% with different</w:t>
+      </w:r>
+      <w:r>
+        <w:t xml:space="preserve"> </w:t>
+      </w:r>
+      <w:r>
+        <w:t xml:space="preserve">per-instance patterns; they are supporting historical observations, not</w:t>
+      </w:r>
+      <w:r>
+        <w:t xml:space="preserve"> </w:t>
+      </w:r>
+      <w:r>
+        <w:t xml:space="preserve">controlled replicates. A linear capacitance fit trained on the earlier</w:t>
+      </w:r>
+      <w:r>
+        <w:t xml:space="preserve"> </w:t>
+      </w:r>
+      <w:r>
+        <w:t xml:space="preserve">32-oscillator build predicts the current build’s 16 frequencies with a mean</w:t>
+      </w:r>
+      <w:r>
+        <w:t xml:space="preserve"> </w:t>
+      </w:r>
+      <w:r>
+        <w:t xml:space="preserve">absolute error of 0.14% and rank correlation 0.997, so the capacitive</w:t>
+      </w:r>
+      <w:r>
+        <w:t xml:space="preserve"> </w:t>
+      </w:r>
+      <w:r>
+        <w:t xml:space="preserve">mechanism transfers across builds even though each pattern is unique to its</w:t>
+      </w:r>
+      <w:r>
+        <w:t xml:space="preserve"> </w:t>
+      </w:r>
+      <w:r>
+        <w:t xml:space="preserve">routing run.</w:t>
       </w:r>
       <w:r>
         <w:t xml:space="preserve"> </w:t>
@@ -685,19 +706,19 @@
         <w:t xml:space="preserve"> </w:t>
       </w:r>
       <w:r>
-        <w:t xml:space="preserve">The honest description is therefore a matched hardened-macro implementation</w:t>
-      </w:r>
-      <w:r>
-        <w:t xml:space="preserve"> </w:t>
-      </w:r>
-      <w:r>
-        <w:t xml:space="preserve">against a conventional automated standard-cell implementation, not two circuits</w:t>
-      </w:r>
-      <w:r>
-        <w:t xml:space="preserve"> </w:t>
-      </w:r>
-      <w:r>
-        <w:t xml:space="preserve">that differ only in internal routing; the ring loops themselves stay logically</w:t>
+        <w:t xml:space="preserve">The comparison is therefore a matched hardened-macro implementation against</w:t>
+      </w:r>
+      <w:r>
+        <w:t xml:space="preserve"> </w:t>
+      </w:r>
+      <w:r>
+        <w:t xml:space="preserve">a conventional automated standard-cell implementation, not two circuits that</w:t>
+      </w:r>
+      <w:r>
+        <w:t xml:space="preserve"> </w:t>
+      </w:r>
+      <w:r>
+        <w:t xml:space="preserve">differ only in internal routing; the ring loops themselves stay logically</w:t>
       </w:r>
       <w:r>
         <w:t xml:space="preserve"> </w:t>
@@ -745,19 +766,58 @@
         <w:pStyle w:val="FirstParagraph"/>
       </w:pPr>
       <w:r>
-        <w:t xml:space="preserve">The analysis starts from the routed gate-level netlist and the OpenROAD SPEF</w:t>
-      </w:r>
-      <w:r>
-        <w:t xml:space="preserve"> </w:t>
-      </w:r>
-      <w:r>
-        <w:t xml:space="preserve">at the nominal corner. A generator identifies each oscillator, takes the</w:t>
-      </w:r>
-      <w:r>
-        <w:t xml:space="preserve"> </w:t>
-      </w:r>
-      <w:r>
-        <w:t xml:space="preserve">total extracted capacitance from each ring net’s SPEF</w:t>
+        <w:t xml:space="preserve">The analysis is four separate operations, each traceable to a checked-in</w:t>
+      </w:r>
+      <w:r>
+        <w:t xml:space="preserve"> </w:t>
+      </w:r>
+      <w:r>
+        <w:t xml:space="preserve">file. First, the physical flow produces the gate-level netlist, DEF, and</w:t>
+      </w:r>
+      <w:r>
+        <w:t xml:space="preserve"> </w:t>
+      </w:r>
+      <w:r>
+        <w:t xml:space="preserve">nominal-corner SPEF. Second, a structural verifier</w:t>
+      </w:r>
+      <w:r>
+        <w:t xml:space="preserve"> </w:t>
+      </w:r>
+      <w:r>
+        <w:t xml:space="preserve">(</w:t>
+      </w:r>
+      <w:r>
+        <w:rPr>
+          <w:rStyle w:val="VerbatimChar"/>
+        </w:rPr>
+        <w:t xml:space="preserve">verify_ring_topology.py</w:t>
+      </w:r>
+      <w:r>
+        <w:t xml:space="preserve">) parses the final netlist and confirms that every</w:t>
+      </w:r>
+      <w:r>
+        <w:t xml:space="preserve"> </w:t>
+      </w:r>
+      <w:r>
+        <w:t xml:space="preserve">Arm A oscillator kept exactly one enable NAND, 30 inverters, and one tap</w:t>
+      </w:r>
+      <w:r>
+        <w:t xml:space="preserve"> </w:t>
+      </w:r>
+      <w:r>
+        <w:t xml:space="preserve">buffer, with no cell inserted into the loop; the deck generation is only valid</w:t>
+      </w:r>
+      <w:r>
+        <w:t xml:space="preserve"> </w:t>
+      </w:r>
+      <w:r>
+        <w:t xml:space="preserve">if this holds. Third, the generator reconstructs that verified topology from</w:t>
+      </w:r>
+      <w:r>
+        <w:t xml:space="preserve"> </w:t>
+      </w:r>
+      <w:r>
+        <w:t xml:space="preserve">nominal SKY130 transistor-level cell models and attaches each ring net’s SPEF</w:t>
       </w:r>
       <w:r>
         <w:t xml:space="preserve"> </w:t>
@@ -772,37 +832,49 @@
         <w:t xml:space="preserve"> </w:t>
       </w:r>
       <w:r>
-        <w:t xml:space="preserve">record, and</w:t>
-      </w:r>
-      <w:r>
-        <w:t xml:space="preserve"> </w:t>
-      </w:r>
-      <w:r>
-        <w:t xml:space="preserve">places it as a grounded lumped load. It emits two ngspice decks per</w:t>
-      </w:r>
-      <w:r>
-        <w:t xml:space="preserve"> </w:t>
-      </w:r>
-      <w:r>
-        <w:t xml:space="preserve">automatically placed oscillator: a control deck without parasitics and a</w:t>
-      </w:r>
-      <w:r>
-        <w:t xml:space="preserve"> </w:t>
-      </w:r>
-      <w:r>
-        <w:t xml:space="preserve">post-layout deck with them. Device models stay at the nominal corner, which</w:t>
-      </w:r>
-      <w:r>
-        <w:t xml:space="preserve"> </w:t>
-      </w:r>
-      <w:r>
-        <w:t xml:space="preserve">isolates the layout contribution instead of simulating a population of</w:t>
-      </w:r>
-      <w:r>
-        <w:t xml:space="preserve"> </w:t>
-      </w:r>
-      <w:r>
-        <w:t xml:space="preserve">fabricated parts.</w:t>
+        <w:t xml:space="preserve">total capacitance to the matching node as a grounded lumped</w:t>
+      </w:r>
+      <w:r>
+        <w:t xml:space="preserve"> </w:t>
+      </w:r>
+      <w:r>
+        <w:t xml:space="preserve">capacitor. It does not simulate the extracted network itself. Fourth, ngspice</w:t>
+      </w:r>
+      <w:r>
+        <w:t xml:space="preserve"> </w:t>
+      </w:r>
+      <w:r>
+        <w:t xml:space="preserve">transient simulation (1.8 V, 27 C, nominal TT models) measures each</w:t>
+      </w:r>
+      <w:r>
+        <w:t xml:space="preserve"> </w:t>
+      </w:r>
+      <w:r>
+        <w:t xml:space="preserve">oscillator’s frequency, with a parallel control deck carrying no extracted</w:t>
+      </w:r>
+      <w:r>
+        <w:t xml:space="preserve"> </w:t>
+      </w:r>
+      <w:r>
+        <w:t xml:space="preserve">capacitance. The SPEF declares</w:t>
+      </w:r>
+      <w:r>
+        <w:t xml:space="preserve"> </w:t>
+      </w:r>
+      <w:r>
+        <w:rPr>
+          <w:rStyle w:val="VerbatimChar"/>
+        </w:rPr>
+        <w:t xml:space="preserve">PIN_CAP NONE</w:t>
+      </w:r>
+      <w:r>
+        <w:t xml:space="preserve">, so pin capacitance is not part</w:t>
+      </w:r>
+      <w:r>
+        <w:t xml:space="preserve"> </w:t>
+      </w:r>
+      <w:r>
+        <w:t xml:space="preserve">of the transferred load.</w:t>
       </w:r>
     </w:p>
     <w:p>
@@ -810,25 +882,37 @@
         <w:pStyle w:val="BodyText"/>
       </w:pPr>
       <w:r>
-        <w:t xml:space="preserve">Only one oscillator runs at a time in a real measurement, so coupling to</w:t>
-      </w:r>
-      <w:r>
-        <w:t xml:space="preserve"> </w:t>
-      </w:r>
-      <w:r>
-        <w:t xml:space="preserve">inactive neighbours is treated as a fixed grounded load, and distributed</w:t>
-      </w:r>
-      <w:r>
-        <w:t xml:space="preserve"> </w:t>
-      </w:r>
-      <w:r>
-        <w:t xml:space="preserve">wire resistance is omitted; a separate estimate put its stage-delay effect</w:t>
-      </w:r>
-      <w:r>
-        <w:t xml:space="preserve"> </w:t>
-      </w:r>
-      <w:r>
-        <w:t xml:space="preserve">below 0.1% for these nets. Each oscillator starts disabled and is released</w:t>
+        <w:t xml:space="preserve">On the chip, one oscillator runs at a time. The combined simulation deck</w:t>
+      </w:r>
+      <w:r>
+        <w:t xml:space="preserve"> </w:t>
+      </w:r>
+      <w:r>
+        <w:t xml:space="preserve">enables all 16 reconstructed oscillators concurrently, which is equivalent</w:t>
+      </w:r>
+      <w:r>
+        <w:t xml:space="preserve"> </w:t>
+      </w:r>
+      <w:r>
+        <w:t xml:space="preserve">under this model because they share only an ideal supply and the reduced model</w:t>
+      </w:r>
+      <w:r>
+        <w:t xml:space="preserve"> </w:t>
+      </w:r>
+      <w:r>
+        <w:t xml:space="preserve">carries no coupling between them. Distributed wire resistance is omitted</w:t>
+      </w:r>
+      <w:r>
+        <w:t xml:space="preserve"> </w:t>
+      </w:r>
+      <w:r>
+        <w:t xml:space="preserve">entirely; its effect is not quantified here and is one reason the</w:t>
+      </w:r>
+      <w:r>
+        <w:t xml:space="preserve"> </w:t>
+      </w:r>
+      <w:r>
+        <w:t xml:space="preserve">distributed-RC comparison is required. Each oscillator starts disabled and is released</w:t>
       </w:r>
       <w:r>
         <w:t xml:space="preserve"> </w:t>
@@ -1154,49 +1238,97 @@
         <w:t xml:space="preserve"> </w:t>
       </w:r>
       <w:r>
-        <w:t xml:space="preserve">against extracted ring capacitance (Figure 4). One oscillator picked up an</w:t>
-      </w:r>
-      <w:r>
-        <w:t xml:space="preserve"> </w:t>
-      </w:r>
-      <w:r>
-        <w:t xml:space="preserve">unusually heavy routing load and sits well below the rest, so the peak-to-peak</w:t>
-      </w:r>
-      <w:r>
-        <w:t xml:space="preserve"> </w:t>
-      </w:r>
-      <w:r>
-        <w:t xml:space="preserve">figure is outlier-sensitive; the standard deviation is 2.36% and the median</w:t>
-      </w:r>
-      <w:r>
-        <w:t xml:space="preserve"> </w:t>
-      </w:r>
-      <w:r>
-        <w:t xml:space="preserve">absolute deviation is smaller still. That outlier is itself an automated-layout</w:t>
-      </w:r>
-      <w:r>
-        <w:t xml:space="preserve"> </w:t>
-      </w:r>
-      <w:r>
-        <w:t xml:space="preserve">artifact, not a measurement error, but the distribution matters more than the</w:t>
-      </w:r>
-      <w:r>
-        <w:t xml:space="preserve"> </w:t>
-      </w:r>
-      <w:r>
-        <w:t xml:space="preserve">single peak-to-peak number. This build passes Magic DRC, KLayout DRC, XOR, LVS,</w:t>
-      </w:r>
-      <w:r>
-        <w:t xml:space="preserve"> </w:t>
-      </w:r>
-      <w:r>
-        <w:t xml:space="preserve">antenna, and power grid with zero violations, so the spread and the</w:t>
-      </w:r>
-      <w:r>
-        <w:t xml:space="preserve"> </w:t>
-      </w:r>
-      <w:r>
-        <w:t xml:space="preserve">manufacturable GDS come from the same run.</w:t>
+        <w:t xml:space="preserve">against extracted ring capacitance (Figure 4). RO15 carries an unusually</w:t>
+      </w:r>
+      <w:r>
+        <w:t xml:space="preserve"> </w:t>
+      </w:r>
+      <w:r>
+        <w:t xml:space="preserve">heavy routing load, 24.35 fF where the other fifteen span 11.7 to 16.95 fF,</w:t>
+      </w:r>
+      <w:r>
+        <w:t xml:space="preserve"> </w:t>
+      </w:r>
+      <w:r>
+        <w:t xml:space="preserve">and sits at 508.5 MHz. Because peak-to-peak is outlier-sensitive, a</w:t>
+      </w:r>
+      <w:r>
+        <w:t xml:space="preserve"> </w:t>
+      </w:r>
+      <w:r>
+        <w:t xml:space="preserve">leave-one-out check matters: without RO15 the spread is 4.60% peak to peak</w:t>
+      </w:r>
+      <w:r>
+        <w:t xml:space="preserve"> </w:t>
+      </w:r>
+      <w:r>
+        <w:t xml:space="preserve">and the SD 1.25%, while the capacitance-frequency relation barely moves</w:t>
+      </w:r>
+      <w:r>
+        <w:t xml:space="preserve"> </w:t>
+      </w:r>
+      <w:r>
+        <w:t xml:space="preserve">(</w:t>
+      </w:r>
+      <w:r>
+        <w:rPr>
+          <w:i/>
+        </w:rPr>
+        <w:t xml:space="preserve">r</w:t>
+      </w:r>
+      <w:r>
+        <w:t xml:space="preserve"> </w:t>
+      </w:r>
+      <w:r>
+        <w:t xml:space="preserve">= -0.9987, rank correlation -0.996). The outlier is a real product of</w:t>
+      </w:r>
+      <w:r>
+        <w:t xml:space="preserve"> </w:t>
+      </w:r>
+      <w:r>
+        <w:t xml:space="preserve">the router, not a measurement fault, so it stays in the primary result; the</w:t>
+      </w:r>
+      <w:r>
+        <w:t xml:space="preserve"> </w:t>
+      </w:r>
+      <w:r>
+        <w:t xml:space="preserve">sensitivity numbers show exactly how much of the extreme range it carries</w:t>
+      </w:r>
+      <w:r>
+        <w:t xml:space="preserve"> </w:t>
+      </w:r>
+      <w:r>
+        <w:t xml:space="preserve">(</w:t>
+      </w:r>
+      <w:r>
+        <w:rPr>
+          <w:rStyle w:val="VerbatimChar"/>
+        </w:rPr>
+        <w:t xml:space="preserve">sensitivity.py</w:t>
+      </w:r>
+      <w:r>
+        <w:t xml:space="preserve"> </w:t>
+      </w:r>
+      <w:r>
+        <w:t xml:space="preserve">recomputes all of this from the raw logs). This build</w:t>
+      </w:r>
+      <w:r>
+        <w:t xml:space="preserve"> </w:t>
+      </w:r>
+      <w:r>
+        <w:t xml:space="preserve">passes Magic DRC, KLayout DRC, XOR, LVS, antenna, and power grid with zero</w:t>
+      </w:r>
+      <w:r>
+        <w:t xml:space="preserve"> </w:t>
+      </w:r>
+      <w:r>
+        <w:t xml:space="preserve">violations, so the dispersion estimate and the candidate GDS come from the</w:t>
+      </w:r>
+      <w:r>
+        <w:t xml:space="preserve"> </w:t>
+      </w:r>
+      <w:r>
+        <w:t xml:space="preserve">same run.</w:t>
       </w:r>
     </w:p>
     <w:p>
@@ -1210,43 +1342,67 @@
         <w:t xml:space="preserve"> </w:t>
       </w:r>
       <w:r>
-        <w:t xml:space="preserve">5.4% in an earlier archived dual-arm snapshot, and 8.8% in the 32-oscillator</w:t>
-      </w:r>
-      <w:r>
-        <w:t xml:space="preserve"> </w:t>
-      </w:r>
-      <w:r>
-        <w:t xml:space="preserve">build. A handful of layouts is not a distribution, but differences this large</w:t>
-      </w:r>
-      <w:r>
-        <w:t xml:space="preserve"> </w:t>
-      </w:r>
-      <w:r>
-        <w:t xml:space="preserve">fit placement and routing setting the bias for each run, and mean a single</w:t>
-      </w:r>
-      <w:r>
-        <w:t xml:space="preserve"> </w:t>
-      </w:r>
-      <w:r>
-        <w:t xml:space="preserve">layout cannot say what fraction of the response will be common across dies.</w:t>
-      </w:r>
-      <w:r>
-        <w:t xml:space="preserve"> </w:t>
-      </w:r>
-      <w:r>
-        <w:t xml:space="preserve">Usefully, the 32-oscillator build’s capacitance fit predicts this build’s mean</w:t>
-      </w:r>
-      <w:r>
-        <w:t xml:space="preserve"> </w:t>
-      </w:r>
-      <w:r>
-        <w:t xml:space="preserve">to 0.04%, so the mechanism carries across builds even though the pattern does</w:t>
-      </w:r>
-      <w:r>
-        <w:t xml:space="preserve"> </w:t>
-      </w:r>
-      <w:r>
-        <w:t xml:space="preserve">not.</w:t>
+        <w:t xml:space="preserve">5.4% in an earlier archived dual-arm snapshot, 8.8% in the 32-oscillator</w:t>
+      </w:r>
+      <w:r>
+        <w:t xml:space="preserve"> </w:t>
+      </w:r>
+      <w:r>
+        <w:t xml:space="preserve">build. These are historical observations consistent with run-specific routing</w:t>
+      </w:r>
+      <w:r>
+        <w:t xml:space="preserve"> </w:t>
+      </w:r>
+      <w:r>
+        <w:t xml:space="preserve">assignments; they are not controlled replicates, since the builds differ in</w:t>
+      </w:r>
+      <w:r>
+        <w:t xml:space="preserve"> </w:t>
+      </w:r>
+      <w:r>
+        <w:t xml:space="preserve">source revision and settings as well as seed. The planned multi-seed study</w:t>
+      </w:r>
+      <w:r>
+        <w:t xml:space="preserve"> </w:t>
+      </w:r>
+      <w:r>
+        <w:t xml:space="preserve">addresses that properly. A stronger cross-build check than comparing spread</w:t>
+      </w:r>
+      <w:r>
+        <w:t xml:space="preserve"> </w:t>
+      </w:r>
+      <w:r>
+        <w:t xml:space="preserve">numbers is per-instance prediction: a linear capacitance fit trained only on</w:t>
+      </w:r>
+      <w:r>
+        <w:t xml:space="preserve"> </w:t>
+      </w:r>
+      <w:r>
+        <w:t xml:space="preserve">the 32-oscillator build (624.6 MHz - 4.93 MHz/fF) predicts this build’s 16</w:t>
+      </w:r>
+      <w:r>
+        <w:t xml:space="preserve"> </w:t>
+      </w:r>
+      <w:r>
+        <w:t xml:space="preserve">frequencies with MAE 0.77 MHz (0.14% of the mean), RMSE 1.18 MHz, and rank</w:t>
+      </w:r>
+      <w:r>
+        <w:t xml:space="preserve"> </w:t>
+      </w:r>
+      <w:r>
+        <w:t xml:space="preserve">correlation 0.997, with the largest error on the outlier RO15 (-0.80%). The</w:t>
+      </w:r>
+      <w:r>
+        <w:t xml:space="preserve"> </w:t>
+      </w:r>
+      <w:r>
+        <w:t xml:space="preserve">capacitive mechanism transfers between independent routing runs even though</w:t>
+      </w:r>
+      <w:r>
+        <w:t xml:space="preserve"> </w:t>
+      </w:r>
+      <w:r>
+        <w:t xml:space="preserve">each pattern is unique.</w:t>
       </w:r>
     </w:p>
     <w:p>
@@ -1346,19 +1502,31 @@
         <w:t xml:space="preserve"> </w:t>
       </w:r>
       <w:r>
-        <w:t xml:space="preserve">through device mismatch, top-level routing, supply, and temperature. So the</w:t>
-      </w:r>
-      <w:r>
-        <w:t xml:space="preserve"> </w:t>
-      </w:r>
-      <w:r>
-        <w:t xml:space="preserve">honest pre-silicon claim is narrow. The matched arm removes the internal-layout term, and whether that gives a smaller total spread than Arm A is the</w:t>
-      </w:r>
-      <w:r>
-        <w:t xml:space="preserve"> </w:t>
-      </w:r>
-      <w:r>
-        <w:t xml:space="preserve">measurement the chip exists to make, not something these simulations show.</w:t>
+        <w:t xml:space="preserve">through device mismatch, top-level routing, supply, and temperature. The</w:t>
+      </w:r>
+      <w:r>
+        <w:t xml:space="preserve"> </w:t>
+      </w:r>
+      <w:r>
+        <w:t xml:space="preserve">simulation establishes only the internal-layout contribution under nominal</w:t>
+      </w:r>
+      <w:r>
+        <w:t xml:space="preserve"> </w:t>
+      </w:r>
+      <w:r>
+        <w:t xml:space="preserve">device parameters. Total Arm B dispersion requires per-instance integration</w:t>
+      </w:r>
+      <w:r>
+        <w:t xml:space="preserve"> </w:t>
+      </w:r>
+      <w:r>
+        <w:t xml:space="preserve">parasitics and fabricated-device measurements, and whether Arm B ends up with</w:t>
+      </w:r>
+      <w:r>
+        <w:t xml:space="preserve"> </w:t>
+      </w:r>
+      <w:r>
+        <w:t xml:space="preserve">a smaller total spread than Arm A is the measurement the chip exists to make.</w:t>
       </w:r>
     </w:p>
     <w:p>
@@ -1475,539 +1643,468 @@
       <w:pPr>
         <w:pStyle w:val="Heading2"/>
       </w:pPr>
-      <w:bookmarkStart w:id="34" w:name="Xdf9d62539b6016707a830fb3665a87ae4fa1b53"/>
-      <w:r>
-        <w:t xml:space="preserve">7. Security interpretation and planned silicon test</w:t>
+      <w:bookmarkStart w:id="34" w:name="planned-silicon-test"/>
+      <w:r>
+        <w:t xml:space="preserve">7. Planned silicon test</w:t>
       </w:r>
       <w:bookmarkEnd w:id="34"/>
     </w:p>
     <w:p>
       <w:pPr>
-        <w:pStyle w:val="Heading3"/>
-      </w:pPr>
-      <w:bookmarkStart w:id="35" w:name="parametric-examples"/>
-      <w:r>
-        <w:t xml:space="preserve">7.1 Parametric examples</w:t>
-      </w:r>
-      <w:bookmarkEnd w:id="35"/>
-    </w:p>
-    <w:p>
-      <w:pPr>
         <w:pStyle w:val="FirstParagraph"/>
       </w:pPr>
       <w:r>
-        <w:t xml:space="preserve">The repository includes a simple virtual-population model in which each</w:t>
-      </w:r>
-      <w:r>
-        <w:t xml:space="preserve"> </w:t>
-      </w:r>
-      <w:r>
-        <w:t xml:space="preserve">oscillator frequency is a shared layout term plus an independent mismatch</w:t>
-      </w:r>
-      <w:r>
-        <w:t xml:space="preserve"> </w:t>
-      </w:r>
-      <w:r>
-        <w:t xml:space="preserve">term. Its behaviour is governed mainly by one dimensionless quantity, the</w:t>
-      </w:r>
-      <w:r>
-        <w:t xml:space="preserve"> </w:t>
-      </w:r>
-      <w:r>
-        <w:t xml:space="preserve">ratio of the shared layout amplitude to the mismatch amplitude: as that ratio</w:t>
-      </w:r>
-      <w:r>
-        <w:t xml:space="preserve"> </w:t>
-      </w:r>
-      <w:r>
-        <w:t xml:space="preserve">grows, the modelled inter-chip Hamming distance falls below the ideal and a</w:t>
-      </w:r>
-      <w:r>
-        <w:t xml:space="preserve"> </w:t>
-      </w:r>
-      <w:r>
-        <w:t xml:space="preserve">position-based predictor beats its per-bit baseline. I use the model only to</w:t>
-      </w:r>
-      <w:r>
-        <w:t xml:space="preserve"> </w:t>
-      </w:r>
-      <w:r>
-        <w:t xml:space="preserve">show that dependence. The specific percentages it produces are outputs of the</w:t>
-      </w:r>
-      <w:r>
-        <w:t xml:space="preserve"> </w:t>
-      </w:r>
-      <w:r>
-        <w:t xml:space="preserve">assumed amplitudes, not measurements, so I keep them out of the results and</w:t>
-      </w:r>
-      <w:r>
-        <w:t xml:space="preserve"> </w:t>
-      </w:r>
-      <w:r>
-        <w:t xml:space="preserve">leave the real ratio to silicon.</w:t>
-      </w:r>
-    </w:p>
-    <w:p>
-      <w:pPr>
-        <w:pStyle w:val="Heading3"/>
-      </w:pPr>
-      <w:bookmarkStart w:id="36" w:name="mismatch-scale-estimate"/>
-      <w:r>
-        <w:t xml:space="preserve">7.2 Mismatch scale estimate</w:t>
-      </w:r>
-      <w:bookmarkEnd w:id="36"/>
-    </w:p>
-    <w:p>
-      <w:pPr>
-        <w:pStyle w:val="FirstParagraph"/>
-      </w:pPr>
-      <w:r>
-        <w:t xml:space="preserve">A 40-run ngspice Monte Carlo exercise with the PDK’s global mismatch draw</w:t>
-      </w:r>
-      <w:r>
-        <w:t xml:space="preserve"> </w:t>
-      </w:r>
-      <w:r>
-        <w:t xml:space="preserve">gave a frequency standard deviation of 0.345%. Dividing by</w:t>
-      </w:r>
-      <w:r>
-        <w:t xml:space="preserve"> </w:t>
+        <w:t xml:space="preserve">Why could a repeatable mask-defined pattern matter to a PUF at all? A layout</w:t>
+      </w:r>
+      <w:r>
+        <w:t xml:space="preserve"> </w:t>
+      </w:r>
+      <w:r>
+        <w:t xml:space="preserve">component shared across dies can reduce uniqueness or make some comparisons</w:t>
+      </w:r>
+      <w:r>
+        <w:t xml:space="preserve"> </w:t>
+      </w:r>
+      <w:r>
+        <w:t xml:space="preserve">predictable, but prior work also shows systematic structure is not</w:t>
+      </w:r>
+      <w:r>
+        <w:t xml:space="preserve"> </w:t>
+      </w:r>
+      <w:r>
+        <w:t xml:space="preserve">automatically exploitable: Wilde, Hiller, and Pehl found adjacent-oscillator</w:t>
+      </w:r>
+      <w:r>
+        <w:t xml:space="preserve"> </w:t>
+      </w:r>
+      <w:r>
+        <w:t xml:space="preserve">comparisons suppressed the spatial structure in their data and their</w:t>
+      </w:r>
+      <w:r>
+        <w:t xml:space="preserve"> </w:t>
+      </w:r>
+      <w:r>
+        <w:t xml:space="preserve">predictor could not beat its baseline [4]. Which way this design falls is a</w:t>
+      </w:r>
+      <w:r>
+        <w:t xml:space="preserve"> </w:t>
+      </w:r>
+      <w:r>
+        <w:t xml:space="preserve">question for fabricated dies, not for the nominal model. A toy population</w:t>
+      </w:r>
+      <w:r>
+        <w:t xml:space="preserve"> </w:t>
+      </w:r>
+      <w:r>
+        <w:t xml:space="preserve">model and a first-order mismatch-scale estimate live in the repository’s</w:t>
+      </w:r>
+      <w:r>
+        <w:t xml:space="preserve"> </w:t>
+      </w:r>
+      <w:r>
+        <w:t xml:space="preserve">supplementary material (</w:t>
       </w:r>
       <w:r>
         <w:rPr>
           <w:rStyle w:val="VerbatimChar"/>
         </w:rPr>
-        <w:t xml:space="preserve">sqrt(31)</w:t>
-      </w:r>
-      <w:r>
-        <w:t xml:space="preserve"> </w:t>
-      </w:r>
-      <w:r>
-        <w:t xml:space="preserve">gives</w:t>
-      </w:r>
-      <w:r>
-        <w:t xml:space="preserve"> </w:t>
-      </w:r>
-      <w:r>
-        <w:t xml:space="preserve">0.062% as a first-order estimate of the per-ring contribution from 31</w:t>
-      </w:r>
-      <w:r>
-        <w:t xml:space="preserve"> </w:t>
-      </w:r>
-      <w:r>
-        <w:t xml:space="preserve">similar stages, with a sampling-only interval of roughly 0.051% to 0.080%.</w:t>
-      </w:r>
-      <w:r>
-        <w:t xml:space="preserve"> </w:t>
-      </w:r>
-      <w:r>
-        <w:t xml:space="preserve">The scaling assumes equal, independent stage sensitivities, which the NAND</w:t>
-      </w:r>
-      <w:r>
-        <w:t xml:space="preserve"> </w:t>
-      </w:r>
-      <w:r>
-        <w:t xml:space="preserve">stage in particular violates, and 40 global draws are not independent local</w:t>
-      </w:r>
-      <w:r>
-        <w:t xml:space="preserve"> </w:t>
-      </w:r>
-      <w:r>
-        <w:t xml:space="preserve">mismatch. On this estimate the archived Arm A layout spread is roughly</w:t>
-      </w:r>
-      <w:r>
-        <w:t xml:space="preserve"> </w:t>
-      </w:r>
-      <w:r>
-        <w:t xml:space="preserve">twenty times the mismatch scale by standard deviation. I treat that ratio as</w:t>
-      </w:r>
-      <w:r>
-        <w:t xml:space="preserve"> </w:t>
-      </w:r>
-      <w:r>
-        <w:t xml:space="preserve">an argument that the layout term is large enough to be worth measuring, not</w:t>
-      </w:r>
-      <w:r>
-        <w:t xml:space="preserve"> </w:t>
-      </w:r>
-      <w:r>
-        <w:t xml:space="preserve">as a measured entropy figure. Because the sqrt(31) step rests on assumptions</w:t>
-      </w:r>
-      <w:r>
-        <w:t xml:space="preserve"> </w:t>
-      </w:r>
-      <w:r>
-        <w:t xml:space="preserve">the PDK draw does not support, this estimate belongs in supplementary material,</w:t>
-      </w:r>
-      <w:r>
-        <w:t xml:space="preserve"> </w:t>
-      </w:r>
-      <w:r>
-        <w:t xml:space="preserve">not the headline; silicon will measure the denominator directly.</w:t>
-      </w:r>
-    </w:p>
-    <w:p>
-      <w:pPr>
-        <w:pStyle w:val="Heading3"/>
-      </w:pPr>
-      <w:bookmarkStart w:id="37" w:name="what-silicon-has-to-show"/>
-      <w:r>
-        <w:t xml:space="preserve">7.3 What silicon has to show</w:t>
+        <w:t xml:space="preserve">sim/montecarlo.py</w:t>
+      </w:r>
+      <w:r>
+        <w:t xml:space="preserve">,</w:t>
+      </w:r>
+      <w:r>
+        <w:t xml:space="preserve"> </w:t>
+      </w:r>
+      <w:r>
+        <w:rPr>
+          <w:rStyle w:val="VerbatimChar"/>
+        </w:rPr>
+        <w:t xml:space="preserve">sim/spice/mc/</w:t>
+      </w:r>
+      <w:r>
+        <w:t xml:space="preserve">); their outputs</w:t>
+      </w:r>
+      <w:r>
+        <w:t xml:space="preserve"> </w:t>
+      </w:r>
+      <w:r>
+        <w:t xml:space="preserve">depend on assumed amplitudes and a sqrt(31) scaling that the PDK’s global</w:t>
+      </w:r>
+      <w:r>
+        <w:t xml:space="preserve"> </w:t>
+      </w:r>
+      <w:r>
+        <w:t xml:space="preserve">mismatch draw does not really support, so no number from them appears here.</w:t>
+      </w:r>
+    </w:p>
+    <w:p>
+      <w:pPr>
+        <w:pStyle w:val="BodyText"/>
+      </w:pPr>
+      <w:r>
+        <w:t xml:space="preserve">The question for silicon is whether Arm A retains more of its nominal</w:t>
+      </w:r>
+      <w:r>
+        <w:t xml:space="preserve"> </w:t>
+      </w:r>
+      <w:r>
+        <w:t xml:space="preserve">layout pattern across dies than Arm B. The threat model I have in mind is</w:t>
+      </w:r>
+      <w:r>
+        <w:t xml:space="preserve"> </w:t>
+      </w:r>
+      <w:r>
+        <w:t xml:space="preserve">concrete: an attacker knows the public design and mask and holds measurements</w:t>
+      </w:r>
+      <w:r>
+        <w:t xml:space="preserve"> </w:t>
+      </w:r>
+      <w:r>
+        <w:t xml:space="preserve">from other dies of the same design, but none from the target die, and asks</w:t>
+      </w:r>
+      <w:r>
+        <w:t xml:space="preserve"> </w:t>
+      </w:r>
+      <w:r>
+        <w:t xml:space="preserve">whether the shared deterministic layout component lets them predict the target</w:t>
+      </w:r>
+      <w:r>
+        <w:t xml:space="preserve"> </w:t>
+      </w:r>
+      <w:r>
+        <w:t xml:space="preserve">die’s pair ordering above the relevant per-bit baseline. Predictor accuracy is</w:t>
+      </w:r>
+      <w:r>
+        <w:t xml:space="preserve"> </w:t>
+      </w:r>
+      <w:r>
+        <w:t xml:space="preserve">then judged against that baseline with whole chips held out, not against 50%. Testing it needs multiple chip IDs, repeated</w:t>
+      </w:r>
+      <w:r>
+        <w:t xml:space="preserve"> </w:t>
+      </w:r>
+      <w:r>
+        <w:t xml:space="preserve">measurements, matched voltage and temperature settings, and a fixed</w:t>
+      </w:r>
+      <w:r>
+        <w:t xml:space="preserve"> </w:t>
+      </w:r>
+      <w:r>
+        <w:t xml:space="preserve">comparison rule; the firmware records chip and condition labels so groups</w:t>
+      </w:r>
+      <w:r>
+        <w:t xml:space="preserve"> </w:t>
+      </w:r>
+      <w:r>
+        <w:t xml:space="preserve">stay separate. The planned metrics are repeatability within chip and</w:t>
+      </w:r>
+      <w:r>
+        <w:t xml:space="preserve"> </w:t>
+      </w:r>
+      <w:r>
+        <w:t xml:space="preserve">condition, centered pattern correlation across chips under the same</w:t>
+      </w:r>
+      <w:r>
+        <w:t xml:space="preserve"> </w:t>
+      </w:r>
+      <w:r>
+        <w:t xml:space="preserve">condition, inter-chip Hamming distance for a predeclared set of adjacent</w:t>
+      </w:r>
+      <w:r>
+        <w:t xml:space="preserve"> </w:t>
+      </w:r>
+      <w:r>
+        <w:t xml:space="preserve">comparison pairs, and within-chip response changes across voltage and</w:t>
+      </w:r>
+      <w:r>
+        <w:t xml:space="preserve"> </w:t>
+      </w:r>
+      <w:r>
+        <w:t xml:space="preserve">temperature. Results count only when the grouping and completeness</w:t>
+      </w:r>
+      <w:r>
+        <w:t xml:space="preserve"> </w:t>
+      </w:r>
+      <w:r>
+        <w:t xml:space="preserve">requirements are met; a single chip or an incomplete oscillator vector does</w:t>
+      </w:r>
+      <w:r>
+        <w:t xml:space="preserve"> </w:t>
+      </w:r>
+      <w:r>
+        <w:t xml:space="preserve">not support a population claim.</w:t>
+      </w:r>
+    </w:p>
+    <w:p>
+      <w:pPr>
+        <w:pStyle w:val="Heading2"/>
+      </w:pPr>
+      <w:bookmarkStart w:id="35" w:name="limitations"/>
+      <w:r>
+        <w:t xml:space="preserve">8. Limitations</w:t>
+      </w:r>
+      <w:bookmarkEnd w:id="35"/>
+    </w:p>
+    <w:p>
+      <w:pPr>
+        <w:pStyle w:val="FirstParagraph"/>
+      </w:pPr>
+      <w:r>
+        <w:t xml:space="preserve">This study is pre-silicon, and its model is deliberately simple. Nominal</w:t>
+      </w:r>
+      <w:r>
+        <w:t xml:space="preserve"> </w:t>
+      </w:r>
+      <w:r>
+        <w:t xml:space="preserve">transistor models carry no random local mismatch. Lumped capacitance omits</w:t>
+      </w:r>
+      <w:r>
+        <w:t xml:space="preserve"> </w:t>
+      </w:r>
+      <w:r>
+        <w:t xml:space="preserve">distributed RC and dynamic coupling; a distributed-RC extraction would test</w:t>
+      </w:r>
+      <w:r>
+        <w:t xml:space="preserve"> </w:t>
+      </w:r>
+      <w:r>
+        <w:t xml:space="preserve">whether the frequency ordering and the spread survive a fuller electrical</w:t>
+      </w:r>
+      <w:r>
+        <w:t xml:space="preserve"> </w:t>
+      </w:r>
+      <w:r>
+        <w:t xml:space="preserve">model, and running it on the fresh build is the obvious next check. The three</w:t>
+      </w:r>
+      <w:r>
+        <w:t xml:space="preserve"> </w:t>
+      </w:r>
+      <w:r>
+        <w:t xml:space="preserve">builds reported here are not a controlled replicate set; they differ in source</w:t>
+      </w:r>
+      <w:r>
+        <w:t xml:space="preserve"> </w:t>
+      </w:r>
+      <w:r>
+        <w:t xml:space="preserve">revision and tool settings as well as seed, so I do not aggregate their spreads</w:t>
+      </w:r>
+      <w:r>
+        <w:t xml:space="preserve"> </w:t>
+      </w:r>
+      <w:r>
+        <w:t xml:space="preserve">into one distribution. A planned multi-seed study that varies only the</w:t>
+      </w:r>
+      <w:r>
+        <w:t xml:space="preserve"> </w:t>
+      </w:r>
+      <w:r>
+        <w:t xml:space="preserve">place-and-route seed from one frozen source, config, and toolchain will give a</w:t>
+      </w:r>
+      <w:r>
+        <w:t xml:space="preserve"> </w:t>
+      </w:r>
+      <w:r>
+        <w:t xml:space="preserve">proper spread distribution at essentially no cost next to fabrication. Instances</w:t>
+      </w:r>
+      <w:r>
+        <w:t xml:space="preserve"> </w:t>
+      </w:r>
+      <w:r>
+        <w:t xml:space="preserve">within a single layout are also related observations, so instance-level</w:t>
+      </w:r>
+      <w:r>
+        <w:t xml:space="preserve"> </w:t>
+      </w:r>
+      <w:r>
+        <w:t xml:space="preserve">confidence intervals would overstate the evidence. The Arm B reference is</w:t>
+      </w:r>
+      <w:r>
+        <w:t xml:space="preserve"> </w:t>
+      </w:r>
+      <w:r>
+        <w:t xml:space="preserve">one simulation of one macro and cannot quantify fabricated Arm B variation.</w:t>
+      </w:r>
+      <w:r>
+        <w:t xml:space="preserve"> </w:t>
+      </w:r>
+      <w:r>
+        <w:t xml:space="preserve">The 40-run global Monte Carlo cannot reproduce independent local device</w:t>
+      </w:r>
+      <w:r>
+        <w:t xml:space="preserve"> </w:t>
+      </w:r>
+      <w:r>
+        <w:t xml:space="preserve">mismatch. Voltage, temperature, supply noise, ageing, package, and</w:t>
+      </w:r>
+      <w:r>
+        <w:t xml:space="preserve"> </w:t>
+      </w:r>
+      <w:r>
+        <w:t xml:space="preserve">measurement-system effects are uncharacterized until chips exist, and</w:t>
+      </w:r>
+      <w:r>
+        <w:t xml:space="preserve"> </w:t>
+      </w:r>
+      <w:r>
+        <w:t xml:space="preserve">uniqueness, reliability, min-entropy, and attack success all need a</w:t>
+      </w:r>
+      <w:r>
+        <w:t xml:space="preserve"> </w:t>
+      </w:r>
+      <w:r>
+        <w:t xml:space="preserve">multi-chip data set with a stated threat model. The ripple counter is</w:t>
+      </w:r>
+      <w:r>
+        <w:t xml:space="preserve"> </w:t>
+      </w:r>
+      <w:r>
+        <w:t xml:space="preserve">clocked by the oscillator itself, and its behaviour at the fastest corner is</w:t>
+      </w:r>
+      <w:r>
+        <w:t xml:space="preserve"> </w:t>
+      </w:r>
+      <w:r>
+        <w:t xml:space="preserve">checked only in behavioural simulation; the standard-cell flop at the</w:t>
+      </w:r>
+      <w:r>
+        <w:t xml:space="preserve"> </w:t>
+      </w:r>
+      <w:r>
+        <w:t xml:space="preserve">oscillator-to-counter boundary still needs extracted, across-corner timing</w:t>
+      </w:r>
+      <w:r>
+        <w:t xml:space="preserve"> </w:t>
+      </w:r>
+      <w:r>
+        <w:t xml:space="preserve">before the fast end of the range can be trusted. None of this erases the</w:t>
+      </w:r>
+      <w:r>
+        <w:t xml:space="preserve"> </w:t>
+      </w:r>
+      <w:r>
+        <w:t xml:space="preserve">modelled dispersion; it bounds what can be concluded from it.</w:t>
+      </w:r>
+    </w:p>
+    <w:p>
+      <w:pPr>
+        <w:pStyle w:val="Heading2"/>
+      </w:pPr>
+      <w:bookmarkStart w:id="36" w:name="conclusion"/>
+      <w:r>
+        <w:t xml:space="preserve">9. Conclusion</w:t>
+      </w:r>
+      <w:bookmarkEnd w:id="36"/>
+    </w:p>
+    <w:p>
+      <w:pPr>
+        <w:pStyle w:val="FirstParagraph"/>
+      </w:pPr>
+      <w:r>
+        <w:t xml:space="preserve">Under a reduced lumped-capacitance model of the verified post-route</w:t>
+      </w:r>
+      <w:r>
+        <w:t xml:space="preserve"> </w:t>
+      </w:r>
+      <w:r>
+        <w:t xml:space="preserve">topology, automated physical implementation gave the 16 oscillators of the</w:t>
+      </w:r>
+      <w:r>
+        <w:t xml:space="preserve"> </w:t>
+      </w:r>
+      <w:r>
+        <w:t xml:space="preserve">coherent current build a 10.5% peak-to-peak nominal frequency dispersion</w:t>
+      </w:r>
+      <w:r>
+        <w:t xml:space="preserve"> </w:t>
+      </w:r>
+      <w:r>
+        <w:t xml:space="preserve">(4.6% without the single heavy-routing outlier; SD 2.36% and 1.25%</w:t>
+      </w:r>
+      <w:r>
+        <w:t xml:space="preserve"> </w:t>
+      </w:r>
+      <w:r>
+        <w:t xml:space="preserve">respectively). Two earlier uncontrolled builds showed 8.8% and 5.4% with</w:t>
+      </w:r>
+      <w:r>
+        <w:t xml:space="preserve"> </w:t>
+      </w:r>
+      <w:r>
+        <w:t xml:space="preserve">different per-instance patterns, and a capacitance fit trained on one build</w:t>
+      </w:r>
+      <w:r>
+        <w:t xml:space="preserve"> </w:t>
+      </w:r>
+      <w:r>
+        <w:t xml:space="preserve">predicts another’s frequencies to 0.14% mean absolute error. A hardened</w:t>
+      </w:r>
+      <w:r>
+        <w:t xml:space="preserve"> </w:t>
+      </w:r>
+      <w:r>
+        <w:t xml:space="preserve">macro provides a 569.5 MHz shared-internal-layout reference for Arm B. What</w:t>
+      </w:r>
+      <w:r>
+        <w:t xml:space="preserve"> </w:t>
+      </w:r>
+      <w:r>
+        <w:t xml:space="preserve">this establishes is that the automated flow assigned substantially different</w:t>
+      </w:r>
+      <w:r>
+        <w:t xml:space="preserve"> </w:t>
+      </w:r>
+      <w:r>
+        <w:t xml:space="preserve">routing capacitance to logically identical oscillators, and that under</w:t>
+      </w:r>
+      <w:r>
+        <w:t xml:space="preserve"> </w:t>
+      </w:r>
+      <w:r>
+        <w:t xml:space="preserve">nominal device assumptions this predicts a frequency dispersion much larger</w:t>
+      </w:r>
+      <w:r>
+        <w:t xml:space="preserve"> </w:t>
+      </w:r>
+      <w:r>
+        <w:t xml:space="preserve">than zero, with a mechanism that transfers across routing runs.</w:t>
+      </w:r>
+    </w:p>
+    <w:p>
+      <w:pPr>
+        <w:pStyle w:val="BodyText"/>
+      </w:pPr>
+      <w:r>
+        <w:t xml:space="preserve">Uniqueness, reliability, min-entropy, and attack success are not evaluated</w:t>
+      </w:r>
+      <w:r>
+        <w:t xml:space="preserve"> </w:t>
+      </w:r>
+      <w:r>
+        <w:t xml:space="preserve">pre-silicon. Whether the mask-defined pattern survives fabrication, and how</w:t>
+      </w:r>
+      <w:r>
+        <w:t xml:space="preserve"> </w:t>
+      </w:r>
+      <w:r>
+        <w:t xml:space="preserve">it compares against real device mismatch, will be settled by measuring both</w:t>
+      </w:r>
+      <w:r>
+        <w:t xml:space="preserve"> </w:t>
+      </w:r>
+      <w:r>
+        <w:t xml:space="preserve">arms of the fabricated chips under the protocol in the firmware.</w:t>
+      </w:r>
+    </w:p>
+    <w:p>
+      <w:pPr>
+        <w:pStyle w:val="Heading2"/>
+      </w:pPr>
+      <w:bookmarkStart w:id="37" w:name="references"/>
+      <w:r>
+        <w:t xml:space="preserve">References</w:t>
       </w:r>
       <w:bookmarkEnd w:id="37"/>
-    </w:p>
-    <w:p>
-      <w:pPr>
-        <w:pStyle w:val="FirstParagraph"/>
-      </w:pPr>
-      <w:r>
-        <w:t xml:space="preserve">The main question for silicon is whether Arm A retains more of its nominal</w:t>
-      </w:r>
-      <w:r>
-        <w:t xml:space="preserve"> </w:t>
-      </w:r>
-      <w:r>
-        <w:t xml:space="preserve">layout pattern across dies than Arm B. The threat model I have in mind is</w:t>
-      </w:r>
-      <w:r>
-        <w:t xml:space="preserve"> </w:t>
-      </w:r>
-      <w:r>
-        <w:t xml:space="preserve">concrete: an attacker knows the public design and mask and holds measurements</w:t>
-      </w:r>
-      <w:r>
-        <w:t xml:space="preserve"> </w:t>
-      </w:r>
-      <w:r>
-        <w:t xml:space="preserve">from other dies of the same design, but none from the target die, and asks</w:t>
-      </w:r>
-      <w:r>
-        <w:t xml:space="preserve"> </w:t>
-      </w:r>
-      <w:r>
-        <w:t xml:space="preserve">whether the shared deterministic layout component lets them predict the target</w:t>
-      </w:r>
-      <w:r>
-        <w:t xml:space="preserve"> </w:t>
-      </w:r>
-      <w:r>
-        <w:t xml:space="preserve">die’s pair ordering above the relevant per-bit baseline. Predictor accuracy is</w:t>
-      </w:r>
-      <w:r>
-        <w:t xml:space="preserve"> </w:t>
-      </w:r>
-      <w:r>
-        <w:t xml:space="preserve">then judged against that baseline with whole chips held out, not against 50%. Testing it needs multiple chip IDs, repeated</w:t>
-      </w:r>
-      <w:r>
-        <w:t xml:space="preserve"> </w:t>
-      </w:r>
-      <w:r>
-        <w:t xml:space="preserve">measurements, matched voltage and temperature settings, and a fixed</w:t>
-      </w:r>
-      <w:r>
-        <w:t xml:space="preserve"> </w:t>
-      </w:r>
-      <w:r>
-        <w:t xml:space="preserve">comparison rule; the firmware records chip and condition labels so groups</w:t>
-      </w:r>
-      <w:r>
-        <w:t xml:space="preserve"> </w:t>
-      </w:r>
-      <w:r>
-        <w:t xml:space="preserve">stay separate. The planned metrics are repeatability within chip and</w:t>
-      </w:r>
-      <w:r>
-        <w:t xml:space="preserve"> </w:t>
-      </w:r>
-      <w:r>
-        <w:t xml:space="preserve">condition, centered pattern correlation across chips under the same</w:t>
-      </w:r>
-      <w:r>
-        <w:t xml:space="preserve"> </w:t>
-      </w:r>
-      <w:r>
-        <w:t xml:space="preserve">condition, inter-chip Hamming distance for a predeclared set of adjacent</w:t>
-      </w:r>
-      <w:r>
-        <w:t xml:space="preserve"> </w:t>
-      </w:r>
-      <w:r>
-        <w:t xml:space="preserve">comparison pairs, and within-chip response changes across voltage and</w:t>
-      </w:r>
-      <w:r>
-        <w:t xml:space="preserve"> </w:t>
-      </w:r>
-      <w:r>
-        <w:t xml:space="preserve">temperature. Results count only when the grouping and completeness</w:t>
-      </w:r>
-      <w:r>
-        <w:t xml:space="preserve"> </w:t>
-      </w:r>
-      <w:r>
-        <w:t xml:space="preserve">requirements are met; a single chip or an incomplete oscillator vector does</w:t>
-      </w:r>
-      <w:r>
-        <w:t xml:space="preserve"> </w:t>
-      </w:r>
-      <w:r>
-        <w:t xml:space="preserve">not support a population claim.</w:t>
-      </w:r>
-    </w:p>
-    <w:p>
-      <w:pPr>
-        <w:pStyle w:val="Heading2"/>
-      </w:pPr>
-      <w:bookmarkStart w:id="38" w:name="limitations"/>
-      <w:r>
-        <w:t xml:space="preserve">8. Limitations</w:t>
-      </w:r>
-      <w:bookmarkEnd w:id="38"/>
-    </w:p>
-    <w:p>
-      <w:pPr>
-        <w:pStyle w:val="FirstParagraph"/>
-      </w:pPr>
-      <w:r>
-        <w:t xml:space="preserve">This study is pre-silicon, and its model is deliberately simple. Nominal</w:t>
-      </w:r>
-      <w:r>
-        <w:t xml:space="preserve"> </w:t>
-      </w:r>
-      <w:r>
-        <w:t xml:space="preserve">transistor models carry no random local mismatch. Lumped capacitance omits</w:t>
-      </w:r>
-      <w:r>
-        <w:t xml:space="preserve"> </w:t>
-      </w:r>
-      <w:r>
-        <w:t xml:space="preserve">distributed RC and dynamic coupling; a distributed-RC extraction would test</w:t>
-      </w:r>
-      <w:r>
-        <w:t xml:space="preserve"> </w:t>
-      </w:r>
-      <w:r>
-        <w:t xml:space="preserve">whether the frequency ordering and the spread survive a fuller electrical</w:t>
-      </w:r>
-      <w:r>
-        <w:t xml:space="preserve"> </w:t>
-      </w:r>
-      <w:r>
-        <w:t xml:space="preserve">model, and running it on the fresh build is the obvious next check. The three</w:t>
-      </w:r>
-      <w:r>
-        <w:t xml:space="preserve"> </w:t>
-      </w:r>
-      <w:r>
-        <w:t xml:space="preserve">builds reported here are not a controlled replicate set; they differ in source</w:t>
-      </w:r>
-      <w:r>
-        <w:t xml:space="preserve"> </w:t>
-      </w:r>
-      <w:r>
-        <w:t xml:space="preserve">revision and tool settings as well as seed, so I do not aggregate their spreads</w:t>
-      </w:r>
-      <w:r>
-        <w:t xml:space="preserve"> </w:t>
-      </w:r>
-      <w:r>
-        <w:t xml:space="preserve">into one distribution. A planned multi-seed study that varies only the</w:t>
-      </w:r>
-      <w:r>
-        <w:t xml:space="preserve"> </w:t>
-      </w:r>
-      <w:r>
-        <w:t xml:space="preserve">place-and-route seed from one frozen source, config, and toolchain will give a</w:t>
-      </w:r>
-      <w:r>
-        <w:t xml:space="preserve"> </w:t>
-      </w:r>
-      <w:r>
-        <w:t xml:space="preserve">proper spread distribution at essentially no cost next to fabrication. Instances</w:t>
-      </w:r>
-      <w:r>
-        <w:t xml:space="preserve"> </w:t>
-      </w:r>
-      <w:r>
-        <w:t xml:space="preserve">within a single layout are also related observations, so instance-level</w:t>
-      </w:r>
-      <w:r>
-        <w:t xml:space="preserve"> </w:t>
-      </w:r>
-      <w:r>
-        <w:t xml:space="preserve">confidence intervals would overstate the evidence. The Arm B reference is</w:t>
-      </w:r>
-      <w:r>
-        <w:t xml:space="preserve"> </w:t>
-      </w:r>
-      <w:r>
-        <w:t xml:space="preserve">one simulation of one macro and cannot quantify fabricated Arm B variation.</w:t>
-      </w:r>
-      <w:r>
-        <w:t xml:space="preserve"> </w:t>
-      </w:r>
-      <w:r>
-        <w:t xml:space="preserve">The 40-run global Monte Carlo cannot reproduce independent local device</w:t>
-      </w:r>
-      <w:r>
-        <w:t xml:space="preserve"> </w:t>
-      </w:r>
-      <w:r>
-        <w:t xml:space="preserve">mismatch. Voltage, temperature, supply noise, ageing, package, and</w:t>
-      </w:r>
-      <w:r>
-        <w:t xml:space="preserve"> </w:t>
-      </w:r>
-      <w:r>
-        <w:t xml:space="preserve">measurement-system effects are uncharacterized until chips exist, and</w:t>
-      </w:r>
-      <w:r>
-        <w:t xml:space="preserve"> </w:t>
-      </w:r>
-      <w:r>
-        <w:t xml:space="preserve">uniqueness, reliability, min-entropy, and attack success all need a</w:t>
-      </w:r>
-      <w:r>
-        <w:t xml:space="preserve"> </w:t>
-      </w:r>
-      <w:r>
-        <w:t xml:space="preserve">multi-chip data set with a stated threat model. The ripple counter is clocked by the oscillator itself, and its behaviour at</w:t>
-      </w:r>
-      <w:r>
-        <w:t xml:space="preserve"> </w:t>
-      </w:r>
-      <w:r>
-        <w:t xml:space="preserve">the fastest corner is checked only in behavioural simulation; the standard-cell flop at the oscillator-to-counter boundary still needs extracted,</w:t>
-      </w:r>
-      <w:r>
-        <w:t xml:space="preserve"> </w:t>
-      </w:r>
-      <w:r>
-        <w:t xml:space="preserve">across-corner timing before I trust the fast end of the range. None of this</w:t>
-      </w:r>
-      <w:r>
-        <w:t xml:space="preserve"> </w:t>
-      </w:r>
-      <w:r>
-        <w:t xml:space="preserve">erases the observed nominal layout component; it bounds what can be concluded</w:t>
-      </w:r>
-      <w:r>
-        <w:t xml:space="preserve"> </w:t>
-      </w:r>
-      <w:r>
-        <w:t xml:space="preserve">from it.</w:t>
-      </w:r>
-    </w:p>
-    <w:p>
-      <w:pPr>
-        <w:pStyle w:val="Heading2"/>
-      </w:pPr>
-      <w:bookmarkStart w:id="39" w:name="conclusion"/>
-      <w:r>
-        <w:t xml:space="preserve">9. Conclusion</w:t>
-      </w:r>
-      <w:bookmarkEnd w:id="39"/>
-    </w:p>
-    <w:p>
-      <w:pPr>
-        <w:pStyle w:val="FirstParagraph"/>
-      </w:pPr>
-      <w:r>
-        <w:t xml:space="preserve">Three automatically placed SKY130 RO arrays show a nominal post-layout</w:t>
-      </w:r>
-      <w:r>
-        <w:t xml:space="preserve"> </w:t>
-      </w:r>
-      <w:r>
-        <w:t xml:space="preserve">frequency pattern that tracks extracted ring capacitance closely: 10.5% peak</w:t>
-      </w:r>
-      <w:r>
-        <w:t xml:space="preserve"> </w:t>
-      </w:r>
-      <w:r>
-        <w:t xml:space="preserve">to peak with</w:t>
-      </w:r>
-      <w:r>
-        <w:t xml:space="preserve"> </w:t>
-      </w:r>
-      <w:r>
-        <w:rPr>
-          <w:i/>
-        </w:rPr>
-        <w:t xml:space="preserve">r</w:t>
-      </w:r>
-      <w:r>
-        <w:t xml:space="preserve"> </w:t>
-      </w:r>
-      <w:r>
-        <w:t xml:space="preserve">= -0.999 in a coherent build of the current RTL, and 8.8%</w:t>
-      </w:r>
-      <w:r>
-        <w:t xml:space="preserve"> </w:t>
-      </w:r>
-      <w:r>
-        <w:t xml:space="preserve">and 5.4% in two earlier builds. A hardened macro provides a 569.5 MHz</w:t>
-      </w:r>
-      <w:r>
-        <w:t xml:space="preserve"> </w:t>
-      </w:r>
-      <w:r>
-        <w:t xml:space="preserve">shared-internal-layout reference for Arm B. The supported conclusion is that</w:t>
-      </w:r>
-      <w:r>
-        <w:t xml:space="preserve"> </w:t>
-      </w:r>
-      <w:r>
-        <w:t xml:space="preserve">the automated physical implementation introduced a sizeable deterministic</w:t>
-      </w:r>
-      <w:r>
-        <w:t xml:space="preserve"> </w:t>
-      </w:r>
-      <w:r>
-        <w:t xml:space="preserve">component in these routed designs, and that the mechanism, capacitive routing</w:t>
-      </w:r>
-      <w:r>
-        <w:t xml:space="preserve"> </w:t>
-      </w:r>
-      <w:r>
-        <w:t xml:space="preserve">load, carries between builds while the pattern itself does not.</w:t>
-      </w:r>
-    </w:p>
-    <w:p>
-      <w:pPr>
-        <w:pStyle w:val="BodyText"/>
-      </w:pPr>
-      <w:r>
-        <w:t xml:space="preserve">The stronger claims stay open on purpose. Whether the pattern survives</w:t>
-      </w:r>
-      <w:r>
-        <w:t xml:space="preserve"> </w:t>
-      </w:r>
-      <w:r>
-        <w:t xml:space="preserve">fabrication, dominates mismatch, reduces uniqueness, or supports a real</w:t>
-      </w:r>
-      <w:r>
-        <w:t xml:space="preserve"> </w:t>
-      </w:r>
-      <w:r>
-        <w:t xml:space="preserve">attack will be settled by measuring both arms of the fabricated chip under</w:t>
-      </w:r>
-      <w:r>
-        <w:t xml:space="preserve"> </w:t>
-      </w:r>
-      <w:r>
-        <w:t xml:space="preserve">the measurement protocol in the firmware.</w:t>
-      </w:r>
-    </w:p>
-    <w:p>
-      <w:pPr>
-        <w:pStyle w:val="Heading2"/>
-      </w:pPr>
-      <w:bookmarkStart w:id="40" w:name="references"/>
-      <w:r>
-        <w:t xml:space="preserve">References</w:t>
-      </w:r>
-      <w:bookmarkEnd w:id="40"/>
     </w:p>
     <w:p>
       <w:pPr>

--- a/docs/paper/SILICON_paper.docx
+++ b/docs/paper/SILICON_paper.docx
@@ -34,7 +34,7 @@
         <w:pStyle w:val="BodyText"/>
       </w:pPr>
       <w:r>
-        <w:t xml:space="preserve">Draft, 2026-07-23</w:t>
+        <w:t xml:space="preserve">Draft, 2026-07-27</w:t>
       </w:r>
     </w:p>
     <w:p>
@@ -121,83 +121,103 @@
         <w:pStyle w:val="BodyText"/>
       </w:pPr>
       <w:r>
-        <w:t xml:space="preserve">Under this model, the 16 automatically placed oscillators of Arm A in a</w:t>
-      </w:r>
-      <w:r>
-        <w:t xml:space="preserve"> </w:t>
-      </w:r>
-      <w:r>
-        <w:t xml:space="preserve">coherent build of the current RTL spread 10.5% peak to peak (population SD</w:t>
-      </w:r>
-      <w:r>
-        <w:t xml:space="preserve"> </w:t>
-      </w:r>
-      <w:r>
-        <w:t xml:space="preserve">2.36%, mean 551.7 MHz). One oscillator with an unusually heavy routing load</w:t>
-      </w:r>
-      <w:r>
-        <w:t xml:space="preserve"> </w:t>
-      </w:r>
-      <w:r>
-        <w:t xml:space="preserve">(24.4 fF against a 11.7 to 17.0 fF range for the rest) contributes much of the</w:t>
-      </w:r>
-      <w:r>
-        <w:t xml:space="preserve"> </w:t>
-      </w:r>
-      <w:r>
-        <w:t xml:space="preserve">extreme range: without it the peak-to-peak figure is 4.6% and the SD 1.25%,</w:t>
-      </w:r>
-      <w:r>
-        <w:t xml:space="preserve"> </w:t>
-      </w:r>
-      <w:r>
-        <w:t xml:space="preserve">while the capacitance-frequency relation is essentially unchanged. Two earlier</w:t>
-      </w:r>
-      <w:r>
-        <w:t xml:space="preserve"> </w:t>
-      </w:r>
-      <w:r>
-        <w:t xml:space="preserve">uncontrolled builds showed dispersions of 8.8% and 5.4% with different</w:t>
-      </w:r>
-      <w:r>
-        <w:t xml:space="preserve"> </w:t>
-      </w:r>
-      <w:r>
-        <w:t xml:space="preserve">per-instance patterns; they are supporting historical observations, not</w:t>
-      </w:r>
-      <w:r>
-        <w:t xml:space="preserve"> </w:t>
-      </w:r>
-      <w:r>
-        <w:t xml:space="preserve">controlled replicates. A linear capacitance fit trained on the earlier</w:t>
-      </w:r>
-      <w:r>
-        <w:t xml:space="preserve"> </w:t>
-      </w:r>
-      <w:r>
-        <w:t xml:space="preserve">32-oscillator build predicts the current build’s 16 frequencies with a mean</w:t>
-      </w:r>
-      <w:r>
-        <w:t xml:space="preserve"> </w:t>
-      </w:r>
-      <w:r>
-        <w:t xml:space="preserve">absolute error of 0.14% and rank correlation 0.997, so the capacitive</w:t>
-      </w:r>
-      <w:r>
-        <w:t xml:space="preserve"> </w:t>
-      </w:r>
-      <w:r>
-        <w:t xml:space="preserve">mechanism transfers across builds even though each pattern is unique to its</w:t>
-      </w:r>
-      <w:r>
-        <w:t xml:space="preserve"> </w:t>
-      </w:r>
-      <w:r>
-        <w:t xml:space="preserve">routing run.</w:t>
-      </w:r>
-      <w:r>
-        <w:t xml:space="preserve"> </w:t>
-      </w:r>
+        <w:t xml:space="preserve">Under this model, the 16 automatically placed oscillators of Arm A in the</w:t>
+      </w:r>
+      <w:r>
+        <w:t xml:space="preserve"> </w:t>
+      </w:r>
+      <w:r>
+        <w:t xml:space="preserve">candidate build spread 5.53% peak to peak (population SD 1.65%, mean</w:t>
+      </w:r>
+      <w:r>
+        <w:t xml:space="preserve"> </w:t>
+      </w:r>
+      <w:r>
+        <w:t xml:space="preserve">554.7 MHz), with extracted ring capacitance running from 10.9 to 17.0 fF.</w:t>
+      </w:r>
+      <w:r>
+        <w:t xml:space="preserve"> </w:t>
+      </w:r>
+      <w:r>
+        <w:t xml:space="preserve">Because a single build only shows one draw of the router, I repeated the whole</w:t>
+      </w:r>
+      <w:r>
+        <w:t xml:space="preserve"> </w:t>
+      </w:r>
+      <w:r>
+        <w:t xml:space="preserve">flow nine times over a narrow band of placement density with the source,</w:t>
+      </w:r>
+      <w:r>
+        <w:t xml:space="preserve"> </w:t>
+      </w:r>
+      <w:r>
+        <w:t xml:space="preserve">floorplan, constraints, tool, and PDK frozen. Dispersion across those nine</w:t>
+      </w:r>
+      <w:r>
+        <w:t xml:space="preserve"> </w:t>
+      </w:r>
+      <w:r>
+        <w:t xml:space="preserve">builds has a median of 5.75% and a range of 4.19% to 6.99%. What does not move</w:t>
+      </w:r>
+      <w:r>
+        <w:t xml:space="preserve"> </w:t>
+      </w:r>
+      <w:r>
+        <w:t xml:space="preserve">is the mechanism: every build gives a frequency-capacitance correlation of</w:t>
+      </w:r>
+      <w:r>
+        <w:t xml:space="preserve"> </w:t>
+      </w:r>
+      <w:r>
+        <w:t xml:space="preserve">about -0.999, and the fitted slope of -4.94 MHz/fF in the candidate build</w:t>
+      </w:r>
+      <w:r>
+        <w:t xml:space="preserve"> </w:t>
+      </w:r>
+      <w:r>
+        <w:t xml:space="preserve">matches the -4.93 MHz/fF obtained earlier from an independent 32-oscillator</w:t>
+      </w:r>
+      <w:r>
+        <w:t xml:space="preserve"> </w:t>
+      </w:r>
+      <w:r>
+        <w:t xml:space="preserve">layout. That earlier fit also predicts this build’s 16 individual frequencies</w:t>
+      </w:r>
+      <w:r>
+        <w:t xml:space="preserve"> </w:t>
+      </w:r>
+      <w:r>
+        <w:t xml:space="preserve">to a mean absolute error near 0.1%. An older build reported 10.5%, well above</w:t>
+      </w:r>
+      <w:r>
+        <w:t xml:space="preserve"> </w:t>
+      </w:r>
+      <w:r>
+        <w:t xml:space="preserve">the sweep, and it owed most of that range to one oscillator the router had</w:t>
+      </w:r>
+      <w:r>
+        <w:t xml:space="preserve"> </w:t>
+      </w:r>
+      <w:r>
+        <w:t xml:space="preserve">loaded with 24.4 fF; no oscillator in the candidate build is loaded that way. So</w:t>
+      </w:r>
+      <w:r>
+        <w:t xml:space="preserve"> </w:t>
+      </w:r>
+      <w:r>
+        <w:t xml:space="preserve">a peak-to-peak number describes the build it came from, and I report the nine</w:t>
+      </w:r>
+      <w:r>
+        <w:t xml:space="preserve"> </w:t>
+      </w:r>
+      <w:r>
+        <w:t xml:space="preserve">builds together for that reason.</w:t>
+      </w:r>
+    </w:p>
+    <w:p>
+      <w:pPr>
+        <w:pStyle w:val="BodyText"/>
+      </w:pPr>
       <w:r>
         <w:t xml:space="preserve">The comparison arm, Arm B, uses one hardened oscillator macro sixteen times.</w:t>
       </w:r>
@@ -676,6 +696,163 @@
         <w:pStyle w:val="BodyText"/>
       </w:pPr>
       <w:r>
+        <w:t xml:space="preserve">How the measurement window is closed turned out to matter more than I first</w:t>
+      </w:r>
+      <w:r>
+        <w:t xml:space="preserve"> </w:t>
+      </w:r>
+      <w:r>
+        <w:t xml:space="preserve">assumed. An earlier revision clocked the ripple counter through an AND gate</w:t>
+      </w:r>
+      <w:r>
+        <w:t xml:space="preserve"> </w:t>
+      </w:r>
+      <w:r>
+        <w:t xml:space="preserve">that combined the selected oscillator with the window enable. That enable is</w:t>
+      </w:r>
+      <w:r>
+        <w:t xml:space="preserve"> </w:t>
+      </w:r>
+      <w:r>
+        <w:t xml:space="preserve">generated in the reference-clock domain and can fall at any point in a 570 MHz</w:t>
+      </w:r>
+      <w:r>
+        <w:t xml:space="preserve"> </w:t>
+      </w:r>
+      <w:r>
+        <w:t xml:space="preserve">cycle, so the gate could cut the final pulse on the counter’s clock net down to</w:t>
+      </w:r>
+      <w:r>
+        <w:t xml:space="preserve"> </w:t>
+      </w:r>
+      <w:r>
+        <w:t xml:space="preserve">a sliver, which is the classic way to put a flip-flop into an illegal state.</w:t>
+      </w:r>
+      <w:r>
+        <w:t xml:space="preserve"> </w:t>
+      </w:r>
+      <w:r>
+        <w:t xml:space="preserve">The current design removes the gate. The counter is clocked straight from the</w:t>
+      </w:r>
+      <w:r>
+        <w:t xml:space="preserve"> </w:t>
+      </w:r>
+      <w:r>
+        <w:t xml:space="preserve">selected ring, and the window is enforced by enabling and disabling the ring</w:t>
+      </w:r>
+      <w:r>
+        <w:t xml:space="preserve"> </w:t>
+      </w:r>
+      <w:r>
+        <w:t xml:space="preserve">itself through its own NAND stage.</w:t>
+      </w:r>
+    </w:p>
+    <w:p>
+      <w:pPr>
+        <w:pStyle w:val="BodyText"/>
+      </w:pPr>
+      <w:r>
+        <w:t xml:space="preserve">That change moves the boundary problem rather than removing it. Whenever the</w:t>
+      </w:r>
+      <w:r>
+        <w:t xml:space="preserve"> </w:t>
+      </w:r>
+      <w:r>
+        <w:t xml:space="preserve">enable drops, the last pulse the ring produces can be almost any width depending</w:t>
+      </w:r>
+      <w:r>
+        <w:t xml:space="preserve"> </w:t>
+      </w:r>
+      <w:r>
+        <w:t xml:space="preserve">on the phase, and a sweep of the extracted oscillator shows this directly: at</w:t>
+      </w:r>
+      <w:r>
+        <w:t xml:space="preserve"> </w:t>
+      </w:r>
+      <w:r>
+        <w:t xml:space="preserve">some phases the final pulse falls to about 175 ps against a nominal half-period</w:t>
+      </w:r>
+      <w:r>
+        <w:t xml:space="preserve"> </w:t>
+      </w:r>
+      <w:r>
+        <w:t xml:space="preserve">of 846 ps. The question is whether the counter minds. To find out I drove a real</w:t>
+      </w:r>
+      <w:r>
+        <w:t xml:space="preserve"> </w:t>
+      </w:r>
+      <w:r>
+        <w:t xml:space="preserve">SKY130</w:t>
+      </w:r>
+      <w:r>
+        <w:t xml:space="preserve"> </w:t>
+      </w:r>
+      <w:r>
+        <w:rPr>
+          <w:rStyle w:val="VerbatimChar"/>
+        </w:rPr>
+        <w:t xml:space="preserve">dfrtp</w:t>
+      </w:r>
+      <w:r>
+        <w:t xml:space="preserve"> </w:t>
+      </w:r>
+      <w:r>
+        <w:t xml:space="preserve">flip-flop, wired as the first ripple stage, from the extracted</w:t>
+      </w:r>
+      <w:r>
+        <w:t xml:space="preserve"> </w:t>
+      </w:r>
+      <w:r>
+        <w:t xml:space="preserve">ring and dropped the enable at 38 phases covering a full period. At every phase</w:t>
+      </w:r>
+      <w:r>
+        <w:t xml:space="preserve"> </w:t>
+      </w:r>
+      <w:r>
+        <w:t xml:space="preserve">the flop settled to a clean rail, never sat near mid-supply, and the captured</w:t>
+      </w:r>
+      <w:r>
+        <w:t xml:space="preserve"> </w:t>
+      </w:r>
+      <w:r>
+        <w:t xml:space="preserve">total varied by exactly one count between phases. The ring stop therefore costs</w:t>
+      </w:r>
+      <w:r>
+        <w:t xml:space="preserve"> </w:t>
+      </w:r>
+      <w:r>
+        <w:t xml:space="preserve">at most one edge in roughly twenty thousand, which the core’s settle handshake</w:t>
+      </w:r>
+      <w:r>
+        <w:t xml:space="preserve"> </w:t>
+      </w:r>
+      <w:r>
+        <w:t xml:space="preserve">absorbs by publishing a count only after three consecutive equal reads. Decks</w:t>
+      </w:r>
+      <w:r>
+        <w:t xml:space="preserve"> </w:t>
+      </w:r>
+      <w:r>
+        <w:t xml:space="preserve">and checkers are in</w:t>
+      </w:r>
+      <w:r>
+        <w:t xml:space="preserve"> </w:t>
+      </w:r>
+      <w:r>
+        <w:rPr>
+          <w:rStyle w:val="VerbatimChar"/>
+        </w:rPr>
+        <w:t xml:space="preserve">sim/spice/gono/</w:t>
+      </w:r>
+      <w:r>
+        <w:t xml:space="preserve">.</w:t>
+      </w:r>
+    </w:p>
+    <w:p>
+      <w:pPr>
+        <w:pStyle w:val="BodyText"/>
+      </w:pPr>
+      <w:r>
         <w:t xml:space="preserve">One caveat matters for interpretation: the two arms are not identical apart</w:t>
       </w:r>
       <w:r>
@@ -724,7 +901,228 @@
         <w:t xml:space="preserve"> </w:t>
       </w:r>
       <w:r>
-        <w:t xml:space="preserve">equivalent. The main results below come from a coherent build of the current</w:t>
+        <w:t xml:space="preserve">equivalent.</w:t>
+      </w:r>
+    </w:p>
+    <w:p>
+      <w:pPr>
+        <w:pStyle w:val="BodyText"/>
+      </w:pPr>
+      <w:r>
+        <w:t xml:space="preserve">The boundary difference is larger than the buffer count suggests, and worth</w:t>
+      </w:r>
+      <w:r>
+        <w:t xml:space="preserve"> </w:t>
+      </w:r>
+      <w:r>
+        <w:t xml:space="preserve">quantifying rather than mentioning. Taken from the top-level extraction, the</w:t>
+      </w:r>
+      <w:r>
+        <w:t xml:space="preserve"> </w:t>
+      </w:r>
+      <w:r>
+        <w:t xml:space="preserve">capacitance each arm’s ring output drives spans 0.24 to 2.71 fF in Arm A, mean</w:t>
+      </w:r>
+      <w:r>
+        <w:t xml:space="preserve"> </w:t>
+      </w:r>
+      <w:r>
+        <w:t xml:space="preserve">0.84, against 2.89 to 29.46 fF in Arm B, mean 14.46. Arm B drives roughly</w:t>
+      </w:r>
+      <w:r>
+        <w:t xml:space="preserve"> </w:t>
+      </w:r>
+      <w:r>
+        <w:t xml:space="preserve">seventeen times the load, because its macros sit at fixed positions across the</w:t>
+      </w:r>
+      <w:r>
+        <w:t xml:space="preserve"> </w:t>
+      </w:r>
+      <w:r>
+        <w:t xml:space="preserve">tile while Arm A’s oscillators are placed near the shared multiplexer. That load</w:t>
+      </w:r>
+      <w:r>
+        <w:t xml:space="preserve"> </w:t>
+      </w:r>
+      <w:r>
+        <w:t xml:space="preserve">is also why the flow puts a driver on the macro output; attempting to remove it</w:t>
+      </w:r>
+      <w:r>
+        <w:t xml:space="preserve"> </w:t>
+      </w:r>
+      <w:r>
+        <w:t xml:space="preserve">only moves the problem, since the resizer then alters the ring’s tap buffer</w:t>
+      </w:r>
+      <w:r>
+        <w:t xml:space="preserve"> </w:t>
+      </w:r>
+      <w:r>
+        <w:t xml:space="preserve">instead.</w:t>
+      </w:r>
+    </w:p>
+    <w:p>
+      <w:pPr>
+        <w:pStyle w:val="BodyText"/>
+      </w:pPr>
+      <w:r>
+        <w:t xml:space="preserve">The same geometry places the two arms in different parts of the die. The sixteen</w:t>
+      </w:r>
+      <w:r>
+        <w:t xml:space="preserve"> </w:t>
+      </w:r>
+      <w:r>
+        <w:t xml:space="preserve">macros tile a region roughly 300 by 184 micrometres, while the automatically</w:t>
+      </w:r>
+      <w:r>
+        <w:t xml:space="preserve"> </w:t>
+      </w:r>
+      <w:r>
+        <w:t xml:space="preserve">placed oscillators occupy a box of about 44 by 78 on one side. I tested whether a</w:t>
+      </w:r>
+      <w:r>
+        <w:t xml:space="preserve"> </w:t>
+      </w:r>
+      <w:r>
+        <w:t xml:space="preserve">less one-sided floorplan could remove this, by skipping the middle column of the</w:t>
+      </w:r>
+      <w:r>
+        <w:t xml:space="preserve"> </w:t>
+      </w:r>
+      <w:r>
+        <w:t xml:space="preserve">power grid so a standard-cell channel runs through the macro field. Two variants</w:t>
+      </w:r>
+      <w:r>
+        <w:t xml:space="preserve"> </w:t>
+      </w:r>
+      <w:r>
+        <w:t xml:space="preserve">built and passed every physical check, and both spread Arm A considerably wider,</w:t>
+      </w:r>
+      <w:r>
+        <w:t xml:space="preserve"> </w:t>
+      </w:r>
+      <w:r>
+        <w:t xml:space="preserve">but in each one the placer stretched a single oscillator into a thin line, 126 and</w:t>
+      </w:r>
+      <w:r>
+        <w:t xml:space="preserve"> </w:t>
+      </w:r>
+      <w:r>
+        <w:t xml:space="preserve">106 micrometres long, roughly doubling that instance’s routing load and pushing</w:t>
+      </w:r>
+      <w:r>
+        <w:t xml:space="preserve"> </w:t>
+      </w:r>
+      <w:r>
+        <w:t xml:space="preserve">the array’s capacitance spread from 44% of the mean to 199% and 135%. Four macro</w:t>
+      </w:r>
+      <w:r>
+        <w:t xml:space="preserve"> </w:t>
+      </w:r>
+      <w:r>
+        <w:t xml:space="preserve">rows is the maximum that fits the die, sixteen macros in four rows therefore need</w:t>
+      </w:r>
+      <w:r>
+        <w:t xml:space="preserve"> </w:t>
+      </w:r>
+      <w:r>
+        <w:t xml:space="preserve">four columns, and only five column positions align with the power grid, so the</w:t>
+      </w:r>
+      <w:r>
+        <w:t xml:space="preserve"> </w:t>
+      </w:r>
+      <w:r>
+        <w:t xml:space="preserve">shipped arrangement is the one that leaves the automatically placed arm a single</w:t>
+      </w:r>
+      <w:r>
+        <w:t xml:space="preserve"> </w:t>
+      </w:r>
+      <w:r>
+        <w:t xml:space="preserve">contiguous region. The regional difference is a consequence of die area, macro</w:t>
+      </w:r>
+      <w:r>
+        <w:t xml:space="preserve"> </w:t>
+      </w:r>
+      <w:r>
+        <w:t xml:space="preserve">footprint and grid pitch rather than a tuning choice, and removing it would need a</w:t>
+      </w:r>
+      <w:r>
+        <w:t xml:space="preserve"> </w:t>
+      </w:r>
+      <w:r>
+        <w:t xml:space="preserve">larger tile. Both trials are recorded in the repository.</w:t>
+      </w:r>
+    </w:p>
+    <w:p>
+      <w:pPr>
+        <w:pStyle w:val="BodyText"/>
+      </w:pPr>
+      <w:r>
+        <w:t xml:space="preserve">What protects the frequency result is that all of this lies outside the</w:t>
+      </w:r>
+      <w:r>
+        <w:t xml:space="preserve"> </w:t>
+      </w:r>
+      <w:r>
+        <w:t xml:space="preserve">oscillator loop. The loop is the enable NAND and thirty inverters with feedback,</w:t>
+      </w:r>
+      <w:r>
+        <w:t xml:space="preserve"> </w:t>
+      </w:r>
+      <w:r>
+        <w:t xml:space="preserve">and the only boundary cell touching it is the tap buffer, which is a</w:t>
+      </w:r>
+      <w:r>
+        <w:t xml:space="preserve"> </w:t>
+      </w:r>
+      <w:r>
+        <w:rPr>
+          <w:rStyle w:val="VerbatimChar"/>
+        </w:rPr>
+        <w:t xml:space="preserve">buf_1</w:t>
+      </w:r>
+      <w:r>
+        <w:t xml:space="preserve"> </w:t>
+      </w:r>
+      <w:r>
+        <w:t xml:space="preserve">in</w:t>
+      </w:r>
+      <w:r>
+        <w:t xml:space="preserve"> </w:t>
+      </w:r>
+      <w:r>
+        <w:t xml:space="preserve">both arms. The enable buffer is further irrelevant during a measurement, since</w:t>
+      </w:r>
+      <w:r>
+        <w:t xml:space="preserve"> </w:t>
+      </w:r>
+      <w:r>
+        <w:t xml:space="preserve">the enable is static while the window is open and the ring is driven through the</w:t>
+      </w:r>
+      <w:r>
+        <w:t xml:space="preserve"> </w:t>
+      </w:r>
+      <w:r>
+        <w:t xml:space="preserve">feedback node. So the extra output stage and the heavier output route cannot bias</w:t>
+      </w:r>
+      <w:r>
+        <w:t xml:space="preserve"> </w:t>
+      </w:r>
+      <w:r>
+        <w:t xml:space="preserve">the frequencies reported here, though they would have to be accounted for in any</w:t>
+      </w:r>
+      <w:r>
+        <w:t xml:space="preserve"> </w:t>
+      </w:r>
+      <w:r>
+        <w:t xml:space="preserve">comparison of edge quality or bit reliability between the arms.</w:t>
+      </w:r>
+    </w:p>
+    <w:p>
+      <w:pPr>
+        <w:pStyle w:val="BodyText"/>
+      </w:pPr>
+      <w:r>
+        <w:t xml:space="preserve">The main results below come from a coherent build of the current</w:t>
       </w:r>
       <w:r>
         <w:t xml:space="preserve"> </w:t>
@@ -1205,22 +1603,265 @@
         <w:pStyle w:val="FirstParagraph"/>
       </w:pPr>
       <w:r>
-        <w:t xml:space="preserve">Arm A of the coherent dual-arm build contains 16 automatically placed</w:t>
-      </w:r>
-      <w:r>
-        <w:t xml:space="preserve"> </w:t>
-      </w:r>
-      <w:r>
-        <w:t xml:space="preserve">oscillators. Their nominal post-layout frequencies have a mean of 551.7 MHz</w:t>
-      </w:r>
-      <w:r>
-        <w:t xml:space="preserve"> </w:t>
-      </w:r>
-      <w:r>
-        <w:t xml:space="preserve">and a 58.0 MHz peak-to-peak range, 10.5% of the mean, with</w:t>
-      </w:r>
-      <w:r>
-        <w:t xml:space="preserve"> </w:t>
+        <w:t xml:space="preserve">Arm A of the candidate build contains 16 automatically placed oscillators.</w:t>
+      </w:r>
+      <w:r>
+        <w:t xml:space="preserve"> </w:t>
+      </w:r>
+      <w:r>
+        <w:t xml:space="preserve">Their nominal post-layout frequencies average 554.7 MHz and span 30.7 MHz from</w:t>
+      </w:r>
+      <w:r>
+        <w:t xml:space="preserve"> </w:t>
+      </w:r>
+      <w:r>
+        <w:t xml:space="preserve">end to end, which is 5.53% of the mean, with a population SD of 9.15 MHz</w:t>
+      </w:r>
+      <w:r>
+        <w:t xml:space="preserve"> </w:t>
+      </w:r>
+      <w:r>
+        <w:t xml:space="preserve">(1.65%). The slowest ring is RO14 at 540.0 MHz carrying 17.0 fF; the fastest is</w:t>
+      </w:r>
+      <w:r>
+        <w:t xml:space="preserve"> </w:t>
+      </w:r>
+      <w:r>
+        <w:t xml:space="preserve">RO7 at 570.7 MHz carrying 10.9 fF. Correlation against extracted ring</w:t>
+      </w:r>
+      <w:r>
+        <w:t xml:space="preserve"> </w:t>
+      </w:r>
+      <w:r>
+        <w:t xml:space="preserve">capacitance is -0.9997 and the fitted slope is -4.94 MHz/fF (Figure 4). The</w:t>
+      </w:r>
+      <w:r>
+        <w:t xml:space="preserve"> </w:t>
+      </w:r>
+      <w:r>
+        <w:t xml:space="preserve">loads in this build form a fairly smooth band rather than a distribution with a</w:t>
+      </w:r>
+      <w:r>
+        <w:t xml:space="preserve"> </w:t>
+      </w:r>
+      <w:r>
+        <w:t xml:space="preserve">straggler: the two heaviest rings differ by 0.34 fF, so no single instance</w:t>
+      </w:r>
+      <w:r>
+        <w:t xml:space="preserve"> </w:t>
+      </w:r>
+      <w:r>
+        <w:t xml:space="preserve">dominates the range, and dropping any one oscillator leaves the spread between</w:t>
+      </w:r>
+      <w:r>
+        <w:t xml:space="preserve"> </w:t>
+      </w:r>
+      <w:r>
+        <w:t xml:space="preserve">4.7% and 5.5%. The build passes Magic DRC, KLayout DRC, XOR, LVS, antenna, and</w:t>
+      </w:r>
+      <w:r>
+        <w:t xml:space="preserve"> </w:t>
+      </w:r>
+      <w:r>
+        <w:t xml:space="preserve">power grid with zero violations, and the netlist verifier confirms all 16 rings</w:t>
+      </w:r>
+      <w:r>
+        <w:t xml:space="preserve"> </w:t>
+      </w:r>
+      <w:r>
+        <w:t xml:space="preserve">survived place and route with no cell inserted into a loop, so the dispersion</w:t>
+      </w:r>
+      <w:r>
+        <w:t xml:space="preserve"> </w:t>
+      </w:r>
+      <w:r>
+        <w:t xml:space="preserve">estimate and the candidate GDS come from the same signed-off run.</w:t>
+      </w:r>
+    </w:p>
+    <w:p>
+      <w:pPr>
+        <w:pStyle w:val="BodyText"/>
+      </w:pPr>
+      <w:r>
+        <w:t xml:space="preserve">An earlier build of this design reported 10.5%. That number came from a layout</w:t>
+      </w:r>
+      <w:r>
+        <w:t xml:space="preserve"> </w:t>
+      </w:r>
+      <w:r>
+        <w:t xml:space="preserve">in which the router gave one oscillator 24.35 fF while the other fifteen sat</w:t>
+      </w:r>
+      <w:r>
+        <w:t xml:space="preserve"> </w:t>
+      </w:r>
+      <w:r>
+        <w:t xml:space="preserve">between 11.7 and 16.95 fF, and that single instance carried most of the extreme</w:t>
+      </w:r>
+      <w:r>
+        <w:t xml:space="preserve"> </w:t>
+      </w:r>
+      <w:r>
+        <w:t xml:space="preserve">range; without it the same build measured 4.60%. Nothing was wrong with the</w:t>
+      </w:r>
+      <w:r>
+        <w:t xml:space="preserve"> </w:t>
+      </w:r>
+      <w:r>
+        <w:t xml:space="preserve">build, and the heavy instance was a real routing outcome rather than a</w:t>
+      </w:r>
+      <w:r>
+        <w:t xml:space="preserve"> </w:t>
+      </w:r>
+      <w:r>
+        <w:t xml:space="preserve">measurement fault, but a peak-to-peak statistic computed over sixteen instances</w:t>
+      </w:r>
+      <w:r>
+        <w:t xml:space="preserve"> </w:t>
+      </w:r>
+      <w:r>
+        <w:t xml:space="preserve">is sensitive to exactly that kind of draw. The sweep in Section 5.3 is what</w:t>
+      </w:r>
+      <w:r>
+        <w:t xml:space="preserve"> </w:t>
+      </w:r>
+      <w:r>
+        <w:t xml:space="preserve">settles how typical it was.</w:t>
+      </w:r>
+    </w:p>
+    <w:p>
+      <w:pPr>
+        <w:pStyle w:val="BodyText"/>
+      </w:pPr>
+      <w:r>
+        <w:t xml:space="preserve">Putting two builds’ spread figures side by side is a fairly weak comparison. A</w:t>
+      </w:r>
+      <w:r>
+        <w:t xml:space="preserve"> </w:t>
+      </w:r>
+      <w:r>
+        <w:t xml:space="preserve">better one is whether a fit from one build predicts the individual oscillators</w:t>
+      </w:r>
+      <w:r>
+        <w:t xml:space="preserve"> </w:t>
+      </w:r>
+      <w:r>
+        <w:t xml:space="preserve">of another. A linear capacitance fit trained only on the 32-oscillator build</w:t>
+      </w:r>
+      <w:r>
+        <w:t xml:space="preserve"> </w:t>
+      </w:r>
+      <w:r>
+        <w:t xml:space="preserve">(624.6 MHz - 4.93 MHz/fF) predicts the frequencies of later builds to roughly</w:t>
+      </w:r>
+      <w:r>
+        <w:t xml:space="preserve"> </w:t>
+      </w:r>
+      <w:r>
+        <w:t xml:space="preserve">0.1% mean absolute error with rank correlation near 0.997, and the candidate</w:t>
+      </w:r>
+      <w:r>
+        <w:t xml:space="preserve"> </w:t>
+      </w:r>
+      <w:r>
+        <w:t xml:space="preserve">build’s own fitted slope, -4.94 MHz/fF, sits within a fraction of a percent of</w:t>
+      </w:r>
+      <w:r>
+        <w:t xml:space="preserve"> </w:t>
+      </w:r>
+      <w:r>
+        <w:t xml:space="preserve">that independently trained value. Each layout gets its own pattern of loads. The</w:t>
+      </w:r>
+      <w:r>
+        <w:t xml:space="preserve"> </w:t>
+      </w:r>
+      <w:r>
+        <w:t xml:space="preserve">relationship converting those loads into frequencies is the same one every time.</w:t>
+      </w:r>
+    </w:p>
+    <w:p>
+      <w:pPr>
+        <w:pStyle w:val="Heading3"/>
+      </w:pPr>
+      <w:bookmarkStart w:id="31" w:name="dispersion-across-nine-builds"/>
+      <w:r>
+        <w:t xml:space="preserve">5.3 Dispersion across nine builds</w:t>
+      </w:r>
+      <w:bookmarkEnd w:id="31"/>
+    </w:p>
+    <w:p>
+      <w:pPr>
+        <w:pStyle w:val="FirstParagraph"/>
+      </w:pPr>
+      <w:r>
+        <w:t xml:space="preserve">A peak-to-peak figure from one layout says little about what the flow does in</w:t>
+      </w:r>
+      <w:r>
+        <w:t xml:space="preserve"> </w:t>
+      </w:r>
+      <w:r>
+        <w:t xml:space="preserve">general. LibreLane 3.0.3 does not expose the</w:t>
+      </w:r>
+      <w:r>
+        <w:t xml:space="preserve"> </w:t>
+      </w:r>
+      <w:r>
+        <w:t xml:space="preserve">place-and-route seed, so a strict seed-only replicate set was not available.</w:t>
+      </w:r>
+      <w:r>
+        <w:t xml:space="preserve"> </w:t>
+      </w:r>
+      <w:r>
+        <w:t xml:space="preserve">Instead I varied one neutral placement knob, the target placement density, in</w:t>
+      </w:r>
+      <w:r>
+        <w:t xml:space="preserve"> </w:t>
+      </w:r>
+      <w:r>
+        <w:t xml:space="preserve">1% steps from 56% to 64%, and froze everything else: the RTL, the macro</w:t>
+      </w:r>
+      <w:r>
+        <w:t xml:space="preserve"> </w:t>
+      </w:r>
+      <w:r>
+        <w:t xml:space="preserve">locations, the floorplan, the constraints, the tool version, and the PDK. All</w:t>
+      </w:r>
+      <w:r>
+        <w:t xml:space="preserve"> </w:t>
+      </w:r>
+      <w:r>
+        <w:t xml:space="preserve">nine builds hardened, and all nine kept every ring intact. Read the result as a</w:t>
+      </w:r>
+      <w:r>
+        <w:t xml:space="preserve"> </w:t>
+      </w:r>
+      <w:r>
+        <w:t xml:space="preserve">placement-sensitivity band rather than a seed distribution.</w:t>
+      </w:r>
+    </w:p>
+    <w:p>
+      <w:pPr>
+        <w:pStyle w:val="BodyText"/>
+      </w:pPr>
+      <w:r>
+        <w:t xml:space="preserve">Dispersion across the nine builds has a median of 5.75%, a range of 4.19% to</w:t>
+      </w:r>
+      <w:r>
+        <w:t xml:space="preserve"> </w:t>
+      </w:r>
+      <w:r>
+        <w:t xml:space="preserve">6.99%, and a standard deviation of 0.80% (Figure 5). The candidate build sits at</w:t>
+      </w:r>
+      <w:r>
+        <w:t xml:space="preserve"> </w:t>
+      </w:r>
+      <w:r>
+        <w:t xml:space="preserve">5.53%, close to the middle. Density itself explains little of the variation</w:t>
+      </w:r>
+      <w:r>
+        <w:t xml:space="preserve"> </w:t>
+      </w:r>
+      <w:r>
+        <w:t xml:space="preserve">(</w:t>
       </w:r>
       <w:r>
         <w:rPr>
@@ -1232,43 +1873,398 @@
         <w:t xml:space="preserve"> </w:t>
       </w:r>
       <w:r>
-        <w:t xml:space="preserve">= -0.999</w:t>
-      </w:r>
-      <w:r>
-        <w:t xml:space="preserve"> </w:t>
-      </w:r>
-      <w:r>
-        <w:t xml:space="preserve">against extracted ring capacitance (Figure 4). RO15 carries an unusually</w:t>
-      </w:r>
-      <w:r>
-        <w:t xml:space="preserve"> </w:t>
-      </w:r>
-      <w:r>
-        <w:t xml:space="preserve">heavy routing load, 24.35 fF where the other fifteen span 11.7 to 16.95 fF,</w:t>
-      </w:r>
-      <w:r>
-        <w:t xml:space="preserve"> </w:t>
-      </w:r>
-      <w:r>
-        <w:t xml:space="preserve">and sits at 508.5 MHz. Because peak-to-peak is outlier-sensitive, a</w:t>
-      </w:r>
-      <w:r>
-        <w:t xml:space="preserve"> </w:t>
-      </w:r>
-      <w:r>
-        <w:t xml:space="preserve">leave-one-out check matters: without RO15 the spread is 4.60% peak to peak</w:t>
-      </w:r>
-      <w:r>
-        <w:t xml:space="preserve"> </w:t>
-      </w:r>
-      <w:r>
-        <w:t xml:space="preserve">and the SD 1.25%, while the capacitance-frequency relation barely moves</w:t>
-      </w:r>
-      <w:r>
-        <w:t xml:space="preserve"> </w:t>
-      </w:r>
-      <w:r>
-        <w:t xml:space="preserve">(</w:t>
+        <w:t xml:space="preserve">= 0.32), which is what I expected: the knob is a way to perturb placement,</w:t>
+      </w:r>
+      <w:r>
+        <w:t xml:space="preserve"> </w:t>
+      </w:r>
+      <w:r>
+        <w:t xml:space="preserve">not a physical cause. Ring capacitance spread and frequency spread move</w:t>
+      </w:r>
+      <w:r>
+        <w:t xml:space="preserve"> </w:t>
+      </w:r>
+      <w:r>
+        <w:t xml:space="preserve">together across the whole set, from 4.7 fF and 4.19% at the tightest build to</w:t>
+      </w:r>
+      <w:r>
+        <w:t xml:space="preserve"> </w:t>
+      </w:r>
+      <w:r>
+        <w:t xml:space="preserve">7.8 fF and 6.99% at the widest.</w:t>
+      </w:r>
+    </w:p>
+    <w:p>
+      <w:pPr>
+        <w:pStyle w:val="BodyText"/>
+      </w:pPr>
+      <w:r>
+        <w:t xml:space="preserve">Two details make the band trustworthy. The build at 60% density reproduces the</w:t>
+      </w:r>
+      <w:r>
+        <w:t xml:space="preserve"> </w:t>
+      </w:r>
+      <w:r>
+        <w:t xml:space="preserve">shipped configuration exactly and returned 5.53%, matching the candidate build</w:t>
+      </w:r>
+      <w:r>
+        <w:t xml:space="preserve"> </w:t>
+      </w:r>
+      <w:r>
+        <w:t xml:space="preserve">to the digit, and running the entire sweep a second time reproduced all nine</w:t>
+      </w:r>
+      <w:r>
+        <w:t xml:space="preserve"> </w:t>
+      </w:r>
+      <w:r>
+        <w:t xml:space="preserve">values without change. The flow is deterministic, so the band measures genuine</w:t>
+      </w:r>
+      <w:r>
+        <w:t xml:space="preserve"> </w:t>
+      </w:r>
+      <w:r>
+        <w:t xml:space="preserve">placement sensitivity rather than run-to-run noise. Against that band the older</w:t>
+      </w:r>
+      <w:r>
+        <w:t xml:space="preserve"> </w:t>
+      </w:r>
+      <w:r>
+        <w:t xml:space="preserve">10.5% build looks like a wide draw rather than a typical outcome. If I had run</w:t>
+      </w:r>
+      <w:r>
+        <w:t xml:space="preserve"> </w:t>
+      </w:r>
+      <w:r>
+        <w:t xml:space="preserve">this sweep before writing up that build, I would not have quoted its number on</w:t>
+      </w:r>
+      <w:r>
+        <w:t xml:space="preserve"> </w:t>
+      </w:r>
+      <w:r>
+        <w:t xml:space="preserve">its own.</w:t>
+      </w:r>
+    </w:p>
+    <w:p>
+      <w:pPr>
+        <w:pStyle w:val="CaptionedFigure"/>
+      </w:pPr>
+      <w:r>
+        <w:drawing>
+          <wp:inline>
+            <wp:extent cx="5334000" cy="3333750"/>
+            <wp:effectExtent b="0" l="0" r="0" t="0"/>
+            <wp:docPr descr="Figure 5. Nominal Arm A dispersion for nine builds that differ only in target placement density. The dashed line is the median, and the highlighted point is the shipped configuration." title="" id="1" name="Picture"/>
+            <a:graphic>
+              <a:graphicData uri="http://schemas.openxmlformats.org/drawingml/2006/picture">
+                <pic:pic>
+                  <pic:nvPicPr>
+                    <pic:cNvPr descr="../dualarm/placement_sweep/placement_sweep.png" id="0" name="Picture"/>
+                    <pic:cNvPicPr>
+                      <a:picLocks noChangeArrowheads="1" noChangeAspect="1"/>
+                    </pic:cNvPicPr>
+                  </pic:nvPicPr>
+                  <pic:blipFill>
+                    <a:blip r:embed="rId32"/>
+                    <a:stretch>
+                      <a:fillRect/>
+                    </a:stretch>
+                  </pic:blipFill>
+                  <pic:spPr bwMode="auto">
+                    <a:xfrm>
+                      <a:off x="0" y="0"/>
+                      <a:ext cx="5334000" cy="3333750"/>
+                    </a:xfrm>
+                    <a:prstGeom prst="rect">
+                      <a:avLst/>
+                    </a:prstGeom>
+                    <a:noFill/>
+                    <a:ln w="9525">
+                      <a:noFill/>
+                      <a:headEnd/>
+                      <a:tailEnd/>
+                    </a:ln>
+                  </pic:spPr>
+                </pic:pic>
+              </a:graphicData>
+            </a:graphic>
+          </wp:inline>
+        </w:drawing>
+      </w:r>
+    </w:p>
+    <w:p>
+      <w:pPr>
+        <w:pStyle w:val="ImageCaption"/>
+      </w:pPr>
+      <w:r>
+        <w:t xml:space="preserve">Figure 5. Nominal Arm A dispersion for nine builds that differ only in target placement density. The dashed line is the median, and the highlighted point is the shipped configuration.</w:t>
+      </w:r>
+    </w:p>
+    <w:p>
+      <w:pPr>
+        <w:pStyle w:val="Heading3"/>
+      </w:pPr>
+      <w:bookmarkStart w:id="33" w:name="Xb8497a7e39c66adc61a0bf640a551b759a5cf57"/>
+      <w:r>
+        <w:t xml:space="preserve">5.4 The dispersion across process, voltage and temperature</w:t>
+      </w:r>
+      <w:bookmarkEnd w:id="33"/>
+    </w:p>
+    <w:p>
+      <w:pPr>
+        <w:pStyle w:val="FirstParagraph"/>
+      </w:pPr>
+      <w:r>
+        <w:t xml:space="preserve">Everything above is at 27 C and 1.8 V with typical devices, which bounds nothing.</w:t>
+      </w:r>
+      <w:r>
+        <w:t xml:space="preserve"> </w:t>
+      </w:r>
+      <w:r>
+        <w:t xml:space="preserve">Repeating the same deck and the same extracted capacitances at a slow corner</w:t>
+      </w:r>
+      <w:r>
+        <w:t xml:space="preserve"> </w:t>
+      </w:r>
+      <w:r>
+        <w:t xml:space="preserve">(100 C, 1.60 V) and a fast one (-40 C, 1.95 V) gives absolute frequencies of 276.2</w:t>
+      </w:r>
+      <w:r>
+        <w:t xml:space="preserve"> </w:t>
+      </w:r>
+      <w:r>
+        <w:t xml:space="preserve">to 291.7 MHz and 840.3 to 888.3 MHz, against 540.0 to 570.7 at nominal. All</w:t>
+      </w:r>
+      <w:r>
+        <w:t xml:space="preserve"> </w:t>
+      </w:r>
+      <w:r>
+        <w:t xml:space="preserve">sixteen oscillators start at every corner, including the slow low-voltage one, and</w:t>
+      </w:r>
+      <w:r>
+        <w:t xml:space="preserve"> </w:t>
+      </w:r>
+      <w:r>
+        <w:t xml:space="preserve">the no-parasitic control decks return a single identical frequency per corner</w:t>
+      </w:r>
+      <w:r>
+        <w:t xml:space="preserve"> </w:t>
+      </w:r>
+      <w:r>
+        <w:t xml:space="preserve">(323.140, 633.640 and 987.948 MHz), which is what validates the corner setup.</w:t>
+      </w:r>
+    </w:p>
+    <w:p>
+      <w:pPr>
+        <w:pStyle w:val="BodyText"/>
+      </w:pPr>
+      <w:r>
+        <w:t xml:space="preserve">The dispersion is essentially unchanged: 5.46%, 5.53% and 5.56% peak to peak at</w:t>
+      </w:r>
+      <w:r>
+        <w:t xml:space="preserve"> </w:t>
+      </w:r>
+      <w:r>
+        <w:t xml:space="preserve">slow, nominal and fast. The frequency-capacitance correlation is -0.9997 in every</w:t>
+      </w:r>
+      <w:r>
+        <w:t xml:space="preserve"> </w:t>
+      </w:r>
+      <w:r>
+        <w:t xml:space="preserve">case. The fitted slope scales with the operating frequency, -2.478, -4.936 and</w:t>
+      </w:r>
+      <w:r>
+        <w:t xml:space="preserve"> </w:t>
+      </w:r>
+      <w:r>
+        <w:t xml:space="preserve">-7.783 MHz/fF, but expressed as a fraction of the mean it barely moves, -0.873,</w:t>
+      </w:r>
+      <w:r>
+        <w:t xml:space="preserve"> </w:t>
+      </w:r>
+      <w:r>
+        <w:t xml:space="preserve">-0.890 and -0.902 percent per fF.</w:t>
+      </w:r>
+    </w:p>
+    <w:p>
+      <w:pPr>
+        <w:pStyle w:val="BodyText"/>
+      </w:pPr>
+      <w:r>
+        <w:t xml:space="preserve">That is a stronger result than the nominal number alone. It says the routing</w:t>
+      </w:r>
+      <w:r>
+        <w:t xml:space="preserve"> </w:t>
+      </w:r>
+      <w:r>
+        <w:t xml:space="preserve">contribution behaves as a relative perturbation of whatever speed the process and</w:t>
+      </w:r>
+      <w:r>
+        <w:t xml:space="preserve"> </w:t>
+      </w:r>
+      <w:r>
+        <w:t xml:space="preserve">operating point set, rather than as a fixed frequency offset that a corner shift</w:t>
+      </w:r>
+      <w:r>
+        <w:t xml:space="preserve"> </w:t>
+      </w:r>
+      <w:r>
+        <w:t xml:space="preserve">could swamp or amplify. For the silicon phase it predicts that the per-oscillator</w:t>
+      </w:r>
+      <w:r>
+        <w:t xml:space="preserve"> </w:t>
+      </w:r>
+      <w:r>
+        <w:t xml:space="preserve">pattern should be recoverable from dies measured at different temperatures and</w:t>
+      </w:r>
+      <w:r>
+        <w:t xml:space="preserve"> </w:t>
+      </w:r>
+      <w:r>
+        <w:t xml:space="preserve">supplies, which is convenient, because holding a hobby measurement setup at one</w:t>
+      </w:r>
+      <w:r>
+        <w:t xml:space="preserve"> </w:t>
+      </w:r>
+      <w:r>
+        <w:t xml:space="preserve">temperature is difficult.</w:t>
+      </w:r>
+    </w:p>
+    <w:p>
+      <w:pPr>
+        <w:pStyle w:val="BodyText"/>
+      </w:pPr>
+      <w:r>
+        <w:t xml:space="preserve">Two practical bounds fall out of the same simulations. The reported count is the</w:t>
+      </w:r>
+      <w:r>
+        <w:t xml:space="preserve"> </w:t>
+      </w:r>
+      <w:r>
+        <w:t xml:space="preserve">oscillator frequency times the window duration, so at the fast corner the 16-bit</w:t>
+      </w:r>
+      <w:r>
+        <w:t xml:space="preserve"> </w:t>
+      </w:r>
+      <w:r>
+        <w:t xml:space="preserve">counter reaches 35532 of 65535, leaving 1.84x headroom at the 25 MHz reference</w:t>
+      </w:r>
+      <w:r>
+        <w:t xml:space="preserve"> </w:t>
+      </w:r>
+      <w:r>
+        <w:t xml:space="preserve">clock and the 1000-cycle window in the design. Dropping the reference clock below</w:t>
+      </w:r>
+      <w:r>
+        <w:t xml:space="preserve"> </w:t>
+      </w:r>
+      <w:r>
+        <w:t xml:space="preserve">13.55 MHz, or extending the window past 1844 cycles, would push the fast corner</w:t>
+      </w:r>
+      <w:r>
+        <w:t xml:space="preserve"> </w:t>
+      </w:r>
+      <w:r>
+        <w:t xml:space="preserve">into a silent wrap that returns a believable smaller count instead of an error.</w:t>
+      </w:r>
+    </w:p>
+    <w:p>
+      <w:pPr>
+        <w:pStyle w:val="Heading3"/>
+      </w:pPr>
+      <w:bookmarkStart w:id="34" w:name="X0efac1f1e255c19817051e2d1a5e3950fe8fd7b"/>
+      <w:r>
+        <w:t xml:space="preserve">5.5 Does the lumped model survive the real RC network?</w:t>
+      </w:r>
+      <w:bookmarkEnd w:id="34"/>
+    </w:p>
+    <w:p>
+      <w:pPr>
+        <w:pStyle w:val="FirstParagraph"/>
+      </w:pPr>
+      <w:r>
+        <w:t xml:space="preserve">Section 4 grounds each net’s total capacitance on a single node. That discards the</w:t>
+      </w:r>
+      <w:r>
+        <w:t xml:space="preserve"> </w:t>
+      </w:r>
+      <w:r>
+        <w:t xml:space="preserve">series resistance, collapses the split of capacitance between the ends of a net,</w:t>
+      </w:r>
+      <w:r>
+        <w:t xml:space="preserve"> </w:t>
+      </w:r>
+      <w:r>
+        <w:t xml:space="preserve">and treats coupling as though the far end were held quiet. The last of those is the</w:t>
+      </w:r>
+      <w:r>
+        <w:t xml:space="preserve"> </w:t>
+      </w:r>
+      <w:r>
+        <w:t xml:space="preserve">one to worry about here, because 47 to 62 of each ring’s coupling capacitors have</w:t>
+      </w:r>
+      <w:r>
+        <w:t xml:space="preserve"> </w:t>
+      </w:r>
+      <w:r>
+        <w:t xml:space="preserve">their far end on another node of the same ring, usually the neighbouring inverter.</w:t>
+      </w:r>
+      <w:r>
+        <w:t xml:space="preserve"> </w:t>
+      </w:r>
+      <w:r>
+        <w:t xml:space="preserve">Adjacent inverter outputs move in antiphase, so grounding such a coupling</w:t>
+      </w:r>
+      <w:r>
+        <w:t xml:space="preserve"> </w:t>
+      </w:r>
+      <w:r>
+        <w:t xml:space="preserve">understates the load it presents.</w:t>
+      </w:r>
+    </w:p>
+    <w:p>
+      <w:pPr>
+        <w:pStyle w:val="BodyText"/>
+      </w:pPr>
+      <w:r>
+        <w:t xml:space="preserve">To test it I rebuilt all sixteen oscillators from the extraction’s own network,</w:t>
+      </w:r>
+      <w:r>
+        <w:t xml:space="preserve"> </w:t>
+      </w:r>
+      <w:r>
+        <w:t xml:space="preserve">with per-node capacitances, the series resistors as extracted, and node-to-node</w:t>
+      </w:r>
+      <w:r>
+        <w:t xml:space="preserve"> </w:t>
+      </w:r>
+      <w:r>
+        <w:t xml:space="preserve">capacitors wherever both ends lie inside the oscillator, then simulated the lumped</w:t>
+      </w:r>
+      <w:r>
+        <w:t xml:space="preserve"> </w:t>
+      </w:r>
+      <w:r>
+        <w:t xml:space="preserve">and distributed versions of each ring under otherwise identical conditions. The</w:t>
+      </w:r>
+      <w:r>
+        <w:t xml:space="preserve"> </w:t>
+      </w:r>
+      <w:r>
+        <w:t xml:space="preserve">reconstruction accounts for the whole of every net’s declared capacitance.</w:t>
+      </w:r>
+    </w:p>
+    <w:p>
+      <w:pPr>
+        <w:pStyle w:val="BodyText"/>
+      </w:pPr>
+      <w:r>
+        <w:t xml:space="preserve">Every oscillator is slower under the fuller model, by 2.16% to 5.69%, and the size</w:t>
+      </w:r>
+      <w:r>
+        <w:t xml:space="preserve"> </w:t>
+      </w:r>
+      <w:r>
+        <w:t xml:space="preserve">of the shift tracks the ring’s extracted load (</w:t>
       </w:r>
       <w:r>
         <w:rPr>
@@ -1280,55 +2276,37 @@
         <w:t xml:space="preserve"> </w:t>
       </w:r>
       <w:r>
-        <w:t xml:space="preserve">= -0.9987, rank correlation -0.996). The outlier is a real product of</w:t>
-      </w:r>
-      <w:r>
-        <w:t xml:space="preserve"> </w:t>
-      </w:r>
-      <w:r>
-        <w:t xml:space="preserve">the router, not a measurement fault, so it stays in the primary result; the</w:t>
-      </w:r>
-      <w:r>
-        <w:t xml:space="preserve"> </w:t>
-      </w:r>
-      <w:r>
-        <w:t xml:space="preserve">sensitivity numbers show exactly how much of the extreme range it carries</w:t>
-      </w:r>
-      <w:r>
-        <w:t xml:space="preserve"> </w:t>
-      </w:r>
-      <w:r>
-        <w:t xml:space="preserve">(</w:t>
-      </w:r>
-      <w:r>
-        <w:rPr>
-          <w:rStyle w:val="VerbatimChar"/>
-        </w:rPr>
-        <w:t xml:space="preserve">sensitivity.py</w:t>
-      </w:r>
-      <w:r>
-        <w:t xml:space="preserve"> </w:t>
-      </w:r>
-      <w:r>
-        <w:t xml:space="preserve">recomputes all of this from the raw logs). This build</w:t>
-      </w:r>
-      <w:r>
-        <w:t xml:space="preserve"> </w:t>
-      </w:r>
-      <w:r>
-        <w:t xml:space="preserve">passes Magic DRC, KLayout DRC, XOR, LVS, antenna, and power grid with zero</w:t>
-      </w:r>
-      <w:r>
-        <w:t xml:space="preserve"> </w:t>
-      </w:r>
-      <w:r>
-        <w:t xml:space="preserve">violations, so the dispersion estimate and the candidate GDS come from the</w:t>
-      </w:r>
-      <w:r>
-        <w:t xml:space="preserve"> </w:t>
-      </w:r>
-      <w:r>
-        <w:t xml:space="preserve">same run.</w:t>
+        <w:t xml:space="preserve">= -0.589). Because the heavier</w:t>
+      </w:r>
+      <w:r>
+        <w:t xml:space="preserve"> </w:t>
+      </w:r>
+      <w:r>
+        <w:t xml:space="preserve">rings lose the most, the dispersion widens rather than shrinking: 5.55%</w:t>
+      </w:r>
+      <w:r>
+        <w:t xml:space="preserve"> </w:t>
+      </w:r>
+      <w:r>
+        <w:t xml:space="preserve">peak-to-peak becomes 7.60%. The simplification is therefore conservative with</w:t>
+      </w:r>
+      <w:r>
+        <w:t xml:space="preserve"> </w:t>
+      </w:r>
+      <w:r>
+        <w:t xml:space="preserve">respect to the paper’s central claim. It understates the layout contribution by</w:t>
+      </w:r>
+      <w:r>
+        <w:t xml:space="preserve"> </w:t>
+      </w:r>
+      <w:r>
+        <w:t xml:space="preserve">roughly a third instead of manufacturing it, which is the opposite of the failure</w:t>
+      </w:r>
+      <w:r>
+        <w:t xml:space="preserve"> </w:t>
+      </w:r>
+      <w:r>
+        <w:t xml:space="preserve">mode a reduced model is usually suspected of.</w:t>
       </w:r>
     </w:p>
     <w:p>
@@ -1336,84 +2314,118 @@
         <w:pStyle w:val="BodyText"/>
       </w:pPr>
       <w:r>
-        <w:t xml:space="preserve">The three builds do not share a frequency pattern or a spread: 10.5% here,</w:t>
-      </w:r>
-      <w:r>
-        <w:t xml:space="preserve"> </w:t>
-      </w:r>
-      <w:r>
-        <w:t xml:space="preserve">5.4% in an earlier archived dual-arm snapshot, 8.8% in the 32-oscillator</w:t>
-      </w:r>
-      <w:r>
-        <w:t xml:space="preserve"> </w:t>
-      </w:r>
-      <w:r>
-        <w:t xml:space="preserve">build. These are historical observations consistent with run-specific routing</w:t>
-      </w:r>
-      <w:r>
-        <w:t xml:space="preserve"> </w:t>
-      </w:r>
-      <w:r>
-        <w:t xml:space="preserve">assignments; they are not controlled replicates, since the builds differ in</w:t>
-      </w:r>
-      <w:r>
-        <w:t xml:space="preserve"> </w:t>
-      </w:r>
-      <w:r>
-        <w:t xml:space="preserve">source revision and settings as well as seed. The planned multi-seed study</w:t>
-      </w:r>
-      <w:r>
-        <w:t xml:space="preserve"> </w:t>
-      </w:r>
-      <w:r>
-        <w:t xml:space="preserve">addresses that properly. A stronger cross-build check than comparing spread</w:t>
-      </w:r>
-      <w:r>
-        <w:t xml:space="preserve"> </w:t>
-      </w:r>
-      <w:r>
-        <w:t xml:space="preserve">numbers is per-instance prediction: a linear capacitance fit trained only on</w:t>
-      </w:r>
-      <w:r>
-        <w:t xml:space="preserve"> </w:t>
-      </w:r>
-      <w:r>
-        <w:t xml:space="preserve">the 32-oscillator build (624.6 MHz - 4.93 MHz/fF) predicts this build’s 16</w:t>
-      </w:r>
-      <w:r>
-        <w:t xml:space="preserve"> </w:t>
-      </w:r>
-      <w:r>
-        <w:t xml:space="preserve">frequencies with MAE 0.77 MHz (0.14% of the mean), RMSE 1.18 MHz, and rank</w:t>
-      </w:r>
-      <w:r>
-        <w:t xml:space="preserve"> </w:t>
-      </w:r>
-      <w:r>
-        <w:t xml:space="preserve">correlation 0.997, with the largest error on the outlier RO15 (-0.80%). The</w:t>
-      </w:r>
-      <w:r>
-        <w:t xml:space="preserve"> </w:t>
-      </w:r>
-      <w:r>
-        <w:t xml:space="preserve">capacitive mechanism transfers between independent routing runs even though</w:t>
-      </w:r>
-      <w:r>
-        <w:t xml:space="preserve"> </w:t>
-      </w:r>
-      <w:r>
-        <w:t xml:space="preserve">each pattern is unique.</w:t>
+        <w:t xml:space="preserve">The per-oscillator pattern also survives. Rank correlation between the two models</w:t>
+      </w:r>
+      <w:r>
+        <w:t xml:space="preserve"> </w:t>
+      </w:r>
+      <w:r>
+        <w:t xml:space="preserve">is 0.912 and the fastest ring is the same under both. The slowest label moves</w:t>
+      </w:r>
+      <w:r>
+        <w:t xml:space="preserve"> </w:t>
+      </w:r>
+      <w:r>
+        <w:t xml:space="preserve">between two oscillators that the lumped model separated by 0.7%, which is a near-tie</w:t>
+      </w:r>
+      <w:r>
+        <w:t xml:space="preserve"> </w:t>
+      </w:r>
+      <w:r>
+        <w:t xml:space="preserve">changing hands rather than the fingerprint dissolving.</w:t>
+      </w:r>
+    </w:p>
+    <w:p>
+      <w:pPr>
+        <w:pStyle w:val="BodyText"/>
+      </w:pPr>
+      <w:r>
+        <w:t xml:space="preserve">Where the fuller model does change the answer is in the individual response bits.</w:t>
+      </w:r>
+      <w:r>
+        <w:t xml:space="preserve"> </w:t>
+      </w:r>
+      <w:r>
+        <w:t xml:space="preserve">The design forms bits by comparing neighbouring oscillators, and two of the eight</w:t>
+      </w:r>
+      <w:r>
+        <w:t xml:space="preserve"> </w:t>
+      </w:r>
+      <w:r>
+        <w:t xml:space="preserve">comparisons reverse. Both involved pairs separated by 0.28% and 0.32% under the</w:t>
+      </w:r>
+      <w:r>
+        <w:t xml:space="preserve"> </w:t>
+      </w:r>
+      <w:r>
+        <w:t xml:space="preserve">lumped model, while every pair separated by 0.69% or more kept its ordering. So</w:t>
+      </w:r>
+      <w:r>
+        <w:t xml:space="preserve"> </w:t>
+      </w:r>
+      <w:r>
+        <w:t xml:space="preserve">predicted bits from closely matched pairs are model-dependent and are not reported</w:t>
+      </w:r>
+      <w:r>
+        <w:t xml:space="preserve"> </w:t>
+      </w:r>
+      <w:r>
+        <w:t xml:space="preserve">here as predictions; the analysis code already flags such pairs as low-margin when</w:t>
+      </w:r>
+      <w:r>
+        <w:t xml:space="preserve"> </w:t>
+      </w:r>
+      <w:r>
+        <w:t xml:space="preserve">scoring measured silicon, and this gives an independent pre-silicon reason to</w:t>
+      </w:r>
+      <w:r>
+        <w:t xml:space="preserve"> </w:t>
+      </w:r>
+      <w:r>
+        <w:t xml:space="preserve">expect which ones will be fragile.</w:t>
+      </w:r>
+    </w:p>
+    <w:p>
+      <w:pPr>
+        <w:pStyle w:val="BodyText"/>
+      </w:pPr>
+      <w:r>
+        <w:t xml:space="preserve">Two limits on this check. The Arm B macro has a separate extraction and has not</w:t>
+      </w:r>
+      <w:r>
+        <w:t xml:space="preserve"> </w:t>
+      </w:r>
+      <w:r>
+        <w:t xml:space="preserve">been redone this way, so its 569.5 MHz reference remains a lumped-model result.</w:t>
+      </w:r>
+      <w:r>
+        <w:t xml:space="preserve"> </w:t>
+      </w:r>
+      <w:r>
+        <w:t xml:space="preserve">And the extraction itself is a reduced per-net network rather than a field</w:t>
+      </w:r>
+      <w:r>
+        <w:t xml:space="preserve"> </w:t>
+      </w:r>
+      <w:r>
+        <w:t xml:space="preserve">solution, with coupling to nets outside a given oscillator still grounded, which</w:t>
+      </w:r>
+      <w:r>
+        <w:t xml:space="preserve"> </w:t>
+      </w:r>
+      <w:r>
+        <w:t xml:space="preserve">ranges from four such nets on the lightest ring to seventy-two on the heaviest.</w:t>
       </w:r>
     </w:p>
     <w:p>
       <w:pPr>
         <w:pStyle w:val="Heading2"/>
       </w:pPr>
-      <w:bookmarkStart w:id="31" w:name="matched-macro-arm"/>
+      <w:bookmarkStart w:id="35" w:name="matched-macro-arm"/>
       <w:r>
         <w:t xml:space="preserve">6. Matched-macro arm</w:t>
       </w:r>
-      <w:bookmarkEnd w:id="31"/>
+      <w:bookmarkEnd w:id="35"/>
     </w:p>
     <w:p>
       <w:pPr>
@@ -1471,6 +2483,62 @@
       </w:r>
       <w:r>
         <w:t xml:space="preserve">not move the operating point.</w:t>
+      </w:r>
+    </w:p>
+    <w:p>
+      <w:pPr>
+        <w:pStyle w:val="BodyText"/>
+      </w:pPr>
+      <w:r>
+        <w:t xml:space="preserve">The macro is faster than the typical routed ring, 569.5 MHz against an Arm A</w:t>
+      </w:r>
+      <w:r>
+        <w:t xml:space="preserve"> </w:t>
+      </w:r>
+      <w:r>
+        <w:t xml:space="preserve">mean of 554.7 MHz, which is what the lighter load predicts. It is not faster</w:t>
+      </w:r>
+      <w:r>
+        <w:t xml:space="preserve"> </w:t>
+      </w:r>
+      <w:r>
+        <w:t xml:space="preserve">than every Arm A ring. RO7 in the candidate build reaches 570.7 MHz because the</w:t>
+      </w:r>
+      <w:r>
+        <w:t xml:space="preserve"> </w:t>
+      </w:r>
+      <w:r>
+        <w:t xml:space="preserve">router happened to give it 10.9 fF, slightly less than the macro carries. The</w:t>
+      </w:r>
+      <w:r>
+        <w:t xml:space="preserve"> </w:t>
+      </w:r>
+      <w:r>
+        <w:t xml:space="preserve">gap is about 0.2%, below what this lumped-capacitance model resolves, and the</w:t>
+      </w:r>
+      <w:r>
+        <w:t xml:space="preserve"> </w:t>
+      </w:r>
+      <w:r>
+        <w:t xml:space="preserve">macro also pays for the boundary buffers that hardening inserted and Arm A does</w:t>
+      </w:r>
+      <w:r>
+        <w:t xml:space="preserve"> </w:t>
+      </w:r>
+      <w:r>
+        <w:t xml:space="preserve">not have. So the defensible statement is that matching the internal layout put</w:t>
+      </w:r>
+      <w:r>
+        <w:t xml:space="preserve"> </w:t>
+      </w:r>
+      <w:r>
+        <w:t xml:space="preserve">the macro ahead of the average automatically routed oscillator, not ahead of</w:t>
+      </w:r>
+      <w:r>
+        <w:t xml:space="preserve"> </w:t>
+      </w:r>
+      <w:r>
+        <w:t xml:space="preserve">all of them.</w:t>
       </w:r>
     </w:p>
     <w:p>
@@ -1549,7 +2617,7 @@
                     </pic:cNvPicPr>
                   </pic:nvPicPr>
                   <pic:blipFill>
-                    <a:blip r:embed="rId32"/>
+                    <a:blip r:embed="rId36"/>
                     <a:stretch>
                       <a:fillRect/>
                     </a:stretch>
@@ -1593,7 +2661,7 @@
           <wp:inline>
             <wp:extent cx="5334000" cy="2319130"/>
             <wp:effectExtent b="0" l="0" r="0" t="0"/>
-            <wp:docPr descr="Figure 4. Arm A of the coherent dual-arm build (10.5% peak to peak) beside the matched-macro reference line." title="" id="1" name="Picture"/>
+            <wp:docPr descr="Figure 4. Arm A of the candidate build (5.53% peak to peak) beside the matched-macro reference line." title="" id="1" name="Picture"/>
             <a:graphic>
               <a:graphicData uri="http://schemas.openxmlformats.org/drawingml/2006/picture">
                 <pic:pic>
@@ -1604,7 +2672,7 @@
                     </pic:cNvPicPr>
                   </pic:nvPicPr>
                   <pic:blipFill>
-                    <a:blip r:embed="rId33"/>
+                    <a:blip r:embed="rId37"/>
                     <a:stretch>
                       <a:fillRect/>
                     </a:stretch>
@@ -1636,18 +2704,18 @@
         <w:pStyle w:val="ImageCaption"/>
       </w:pPr>
       <w:r>
-        <w:t xml:space="preserve">Figure 4. Arm A of the coherent dual-arm build (10.5% peak to peak) beside the matched-macro reference line.</w:t>
+        <w:t xml:space="preserve">Figure 4. Arm A of the candidate build (5.53% peak to peak) beside the matched-macro reference line.</w:t>
       </w:r>
     </w:p>
     <w:p>
       <w:pPr>
         <w:pStyle w:val="Heading2"/>
       </w:pPr>
-      <w:bookmarkStart w:id="34" w:name="planned-silicon-test"/>
+      <w:bookmarkStart w:id="38" w:name="planned-silicon-test"/>
       <w:r>
         <w:t xml:space="preserve">7. Planned silicon test</w:t>
       </w:r>
-      <w:bookmarkEnd w:id="34"/>
+      <w:bookmarkEnd w:id="38"/>
     </w:p>
     <w:p>
       <w:pPr>
@@ -1840,11 +2908,11 @@
       <w:pPr>
         <w:pStyle w:val="Heading2"/>
       </w:pPr>
-      <w:bookmarkStart w:id="35" w:name="limitations"/>
+      <w:bookmarkStart w:id="39" w:name="limitations"/>
       <w:r>
         <w:t xml:space="preserve">8. Limitations</w:t>
       </w:r>
-      <w:bookmarkEnd w:id="35"/>
+      <w:bookmarkEnd w:id="39"/>
     </w:p>
     <w:p>
       <w:pPr>
@@ -1857,67 +2925,91 @@
         <w:t xml:space="preserve"> </w:t>
       </w:r>
       <w:r>
-        <w:t xml:space="preserve">transistor models carry no random local mismatch. Lumped capacitance omits</w:t>
-      </w:r>
-      <w:r>
-        <w:t xml:space="preserve"> </w:t>
-      </w:r>
-      <w:r>
-        <w:t xml:space="preserve">distributed RC and dynamic coupling; a distributed-RC extraction would test</w:t>
-      </w:r>
-      <w:r>
-        <w:t xml:space="preserve"> </w:t>
-      </w:r>
-      <w:r>
-        <w:t xml:space="preserve">whether the frequency ordering and the spread survive a fuller electrical</w:t>
-      </w:r>
-      <w:r>
-        <w:t xml:space="preserve"> </w:t>
-      </w:r>
-      <w:r>
-        <w:t xml:space="preserve">model, and running it on the fresh build is the obvious next check. The three</w:t>
-      </w:r>
-      <w:r>
-        <w:t xml:space="preserve"> </w:t>
-      </w:r>
-      <w:r>
-        <w:t xml:space="preserve">builds reported here are not a controlled replicate set; they differ in source</w:t>
-      </w:r>
-      <w:r>
-        <w:t xml:space="preserve"> </w:t>
-      </w:r>
-      <w:r>
-        <w:t xml:space="preserve">revision and tool settings as well as seed, so I do not aggregate their spreads</w:t>
-      </w:r>
-      <w:r>
-        <w:t xml:space="preserve"> </w:t>
-      </w:r>
-      <w:r>
-        <w:t xml:space="preserve">into one distribution. A planned multi-seed study that varies only the</w:t>
-      </w:r>
-      <w:r>
-        <w:t xml:space="preserve"> </w:t>
-      </w:r>
-      <w:r>
-        <w:t xml:space="preserve">place-and-route seed from one frozen source, config, and toolchain will give a</w:t>
-      </w:r>
-      <w:r>
-        <w:t xml:space="preserve"> </w:t>
-      </w:r>
-      <w:r>
-        <w:t xml:space="preserve">proper spread distribution at essentially no cost next to fabrication. Instances</w:t>
-      </w:r>
-      <w:r>
-        <w:t xml:space="preserve"> </w:t>
-      </w:r>
-      <w:r>
-        <w:t xml:space="preserve">within a single layout are also related observations, so instance-level</w:t>
-      </w:r>
-      <w:r>
-        <w:t xml:space="preserve"> </w:t>
-      </w:r>
-      <w:r>
-        <w:t xml:space="preserve">confidence intervals would overstate the evidence. The Arm B reference is</w:t>
+        <w:t xml:space="preserve">transistor models carry no random local mismatch. The lumped-capacitance model has</w:t>
+      </w:r>
+      <w:r>
+        <w:t xml:space="preserve"> </w:t>
+      </w:r>
+      <w:r>
+        <w:t xml:space="preserve">now been checked against the extraction’s full RC network, as Section 5.5 reports:</w:t>
+      </w:r>
+      <w:r>
+        <w:t xml:space="preserve"> </w:t>
+      </w:r>
+      <w:r>
+        <w:t xml:space="preserve">the dispersion survives and in fact grows, but individual comparisons between</w:t>
+      </w:r>
+      <w:r>
+        <w:t xml:space="preserve"> </w:t>
+      </w:r>
+      <w:r>
+        <w:t xml:space="preserve">closely matched oscillators do not, and the Arm B macro has not been re-extracted</w:t>
+      </w:r>
+      <w:r>
+        <w:t xml:space="preserve"> </w:t>
+      </w:r>
+      <w:r>
+        <w:t xml:space="preserve">that way. Neither model represents dynamic supply coupling between simultaneously</w:t>
+      </w:r>
+      <w:r>
+        <w:t xml:space="preserve"> </w:t>
+      </w:r>
+      <w:r>
+        <w:t xml:space="preserve">active oscillators, which does not arise here because the hardware enables one at a</w:t>
+      </w:r>
+      <w:r>
+        <w:t xml:space="preserve"> </w:t>
+      </w:r>
+      <w:r>
+        <w:t xml:space="preserve">time. The</w:t>
+      </w:r>
+      <w:r>
+        <w:t xml:space="preserve"> </w:t>
+      </w:r>
+      <w:r>
+        <w:t xml:space="preserve">nine-build sweep is a controlled set in the sense that only one flow knob</w:t>
+      </w:r>
+      <w:r>
+        <w:t xml:space="preserve"> </w:t>
+      </w:r>
+      <w:r>
+        <w:t xml:space="preserve">changed, but that knob is placement density and not the place-and-route seed,</w:t>
+      </w:r>
+      <w:r>
+        <w:t xml:space="preserve"> </w:t>
+      </w:r>
+      <w:r>
+        <w:t xml:space="preserve">which LibreLane 3.0.3 does not expose. A seed sweep would be the cleaner</w:t>
+      </w:r>
+      <w:r>
+        <w:t xml:space="preserve"> </w:t>
+      </w:r>
+      <w:r>
+        <w:t xml:space="preserve">experiment, and the band reported here should be read as placement sensitivity</w:t>
+      </w:r>
+      <w:r>
+        <w:t xml:space="preserve"> </w:t>
+      </w:r>
+      <w:r>
+        <w:t xml:space="preserve">measured one particular way. Builds from earlier revisions are not part of that</w:t>
+      </w:r>
+      <w:r>
+        <w:t xml:space="preserve"> </w:t>
+      </w:r>
+      <w:r>
+        <w:t xml:space="preserve">set and their spreads are not pooled with it. Instances within a single layout</w:t>
+      </w:r>
+      <w:r>
+        <w:t xml:space="preserve"> </w:t>
+      </w:r>
+      <w:r>
+        <w:t xml:space="preserve">are also related observations, so instance-level confidence intervals would</w:t>
+      </w:r>
+      <w:r>
+        <w:t xml:space="preserve"> </w:t>
+      </w:r>
+      <w:r>
+        <w:t xml:space="preserve">overstate the evidence. The Arm B reference is</w:t>
       </w:r>
       <w:r>
         <w:t xml:space="preserve"> </w:t>
@@ -1941,133 +3033,181 @@
         <w:t xml:space="preserve"> </w:t>
       </w:r>
       <w:r>
-        <w:t xml:space="preserve">measurement-system effects are uncharacterized until chips exist, and</w:t>
-      </w:r>
-      <w:r>
-        <w:t xml:space="preserve"> </w:t>
-      </w:r>
-      <w:r>
-        <w:t xml:space="preserve">uniqueness, reliability, min-entropy, and attack success all need a</w:t>
-      </w:r>
-      <w:r>
-        <w:t xml:space="preserve"> </w:t>
-      </w:r>
-      <w:r>
-        <w:t xml:space="preserve">multi-chip data set with a stated threat model. The ripple counter is</w:t>
-      </w:r>
-      <w:r>
-        <w:t xml:space="preserve"> </w:t>
-      </w:r>
-      <w:r>
-        <w:t xml:space="preserve">clocked by the oscillator itself, and its behaviour at the fastest corner is</w:t>
-      </w:r>
-      <w:r>
-        <w:t xml:space="preserve"> </w:t>
-      </w:r>
-      <w:r>
-        <w:t xml:space="preserve">checked only in behavioural simulation; the standard-cell flop at the</w:t>
-      </w:r>
-      <w:r>
-        <w:t xml:space="preserve"> </w:t>
-      </w:r>
-      <w:r>
-        <w:t xml:space="preserve">oscillator-to-counter boundary still needs extracted, across-corner timing</w:t>
-      </w:r>
-      <w:r>
-        <w:t xml:space="preserve"> </w:t>
-      </w:r>
-      <w:r>
-        <w:t xml:space="preserve">before the fast end of the range can be trusted. None of this erases the</w:t>
-      </w:r>
-      <w:r>
-        <w:t xml:space="preserve"> </w:t>
-      </w:r>
-      <w:r>
-        <w:t xml:space="preserve">modelled dispersion; it bounds what can be concluded from it.</w:t>
+        <w:t xml:space="preserve">measurement-system effects are partly characterized: the corner simulations in</w:t>
+      </w:r>
+      <w:r>
+        <w:t xml:space="preserve"> </w:t>
+      </w:r>
+      <w:r>
+        <w:t xml:space="preserve">Section 5.4 bound the frequency range and the counter margin, but supply noise,</w:t>
+      </w:r>
+      <w:r>
+        <w:t xml:space="preserve"> </w:t>
+      </w:r>
+      <w:r>
+        <w:t xml:space="preserve">ageing, package effects and the measurement instrument itself remain unknown until</w:t>
+      </w:r>
+      <w:r>
+        <w:t xml:space="preserve"> </w:t>
+      </w:r>
+      <w:r>
+        <w:t xml:space="preserve">chips exist. Uniqueness, reliability, min-entropy and attack success all need a</w:t>
+      </w:r>
+      <w:r>
+        <w:t xml:space="preserve"> </w:t>
+      </w:r>
+      <w:r>
+        <w:t xml:space="preserve">multi-chip data set with a stated threat model. The corner work pairs device</w:t>
+      </w:r>
+      <w:r>
+        <w:t xml:space="preserve"> </w:t>
+      </w:r>
+      <w:r>
+        <w:t xml:space="preserve">corners with nominal interconnect rather than pairing the slow corner with maximum</w:t>
+      </w:r>
+      <w:r>
+        <w:t xml:space="preserve"> </w:t>
+      </w:r>
+      <w:r>
+        <w:t xml:space="preserve">extracted capacitance and the fast corner with minimum; device spread dominates</w:t>
+      </w:r>
+      <w:r>
+        <w:t xml:space="preserve"> </w:t>
+      </w:r>
+      <w:r>
+        <w:t xml:space="preserve">the frequency bound, so the bound holds, but the range would tighten slightly</w:t>
+      </w:r>
+      <w:r>
+        <w:t xml:space="preserve"> </w:t>
+      </w:r>
+      <w:r>
+        <w:t xml:space="preserve">under the fuller pairing. The boundary behaviour of the oscillator-clocked ripple</w:t>
+      </w:r>
+      <w:r>
+        <w:t xml:space="preserve"> </w:t>
+      </w:r>
+      <w:r>
+        <w:t xml:space="preserve">counter is checked at both nominal and the fast corner, which is where the shorter</w:t>
+      </w:r>
+      <w:r>
+        <w:t xml:space="preserve"> </w:t>
+      </w:r>
+      <w:r>
+        <w:t xml:space="preserve">period makes it hardest, though the selector path feeding it has not yet been</w:t>
+      </w:r>
+      <w:r>
+        <w:t xml:space="preserve"> </w:t>
+      </w:r>
+      <w:r>
+        <w:t xml:space="preserve">validated as a whole chain at 888 MHz. None of this erases the modelled</w:t>
+      </w:r>
+      <w:r>
+        <w:t xml:space="preserve"> </w:t>
+      </w:r>
+      <w:r>
+        <w:t xml:space="preserve">dispersion; it bounds what can be concluded from it.</w:t>
       </w:r>
     </w:p>
     <w:p>
       <w:pPr>
         <w:pStyle w:val="Heading2"/>
       </w:pPr>
-      <w:bookmarkStart w:id="36" w:name="conclusion"/>
+      <w:bookmarkStart w:id="40" w:name="conclusion"/>
       <w:r>
         <w:t xml:space="preserve">9. Conclusion</w:t>
       </w:r>
-      <w:bookmarkEnd w:id="36"/>
+      <w:bookmarkEnd w:id="40"/>
     </w:p>
     <w:p>
       <w:pPr>
         <w:pStyle w:val="FirstParagraph"/>
       </w:pPr>
       <w:r>
-        <w:t xml:space="preserve">Under a reduced lumped-capacitance model of the verified post-route</w:t>
-      </w:r>
-      <w:r>
-        <w:t xml:space="preserve"> </w:t>
-      </w:r>
-      <w:r>
-        <w:t xml:space="preserve">topology, automated physical implementation gave the 16 oscillators of the</w:t>
-      </w:r>
-      <w:r>
-        <w:t xml:space="preserve"> </w:t>
-      </w:r>
-      <w:r>
-        <w:t xml:space="preserve">coherent current build a 10.5% peak-to-peak nominal frequency dispersion</w:t>
-      </w:r>
-      <w:r>
-        <w:t xml:space="preserve"> </w:t>
-      </w:r>
-      <w:r>
-        <w:t xml:space="preserve">(4.6% without the single heavy-routing outlier; SD 2.36% and 1.25%</w:t>
-      </w:r>
-      <w:r>
-        <w:t xml:space="preserve"> </w:t>
-      </w:r>
-      <w:r>
-        <w:t xml:space="preserve">respectively). Two earlier uncontrolled builds showed 8.8% and 5.4% with</w:t>
-      </w:r>
-      <w:r>
-        <w:t xml:space="preserve"> </w:t>
-      </w:r>
-      <w:r>
-        <w:t xml:space="preserve">different per-instance patterns, and a capacitance fit trained on one build</w:t>
-      </w:r>
-      <w:r>
-        <w:t xml:space="preserve"> </w:t>
-      </w:r>
-      <w:r>
-        <w:t xml:space="preserve">predicts another’s frequencies to 0.14% mean absolute error. A hardened</w:t>
-      </w:r>
-      <w:r>
-        <w:t xml:space="preserve"> </w:t>
-      </w:r>
-      <w:r>
-        <w:t xml:space="preserve">macro provides a 569.5 MHz shared-internal-layout reference for Arm B. What</w:t>
-      </w:r>
-      <w:r>
-        <w:t xml:space="preserve"> </w:t>
-      </w:r>
-      <w:r>
-        <w:t xml:space="preserve">this establishes is that the automated flow assigned substantially different</w:t>
-      </w:r>
-      <w:r>
-        <w:t xml:space="preserve"> </w:t>
-      </w:r>
-      <w:r>
-        <w:t xml:space="preserve">routing capacitance to logically identical oscillators, and that under</w:t>
-      </w:r>
-      <w:r>
-        <w:t xml:space="preserve"> </w:t>
-      </w:r>
-      <w:r>
-        <w:t xml:space="preserve">nominal device assumptions this predicts a frequency dispersion much larger</w:t>
-      </w:r>
-      <w:r>
-        <w:t xml:space="preserve"> </w:t>
-      </w:r>
-      <w:r>
-        <w:t xml:space="preserve">than zero, with a mechanism that transfers across routing runs.</w:t>
+        <w:t xml:space="preserve">Under a reduced lumped-capacitance model of the verified post-route topology,</w:t>
+      </w:r>
+      <w:r>
+        <w:t xml:space="preserve"> </w:t>
+      </w:r>
+      <w:r>
+        <w:t xml:space="preserve">the automated flow gave the 16 oscillators of the candidate build a 5.53%</w:t>
+      </w:r>
+      <w:r>
+        <w:t xml:space="preserve"> </w:t>
+      </w:r>
+      <w:r>
+        <w:t xml:space="preserve">peak-to-peak nominal frequency dispersion (population SD 1.65%, mean</w:t>
+      </w:r>
+      <w:r>
+        <w:t xml:space="preserve"> </w:t>
+      </w:r>
+      <w:r>
+        <w:t xml:space="preserve">554.7 MHz). Nine builds that differ only in placement density put that figure</w:t>
+      </w:r>
+      <w:r>
+        <w:t xml:space="preserve"> </w:t>
+      </w:r>
+      <w:r>
+        <w:t xml:space="preserve">in context: median 5.75%, range 4.19% to 6.99%. Any single build reports one</w:t>
+      </w:r>
+      <w:r>
+        <w:t xml:space="preserve"> </w:t>
+      </w:r>
+      <w:r>
+        <w:t xml:space="preserve">draw of the router, which is why I no longer quote one of them on its own.</w:t>
+      </w:r>
+      <w:r>
+        <w:t xml:space="preserve"> </w:t>
+      </w:r>
+      <w:r>
+        <w:t xml:space="preserve">What repeats is the mechanism. Every build shows frequency tracking extracted</w:t>
+      </w:r>
+      <w:r>
+        <w:t xml:space="preserve"> </w:t>
+      </w:r>
+      <w:r>
+        <w:t xml:space="preserve">ring capacitance at about -0.999, the fitted slope stays near -4.94 MHz/fF</w:t>
+      </w:r>
+      <w:r>
+        <w:t xml:space="preserve"> </w:t>
+      </w:r>
+      <w:r>
+        <w:t xml:space="preserve">across independent layouts, and a fit trained on one build predicts another’s</w:t>
+      </w:r>
+      <w:r>
+        <w:t xml:space="preserve"> </w:t>
+      </w:r>
+      <w:r>
+        <w:t xml:space="preserve">individual frequencies to roughly 0.1%. A hardened macro provides a 569.5 MHz</w:t>
+      </w:r>
+      <w:r>
+        <w:t xml:space="preserve"> </w:t>
+      </w:r>
+      <w:r>
+        <w:t xml:space="preserve">shared-internal-layout reference for Arm B, ahead of the Arm A mean though not</w:t>
+      </w:r>
+      <w:r>
+        <w:t xml:space="preserve"> </w:t>
+      </w:r>
+      <w:r>
+        <w:t xml:space="preserve">of every Arm A instance. The finding is that the flow assigns materially</w:t>
+      </w:r>
+      <w:r>
+        <w:t xml:space="preserve"> </w:t>
+      </w:r>
+      <w:r>
+        <w:t xml:space="preserve">different routing capacitance to logically identical oscillators, and that</w:t>
+      </w:r>
+      <w:r>
+        <w:t xml:space="preserve"> </w:t>
+      </w:r>
+      <w:r>
+        <w:t xml:space="preserve">under nominal device assumptions this converts into a dispersion of several</w:t>
+      </w:r>
+      <w:r>
+        <w:t xml:space="preserve"> </w:t>
+      </w:r>
+      <w:r>
+        <w:t xml:space="preserve">percent through a relationship that holds from one routing run to the next.</w:t>
       </w:r>
     </w:p>
     <w:p>
@@ -2100,11 +3240,11 @@
       <w:pPr>
         <w:pStyle w:val="Heading2"/>
       </w:pPr>
-      <w:bookmarkStart w:id="37" w:name="references"/>
+      <w:bookmarkStart w:id="41" w:name="references"/>
       <w:r>
         <w:t xml:space="preserve">References</w:t>
       </w:r>
-      <w:bookmarkEnd w:id="37"/>
+      <w:bookmarkEnd w:id="41"/>
     </w:p>
     <w:p>
       <w:pPr>

--- a/docs/paper/SILICON_paper.docx
+++ b/docs/paper/SILICON_paper.docx
@@ -238,6 +238,56 @@
       </w:r>
       <w:r>
         <w:t xml:space="preserve">does not on its own prove a smaller total spread once the chips are made.</w:t>
+      </w:r>
+    </w:p>
+    <w:p>
+      <w:pPr>
+        <w:pStyle w:val="BodyText"/>
+      </w:pPr>
+      <w:r>
+        <w:t xml:space="preserve">Sweeping the same arm over supply and temperature shows that the sensitivity is</w:t>
+      </w:r>
+      <w:r>
+        <w:t xml:space="preserve"> </w:t>
+      </w:r>
+      <w:r>
+        <w:t xml:space="preserve">almost entirely common to the sixteen oscillators. Ten percent supply excursions</w:t>
+      </w:r>
+      <w:r>
+        <w:t xml:space="preserve"> </w:t>
+      </w:r>
+      <w:r>
+        <w:t xml:space="preserve">leave a ring-to-ring departure of 0.03 percent, and the temperature coefficient</w:t>
+      </w:r>
+      <w:r>
+        <w:t xml:space="preserve"> </w:t>
+      </w:r>
+      <w:r>
+        <w:t xml:space="preserve">at 1.80 V is close to zero because the stage sits near the crossover between the</w:t>
+      </w:r>
+      <w:r>
+        <w:t xml:space="preserve"> </w:t>
+      </w:r>
+      <w:r>
+        <w:t xml:space="preserve">threshold-voltage and mobility effects, which a supply sweep confirms by moving</w:t>
+      </w:r>
+      <w:r>
+        <w:t xml:space="preserve"> </w:t>
+      </w:r>
+      <w:r>
+        <w:t xml:space="preserve">that coefficient from +0.053 to -0.024 percent per degree. Estimated thermal</w:t>
+      </w:r>
+      <w:r>
+        <w:t xml:space="preserve"> </w:t>
+      </w:r>
+      <w:r>
+        <w:t xml:space="preserve">jitter and the counter’s own granularity put the resolution floor of a single</w:t>
+      </w:r>
+      <w:r>
+        <w:t xml:space="preserve"> </w:t>
+      </w:r>
+      <w:r>
+        <w:t xml:space="preserve">reading at 0.0013 percent, 48 times below the mismatch scale.</w:t>
       </w:r>
     </w:p>
     <w:p>
@@ -2419,13 +2469,448 @@
     </w:p>
     <w:p>
       <w:pPr>
+        <w:pStyle w:val="Heading3"/>
+      </w:pPr>
+      <w:bookmarkStart w:id="35" w:name="what-a-single-reading-can-resolve"/>
+      <w:r>
+        <w:t xml:space="preserve">5.6 What a single reading can resolve</w:t>
+      </w:r>
+      <w:bookmarkEnd w:id="35"/>
+    </w:p>
+    <w:p>
+      <w:pPr>
+        <w:pStyle w:val="FirstParagraph"/>
+      </w:pPr>
+      <w:r>
+        <w:t xml:space="preserve">The residual left by Section 5.5 and the mismatch scale of Section 7 are both</w:t>
+      </w:r>
+      <w:r>
+        <w:t xml:space="preserve"> </w:t>
+      </w:r>
+      <w:r>
+        <w:t xml:space="preserve">small, and neither means anything unless a measurement can resolve them. Three</w:t>
+      </w:r>
+      <w:r>
+        <w:t xml:space="preserve"> </w:t>
+      </w:r>
+      <w:r>
+        <w:t xml:space="preserve">effects set that limit. The operating point drifts between readings, the</w:t>
+      </w:r>
+      <w:r>
+        <w:t xml:space="preserve"> </w:t>
+      </w:r>
+      <w:r>
+        <w:t xml:space="preserve">oscillator carries thermal noise, and the counter returns an integer. The decks</w:t>
+      </w:r>
+      <w:r>
+        <w:t xml:space="preserve"> </w:t>
+      </w:r>
+      <w:r>
+        <w:t xml:space="preserve">in</w:t>
+      </w:r>
+      <w:r>
+        <w:t xml:space="preserve"> </w:t>
+      </w:r>
+      <w:r>
+        <w:rPr>
+          <w:rStyle w:val="VerbatimChar"/>
+        </w:rPr>
+        <w:t xml:space="preserve">sim/spice/gono/gen_noise_decks.py</w:t>
+      </w:r>
+      <w:r>
+        <w:t xml:space="preserve"> </w:t>
+      </w:r>
+      <w:r>
+        <w:t xml:space="preserve">address all three. They read the shipped</w:t>
+      </w:r>
+      <w:r>
+        <w:t xml:space="preserve"> </w:t>
+      </w:r>
+      <w:r>
+        <w:t xml:space="preserve">netlist and SPEF used everywhere else in this work and they call the same ring</w:t>
+      </w:r>
+      <w:r>
+        <w:t xml:space="preserve"> </w:t>
+      </w:r>
+      <w:r>
+        <w:t xml:space="preserve">builder, and the 1.80 V deck is the nominal deck of Section 5.2 under a</w:t>
+      </w:r>
+      <w:r>
+        <w:t xml:space="preserve"> </w:t>
+      </w:r>
+      <w:r>
+        <w:t xml:space="preserve">different title, which the analysis verifies against the archived log before</w:t>
+      </w:r>
+      <w:r>
+        <w:t xml:space="preserve"> </w:t>
+      </w:r>
+      <w:r>
+        <w:t xml:space="preserve">reporting anything.</w:t>
+      </w:r>
+    </w:p>
+    <w:p>
+      <w:pPr>
+        <w:pStyle w:val="BodyText"/>
+      </w:pPr>
+      <w:r>
+        <w:t xml:space="preserve">Supply comes first. Between 1.62 and 1.98 V the fitted pushing figure is 105.9</w:t>
+      </w:r>
+      <w:r>
+        <w:t xml:space="preserve"> </w:t>
+      </w:r>
+      <w:r>
+        <w:t xml:space="preserve">percent per volt, so a ten millivolt change moves a ring by about one percent,</w:t>
+      </w:r>
+      <w:r>
+        <w:t xml:space="preserve"> </w:t>
+      </w:r>
+      <w:r>
+        <w:t xml:space="preserve">seventeen times the mismatch scale. A response bit is the sign of a difference</w:t>
+      </w:r>
+      <w:r>
+        <w:t xml:space="preserve"> </w:t>
+      </w:r>
+      <w:r>
+        <w:t xml:space="preserve">between two rings sharing one supply, so only the part of the shift that is not</w:t>
+      </w:r>
+      <w:r>
+        <w:t xml:space="preserve"> </w:t>
+      </w:r>
+      <w:r>
+        <w:t xml:space="preserve">common can affect it. The sixteen pushing figures span 105.57 to 106.17 percent</w:t>
+      </w:r>
+      <w:r>
+        <w:t xml:space="preserve"> </w:t>
+      </w:r>
+      <w:r>
+        <w:t xml:space="preserve">per volt. After removing a single common scaling at each point, the rings depart</w:t>
+      </w:r>
+      <w:r>
+        <w:t xml:space="preserve"> </w:t>
+      </w:r>
+      <w:r>
+        <w:t xml:space="preserve">from one another by 0.027 percent standard deviation at 1.62 V and 0.034 percent</w:t>
+      </w:r>
+      <w:r>
+        <w:t xml:space="preserve"> </w:t>
+      </w:r>
+      <w:r>
+        <w:t xml:space="preserve">at 1.98 V, with worst-ring departures of 0.048 and 0.063 percent. Ten percent</w:t>
+      </w:r>
+      <w:r>
+        <w:t xml:space="preserve"> </w:t>
+      </w:r>
+      <w:r>
+        <w:t xml:space="preserve">supply excursions therefore leave the differential term below the 0.062 percent</w:t>
+      </w:r>
+      <w:r>
+        <w:t xml:space="preserve"> </w:t>
+      </w:r>
+      <w:r>
+        <w:t xml:space="preserve">mismatch scale.</w:t>
+      </w:r>
+    </w:p>
+    <w:p>
+      <w:pPr>
+        <w:pStyle w:val="BodyText"/>
+      </w:pPr>
+      <w:r>
+        <w:t xml:space="preserve">Temperature needed checking before it could be reported. At 1.80 V the arm mean</w:t>
+      </w:r>
+      <w:r>
+        <w:t xml:space="preserve"> </w:t>
+      </w:r>
+      <w:r>
+        <w:t xml:space="preserve">runs 549.7, 553.4, 554.7, 555.1 and 553.9 MHz at -40, 0, 27, 85 and 125 C, a</w:t>
+      </w:r>
+      <w:r>
+        <w:t xml:space="preserve"> </w:t>
+      </w:r>
+      <w:r>
+        <w:t xml:space="preserve">total movement of 0.97 percent with the maximum inside the range rather than at</w:t>
+      </w:r>
+      <w:r>
+        <w:t xml:space="preserve"> </w:t>
+      </w:r>
+      <w:r>
+        <w:t xml:space="preserve">an end. A ring oscillator with almost no temperature coefficient is a reason to</w:t>
+      </w:r>
+      <w:r>
+        <w:t xml:space="preserve"> </w:t>
+      </w:r>
+      <w:r>
+        <w:t xml:space="preserve">suspect the simulator. Two checks rule that out. Every log states the</w:t>
+      </w:r>
+      <w:r>
+        <w:t xml:space="preserve"> </w:t>
+      </w:r>
+      <w:r>
+        <w:t xml:space="preserve">temperature ngspice used and each matches its deck, and four minimal decks that</w:t>
+      </w:r>
+      <w:r>
+        <w:t xml:space="preserve"> </w:t>
+      </w:r>
+      <w:r>
+        <w:t xml:space="preserve">request 125 C by different mechanisms all read 125 C back through a resistor of</w:t>
+      </w:r>
+      <w:r>
+        <w:t xml:space="preserve"> </w:t>
+      </w:r>
+      <w:r>
+        <w:t xml:space="preserve">known temperature coefficient.</w:t>
+      </w:r>
+    </w:p>
+    <w:p>
+      <w:pPr>
+        <w:pStyle w:val="BodyText"/>
+      </w:pPr>
+      <w:r>
+        <w:t xml:space="preserve">The physical explanation is a threshold-voltage effect and a mobility effect</w:t>
+      </w:r>
+      <w:r>
+        <w:t xml:space="preserve"> </w:t>
+      </w:r>
+      <w:r>
+        <w:t xml:space="preserve">that cancel near a particular gate overdrive, and it makes a falsifiable</w:t>
+      </w:r>
+      <w:r>
+        <w:t xml:space="preserve"> </w:t>
+      </w:r>
+      <w:r>
+        <w:t xml:space="preserve">prediction, because that balance point has to move with the supply. Repeating</w:t>
+      </w:r>
+      <w:r>
+        <w:t xml:space="preserve"> </w:t>
+      </w:r>
+      <w:r>
+        <w:t xml:space="preserve">the two temperature extremes at the two other supplies confirms it. Over the</w:t>
+      </w:r>
+      <w:r>
+        <w:t xml:space="preserve"> </w:t>
+      </w:r>
+      <w:r>
+        <w:t xml:space="preserve">same -40 to 125 C span the coefficient is +0.053 percent per degree at 1.62 V,</w:t>
+      </w:r>
+      <w:r>
+        <w:t xml:space="preserve"> </w:t>
+      </w:r>
+      <w:r>
+        <w:t xml:space="preserve">+0.005 at 1.80 V and -0.024 at 1.98 V, crossing zero close to the nominal</w:t>
+      </w:r>
+      <w:r>
+        <w:t xml:space="preserve"> </w:t>
+      </w:r>
+      <w:r>
+        <w:t xml:space="preserve">operating supply. Temperature-aware RO-PUF design has been treated before by</w:t>
+      </w:r>
+      <w:r>
+        <w:t xml:space="preserve"> </w:t>
+      </w:r>
+      <w:r>
+        <w:t xml:space="preserve">compensating for the drift [15]; here the operating point happens to sit where</w:t>
+      </w:r>
+      <w:r>
+        <w:t xml:space="preserve"> </w:t>
+      </w:r>
+      <w:r>
+        <w:t xml:space="preserve">there is little to compensate. Dispersion is steadier than the mean, moving only</w:t>
+      </w:r>
+      <w:r>
+        <w:t xml:space="preserve"> </w:t>
+      </w:r>
+      <w:r>
+        <w:t xml:space="preserve">from 5.66 to 5.36 percent across the five temperatures, so the routing signature</w:t>
+      </w:r>
+      <w:r>
+        <w:t xml:space="preserve"> </w:t>
+      </w:r>
+      <w:r>
+        <w:t xml:space="preserve">is nearly independent of temperature over the range a bench measurement will</w:t>
+      </w:r>
+      <w:r>
+        <w:t xml:space="preserve"> </w:t>
+      </w:r>
+      <w:r>
+        <w:t xml:space="preserve">see.</w:t>
+      </w:r>
+    </w:p>
+    <w:p>
+      <w:pPr>
+        <w:pStyle w:val="BodyText"/>
+      </w:pPr>
+      <w:r>
+        <w:t xml:space="preserve">Across all eleven operating points, which include both supply extremes, both</w:t>
+      </w:r>
+      <w:r>
+        <w:t xml:space="preserve"> </w:t>
+      </w:r>
+      <w:r>
+        <w:t xml:space="preserve">temperature extremes and the four combinations of them, the eight Arm A</w:t>
+      </w:r>
+      <w:r>
+        <w:t xml:space="preserve"> </w:t>
+      </w:r>
+      <w:r>
+        <w:t xml:space="preserve">adjacent-pair bits keep their sign. The margin is real but not large. The</w:t>
+      </w:r>
+      <w:r>
+        <w:t xml:space="preserve"> </w:t>
+      </w:r>
+      <w:r>
+        <w:t xml:space="preserve">closest pair is separated by 0.270 percent of the arm mean and the largest</w:t>
+      </w:r>
+      <w:r>
+        <w:t xml:space="preserve"> </w:t>
+      </w:r>
+      <w:r>
+        <w:t xml:space="preserve">ring-to-ring departure in the box is 0.150 percent, a factor of 1.8. This is a</w:t>
+      </w:r>
+      <w:r>
+        <w:t xml:space="preserve"> </w:t>
+      </w:r>
+      <w:r>
+        <w:t xml:space="preserve">statement about one simulated layout at nominal process and not a reliability</w:t>
+      </w:r>
+      <w:r>
+        <w:t xml:space="preserve"> </w:t>
+      </w:r>
+      <w:r>
+        <w:t xml:space="preserve">result.</w:t>
+      </w:r>
+    </w:p>
+    <w:p>
+      <w:pPr>
+        <w:pStyle w:val="BodyText"/>
+      </w:pPr>
+      <w:r>
+        <w:t xml:space="preserve">Thermal noise is estimated rather than simulated. A separate deck measures dV/dt</w:t>
+      </w:r>
+      <w:r>
+        <w:t xml:space="preserve"> </w:t>
+      </w:r>
+      <w:r>
+        <w:t xml:space="preserve">at the switching threshold on all 31 nodes of three rings, chosen as the</w:t>
+      </w:r>
+      <w:r>
+        <w:t xml:space="preserve"> </w:t>
+      </w:r>
+      <w:r>
+        <w:t xml:space="preserve">lightest, median and heaviest by ring capacitance, at a 0.5 ps timestep because</w:t>
+      </w:r>
+      <w:r>
+        <w:t xml:space="preserve"> </w:t>
+      </w:r>
+      <w:r>
+        <w:t xml:space="preserve">the measured band is crossed in roughly four picoseconds. Taking the noise</w:t>
+      </w:r>
+      <w:r>
+        <w:t xml:space="preserve"> </w:t>
+      </w:r>
+      <w:r>
+        <w:t xml:space="preserve">voltage on a node as the square root of gamma k T over C and dividing by the</w:t>
+      </w:r>
+      <w:r>
+        <w:t xml:space="preserve"> </w:t>
+      </w:r>
+      <w:r>
+        <w:t xml:space="preserve">local slope gives a per-transition timing error, and the 62 transitions in one</w:t>
+      </w:r>
+      <w:r>
+        <w:t xml:space="preserve"> </w:t>
+      </w:r>
+      <w:r>
+        <w:t xml:space="preserve">period are summed as independent, which follows the capacitance scaling of</w:t>
+      </w:r>
+      <w:r>
+        <w:t xml:space="preserve"> </w:t>
+      </w:r>
+      <w:r>
+        <w:t xml:space="preserve">Weigandt, Kim and Gray [13] and the single-ended ring treatment of Hajimiri,</w:t>
+      </w:r>
+      <w:r>
+        <w:t xml:space="preserve"> </w:t>
+      </w:r>
+      <w:r>
+        <w:t xml:space="preserve">Limotyrakis and Lee [14]. The result is 0.94, 0.78 and 0.78 ps of period jitter.</w:t>
+      </w:r>
+      <w:r>
+        <w:t xml:space="preserve"> </w:t>
+      </w:r>
+      <w:r>
+        <w:t xml:space="preserve">Both inputs are chosen to overstate it, with gamma set to 2 and the capacitance</w:t>
+      </w:r>
+      <w:r>
+        <w:t xml:space="preserve"> </w:t>
+      </w:r>
+      <w:r>
+        <w:t xml:space="preserve">taken as the extracted wire capacitance alone, which is less than the real node</w:t>
+      </w:r>
+      <w:r>
+        <w:t xml:space="preserve"> </w:t>
+      </w:r>
+      <w:r>
+        <w:t xml:space="preserve">capacitance.</w:t>
+      </w:r>
+    </w:p>
+    <w:p>
+      <w:pPr>
+        <w:pStyle w:val="BodyText"/>
+      </w:pPr>
+      <w:r>
+        <w:t xml:space="preserve">The counting window is 1000 reference-clock cycles at 25 MHz, about 22000 ring</w:t>
+      </w:r>
+      <w:r>
+        <w:t xml:space="preserve"> </w:t>
+      </w:r>
+      <w:r>
+        <w:t xml:space="preserve">periods, over which independent period jitter averages down by the square root</w:t>
+      </w:r>
+      <w:r>
+        <w:t xml:space="preserve"> </w:t>
+      </w:r>
+      <w:r>
+        <w:t xml:space="preserve">of the count. The 0.94 ps figure becomes 0.00036 percent of frequency. The</w:t>
+      </w:r>
+      <w:r>
+        <w:t xml:space="preserve"> </w:t>
+      </w:r>
+      <w:r>
+        <w:t xml:space="preserve">counter is coarser than that. One count in 22189 is 0.00451 percent and the</w:t>
+      </w:r>
+      <w:r>
+        <w:t xml:space="preserve"> </w:t>
+      </w:r>
+      <w:r>
+        <w:t xml:space="preserve">rounding error is 0.00130 percent rms, so the instrument rather than the</w:t>
+      </w:r>
+      <w:r>
+        <w:t xml:space="preserve"> </w:t>
+      </w:r>
+      <w:r>
+        <w:t xml:space="preserve">oscillator sets the floor. Taking the larger of the two, the resolution floor is</w:t>
+      </w:r>
+      <w:r>
+        <w:t xml:space="preserve"> </w:t>
+      </w:r>
+      <w:r>
+        <w:t xml:space="preserve">0.00130 percent, which sits 48 times below the mismatch scale, 207 times below</w:t>
+      </w:r>
+      <w:r>
+        <w:t xml:space="preserve"> </w:t>
+      </w:r>
+      <w:r>
+        <w:t xml:space="preserve">the closest pair separation and 640 times below the compensation residual.</w:t>
+      </w:r>
+    </w:p>
+    <w:p>
+      <w:pPr>
         <w:pStyle w:val="Heading2"/>
       </w:pPr>
-      <w:bookmarkStart w:id="35" w:name="matched-macro-arm"/>
+      <w:bookmarkStart w:id="36" w:name="matched-macro-arm"/>
       <w:r>
         <w:t xml:space="preserve">6. Matched-macro arm</w:t>
       </w:r>
-      <w:bookmarkEnd w:id="35"/>
+      <w:bookmarkEnd w:id="36"/>
     </w:p>
     <w:p>
       <w:pPr>
@@ -2612,61 +3097,6 @@
                 <pic:pic>
                   <pic:nvPicPr>
                     <pic:cNvPr descr="../sim/spice/gono/armB_prediction.png" id="0" name="Picture"/>
-                    <pic:cNvPicPr>
-                      <a:picLocks noChangeArrowheads="1" noChangeAspect="1"/>
-                    </pic:cNvPicPr>
-                  </pic:nvPicPr>
-                  <pic:blipFill>
-                    <a:blip r:embed="rId36"/>
-                    <a:stretch>
-                      <a:fillRect/>
-                    </a:stretch>
-                  </pic:blipFill>
-                  <pic:spPr bwMode="auto">
-                    <a:xfrm>
-                      <a:off x="0" y="0"/>
-                      <a:ext cx="5334000" cy="2319130"/>
-                    </a:xfrm>
-                    <a:prstGeom prst="rect">
-                      <a:avLst/>
-                    </a:prstGeom>
-                    <a:noFill/>
-                    <a:ln w="9525">
-                      <a:noFill/>
-                      <a:headEnd/>
-                      <a:tailEnd/>
-                    </a:ln>
-                  </pic:spPr>
-                </pic:pic>
-              </a:graphicData>
-            </a:graphic>
-          </wp:inline>
-        </w:drawing>
-      </w:r>
-    </w:p>
-    <w:p>
-      <w:pPr>
-        <w:pStyle w:val="ImageCaption"/>
-      </w:pPr>
-      <w:r>
-        <w:t xml:space="preserve">Figure 3. The earlier 32-oscillator array beside the matched-macro reference line at 569.5 MHz.</w:t>
-      </w:r>
-    </w:p>
-    <w:p>
-      <w:pPr>
-        <w:pStyle w:val="CaptionedFigure"/>
-      </w:pPr>
-      <w:r>
-        <w:drawing>
-          <wp:inline>
-            <wp:extent cx="5334000" cy="2319130"/>
-            <wp:effectExtent b="0" l="0" r="0" t="0"/>
-            <wp:docPr descr="Figure 4. Arm A of the candidate build (5.53% peak to peak) beside the matched-macro reference line." title="" id="1" name="Picture"/>
-            <a:graphic>
-              <a:graphicData uri="http://schemas.openxmlformats.org/drawingml/2006/picture">
-                <pic:pic>
-                  <pic:nvPicPr>
-                    <pic:cNvPr descr="../sim/spice/gono/dualarm_gono.png" id="0" name="Picture"/>
                     <pic:cNvPicPr>
                       <a:picLocks noChangeArrowheads="1" noChangeAspect="1"/>
                     </pic:cNvPicPr>
@@ -2704,6 +3134,61 @@
         <w:pStyle w:val="ImageCaption"/>
       </w:pPr>
       <w:r>
+        <w:t xml:space="preserve">Figure 3. The earlier 32-oscillator array beside the matched-macro reference line at 569.5 MHz.</w:t>
+      </w:r>
+    </w:p>
+    <w:p>
+      <w:pPr>
+        <w:pStyle w:val="CaptionedFigure"/>
+      </w:pPr>
+      <w:r>
+        <w:drawing>
+          <wp:inline>
+            <wp:extent cx="5334000" cy="2319130"/>
+            <wp:effectExtent b="0" l="0" r="0" t="0"/>
+            <wp:docPr descr="Figure 4. Arm A of the candidate build (5.53% peak to peak) beside the matched-macro reference line." title="" id="1" name="Picture"/>
+            <a:graphic>
+              <a:graphicData uri="http://schemas.openxmlformats.org/drawingml/2006/picture">
+                <pic:pic>
+                  <pic:nvPicPr>
+                    <pic:cNvPr descr="../sim/spice/gono/dualarm_gono.png" id="0" name="Picture"/>
+                    <pic:cNvPicPr>
+                      <a:picLocks noChangeArrowheads="1" noChangeAspect="1"/>
+                    </pic:cNvPicPr>
+                  </pic:nvPicPr>
+                  <pic:blipFill>
+                    <a:blip r:embed="rId38"/>
+                    <a:stretch>
+                      <a:fillRect/>
+                    </a:stretch>
+                  </pic:blipFill>
+                  <pic:spPr bwMode="auto">
+                    <a:xfrm>
+                      <a:off x="0" y="0"/>
+                      <a:ext cx="5334000" cy="2319130"/>
+                    </a:xfrm>
+                    <a:prstGeom prst="rect">
+                      <a:avLst/>
+                    </a:prstGeom>
+                    <a:noFill/>
+                    <a:ln w="9525">
+                      <a:noFill/>
+                      <a:headEnd/>
+                      <a:tailEnd/>
+                    </a:ln>
+                  </pic:spPr>
+                </pic:pic>
+              </a:graphicData>
+            </a:graphic>
+          </wp:inline>
+        </w:drawing>
+      </w:r>
+    </w:p>
+    <w:p>
+      <w:pPr>
+        <w:pStyle w:val="ImageCaption"/>
+      </w:pPr>
+      <w:r>
         <w:t xml:space="preserve">Figure 4. Arm A of the candidate build (5.53% peak to peak) beside the matched-macro reference line.</w:t>
       </w:r>
     </w:p>
@@ -2711,11 +3196,11 @@
       <w:pPr>
         <w:pStyle w:val="Heading2"/>
       </w:pPr>
-      <w:bookmarkStart w:id="38" w:name="planned-silicon-test"/>
+      <w:bookmarkStart w:id="39" w:name="planned-silicon-test"/>
       <w:r>
         <w:t xml:space="preserve">7. Planned silicon test</w:t>
       </w:r>
-      <w:bookmarkEnd w:id="38"/>
+      <w:bookmarkEnd w:id="39"/>
     </w:p>
     <w:p>
       <w:pPr>
@@ -2908,11 +3393,11 @@
       <w:pPr>
         <w:pStyle w:val="Heading2"/>
       </w:pPr>
-      <w:bookmarkStart w:id="39" w:name="limitations"/>
+      <w:bookmarkStart w:id="40" w:name="limitations"/>
       <w:r>
         <w:t xml:space="preserve">8. Limitations</w:t>
       </w:r>
-      <w:bookmarkEnd w:id="39"/>
+      <w:bookmarkEnd w:id="40"/>
     </w:p>
     <w:p>
       <w:pPr>
@@ -3033,25 +3518,55 @@
         <w:t xml:space="preserve"> </w:t>
       </w:r>
       <w:r>
-        <w:t xml:space="preserve">measurement-system effects are partly characterized: the corner simulations in</w:t>
-      </w:r>
-      <w:r>
-        <w:t xml:space="preserve"> </w:t>
-      </w:r>
-      <w:r>
-        <w:t xml:space="preserve">Section 5.4 bound the frequency range and the counter margin, but supply noise,</w:t>
-      </w:r>
-      <w:r>
-        <w:t xml:space="preserve"> </w:t>
-      </w:r>
-      <w:r>
-        <w:t xml:space="preserve">ageing, package effects and the measurement instrument itself remain unknown until</w:t>
-      </w:r>
-      <w:r>
-        <w:t xml:space="preserve"> </w:t>
-      </w:r>
-      <w:r>
-        <w:t xml:space="preserve">chips exist. Uniqueness, reliability, min-entropy and attack success all need a</w:t>
+        <w:t xml:space="preserve">measurement-system effects are partly characterized. The corner simulations in</w:t>
+      </w:r>
+      <w:r>
+        <w:t xml:space="preserve"> </w:t>
+      </w:r>
+      <w:r>
+        <w:t xml:space="preserve">Section 5.4 bound the frequency range and the counter margin, and Section 5.6</w:t>
+      </w:r>
+      <w:r>
+        <w:t xml:space="preserve"> </w:t>
+      </w:r>
+      <w:r>
+        <w:t xml:space="preserve">measures how the arm responds to supply and temperature and where the resolution</w:t>
+      </w:r>
+      <w:r>
+        <w:t xml:space="preserve"> </w:t>
+      </w:r>
+      <w:r>
+        <w:t xml:space="preserve">floor of a single reading sits. Its supply points are static offsets rather than</w:t>
+      </w:r>
+      <w:r>
+        <w:t xml:space="preserve"> </w:t>
+      </w:r>
+      <w:r>
+        <w:t xml:space="preserve">a ripple that varies during a reading and reaches different oscillators at</w:t>
+      </w:r>
+      <w:r>
+        <w:t xml:space="preserve"> </w:t>
+      </w:r>
+      <w:r>
+        <w:t xml:space="preserve">different phases, and its thermal-noise figure is a first-order estimate from</w:t>
+      </w:r>
+      <w:r>
+        <w:t xml:space="preserve"> </w:t>
+      </w:r>
+      <w:r>
+        <w:t xml:space="preserve">node slopes and capacitances rather than a transient noise simulation. Ageing,</w:t>
+      </w:r>
+      <w:r>
+        <w:t xml:space="preserve"> </w:t>
+      </w:r>
+      <w:r>
+        <w:t xml:space="preserve">package effects and the measurement instrument itself remain unknown until chips</w:t>
+      </w:r>
+      <w:r>
+        <w:t xml:space="preserve"> </w:t>
+      </w:r>
+      <w:r>
+        <w:t xml:space="preserve">exist. Uniqueness, reliability, min-entropy and attack success all need a</w:t>
       </w:r>
       <w:r>
         <w:t xml:space="preserve"> </w:t>
@@ -3112,11 +3627,11 @@
       <w:pPr>
         <w:pStyle w:val="Heading2"/>
       </w:pPr>
-      <w:bookmarkStart w:id="40" w:name="conclusion"/>
+      <w:bookmarkStart w:id="41" w:name="conclusion"/>
       <w:r>
         <w:t xml:space="preserve">9. Conclusion</w:t>
       </w:r>
-      <w:bookmarkEnd w:id="40"/>
+      <w:bookmarkEnd w:id="41"/>
     </w:p>
     <w:p>
       <w:pPr>
@@ -3240,11 +3755,11 @@
       <w:pPr>
         <w:pStyle w:val="Heading2"/>
       </w:pPr>
-      <w:bookmarkStart w:id="41" w:name="references"/>
+      <w:bookmarkStart w:id="42" w:name="references"/>
       <w:r>
         <w:t xml:space="preserve">References</w:t>
       </w:r>
-      <w:bookmarkEnd w:id="41"/>
+      <w:bookmarkEnd w:id="42"/>
     </w:p>
     <w:p>
       <w:pPr>
@@ -3820,6 +4335,150 @@
       </w:r>
       <w:r>
         <w:t xml:space="preserve">https://doi.org/10.1007/978-3-642-33027-8_17</w:t>
+      </w:r>
+    </w:p>
+    <w:p>
+      <w:pPr>
+        <w:pStyle w:val="BodyText"/>
+      </w:pPr>
+      <w:r>
+        <w:t xml:space="preserve">[13] T. C. Weigandt, B. Kim, and P. R. Gray,</w:t>
+      </w:r>
+      <w:r>
+        <w:t xml:space="preserve"> </w:t>
+      </w:r>
+      <w:r>
+        <w:t xml:space="preserve">“</w:t>
+      </w:r>
+      <w:r>
+        <w:t xml:space="preserve">Analysis of Timing Jitter in CMOS</w:t>
+      </w:r>
+      <w:r>
+        <w:t xml:space="preserve"> </w:t>
+      </w:r>
+      <w:r>
+        <w:t xml:space="preserve">Ring Oscillators,</w:t>
+      </w:r>
+      <w:r>
+        <w:t xml:space="preserve">”</w:t>
+      </w:r>
+      <w:r>
+        <w:t xml:space="preserve"> </w:t>
+      </w:r>
+      <w:r>
+        <w:rPr>
+          <w:i/>
+        </w:rPr>
+        <w:t xml:space="preserve">Proceedings of the IEEE International Symposium on Circuits</w:t>
+      </w:r>
+      <w:r>
+        <w:rPr>
+          <w:i/>
+        </w:rPr>
+        <w:t xml:space="preserve"> </w:t>
+      </w:r>
+      <w:r>
+        <w:rPr>
+          <w:i/>
+        </w:rPr>
+        <w:t xml:space="preserve">and Systems (ISCAS)</w:t>
+      </w:r>
+      <w:r>
+        <w:t xml:space="preserve">, vol. 4, pp. 27-30, 1994.</w:t>
+      </w:r>
+      <w:r>
+        <w:t xml:space="preserve"> </w:t>
+      </w:r>
+      <w:r>
+        <w:t xml:space="preserve">https://doi.org/10.1109/ISCAS.1994.409188</w:t>
+      </w:r>
+    </w:p>
+    <w:p>
+      <w:pPr>
+        <w:pStyle w:val="BodyText"/>
+      </w:pPr>
+      <w:r>
+        <w:t xml:space="preserve">[14] A. Hajimiri, S. Limotyrakis, and T. H. Lee,</w:t>
+      </w:r>
+      <w:r>
+        <w:t xml:space="preserve"> </w:t>
+      </w:r>
+      <w:r>
+        <w:t xml:space="preserve">“</w:t>
+      </w:r>
+      <w:r>
+        <w:t xml:space="preserve">Jitter and Phase Noise in Ring</w:t>
+      </w:r>
+      <w:r>
+        <w:t xml:space="preserve"> </w:t>
+      </w:r>
+      <w:r>
+        <w:t xml:space="preserve">Oscillators,</w:t>
+      </w:r>
+      <w:r>
+        <w:t xml:space="preserve">”</w:t>
+      </w:r>
+      <w:r>
+        <w:t xml:space="preserve"> </w:t>
+      </w:r>
+      <w:r>
+        <w:rPr>
+          <w:i/>
+        </w:rPr>
+        <w:t xml:space="preserve">IEEE Journal of Solid-State Circuits</w:t>
+      </w:r>
+      <w:r>
+        <w:t xml:space="preserve">, vol. 34, no. 6,</w:t>
+      </w:r>
+      <w:r>
+        <w:t xml:space="preserve"> </w:t>
+      </w:r>
+      <w:r>
+        <w:t xml:space="preserve">pp. 790-804, 1999. https://doi.org/10.1109/4.766813</w:t>
+      </w:r>
+    </w:p>
+    <w:p>
+      <w:pPr>
+        <w:pStyle w:val="BodyText"/>
+      </w:pPr>
+      <w:r>
+        <w:t xml:space="preserve">[15] C.-E. Yin and G. Qu,</w:t>
+      </w:r>
+      <w:r>
+        <w:t xml:space="preserve"> </w:t>
+      </w:r>
+      <w:r>
+        <w:t xml:space="preserve">“</w:t>
+      </w:r>
+      <w:r>
+        <w:t xml:space="preserve">Temperature-Aware Cooperative Ring Oscillator PUF,</w:t>
+      </w:r>
+      <w:r>
+        <w:t xml:space="preserve">”</w:t>
+      </w:r>
+      <w:r>
+        <w:t xml:space="preserve"> </w:t>
+      </w:r>
+      <w:r>
+        <w:rPr>
+          <w:i/>
+        </w:rPr>
+        <w:t xml:space="preserve">2009 IEEE International Workshop on Hardware-Oriented Security and Trust</w:t>
+      </w:r>
+      <w:r>
+        <w:rPr>
+          <w:i/>
+        </w:rPr>
+        <w:t xml:space="preserve"> </w:t>
+      </w:r>
+      <w:r>
+        <w:rPr>
+          <w:i/>
+        </w:rPr>
+        <w:t xml:space="preserve">(HOST)</w:t>
+      </w:r>
+      <w:r>
+        <w:t xml:space="preserve">, pp. 36-42, 2009. https://doi.org/10.1109/HST.2009.5225055</w:t>
       </w:r>
     </w:p>
     <w:sectPr/>

--- a/docs/paper/SILICON_paper.docx
+++ b/docs/paper/SILICON_paper.docx
@@ -6,9 +6,9 @@
       <w:pPr>
         <w:pStyle w:val="Heading1"/>
       </w:pPr>
-      <w:bookmarkStart w:id="20" w:name="Xd14d4897d5826f8b5f5ce788894ce6873f71a1a"/>
-      <w:r>
-        <w:t xml:space="preserve">Quantifying Routing-Induced Frequency Dispersion in an Open-Source SKY130 Ring-Oscillator PUF: A Pre-Silicon Study</w:t>
+      <w:bookmarkStart w:id="20" w:name="X74bce0fbac609bebd1ffcca8719176bd91ecfa9"/>
+      <w:r>
+        <w:t xml:space="preserve">How Much of an RO-PUF Response Is Decided Before Fabrication? A Pre-Silicon Study of an Open-Source SKY130 Design</w:t>
       </w:r>
       <w:bookmarkEnd w:id="20"/>
     </w:p>
@@ -34,7 +34,7 @@
         <w:pStyle w:val="BodyText"/>
       </w:pPr>
       <w:r>
-        <w:t xml:space="preserve">Draft, 2026-07-27</w:t>
+        <w:t xml:space="preserve">Draft, 2026-07-30</w:t>
       </w:r>
     </w:p>
     <w:p>
@@ -65,217 +65,195 @@
         <w:t xml:space="preserve"> </w:t>
       </w:r>
       <w:r>
-        <w:t xml:space="preserve">variation between nominally identical oscillators into a device secret. The</w:t>
-      </w:r>
-      <w:r>
-        <w:t xml:space="preserve"> </w:t>
-      </w:r>
-      <w:r>
-        <w:t xml:space="preserve">physical implementation can add a frequency pattern of its own on top of that</w:t>
-      </w:r>
-      <w:r>
-        <w:t xml:space="preserve"> </w:t>
-      </w:r>
-      <w:r>
-        <w:t xml:space="preserve">variation. This paper quantifies one component of that pattern, the</w:t>
-      </w:r>
-      <w:r>
-        <w:t xml:space="preserve"> </w:t>
-      </w:r>
-      <w:r>
-        <w:t xml:space="preserve">instance-to-instance routing capacitance assigned by the automated</w:t>
-      </w:r>
-      <w:r>
-        <w:t xml:space="preserve"> </w:t>
-      </w:r>
-      <w:r>
-        <w:t xml:space="preserve">OpenLane/OpenROAD flow on the open SKY130 process design kit, using a reduced</w:t>
-      </w:r>
-      <w:r>
-        <w:t xml:space="preserve"> </w:t>
-      </w:r>
-      <w:r>
-        <w:t xml:space="preserve">model: nominal transistor-level models of the verified post-route oscillator</w:t>
-      </w:r>
-      <w:r>
-        <w:t xml:space="preserve"> </w:t>
-      </w:r>
-      <w:r>
-        <w:t xml:space="preserve">topology, loaded with each ring net’s total extracted capacitance from the</w:t>
-      </w:r>
-      <w:r>
-        <w:t xml:space="preserve"> </w:t>
-      </w:r>
-      <w:r>
-        <w:t xml:space="preserve">final SPEF. No fabricated devices have been measured yet, and distributed</w:t>
-      </w:r>
-      <w:r>
-        <w:t xml:space="preserve"> </w:t>
-      </w:r>
-      <w:r>
-        <w:t xml:space="preserve">resistance and coupling are not represented.</w:t>
-      </w:r>
-    </w:p>
-    <w:p>
-      <w:pPr>
-        <w:pStyle w:val="BodyText"/>
-      </w:pPr>
-      <w:r>
-        <w:t xml:space="preserve">Under this model, the 16 automatically placed oscillators of Arm A in the</w:t>
-      </w:r>
-      <w:r>
-        <w:t xml:space="preserve"> </w:t>
-      </w:r>
-      <w:r>
-        <w:t xml:space="preserve">candidate build spread 5.53% peak to peak (population SD 1.65%, mean</w:t>
-      </w:r>
-      <w:r>
-        <w:t xml:space="preserve"> </w:t>
-      </w:r>
-      <w:r>
-        <w:t xml:space="preserve">554.7 MHz), with extracted ring capacitance running from 10.9 to 17.0 fF.</w:t>
-      </w:r>
-      <w:r>
-        <w:t xml:space="preserve"> </w:t>
-      </w:r>
-      <w:r>
-        <w:t xml:space="preserve">Because a single build only shows one draw of the router, I repeated the whole</w:t>
-      </w:r>
-      <w:r>
-        <w:t xml:space="preserve"> </w:t>
-      </w:r>
-      <w:r>
-        <w:t xml:space="preserve">flow nine times over a narrow band of placement density with the source,</w:t>
-      </w:r>
-      <w:r>
-        <w:t xml:space="preserve"> </w:t>
-      </w:r>
-      <w:r>
-        <w:t xml:space="preserve">floorplan, constraints, tool, and PDK frozen. Dispersion across those nine</w:t>
-      </w:r>
-      <w:r>
-        <w:t xml:space="preserve"> </w:t>
-      </w:r>
-      <w:r>
-        <w:t xml:space="preserve">builds has a median of 5.75% and a range of 4.19% to 6.99%. What does not move</w:t>
-      </w:r>
-      <w:r>
-        <w:t xml:space="preserve"> </w:t>
-      </w:r>
-      <w:r>
-        <w:t xml:space="preserve">is the mechanism: every build gives a frequency-capacitance correlation of</w:t>
-      </w:r>
-      <w:r>
-        <w:t xml:space="preserve"> </w:t>
-      </w:r>
-      <w:r>
-        <w:t xml:space="preserve">about -0.999, and the fitted slope of -4.94 MHz/fF in the candidate build</w:t>
-      </w:r>
-      <w:r>
-        <w:t xml:space="preserve"> </w:t>
-      </w:r>
-      <w:r>
-        <w:t xml:space="preserve">matches the -4.93 MHz/fF obtained earlier from an independent 32-oscillator</w:t>
-      </w:r>
-      <w:r>
-        <w:t xml:space="preserve"> </w:t>
-      </w:r>
-      <w:r>
-        <w:t xml:space="preserve">layout. That earlier fit also predicts this build’s 16 individual frequencies</w:t>
-      </w:r>
-      <w:r>
-        <w:t xml:space="preserve"> </w:t>
-      </w:r>
-      <w:r>
-        <w:t xml:space="preserve">to a mean absolute error near 0.1%. An older build reported 10.5%, well above</w:t>
-      </w:r>
-      <w:r>
-        <w:t xml:space="preserve"> </w:t>
-      </w:r>
-      <w:r>
-        <w:t xml:space="preserve">the sweep, and it owed most of that range to one oscillator the router had</w:t>
-      </w:r>
-      <w:r>
-        <w:t xml:space="preserve"> </w:t>
-      </w:r>
-      <w:r>
-        <w:t xml:space="preserve">loaded with 24.4 fF; no oscillator in the candidate build is loaded that way. So</w:t>
-      </w:r>
-      <w:r>
-        <w:t xml:space="preserve"> </w:t>
-      </w:r>
-      <w:r>
-        <w:t xml:space="preserve">a peak-to-peak number describes the build it came from, and I report the nine</w:t>
-      </w:r>
-      <w:r>
-        <w:t xml:space="preserve"> </w:t>
-      </w:r>
-      <w:r>
-        <w:t xml:space="preserve">builds together for that reason.</w:t>
-      </w:r>
-    </w:p>
-    <w:p>
-      <w:pPr>
-        <w:pStyle w:val="BodyText"/>
-      </w:pPr>
-      <w:r>
-        <w:t xml:space="preserve">The comparison arm, Arm B, uses one hardened oscillator macro sixteen times.</w:t>
-      </w:r>
-      <w:r>
-        <w:t xml:space="preserve"> </w:t>
-      </w:r>
-      <w:r>
-        <w:t xml:space="preserve">A single extraction of that macro gives a 569.5 MHz reference for the shared</w:t>
-      </w:r>
-      <w:r>
-        <w:t xml:space="preserve"> </w:t>
-      </w:r>
-      <w:r>
-        <w:t xml:space="preserve">internal layout, which removes internal-layout variation by construction but</w:t>
-      </w:r>
-      <w:r>
-        <w:t xml:space="preserve"> </w:t>
-      </w:r>
-      <w:r>
-        <w:t xml:space="preserve">does not on its own prove a smaller total spread once the chips are made.</w:t>
-      </w:r>
-    </w:p>
-    <w:p>
-      <w:pPr>
-        <w:pStyle w:val="BodyText"/>
-      </w:pPr>
-      <w:r>
-        <w:t xml:space="preserve">Sweeping the same arm over supply and temperature shows that the sensitivity is</w:t>
-      </w:r>
-      <w:r>
-        <w:t xml:space="preserve"> </w:t>
-      </w:r>
-      <w:r>
-        <w:t xml:space="preserve">almost entirely common to the sixteen oscillators. Ten percent supply excursions</w:t>
-      </w:r>
-      <w:r>
-        <w:t xml:space="preserve"> </w:t>
-      </w:r>
-      <w:r>
-        <w:t xml:space="preserve">leave a ring-to-ring departure of 0.03 percent, and the temperature coefficient</w:t>
-      </w:r>
-      <w:r>
-        <w:t xml:space="preserve"> </w:t>
-      </w:r>
-      <w:r>
-        <w:t xml:space="preserve">at 1.80 V is close to zero because the stage sits near the crossover between the</w:t>
-      </w:r>
-      <w:r>
-        <w:t xml:space="preserve"> </w:t>
-      </w:r>
-      <w:r>
-        <w:t xml:space="preserve">threshold-voltage and mobility effects, which a supply sweep confirms by moving</w:t>
-      </w:r>
-      <w:r>
-        <w:t xml:space="preserve"> </w:t>
-      </w:r>
-      <w:r>
-        <w:t xml:space="preserve">that coefficient from +0.053 to -0.024 percent per degree. Estimated thermal</w:t>
+        <w:t xml:space="preserve">variation between nominally identical oscillators into a device secret. Building</w:t>
+      </w:r>
+      <w:r>
+        <w:t xml:space="preserve"> </w:t>
+      </w:r>
+      <w:r>
+        <w:t xml:space="preserve">one through an automated ASIC flow adds a second source of frequency difference,</w:t>
+      </w:r>
+      <w:r>
+        <w:t xml:space="preserve"> </w:t>
+      </w:r>
+      <w:r>
+        <w:t xml:space="preserve">the parasitic load the router assigns to each instance, and that one is set by</w:t>
+      </w:r>
+      <w:r>
+        <w:t xml:space="preserve"> </w:t>
+      </w:r>
+      <w:r>
+        <w:t xml:space="preserve">the mask rather than by the die. On an open shuttle it is also public. The GDS,</w:t>
+      </w:r>
+      <w:r>
+        <w:t xml:space="preserve"> </w:t>
+      </w:r>
+      <w:r>
+        <w:t xml:space="preserve">the post-route netlist and the parasitic extraction are downloads. This paper</w:t>
+      </w:r>
+      <w:r>
+        <w:t xml:space="preserve"> </w:t>
+      </w:r>
+      <w:r>
+        <w:t xml:space="preserve">asks how much of the response is left for the silicon to decide once those files</w:t>
+      </w:r>
+      <w:r>
+        <w:t xml:space="preserve"> </w:t>
+      </w:r>
+      <w:r>
+        <w:t xml:space="preserve">exist.</w:t>
+      </w:r>
+    </w:p>
+    <w:p>
+      <w:pPr>
+        <w:pStyle w:val="BodyText"/>
+      </w:pPr>
+      <w:r>
+        <w:t xml:space="preserve">For the design I am taping out, less than I expected. Arm A of the shipped build</w:t>
+      </w:r>
+      <w:r>
+        <w:t xml:space="preserve"> </w:t>
+      </w:r>
+      <w:r>
+        <w:t xml:space="preserve">forms eight response bits by comparing neighbouring oscillators. Under a</w:t>
+      </w:r>
+      <w:r>
+        <w:t xml:space="preserve"> </w:t>
+      </w:r>
+      <w:r>
+        <w:t xml:space="preserve">first-order mismatch estimate of 0.062% per ring, six of those eight carry under</w:t>
+      </w:r>
+      <w:r>
+        <w:t xml:space="preserve"> </w:t>
+      </w:r>
+      <w:r>
+        <w:t xml:space="preserve">a hundredth of a bit of across-die entropy, the arm holds 0.46 bits out of 8,</w:t>
+      </w:r>
+      <w:r>
+        <w:t xml:space="preserve"> </w:t>
+      </w:r>
+      <w:r>
+        <w:t xml:space="preserve">and someone with nothing but the public design files would call 7.91 of the 8</w:t>
+      </w:r>
+      <w:r>
+        <w:t xml:space="preserve"> </w:t>
+      </w:r>
+      <w:r>
+        <w:t xml:space="preserve">correctly on average. Moving the mismatch estimate to the ends of its sampling</w:t>
+      </w:r>
+      <w:r>
+        <w:t xml:space="preserve"> </w:t>
+      </w:r>
+      <w:r>
+        <w:t xml:space="preserve">interval gives 0.30 to 0.69 bits and 7.84 to 7.95 bits guessed, so the</w:t>
+      </w:r>
+      <w:r>
+        <w:t xml:space="preserve"> </w:t>
+      </w:r>
+      <w:r>
+        <w:t xml:space="preserve">conclusion does not rest on the exact figure.</w:t>
+      </w:r>
+    </w:p>
+    <w:p>
+      <w:pPr>
+        <w:pStyle w:val="BodyText"/>
+      </w:pPr>
+      <w:r>
+        <w:t xml:space="preserve">The correction the RO-PUF literature applies to systematic variation does not</w:t>
+      </w:r>
+      <w:r>
+        <w:t xml:space="preserve"> </w:t>
+      </w:r>
+      <w:r>
+        <w:t xml:space="preserve">reach this effect. Scored by leave-one-out cross validation against the shipped</w:t>
+      </w:r>
+      <w:r>
+        <w:t xml:space="preserve"> </w:t>
+      </w:r>
+      <w:r>
+        <w:t xml:space="preserve">build’s full RC frequencies, a quadratic surface in x and y comes out 20.0%</w:t>
+      </w:r>
+      <w:r>
+        <w:t xml:space="preserve"> </w:t>
+      </w:r>
+      <w:r>
+        <w:t xml:space="preserve">worse than leaving the data alone, because a per-instance routing fingerprint</w:t>
+      </w:r>
+      <w:r>
+        <w:t xml:space="preserve"> </w:t>
+      </w:r>
+      <w:r>
+        <w:t xml:space="preserve">has no smooth spatial surface under it. Reading the design database does work:</w:t>
+      </w:r>
+      <w:r>
+        <w:t xml:space="preserve"> </w:t>
+      </w:r>
+      <w:r>
+        <w:t xml:space="preserve">ring capacitance and series resistance together remove 89.5% of the dispersion</w:t>
+      </w:r>
+      <w:r>
+        <w:t xml:space="preserve"> </w:t>
+      </w:r>
+      <w:r>
+        <w:t xml:space="preserve">out of sample, from 1.739% down to 0.183%.</w:t>
+      </w:r>
+    </w:p>
+    <w:p>
+      <w:pPr>
+        <w:pStyle w:val="BodyText"/>
+      </w:pPr>
+      <w:r>
+        <w:t xml:space="preserve">The mechanism behind the fixed term is measured rather than assumed. Across nine</w:t>
+      </w:r>
+      <w:r>
+        <w:t xml:space="preserve"> </w:t>
+      </w:r>
+      <w:r>
+        <w:t xml:space="preserve">builds that differ only in target placement density, the 16 automatically placed</w:t>
+      </w:r>
+      <w:r>
+        <w:t xml:space="preserve"> </w:t>
+      </w:r>
+      <w:r>
+        <w:t xml:space="preserve">oscillators of Arm A spread 4.19% to 6.99% peak to peak with a median of 5.75%,</w:t>
+      </w:r>
+      <w:r>
+        <w:t xml:space="preserve"> </w:t>
+      </w:r>
+      <w:r>
+        <w:t xml:space="preserve">and every build gives a frequency-capacitance correlation near -0.999 with a</w:t>
+      </w:r>
+      <w:r>
+        <w:t xml:space="preserve"> </w:t>
+      </w:r>
+      <w:r>
+        <w:t xml:space="preserve">fitted slope near -4.94 MHz/fF that transfers between independent layouts. The</w:t>
+      </w:r>
+      <w:r>
+        <w:t xml:space="preserve"> </w:t>
+      </w:r>
+      <w:r>
+        <w:t xml:space="preserve">comparison arm places 16 copies of one hardened macro, which sets the routing</w:t>
+      </w:r>
+      <w:r>
+        <w:t xml:space="preserve"> </w:t>
+      </w:r>
+      <w:r>
+        <w:t xml:space="preserve">offset of every pair to zero by construction and hands all 8 bits back to</w:t>
+      </w:r>
+      <w:r>
+        <w:t xml:space="preserve"> </w:t>
+      </w:r>
+      <w:r>
+        <w:t xml:space="preserve">mismatch.</w:t>
+      </w:r>
+    </w:p>
+    <w:p>
+      <w:pPr>
+        <w:pStyle w:val="BodyText"/>
+      </w:pPr>
+      <w:r>
+        <w:t xml:space="preserve">Whether any of this is resolvable is checked separately. Estimated thermal</w:t>
       </w:r>
       <w:r>
         <w:t xml:space="preserve"> </w:t>
@@ -287,39 +265,33 @@
         <w:t xml:space="preserve"> </w:t>
       </w:r>
       <w:r>
-        <w:t xml:space="preserve">reading at 0.0013 percent, 48 times below the mismatch scale.</w:t>
-      </w:r>
-    </w:p>
-    <w:p>
-      <w:pPr>
-        <w:pStyle w:val="BodyText"/>
-      </w:pPr>
-      <w:r>
-        <w:t xml:space="preserve">The contribution is a pre-fabrication diagnostic, traceable in the</w:t>
-      </w:r>
-      <w:r>
-        <w:t xml:space="preserve"> </w:t>
-      </w:r>
-      <w:r>
-        <w:t xml:space="preserve">repository, that separates nominal layout bias from the variation a PUF is</w:t>
-      </w:r>
-      <w:r>
-        <w:t xml:space="preserve"> </w:t>
-      </w:r>
-      <w:r>
-        <w:t xml:space="preserve">supposed to use. Whether the layout pattern repeats across dies, reduces</w:t>
-      </w:r>
-      <w:r>
-        <w:t xml:space="preserve"> </w:t>
-      </w:r>
-      <w:r>
-        <w:t xml:space="preserve">uniqueness, or enables a practical prediction attack is left for the silicon</w:t>
-      </w:r>
-      <w:r>
-        <w:t xml:space="preserve"> </w:t>
-      </w:r>
-      <w:r>
-        <w:t xml:space="preserve">phase, not claimed here.</w:t>
+        <w:t xml:space="preserve">reading at 0.0013%, which is 141 times below the compensation residual, and the</w:t>
+      </w:r>
+      <w:r>
+        <w:t xml:space="preserve"> </w:t>
+      </w:r>
+      <w:r>
+        <w:t xml:space="preserve">eight bits keep their sign across eleven supply and temperature points.</w:t>
+      </w:r>
+    </w:p>
+    <w:p>
+      <w:pPr>
+        <w:pStyle w:val="BodyText"/>
+      </w:pPr>
+      <w:r>
+        <w:t xml:space="preserve">All of it is simulation of one design, the response is only eight bits wide, and</w:t>
+      </w:r>
+      <w:r>
+        <w:t xml:space="preserve"> </w:t>
+      </w:r>
+      <w:r>
+        <w:t xml:space="preserve">the predicted offsets are model output rather than measurement. A fabricated die</w:t>
+      </w:r>
+      <w:r>
+        <w:t xml:space="preserve"> </w:t>
+      </w:r>
+      <w:r>
+        <w:t xml:space="preserve">that disagrees with them refutes the argument, which is what the tapeout is for.</w:t>
       </w:r>
     </w:p>
     <w:p>
@@ -337,113 +309,239 @@
         <w:pStyle w:val="FirstParagraph"/>
       </w:pPr>
       <w:r>
-        <w:t xml:space="preserve">An RO-PUF compares the frequencies of nominally identical ring oscillators</w:t>
-      </w:r>
-      <w:r>
-        <w:t xml:space="preserve"> </w:t>
-      </w:r>
-      <w:r>
-        <w:t xml:space="preserve">and converts comparisons into response bits [1]. Ideally the useful</w:t>
-      </w:r>
-      <w:r>
-        <w:t xml:space="preserve"> </w:t>
-      </w:r>
-      <w:r>
-        <w:t xml:space="preserve">chip-to-chip differences come from manufacturing variation. In practice,</w:t>
-      </w:r>
-      <w:r>
-        <w:t xml:space="preserve"> </w:t>
-      </w:r>
-      <w:r>
-        <w:t xml:space="preserve">placement and routing give instances different parasitic loads, which adds a</w:t>
-      </w:r>
-      <w:r>
-        <w:t xml:space="preserve"> </w:t>
-      </w:r>
-      <w:r>
-        <w:t xml:space="preserve">deterministic component to the comparison.</w:t>
-      </w:r>
-    </w:p>
-    <w:p>
-      <w:pPr>
-        <w:pStyle w:val="BodyText"/>
-      </w:pPr>
-      <w:r>
-        <w:t xml:space="preserve">A fixed layout pattern is not automatically a security failure. Random</w:t>
-      </w:r>
-      <w:r>
-        <w:t xml:space="preserve"> </w:t>
-      </w:r>
-      <w:r>
-        <w:t xml:space="preserve">mismatch may be larger, comparisons may cancel shared structure, and response</w:t>
-      </w:r>
-      <w:r>
-        <w:t xml:space="preserve"> </w:t>
-      </w:r>
-      <w:r>
-        <w:t xml:space="preserve">processing may absorb bias. But a layout component that repeats across chips</w:t>
-      </w:r>
-      <w:r>
-        <w:t xml:space="preserve"> </w:t>
-      </w:r>
-      <w:r>
-        <w:t xml:space="preserve">could reduce uniqueness or make some comparisons predictable, and deciding</w:t>
-      </w:r>
-      <w:r>
-        <w:t xml:space="preserve"> </w:t>
-      </w:r>
-      <w:r>
-        <w:t xml:space="preserve">between those outcomes takes measurements from multiple fabricated devices.</w:t>
-      </w:r>
-    </w:p>
-    <w:p>
-      <w:pPr>
-        <w:pStyle w:val="BodyText"/>
-      </w:pPr>
-      <w:r>
-        <w:t xml:space="preserve">This paper reports the pre-silicon part of that investigation. The question</w:t>
-      </w:r>
-      <w:r>
-        <w:t xml:space="preserve"> </w:t>
-      </w:r>
-      <w:r>
-        <w:t xml:space="preserve">is narrow: with transistor parameters held fixed, how much frequency</w:t>
-      </w:r>
-      <w:r>
-        <w:t xml:space="preserve"> </w:t>
-      </w:r>
-      <w:r>
-        <w:t xml:space="preserve">variation does the physical implementation of one open-source RO-PUF design</w:t>
-      </w:r>
-      <w:r>
-        <w:t xml:space="preserve"> </w:t>
-      </w:r>
-      <w:r>
-        <w:t xml:space="preserve">introduce? I contribute nominal post-layout results for two automatically</w:t>
-      </w:r>
-      <w:r>
-        <w:t xml:space="preserve"> </w:t>
-      </w:r>
-      <w:r>
-        <w:t xml:space="preserve">placed oscillator arrays, a capacitance-based explanation for the observed</w:t>
-      </w:r>
-      <w:r>
-        <w:t xml:space="preserve"> </w:t>
-      </w:r>
-      <w:r>
-        <w:t xml:space="preserve">spread, a matched-macro arm that gives every instance the same internal</w:t>
-      </w:r>
-      <w:r>
-        <w:t xml:space="preserve"> </w:t>
-      </w:r>
-      <w:r>
-        <w:t xml:space="preserve">geometry, the scripts to run the same diagnostic before any fabrication, and</w:t>
-      </w:r>
-      <w:r>
-        <w:t xml:space="preserve"> </w:t>
-      </w:r>
-      <w:r>
-        <w:t xml:space="preserve">the specific predictions I plan to test once chips come back.</w:t>
+        <w:t xml:space="preserve">An RO-PUF compares the frequencies of nominally identical ring oscillators and</w:t>
+      </w:r>
+      <w:r>
+        <w:t xml:space="preserve"> </w:t>
+      </w:r>
+      <w:r>
+        <w:t xml:space="preserve">turns each comparison into a response bit [1]. The security argument behind it</w:t>
+      </w:r>
+      <w:r>
+        <w:t xml:space="preserve"> </w:t>
+      </w:r>
+      <w:r>
+        <w:t xml:space="preserve">is that those frequencies come from manufacturing variation, which nobody</w:t>
+      </w:r>
+      <w:r>
+        <w:t xml:space="preserve"> </w:t>
+      </w:r>
+      <w:r>
+        <w:t xml:space="preserve">controls and nobody can read off a drawing.</w:t>
+      </w:r>
+    </w:p>
+    <w:p>
+      <w:pPr>
+        <w:pStyle w:val="BodyText"/>
+      </w:pPr>
+      <w:r>
+        <w:t xml:space="preserve">Place and route weakens part of that argument. The tool gives each instance its</w:t>
+      </w:r>
+      <w:r>
+        <w:t xml:space="preserve"> </w:t>
+      </w:r>
+      <w:r>
+        <w:t xml:space="preserve">own wire lengths, its own via counts and its own neighbours, so oscillators that</w:t>
+      </w:r>
+      <w:r>
+        <w:t xml:space="preserve"> </w:t>
+      </w:r>
+      <w:r>
+        <w:t xml:space="preserve">are identical in the source arrive at the end of the flow carrying materially</w:t>
+      </w:r>
+      <w:r>
+        <w:t xml:space="preserve"> </w:t>
+      </w:r>
+      <w:r>
+        <w:t xml:space="preserve">different parasitic loads. Every die cut from that mask inherits the same</w:t>
+      </w:r>
+      <w:r>
+        <w:t xml:space="preserve"> </w:t>
+      </w:r>
+      <w:r>
+        <w:t xml:space="preserve">pattern. The pattern is also written down, because the extraction the flow runs</w:t>
+      </w:r>
+      <w:r>
+        <w:t xml:space="preserve"> </w:t>
+      </w:r>
+      <w:r>
+        <w:t xml:space="preserve">to check timing already lists a capacitance and a resistance for every net in</w:t>
+      </w:r>
+      <w:r>
+        <w:t xml:space="preserve"> </w:t>
+      </w:r>
+      <w:r>
+        <w:t xml:space="preserve">every ring.</w:t>
+      </w:r>
+    </w:p>
+    <w:p>
+      <w:pPr>
+        <w:pStyle w:val="BodyText"/>
+      </w:pPr>
+      <w:r>
+        <w:t xml:space="preserve">In a closed flow that extraction is an internal file. In an open one it is not.</w:t>
+      </w:r>
+      <w:r>
+        <w:t xml:space="preserve"> </w:t>
+      </w:r>
+      <w:r>
+        <w:t xml:space="preserve">This design goes to a TinyTapeout shuttle, and the repository holding its GDS,</w:t>
+      </w:r>
+      <w:r>
+        <w:t xml:space="preserve"> </w:t>
+      </w:r>
+      <w:r>
+        <w:t xml:space="preserve">its post-route netlist and its SPEF is public, which is the normal way that</w:t>
+      </w:r>
+      <w:r>
+        <w:t xml:space="preserve"> </w:t>
+      </w:r>
+      <w:r>
+        <w:t xml:space="preserve">community works. So the question here is not whether an automated flow adds a</w:t>
+      </w:r>
+      <w:r>
+        <w:t xml:space="preserve"> </w:t>
+      </w:r>
+      <w:r>
+        <w:t xml:space="preserve">systematic term. Maiti and Schaumont measured systematic variation in RO-PUFs</w:t>
+      </w:r>
+      <w:r>
+        <w:t xml:space="preserve"> </w:t>
+      </w:r>
+      <w:r>
+        <w:t xml:space="preserve">years ago [2], and the effect is expected. The question is how much of the</w:t>
+      </w:r>
+      <w:r>
+        <w:t xml:space="preserve"> </w:t>
+      </w:r>
+      <w:r>
+        <w:t xml:space="preserve">response someone can work out from files they can download, holding no device</w:t>
+      </w:r>
+      <w:r>
+        <w:t xml:space="preserve"> </w:t>
+      </w:r>
+      <w:r>
+        <w:t xml:space="preserve">and no challenge-response pairs.</w:t>
+      </w:r>
+    </w:p>
+    <w:p>
+      <w:pPr>
+        <w:pStyle w:val="BodyText"/>
+      </w:pPr>
+      <w:r>
+        <w:t xml:space="preserve">That framing changes what counts as evidence. A dispersion figure in megahertz</w:t>
+      </w:r>
+      <w:r>
+        <w:t xml:space="preserve"> </w:t>
+      </w:r>
+      <w:r>
+        <w:t xml:space="preserve">does not answer it, because a PUF hands out signs of differences rather than</w:t>
+      </w:r>
+      <w:r>
+        <w:t xml:space="preserve"> </w:t>
+      </w:r>
+      <w:r>
+        <w:t xml:space="preserve">frequencies, and a large shared shift cancels in a comparison while a small</w:t>
+      </w:r>
+      <w:r>
+        <w:t xml:space="preserve"> </w:t>
+      </w:r>
+      <w:r>
+        <w:t xml:space="preserve">uncancelled one can flip a bit. The quantity that answers it is the across-die</w:t>
+      </w:r>
+      <w:r>
+        <w:t xml:space="preserve"> </w:t>
+      </w:r>
+      <w:r>
+        <w:t xml:space="preserve">entropy of each response bit, which is what this paper computes.</w:t>
+      </w:r>
+    </w:p>
+    <w:p>
+      <w:pPr>
+        <w:pStyle w:val="BodyText"/>
+      </w:pPr>
+      <w:r>
+        <w:t xml:space="preserve">What I contribute is a per-bit predictability figure for one open-flow RO-PUF,</w:t>
+      </w:r>
+      <w:r>
+        <w:t xml:space="preserve"> </w:t>
+      </w:r>
+      <w:r>
+        <w:t xml:space="preserve">worked out entirely from its public extraction and frozen before any chip</w:t>
+      </w:r>
+      <w:r>
+        <w:t xml:space="preserve"> </w:t>
+      </w:r>
+      <w:r>
+        <w:t xml:space="preserve">exists. Alongside it I show that the position-based correction the literature</w:t>
+      </w:r>
+      <w:r>
+        <w:t xml:space="preserve"> </w:t>
+      </w:r>
+      <w:r>
+        <w:t xml:space="preserve">uses for systematic variation actually makes things worse here under cross</w:t>
+      </w:r>
+      <w:r>
+        <w:t xml:space="preserve"> </w:t>
+      </w:r>
+      <w:r>
+        <w:t xml:space="preserve">validation, while the design database removes almost nine tenths of the term. The</w:t>
+      </w:r>
+      <w:r>
+        <w:t xml:space="preserve"> </w:t>
+      </w:r>
+      <w:r>
+        <w:t xml:space="preserve">same die carries a matched-macro arm that drives the predictable component to</w:t>
+      </w:r>
+      <w:r>
+        <w:t xml:space="preserve"> </w:t>
+      </w:r>
+      <w:r>
+        <w:t xml:space="preserve">zero by construction, so the mitigation is tested rather than proposed. I also</w:t>
+      </w:r>
+      <w:r>
+        <w:t xml:space="preserve"> </w:t>
+      </w:r>
+      <w:r>
+        <w:t xml:space="preserve">measure what a single reading can resolve, since a residual that sits under the</w:t>
+      </w:r>
+      <w:r>
+        <w:t xml:space="preserve"> </w:t>
+      </w:r>
+      <w:r>
+        <w:t xml:space="preserve">instrument’s floor would not be worth arguing about. All the scripts run on the</w:t>
+      </w:r>
+      <w:r>
+        <w:t xml:space="preserve"> </w:t>
+      </w:r>
+      <w:r>
+        <w:t xml:space="preserve">flow’s own outputs, so the same check works on any design before it is</w:t>
+      </w:r>
+      <w:r>
+        <w:t xml:space="preserve"> </w:t>
+      </w:r>
+      <w:r>
+        <w:t xml:space="preserve">fabricated.</w:t>
+      </w:r>
+    </w:p>
+    <w:p>
+      <w:pPr>
+        <w:pStyle w:val="BodyText"/>
+      </w:pPr>
+      <w:r>
+        <w:t xml:space="preserve">Everything below is pre-silicon. The predicted offsets are the output of a model</w:t>
+      </w:r>
+      <w:r>
+        <w:t xml:space="preserve"> </w:t>
+      </w:r>
+      <w:r>
+        <w:t xml:space="preserve">of one layout, and a measured die is what turns them into a result or refutes</w:t>
+      </w:r>
+      <w:r>
+        <w:t xml:space="preserve"> </w:t>
+      </w:r>
+      <w:r>
+        <w:t xml:space="preserve">them.</w:t>
       </w:r>
     </w:p>
     <w:p>
@@ -549,13 +647,99 @@
         <w:pStyle w:val="BodyText"/>
       </w:pPr>
       <w:r>
-        <w:t xml:space="preserve">Open-source ASIC flows allow an experiment that closed flows make awkward:</w:t>
-      </w:r>
-      <w:r>
-        <w:t xml:space="preserve"> </w:t>
-      </w:r>
-      <w:r>
-        <w:t xml:space="preserve">the designer can read the routed netlist and the parasitic extraction before</w:t>
+        <w:t xml:space="preserve">What an attacker needs is the part of that literature closest to this paper.</w:t>
+      </w:r>
+      <w:r>
+        <w:t xml:space="preserve"> </w:t>
+      </w:r>
+      <w:r>
+        <w:t xml:space="preserve">Modelling attacks fit a predictor to challenge-response pairs read out of a</w:t>
+      </w:r>
+      <w:r>
+        <w:t xml:space="preserve"> </w:t>
+      </w:r>
+      <w:r>
+        <w:t xml:space="preserve">working device, which is how configurable ring-oscillator PUFs were broken [8].</w:t>
+      </w:r>
+      <w:r>
+        <w:t xml:space="preserve"> </w:t>
+      </w:r>
+      <w:r>
+        <w:t xml:space="preserve">Shiozaki and Fujino went at an ASIC RO-PUF physically and recovered 94.2% of its</w:t>
+      </w:r>
+      <w:r>
+        <w:t xml:space="preserve"> </w:t>
+      </w:r>
+      <w:r>
+        <w:t xml:space="preserve">response from a single electromagnetic trace, using the geometric regularity of</w:t>
+      </w:r>
+      <w:r>
+        <w:t xml:space="preserve"> </w:t>
+      </w:r>
+      <w:r>
+        <w:t xml:space="preserve">the oscillator array to locate the active ring; that needs the packaged part and</w:t>
+      </w:r>
+      <w:r>
+        <w:t xml:space="preserve"> </w:t>
+      </w:r>
+      <w:r>
+        <w:t xml:space="preserve">a near-field probe [16]. Compensation schemes that model systematic variation</w:t>
+      </w:r>
+      <w:r>
+        <w:t xml:space="preserve"> </w:t>
+      </w:r>
+      <w:r>
+        <w:t xml:space="preserve">have to fit their surface on a population of measured dies before they can</w:t>
+      </w:r>
+      <w:r>
+        <w:t xml:space="preserve"> </w:t>
+      </w:r>
+      <w:r>
+        <w:t xml:space="preserve">correct anything [2]. From the constructive direction, Aljafar and colleagues</w:t>
+      </w:r>
+      <w:r>
+        <w:t xml:space="preserve"> </w:t>
+      </w:r>
+      <w:r>
+        <w:t xml:space="preserve">manipulate local layout effects to tune ring-oscillator frequency in a</w:t>
+      </w:r>
+      <w:r>
+        <w:t xml:space="preserve"> </w:t>
+      </w:r>
+      <w:r>
+        <w:t xml:space="preserve">predictable, repeatable way and confirm it on 65 nm silicon [17], which is the</w:t>
+      </w:r>
+      <w:r>
+        <w:t xml:space="preserve"> </w:t>
+      </w:r>
+      <w:r>
+        <w:t xml:space="preserve">same determinism this paper treats as a leak. Maes gives the standard treatment</w:t>
+      </w:r>
+      <w:r>
+        <w:t xml:space="preserve"> </w:t>
+      </w:r>
+      <w:r>
+        <w:t xml:space="preserve">of the entropy and unpredictability properties a PUF is supposed to have [18].</w:t>
+      </w:r>
+    </w:p>
+    <w:p>
+      <w:pPr>
+        <w:pStyle w:val="BodyText"/>
+      </w:pPr>
+      <w:r>
+        <w:t xml:space="preserve">Every one of those needs either a fabricated device or a population of them.</w:t>
+      </w:r>
+      <w:r>
+        <w:t xml:space="preserve"> </w:t>
+      </w:r>
+      <w:r>
+        <w:t xml:space="preserve">Open-source ASIC flows remove that requirement, because the designer, and anyone</w:t>
+      </w:r>
+      <w:r>
+        <w:t xml:space="preserve"> </w:t>
+      </w:r>
+      <w:r>
+        <w:t xml:space="preserve">else, can read the routed netlist and the parasitic extraction before</w:t>
       </w:r>
       <w:r>
         <w:t xml:space="preserve"> </w:t>
@@ -579,19 +763,19 @@
         <w:t xml:space="preserve"> </w:t>
       </w:r>
       <w:r>
-        <w:t xml:space="preserve">ecosystem [11]. What I did not find is the measurement this paper makes: the</w:t>
-      </w:r>
-      <w:r>
-        <w:t xml:space="preserve"> </w:t>
-      </w:r>
-      <w:r>
-        <w:t xml:space="preserve">nominal frequency component tied to instance-dependent routing in one</w:t>
-      </w:r>
-      <w:r>
-        <w:t xml:space="preserve"> </w:t>
-      </w:r>
-      <w:r>
-        <w:t xml:space="preserve">automated ASIC layout, quantified from the flow’s own extraction.</w:t>
+        <w:t xml:space="preserve">ecosystem [11]. What I did not find is the pre-fabrication version of the</w:t>
+      </w:r>
+      <w:r>
+        <w:t xml:space="preserve"> </w:t>
+      </w:r>
+      <w:r>
+        <w:t xml:space="preserve">question: for a design whose extraction is public, how many response bits does</w:t>
+      </w:r>
+      <w:r>
+        <w:t xml:space="preserve"> </w:t>
+      </w:r>
+      <w:r>
+        <w:t xml:space="preserve">that file already decide, with no device access at all.</w:t>
       </w:r>
     </w:p>
     <w:p>
@@ -1406,6 +1590,80 @@
         <w:pStyle w:val="BodyText"/>
       </w:pPr>
       <w:r>
+        <w:t xml:space="preserve">Two analyses in Sections 6 and 7 use the same files a second time, without</w:t>
+      </w:r>
+      <w:r>
+        <w:t xml:space="preserve"> </w:t>
+      </w:r>
+      <w:r>
+        <w:t xml:space="preserve">running SPICE. The first scores correctors against measured frequencies by</w:t>
+      </w:r>
+      <w:r>
+        <w:t xml:space="preserve"> </w:t>
+      </w:r>
+      <w:r>
+        <w:t xml:space="preserve">leave-one-out cross validation, refitting with each oscillator held out in turn</w:t>
+      </w:r>
+      <w:r>
+        <w:t xml:space="preserve"> </w:t>
+      </w:r>
+      <w:r>
+        <w:t xml:space="preserve">and collecting the residual on the held-out point, which matters because a</w:t>
+      </w:r>
+      <w:r>
+        <w:t xml:space="preserve"> </w:t>
+      </w:r>
+      <w:r>
+        <w:t xml:space="preserve">quadratic surface has six free parameters against sixteen oscillators and would</w:t>
+      </w:r>
+      <w:r>
+        <w:t xml:space="preserve"> </w:t>
+      </w:r>
+      <w:r>
+        <w:t xml:space="preserve">otherwise flatter itself. Frequencies are centred as a fraction of the arm mean,</w:t>
+      </w:r>
+      <w:r>
+        <w:t xml:space="preserve"> </w:t>
+      </w:r>
+      <w:r>
+        <w:t xml:space="preserve">since a PUF reads the pattern across oscillators and not the absolute value. The</w:t>
+      </w:r>
+      <w:r>
+        <w:t xml:space="preserve"> </w:t>
+      </w:r>
+      <w:r>
+        <w:t xml:space="preserve">second converts frequencies into bits by writing each pair’s per-die difference</w:t>
+      </w:r>
+      <w:r>
+        <w:t xml:space="preserve"> </w:t>
+      </w:r>
+      <w:r>
+        <w:t xml:space="preserve">as a fixed routing offset plus a Gaussian mismatch term, then taking the sign.</w:t>
+      </w:r>
+      <w:r>
+        <w:t xml:space="preserve"> </w:t>
+      </w:r>
+      <w:r>
+        <w:t xml:space="preserve">Both scripts recompute ring capacitance from the SPEF and stop if the result</w:t>
+      </w:r>
+      <w:r>
+        <w:t xml:space="preserve"> </w:t>
+      </w:r>
+      <w:r>
+        <w:t xml:space="preserve">disagrees with the checked-in tables by more than 0.01 fF, so a mismatched file</w:t>
+      </w:r>
+      <w:r>
+        <w:t xml:space="preserve"> </w:t>
+      </w:r>
+      <w:r>
+        <w:t xml:space="preserve">set fails loudly instead of quietly.</w:t>
+      </w:r>
+    </w:p>
+    <w:p>
+      <w:pPr>
+        <w:pStyle w:val="BodyText"/>
+      </w:pPr>
+      <w:r>
         <w:t xml:space="preserve">For each automatically placed array I report mean, standard deviation,</w:t>
       </w:r>
       <w:r>
@@ -1467,9 +1725,9 @@
       <w:pPr>
         <w:pStyle w:val="Heading2"/>
       </w:pPr>
-      <w:bookmarkStart w:id="27" w:name="automatically-placed-arrays"/>
-      <w:r>
-        <w:t xml:space="preserve">5. Automatically placed arrays</w:t>
+      <w:bookmarkStart w:id="27" w:name="X793e95696ecc4333e91175ac45677fe7bdd1206"/>
+      <w:r>
+        <w:t xml:space="preserve">5. The layout term in automatically placed arrays</w:t>
       </w:r>
       <w:bookmarkEnd w:id="27"/>
     </w:p>
@@ -1683,7 +1941,7 @@
         <w:t xml:space="preserve"> </w:t>
       </w:r>
       <w:r>
-        <w:t xml:space="preserve">capacitance is -0.9997 and the fitted slope is -4.94 MHz/fF (Figure 4). The</w:t>
+        <w:t xml:space="preserve">capacitance is -0.9997 and the fitted slope is -4.94 MHz/fF (Figure 6). The</w:t>
       </w:r>
       <w:r>
         <w:t xml:space="preserve"> </w:t>
@@ -1899,7 +2157,7 @@
         <w:t xml:space="preserve"> </w:t>
       </w:r>
       <w:r>
-        <w:t xml:space="preserve">6.99%, and a standard deviation of 0.80% (Figure 5). The candidate build sits at</w:t>
+        <w:t xml:space="preserve">6.99%, and a standard deviation of 0.80% (Figure 3). The candidate build sits at</w:t>
       </w:r>
       <w:r>
         <w:t xml:space="preserve"> </w:t>
@@ -2003,7 +2261,7 @@
           <wp:inline>
             <wp:extent cx="5334000" cy="3333750"/>
             <wp:effectExtent b="0" l="0" r="0" t="0"/>
-            <wp:docPr descr="Figure 5. Nominal Arm A dispersion for nine builds that differ only in target placement density. The dashed line is the median, and the highlighted point is the shipped configuration." title="" id="1" name="Picture"/>
+            <wp:docPr descr="Figure 3. Nominal Arm A dispersion for nine builds that differ only in target placement density. The dashed line is the median, and the highlighted point is the shipped configuration." title="" id="1" name="Picture"/>
             <a:graphic>
               <a:graphicData uri="http://schemas.openxmlformats.org/drawingml/2006/picture">
                 <pic:pic>
@@ -2046,7 +2304,7 @@
         <w:pStyle w:val="ImageCaption"/>
       </w:pPr>
       <w:r>
-        <w:t xml:space="preserve">Figure 5. Nominal Arm A dispersion for nine builds that differ only in target placement density. The dashed line is the median, and the highlighted point is the shipped configuration.</w:t>
+        <w:t xml:space="preserve">Figure 3. Nominal Arm A dispersion for nine builds that differ only in target placement density. The dashed line is the median, and the highlighted point is the shipped configuration.</w:t>
       </w:r>
     </w:p>
     <w:p>
@@ -2250,7 +2508,7 @@
         <w:t xml:space="preserve"> </w:t>
       </w:r>
       <w:r>
-        <w:t xml:space="preserve">one to worry about here, because 47 to 62 of each ring’s coupling capacitors have</w:t>
+        <w:t xml:space="preserve">one to worry about here, because 23 to 39 of each ring’s coupling capacitors have</w:t>
       </w:r>
       <w:r>
         <w:t xml:space="preserve"> </w:t>
@@ -2276,39 +2534,101 @@
         <w:pStyle w:val="BodyText"/>
       </w:pPr>
       <w:r>
-        <w:t xml:space="preserve">To test it I rebuilt all sixteen oscillators from the extraction’s own network,</w:t>
-      </w:r>
-      <w:r>
-        <w:t xml:space="preserve"> </w:t>
-      </w:r>
-      <w:r>
-        <w:t xml:space="preserve">with per-node capacitances, the series resistors as extracted, and node-to-node</w:t>
-      </w:r>
-      <w:r>
-        <w:t xml:space="preserve"> </w:t>
-      </w:r>
-      <w:r>
-        <w:t xml:space="preserve">capacitors wherever both ends lie inside the oscillator, then simulated the lumped</w:t>
-      </w:r>
-      <w:r>
-        <w:t xml:space="preserve"> </w:t>
-      </w:r>
-      <w:r>
-        <w:t xml:space="preserve">and distributed versions of each ring under otherwise identical conditions. The</w:t>
-      </w:r>
-      <w:r>
-        <w:t xml:space="preserve"> </w:t>
-      </w:r>
-      <w:r>
-        <w:t xml:space="preserve">reconstruction accounts for the whole of every net’s declared capacitance.</w:t>
-      </w:r>
-    </w:p>
-    <w:p>
-      <w:pPr>
-        <w:pStyle w:val="BodyText"/>
-      </w:pPr>
-      <w:r>
-        <w:t xml:space="preserve">Every oscillator is slower under the fuller model, by 2.16% to 5.69%, and the size</w:t>
+        <w:t xml:space="preserve">Counting those capacitors is where this check first went wrong. The extraction</w:t>
+      </w:r>
+      <w:r>
+        <w:t xml:space="preserve"> </w:t>
+      </w:r>
+      <w:r>
+        <w:t xml:space="preserve">follows IEEE 1481 and records a coupling capacitor in the capacitance block of both</w:t>
+      </w:r>
+      <w:r>
+        <w:t xml:space="preserve"> </w:t>
+      </w:r>
+      <w:r>
+        <w:t xml:space="preserve">nets it joins, carrying the same value in each place, so a pass over the 31 nets of</w:t>
+      </w:r>
+      <w:r>
+        <w:t xml:space="preserve"> </w:t>
+      </w:r>
+      <w:r>
+        <w:t xml:space="preserve">one ring meets every internal coupling twice. My first version of the deck</w:t>
+      </w:r>
+      <w:r>
+        <w:t xml:space="preserve"> </w:t>
+      </w:r>
+      <w:r>
+        <w:t xml:space="preserve">generator emitted both sightings and therefore built each of those capacitors</w:t>
+      </w:r>
+      <w:r>
+        <w:t xml:space="preserve"> </w:t>
+      </w:r>
+      <w:r>
+        <w:t xml:space="preserve">twice, which added 0.56 to 2.08 fF of capacitance that does not exist, between five</w:t>
+      </w:r>
+      <w:r>
+        <w:t xml:space="preserve"> </w:t>
+      </w:r>
+      <w:r>
+        <w:t xml:space="preserve">and fourteen percent of a ring’s extracted load. The generator now drops the second</w:t>
+      </w:r>
+      <w:r>
+        <w:t xml:space="preserve"> </w:t>
+      </w:r>
+      <w:r>
+        <w:t xml:space="preserve">sighting and refuses to continue if a repeated pair ever carries a different value.</w:t>
+      </w:r>
+      <w:r>
+        <w:t xml:space="preserve"> </w:t>
+      </w:r>
+      <w:r>
+        <w:t xml:space="preserve">Everything reported below comes from decks built after that fix.</w:t>
+      </w:r>
+    </w:p>
+    <w:p>
+      <w:pPr>
+        <w:pStyle w:val="BodyText"/>
+      </w:pPr>
+      <w:r>
+        <w:t xml:space="preserve">To test the reduced model I rebuilt all sixteen oscillators from the extraction’s</w:t>
+      </w:r>
+      <w:r>
+        <w:t xml:space="preserve"> </w:t>
+      </w:r>
+      <w:r>
+        <w:t xml:space="preserve">own network, with per-node capacitances, the series resistors as extracted, and</w:t>
+      </w:r>
+      <w:r>
+        <w:t xml:space="preserve"> </w:t>
+      </w:r>
+      <w:r>
+        <w:t xml:space="preserve">node-to-node capacitors wherever both ends lie inside the oscillator, then</w:t>
+      </w:r>
+      <w:r>
+        <w:t xml:space="preserve"> </w:t>
+      </w:r>
+      <w:r>
+        <w:t xml:space="preserve">simulated the lumped and distributed versions of each ring under otherwise</w:t>
+      </w:r>
+      <w:r>
+        <w:t xml:space="preserve"> </w:t>
+      </w:r>
+      <w:r>
+        <w:t xml:space="preserve">identical conditions. The reconstruction accounts for the whole of every net’s</w:t>
+      </w:r>
+      <w:r>
+        <w:t xml:space="preserve"> </w:t>
+      </w:r>
+      <w:r>
+        <w:t xml:space="preserve">declared capacitance.</w:t>
+      </w:r>
+    </w:p>
+    <w:p>
+      <w:pPr>
+        <w:pStyle w:val="BodyText"/>
+      </w:pPr>
+      <w:r>
+        <w:t xml:space="preserve">Every oscillator is slower under the fuller model, by 0.66% to 1.34%, and the size</w:t>
       </w:r>
       <w:r>
         <w:t xml:space="preserve"> </w:t>
@@ -2326,113 +2646,107 @@
         <w:t xml:space="preserve"> </w:t>
       </w:r>
       <w:r>
-        <w:t xml:space="preserve">= -0.589). Because the heavier</w:t>
-      </w:r>
-      <w:r>
-        <w:t xml:space="preserve"> </w:t>
-      </w:r>
-      <w:r>
-        <w:t xml:space="preserve">rings lose the most, the dispersion widens rather than shrinking: 5.55%</w:t>
-      </w:r>
-      <w:r>
-        <w:t xml:space="preserve"> </w:t>
-      </w:r>
-      <w:r>
-        <w:t xml:space="preserve">peak-to-peak becomes 7.60%. The simplification is therefore conservative with</w:t>
-      </w:r>
-      <w:r>
-        <w:t xml:space="preserve"> </w:t>
-      </w:r>
-      <w:r>
-        <w:t xml:space="preserve">respect to the paper’s central claim. It understates the layout contribution by</w:t>
-      </w:r>
-      <w:r>
-        <w:t xml:space="preserve"> </w:t>
-      </w:r>
-      <w:r>
-        <w:t xml:space="preserve">roughly a third instead of manufacturing it, which is the opposite of the failure</w:t>
-      </w:r>
-      <w:r>
-        <w:t xml:space="preserve"> </w:t>
-      </w:r>
-      <w:r>
-        <w:t xml:space="preserve">mode a reduced model is usually suspected of.</w:t>
-      </w:r>
-    </w:p>
-    <w:p>
-      <w:pPr>
-        <w:pStyle w:val="BodyText"/>
-      </w:pPr>
-      <w:r>
-        <w:t xml:space="preserve">The per-oscillator pattern also survives. Rank correlation between the two models</w:t>
-      </w:r>
-      <w:r>
-        <w:t xml:space="preserve"> </w:t>
-      </w:r>
-      <w:r>
-        <w:t xml:space="preserve">is 0.912 and the fastest ring is the same under both. The slowest label moves</w:t>
-      </w:r>
-      <w:r>
-        <w:t xml:space="preserve"> </w:t>
-      </w:r>
-      <w:r>
-        <w:t xml:space="preserve">between two oscillators that the lumped model separated by 0.7%, which is a near-tie</w:t>
-      </w:r>
-      <w:r>
-        <w:t xml:space="preserve"> </w:t>
-      </w:r>
-      <w:r>
-        <w:t xml:space="preserve">changing hands rather than the fingerprint dissolving.</w:t>
-      </w:r>
-    </w:p>
-    <w:p>
-      <w:pPr>
-        <w:pStyle w:val="BodyText"/>
-      </w:pPr>
-      <w:r>
-        <w:t xml:space="preserve">Where the fuller model does change the answer is in the individual response bits.</w:t>
-      </w:r>
-      <w:r>
-        <w:t xml:space="preserve"> </w:t>
-      </w:r>
-      <w:r>
-        <w:t xml:space="preserve">The design forms bits by comparing neighbouring oscillators, and two of the eight</w:t>
-      </w:r>
-      <w:r>
-        <w:t xml:space="preserve"> </w:t>
-      </w:r>
-      <w:r>
-        <w:t xml:space="preserve">comparisons reverse. Both involved pairs separated by 0.28% and 0.32% under the</w:t>
-      </w:r>
-      <w:r>
-        <w:t xml:space="preserve"> </w:t>
-      </w:r>
-      <w:r>
-        <w:t xml:space="preserve">lumped model, while every pair separated by 0.69% or more kept its ordering. So</w:t>
-      </w:r>
-      <w:r>
-        <w:t xml:space="preserve"> </w:t>
-      </w:r>
-      <w:r>
-        <w:t xml:space="preserve">predicted bits from closely matched pairs are model-dependent and are not reported</w:t>
-      </w:r>
-      <w:r>
-        <w:t xml:space="preserve"> </w:t>
-      </w:r>
-      <w:r>
-        <w:t xml:space="preserve">here as predictions; the analysis code already flags such pairs as low-margin when</w:t>
-      </w:r>
-      <w:r>
-        <w:t xml:space="preserve"> </w:t>
-      </w:r>
-      <w:r>
-        <w:t xml:space="preserve">scoring measured silicon, and this gives an independent pre-silicon reason to</w:t>
-      </w:r>
-      <w:r>
-        <w:t xml:space="preserve"> </w:t>
-      </w:r>
-      <w:r>
-        <w:t xml:space="preserve">expect which ones will be fragile.</w:t>
+        <w:t xml:space="preserve">= -0.429). Because the heavier</w:t>
+      </w:r>
+      <w:r>
+        <w:t xml:space="preserve"> </w:t>
+      </w:r>
+      <w:r>
+        <w:t xml:space="preserve">rings lose the most, the dispersion widens slightly rather than shrinking: 5.55%</w:t>
+      </w:r>
+      <w:r>
+        <w:t xml:space="preserve"> </w:t>
+      </w:r>
+      <w:r>
+        <w:t xml:space="preserve">peak-to-peak becomes 5.84%. The simplification is therefore conservative with</w:t>
+      </w:r>
+      <w:r>
+        <w:t xml:space="preserve"> </w:t>
+      </w:r>
+      <w:r>
+        <w:t xml:space="preserve">respect to the paper’s central claim, and only mildly so. It understates the layout</w:t>
+      </w:r>
+      <w:r>
+        <w:t xml:space="preserve"> </w:t>
+      </w:r>
+      <w:r>
+        <w:t xml:space="preserve">contribution by about five percent of the figure, not by the third my earlier</w:t>
+      </w:r>
+      <w:r>
+        <w:t xml:space="preserve"> </w:t>
+      </w:r>
+      <w:r>
+        <w:t xml:space="preserve">double-counted decks suggested.</w:t>
+      </w:r>
+    </w:p>
+    <w:p>
+      <w:pPr>
+        <w:pStyle w:val="BodyText"/>
+      </w:pPr>
+      <w:r>
+        <w:t xml:space="preserve">The per-oscillator pattern survives almost intact. Rank correlation between the two</w:t>
+      </w:r>
+      <w:r>
+        <w:t xml:space="preserve"> </w:t>
+      </w:r>
+      <w:r>
+        <w:t xml:space="preserve">models is 0.994, and the fastest and the slowest ring are the same under both,</w:t>
+      </w:r>
+      <w:r>
+        <w:t xml:space="preserve"> </w:t>
+      </w:r>
+      <w:r>
+        <w:t xml:space="preserve">which they were not when the coupling was counted twice.</w:t>
+      </w:r>
+    </w:p>
+    <w:p>
+      <w:pPr>
+        <w:pStyle w:val="BodyText"/>
+      </w:pPr>
+      <w:r>
+        <w:t xml:space="preserve">The individual response bits survive as well. The design forms bits by comparing</w:t>
+      </w:r>
+      <w:r>
+        <w:t xml:space="preserve"> </w:t>
+      </w:r>
+      <w:r>
+        <w:t xml:space="preserve">neighbouring oscillators, and none of the eight comparisons reverses, including the</w:t>
+      </w:r>
+      <w:r>
+        <w:t xml:space="preserve"> </w:t>
+      </w:r>
+      <w:r>
+        <w:t xml:space="preserve">two closest pairs at 0.28% and 0.32% separation under the lumped model. That does</w:t>
+      </w:r>
+      <w:r>
+        <w:t xml:space="preserve"> </w:t>
+      </w:r>
+      <w:r>
+        <w:t xml:space="preserve">not make close pairs safe to report as predictions, since a gap of a third of a</w:t>
+      </w:r>
+      <w:r>
+        <w:t xml:space="preserve"> </w:t>
+      </w:r>
+      <w:r>
+        <w:t xml:space="preserve">percent is smaller than the spread between plausible parasitic models of the same</w:t>
+      </w:r>
+      <w:r>
+        <w:t xml:space="preserve"> </w:t>
+      </w:r>
+      <w:r>
+        <w:t xml:space="preserve">layout, and the analysis code flags such pairs as low-margin when it scores</w:t>
+      </w:r>
+      <w:r>
+        <w:t xml:space="preserve"> </w:t>
+      </w:r>
+      <w:r>
+        <w:t xml:space="preserve">measured silicon. It does mean the reduced model and the full network now agree on</w:t>
+      </w:r>
+      <w:r>
+        <w:t xml:space="preserve"> </w:t>
+      </w:r>
+      <w:r>
+        <w:t xml:space="preserve">every bit rather than on six of eight.</w:t>
       </w:r>
     </w:p>
     <w:p>
@@ -2471,9 +2785,9 @@
       <w:pPr>
         <w:pStyle w:val="Heading3"/>
       </w:pPr>
-      <w:bookmarkStart w:id="35" w:name="what-a-single-reading-can-resolve"/>
-      <w:r>
-        <w:t xml:space="preserve">5.6 What a single reading can resolve</w:t>
+      <w:bookmarkStart w:id="35" w:name="Xe5e0114fc0f12af71401cf9ce637497ba9985a9"/>
+      <w:r>
+        <w:t xml:space="preserve">5.6 The mismatch scale everything is compared against</w:t>
       </w:r>
       <w:bookmarkEnd w:id="35"/>
     </w:p>
@@ -2482,13 +2796,183 @@
         <w:pStyle w:val="FirstParagraph"/>
       </w:pPr>
       <w:r>
-        <w:t xml:space="preserve">The residual left by Section 5.5 and the mismatch scale of Section 7 are both</w:t>
-      </w:r>
-      <w:r>
-        <w:t xml:space="preserve"> </w:t>
-      </w:r>
-      <w:r>
-        <w:t xml:space="preserve">small, and neither means anything unless a measurement can resolve them. Three</w:t>
+        <w:t xml:space="preserve">Every comparison from here on measures something against the size of the random</w:t>
+      </w:r>
+      <w:r>
+        <w:t xml:space="preserve"> </w:t>
+      </w:r>
+      <w:r>
+        <w:t xml:space="preserve">part, so that number deserves its own subsection rather than a footnote, and it</w:t>
+      </w:r>
+      <w:r>
+        <w:t xml:space="preserve"> </w:t>
+      </w:r>
+      <w:r>
+        <w:t xml:space="preserve">deserves an honest account of how weak it is. It comes out of the PDK’s own</w:t>
+      </w:r>
+      <w:r>
+        <w:t xml:space="preserve"> </w:t>
+      </w:r>
+      <w:r>
+        <w:t xml:space="preserve">mismatch models. Running the matched macro with the mismatch switch enabled and</w:t>
+      </w:r>
+      <w:r>
+        <w:t xml:space="preserve"> </w:t>
+      </w:r>
+      <w:r>
+        <w:t xml:space="preserve">process variation disabled, 40 draws give a frequency standard deviation of</w:t>
+      </w:r>
+      <w:r>
+        <w:t xml:space="preserve"> </w:t>
+      </w:r>
+      <w:r>
+        <w:t xml:space="preserve">0.345%. That is not per-ring mismatch and should not be read as such. ngspice</w:t>
+      </w:r>
+      <w:r>
+        <w:t xml:space="preserve"> </w:t>
+      </w:r>
+      <w:r>
+        <w:t xml:space="preserve">applies the SKY130 mismatch parameters as global draws per device class, so every</w:t>
+      </w:r>
+      <w:r>
+        <w:t xml:space="preserve"> </w:t>
+      </w:r>
+      <w:r>
+        <w:t xml:space="preserve">device of a class moves together inside a single run, which makes 0.345% the</w:t>
+      </w:r>
+      <w:r>
+        <w:t xml:space="preserve"> </w:t>
+      </w:r>
+      <w:r>
+        <w:t xml:space="preserve">common-draw figure rather than the independent scatter a comparison between two</w:t>
+      </w:r>
+      <w:r>
+        <w:t xml:space="preserve"> </w:t>
+      </w:r>
+      <w:r>
+        <w:t xml:space="preserve">neighbouring rings would actually see. Dividing by the square root of 31, the</w:t>
+      </w:r>
+      <w:r>
+        <w:t xml:space="preserve"> </w:t>
+      </w:r>
+      <w:r>
+        <w:t xml:space="preserve">factor thirty-one independent and equally weighted stages would give, converts it</w:t>
+      </w:r>
+      <w:r>
+        <w:t xml:space="preserve"> </w:t>
+      </w:r>
+      <w:r>
+        <w:t xml:space="preserve">into an estimate of 0.062% per ring. Two separate objections apply to that</w:t>
+      </w:r>
+      <w:r>
+        <w:t xml:space="preserve"> </w:t>
+      </w:r>
+      <w:r>
+        <w:t xml:space="preserve">step. The enable NAND is not an inverter and the thirty inverters do not</w:t>
+      </w:r>
+      <w:r>
+        <w:t xml:space="preserve"> </w:t>
+      </w:r>
+      <w:r>
+        <w:t xml:space="preserve">contribute equally to the loop delay, so the scaling is first order at best rather</w:t>
+      </w:r>
+      <w:r>
+        <w:t xml:space="preserve"> </w:t>
+      </w:r>
+      <w:r>
+        <w:t xml:space="preserve">than exact. Forty draws is also a small sample, which leaves a sampling-only</w:t>
+      </w:r>
+      <w:r>
+        <w:t xml:space="preserve"> </w:t>
+      </w:r>
+      <w:r>
+        <w:t xml:space="preserve">interval running from 0.051% to 0.080% at roughly 95% coverage, nearly half as</w:t>
+      </w:r>
+      <w:r>
+        <w:t xml:space="preserve"> </w:t>
+      </w:r>
+      <w:r>
+        <w:t xml:space="preserve">wide as the central value it brackets.</w:t>
+      </w:r>
+    </w:p>
+    <w:p>
+      <w:pPr>
+        <w:pStyle w:val="BodyText"/>
+      </w:pPr>
+      <w:r>
+        <w:t xml:space="preserve">An earlier version of this paper quoted no figure from that study at all, for</w:t>
+      </w:r>
+      <w:r>
+        <w:t xml:space="preserve"> </w:t>
+      </w:r>
+      <w:r>
+        <w:t xml:space="preserve">precisely those reasons, and a change of position ought to be stated rather than</w:t>
+      </w:r>
+      <w:r>
+        <w:t xml:space="preserve"> </w:t>
+      </w:r>
+      <w:r>
+        <w:t xml:space="preserve">quietly made. Sections 6 and 7 both need a denominator and neither can be written</w:t>
+      </w:r>
+      <w:r>
+        <w:t xml:space="preserve"> </w:t>
+      </w:r>
+      <w:r>
+        <w:t xml:space="preserve">without one, so the estimate is used. Every result that depends on it is reported</w:t>
+      </w:r>
+      <w:r>
+        <w:t xml:space="preserve"> </w:t>
+      </w:r>
+      <w:r>
+        <w:t xml:space="preserve">across the whole interval rather than at the point value, which lets a reader see</w:t>
+      </w:r>
+      <w:r>
+        <w:t xml:space="preserve"> </w:t>
+      </w:r>
+      <w:r>
+        <w:t xml:space="preserve">for themselves how much of the conclusion rests on the weakest input in the</w:t>
+      </w:r>
+      <w:r>
+        <w:t xml:space="preserve"> </w:t>
+      </w:r>
+      <w:r>
+        <w:t xml:space="preserve">chain. It is still an estimate, produced by a model of devices that</w:t>
+      </w:r>
+      <w:r>
+        <w:t xml:space="preserve"> </w:t>
+      </w:r>
+      <w:r>
+        <w:t xml:space="preserve">have never been fabricated. Replacing it with a measurement is the first thing</w:t>
+      </w:r>
+      <w:r>
+        <w:t xml:space="preserve"> </w:t>
+      </w:r>
+      <w:r>
+        <w:t xml:space="preserve">the chips should be used for.</w:t>
+      </w:r>
+    </w:p>
+    <w:p>
+      <w:pPr>
+        <w:pStyle w:val="Heading3"/>
+      </w:pPr>
+      <w:bookmarkStart w:id="36" w:name="what-a-single-reading-can-resolve"/>
+      <w:r>
+        <w:t xml:space="preserve">5.7 What a single reading can resolve</w:t>
+      </w:r>
+      <w:bookmarkEnd w:id="36"/>
+    </w:p>
+    <w:p>
+      <w:pPr>
+        <w:pStyle w:val="FirstParagraph"/>
+      </w:pPr>
+      <w:r>
+        <w:t xml:space="preserve">The compensation residual of Section 6 and the mismatch scale just above are</w:t>
+      </w:r>
+      <w:r>
+        <w:t xml:space="preserve"> </w:t>
+      </w:r>
+      <w:r>
+        <w:t xml:space="preserve">both small, and neither means anything unless a measurement can resolve them. Three</w:t>
       </w:r>
       <w:r>
         <w:t xml:space="preserve"> </w:t>
@@ -2899,187 +3383,717 @@
         <w:t xml:space="preserve"> </w:t>
       </w:r>
       <w:r>
-        <w:t xml:space="preserve">the closest pair separation and 640 times below the compensation residual.</w:t>
+        <w:t xml:space="preserve">the closest pair separation and 141 times below the compensation residual.</w:t>
       </w:r>
     </w:p>
     <w:p>
       <w:pPr>
         <w:pStyle w:val="Heading2"/>
       </w:pPr>
-      <w:bookmarkStart w:id="36" w:name="matched-macro-arm"/>
-      <w:r>
-        <w:t xml:space="preserve">6. Matched-macro arm</w:t>
-      </w:r>
-      <w:bookmarkEnd w:id="36"/>
+      <w:bookmarkStart w:id="37" w:name="can-the-layout-term-be-predicted"/>
+      <w:r>
+        <w:t xml:space="preserve">6. Can the layout term be predicted?</w:t>
+      </w:r>
+      <w:bookmarkEnd w:id="37"/>
     </w:p>
     <w:p>
       <w:pPr>
         <w:pStyle w:val="FirstParagraph"/>
       </w:pPr>
       <w:r>
-        <w:t xml:space="preserve">The matched construction hardens one oscillator as a 60 x 40 micrometre</w:t>
-      </w:r>
-      <w:r>
-        <w:t xml:space="preserve"> </w:t>
-      </w:r>
-      <w:r>
-        <w:t xml:space="preserve">macro. The macro layout passes the available DRC, LVS, antenna, and</w:t>
-      </w:r>
-      <w:r>
-        <w:t xml:space="preserve"> </w:t>
-      </w:r>
-      <w:r>
-        <w:t xml:space="preserve">connectivity checks, and Arm B places 16 instances of it on a regular grid.</w:t>
-      </w:r>
-    </w:p>
-    <w:p>
-      <w:pPr>
-        <w:pStyle w:val="BodyText"/>
-      </w:pPr>
-      <w:r>
-        <w:t xml:space="preserve">The extracted macro carries about 11.0 fF of total ring capacitance. One</w:t>
-      </w:r>
-      <w:r>
-        <w:t xml:space="preserve"> </w:t>
-      </w:r>
-      <w:r>
-        <w:t xml:space="preserve">nominal post-layout simulation gives 569.5 MHz against a no-parasitic</w:t>
-      </w:r>
-      <w:r>
-        <w:t xml:space="preserve"> </w:t>
-      </w:r>
-      <w:r>
-        <w:t xml:space="preserve">control of 633.15 MHz. The earlier Arm A capacitance fit predicts 570.2 MHz</w:t>
-      </w:r>
-      <w:r>
-        <w:t xml:space="preserve"> </w:t>
-      </w:r>
-      <w:r>
-        <w:t xml:space="preserve">at that load, 0.12% away, a useful cross-check on the model. The macro</w:t>
-      </w:r>
-      <w:r>
-        <w:t xml:space="preserve"> </w:t>
-      </w:r>
-      <w:r>
-        <w:t xml:space="preserve">result also lands within 0.35% of the earlier Arm A mean, so matching did</w:t>
-      </w:r>
-      <w:r>
-        <w:t xml:space="preserve"> </w:t>
-      </w:r>
-      <w:r>
-        <w:t xml:space="preserve">not move the operating point.</w:t>
-      </w:r>
-    </w:p>
-    <w:p>
-      <w:pPr>
-        <w:pStyle w:val="BodyText"/>
-      </w:pPr>
-      <w:r>
-        <w:t xml:space="preserve">The macro is faster than the typical routed ring, 569.5 MHz against an Arm A</w:t>
-      </w:r>
-      <w:r>
-        <w:t xml:space="preserve"> </w:t>
-      </w:r>
-      <w:r>
-        <w:t xml:space="preserve">mean of 554.7 MHz, which is what the lighter load predicts. It is not faster</w:t>
-      </w:r>
-      <w:r>
-        <w:t xml:space="preserve"> </w:t>
-      </w:r>
-      <w:r>
-        <w:t xml:space="preserve">than every Arm A ring. RO7 in the candidate build reaches 570.7 MHz because the</w:t>
-      </w:r>
-      <w:r>
-        <w:t xml:space="preserve"> </w:t>
-      </w:r>
-      <w:r>
-        <w:t xml:space="preserve">router happened to give it 10.9 fF, slightly less than the macro carries. The</w:t>
-      </w:r>
-      <w:r>
-        <w:t xml:space="preserve"> </w:t>
-      </w:r>
-      <w:r>
-        <w:t xml:space="preserve">gap is about 0.2%, below what this lumped-capacitance model resolves, and the</w:t>
-      </w:r>
-      <w:r>
-        <w:t xml:space="preserve"> </w:t>
-      </w:r>
-      <w:r>
-        <w:t xml:space="preserve">macro also pays for the boundary buffers that hardening inserted and Arm A does</w:t>
-      </w:r>
-      <w:r>
-        <w:t xml:space="preserve"> </w:t>
-      </w:r>
-      <w:r>
-        <w:t xml:space="preserve">not have. So the defensible statement is that matching the internal layout put</w:t>
-      </w:r>
-      <w:r>
-        <w:t xml:space="preserve"> </w:t>
-      </w:r>
-      <w:r>
-        <w:t xml:space="preserve">the macro ahead of the average automatically routed oscillator, not ahead of</w:t>
-      </w:r>
-      <w:r>
-        <w:t xml:space="preserve"> </w:t>
-      </w:r>
-      <w:r>
-        <w:t xml:space="preserve">all of them.</w:t>
-      </w:r>
-    </w:p>
-    <w:p>
-      <w:pPr>
-        <w:pStyle w:val="BodyText"/>
-      </w:pPr>
-      <w:r>
-        <w:t xml:space="preserve">Figures 3 and 4 draw Arm B as a single horizontal reference line at</w:t>
-      </w:r>
-      <w:r>
-        <w:t xml:space="preserve"> </w:t>
-      </w:r>
-      <w:r>
-        <w:t xml:space="preserve">569.5 MHz, because the sixteen instances share one internal layout and there</w:t>
-      </w:r>
-      <w:r>
-        <w:t xml:space="preserve"> </w:t>
-      </w:r>
-      <w:r>
-        <w:t xml:space="preserve">is only one extracted simulation behind it. By construction the internal</w:t>
-      </w:r>
-      <w:r>
-        <w:t xml:space="preserve"> </w:t>
-      </w:r>
-      <w:r>
-        <w:t xml:space="preserve">layout contributes zero spread; fabricated Arm B instances will still differ</w:t>
-      </w:r>
-      <w:r>
-        <w:t xml:space="preserve"> </w:t>
-      </w:r>
-      <w:r>
-        <w:t xml:space="preserve">through device mismatch, top-level routing, supply, and temperature. The</w:t>
-      </w:r>
-      <w:r>
-        <w:t xml:space="preserve"> </w:t>
-      </w:r>
-      <w:r>
-        <w:t xml:space="preserve">simulation establishes only the internal-layout contribution under nominal</w:t>
-      </w:r>
-      <w:r>
-        <w:t xml:space="preserve"> </w:t>
-      </w:r>
-      <w:r>
-        <w:t xml:space="preserve">device parameters. Total Arm B dispersion requires per-instance integration</w:t>
-      </w:r>
-      <w:r>
-        <w:t xml:space="preserve"> </w:t>
-      </w:r>
-      <w:r>
-        <w:t xml:space="preserve">parasitics and fabricated-device measurements, and whether Arm B ends up with</w:t>
-      </w:r>
-      <w:r>
-        <w:t xml:space="preserve"> </w:t>
-      </w:r>
-      <w:r>
-        <w:t xml:space="preserve">a smaller total spread than Arm A is the measurement the chip exists to make.</w:t>
+        <w:t xml:space="preserve">Deterministic and predictable are not the same thing. The dispersion in Section</w:t>
+      </w:r>
+      <w:r>
+        <w:t xml:space="preserve"> </w:t>
+      </w:r>
+      <w:r>
+        <w:t xml:space="preserve">5 is fixed by the mask, but that only becomes a security problem if somebody can</w:t>
+      </w:r>
+      <w:r>
+        <w:t xml:space="preserve"> </w:t>
+      </w:r>
+      <w:r>
+        <w:t xml:space="preserve">work out which oscillator received which share of it. This section asks whether</w:t>
+      </w:r>
+      <w:r>
+        <w:t xml:space="preserve"> </w:t>
+      </w:r>
+      <w:r>
+        <w:t xml:space="preserve">they can. Section 7 turns the answer into bits.</w:t>
+      </w:r>
+    </w:p>
+    <w:p>
+      <w:pPr>
+        <w:pStyle w:val="BodyText"/>
+      </w:pPr>
+      <w:r>
+        <w:t xml:space="preserve">The RO-PUF literature already corrects systematic variation, and it does so with</w:t>
+      </w:r>
+      <w:r>
+        <w:t xml:space="preserve"> </w:t>
+      </w:r>
+      <w:r>
+        <w:t xml:space="preserve">position. Die gradients are spatially correlated, so a surface in x and y is</w:t>
+      </w:r>
+      <w:r>
+        <w:t xml:space="preserve"> </w:t>
+      </w:r>
+      <w:r>
+        <w:t xml:space="preserve">fitted and subtracted [2]. That is the method to beat, and it is the natural</w:t>
+      </w:r>
+      <w:r>
+        <w:t xml:space="preserve"> </w:t>
+      </w:r>
+      <w:r>
+        <w:t xml:space="preserve">first move for anyone told that a layout has added a systematic term.</w:t>
+      </w:r>
+    </w:p>
+    <w:p>
+      <w:pPr>
+        <w:pStyle w:val="BodyText"/>
+      </w:pPr>
+      <w:r>
+        <w:t xml:space="preserve">It does not work here. Scored by leave-one-out cross validation against the</w:t>
+      </w:r>
+      <w:r>
+        <w:t xml:space="preserve"> </w:t>
+      </w:r>
+      <w:r>
+        <w:t xml:space="preserve">shipped build’s full RC frequencies, whose uncorrected spread is 1.739%</w:t>
+      </w:r>
+      <w:r>
+        <w:t xml:space="preserve"> </w:t>
+      </w:r>
+      <w:r>
+        <w:t xml:space="preserve">standard deviation, a quadratic surface in x and y leaves 2.086%, which is 20.0%</w:t>
+      </w:r>
+      <w:r>
+        <w:t xml:space="preserve"> </w:t>
+      </w:r>
+      <w:r>
+        <w:t xml:space="preserve">worse than leaving the data alone. The linear version leaves 1.970%, worse by</w:t>
+      </w:r>
+      <w:r>
+        <w:t xml:space="preserve"> </w:t>
+      </w:r>
+      <w:r>
+        <w:t xml:space="preserve">13.3%. Raw correlations against the placement coordinates point the same way, and it</w:t>
+      </w:r>
+      <w:r>
+        <w:t xml:space="preserve"> </w:t>
+      </w:r>
+      <w:r>
+        <w:t xml:space="preserve">is worth saying which frequencies they belong to. For the full RC frequencies</w:t>
+      </w:r>
+      <w:r>
+        <w:t xml:space="preserve"> </w:t>
+      </w:r>
+      <w:r>
+        <w:t xml:space="preserve">scored above they are +0.32 in x, -0.14 in y and -0.05 against radius from the</w:t>
+      </w:r>
+      <w:r>
+        <w:t xml:space="preserve"> </w:t>
+      </w:r>
+      <w:r>
+        <w:t xml:space="preserve">array centroid. For the lumped frequencies of the same build the same three are</w:t>
+      </w:r>
+      <w:r>
+        <w:t xml:space="preserve"> </w:t>
+      </w:r>
+      <w:r>
+        <w:t xml:space="preserve">+0.35, -0.17 and -0.07, so the two parasitic models now say the same thing about</w:t>
+      </w:r>
+      <w:r>
+        <w:t xml:space="preserve"> </w:t>
+      </w:r>
+      <w:r>
+        <w:t xml:space="preserve">position, which they did not before the coupling fix in Section 5.5.</w:t>
+      </w:r>
+      <w:r>
+        <w:t xml:space="preserve"> </w:t>
+      </w:r>
+      <w:r>
+        <w:t xml:space="preserve">Neither set is strong, and Section 5.1 reported the same</w:t>
+      </w:r>
+      <w:r>
+        <w:t xml:space="preserve"> </w:t>
+      </w:r>
+      <w:r>
+        <w:t xml:space="preserve">weak positional dependence in the earlier build. The reason a fitted surface then does active harm is that there</w:t>
+      </w:r>
+      <w:r>
+        <w:t xml:space="preserve"> </w:t>
+      </w:r>
+      <w:r>
+        <w:t xml:space="preserve">is nothing smooth for it to describe. Each oscillator’s load is set by its own</w:t>
+      </w:r>
+      <w:r>
+        <w:t xml:space="preserve"> </w:t>
+      </w:r>
+      <w:r>
+        <w:t xml:space="preserve">wiring rather than by where it sits, so the surface is fitting noise and</w:t>
+      </w:r>
+      <w:r>
+        <w:t xml:space="preserve"> </w:t>
+      </w:r>
+      <w:r>
+        <w:t xml:space="preserve">subtracting it moves every point in the wrong direction.</w:t>
+      </w:r>
+    </w:p>
+    <w:p>
+      <w:pPr>
+        <w:pStyle w:val="BodyText"/>
+      </w:pPr>
+      <w:r>
+        <w:t xml:space="preserve">The design database is a different matter. Ring capacitance alone, read straight</w:t>
+      </w:r>
+      <w:r>
+        <w:t xml:space="preserve"> </w:t>
+      </w:r>
+      <w:r>
+        <w:t xml:space="preserve">out of the SPEF, leaves 0.190% and removes 89.1%. Series resistance alone</w:t>
+      </w:r>
+      <w:r>
+        <w:t xml:space="preserve"> </w:t>
+      </w:r>
+      <w:r>
+        <w:t xml:space="preserve">manages 28.8%. An Elmore-like sum of per-net R times C reaches 70.3%.</w:t>
+      </w:r>
+      <w:r>
+        <w:t xml:space="preserve"> </w:t>
+      </w:r>
+      <w:r>
+        <w:t xml:space="preserve">Capacitance and resistance together leave 0.183%, a reduction of 89.5%. Every</w:t>
+      </w:r>
+      <w:r>
+        <w:t xml:space="preserve"> </w:t>
+      </w:r>
+      <w:r>
+        <w:t xml:space="preserve">one of those is an out-of-sample figure.</w:t>
+      </w:r>
+    </w:p>
+    <w:p>
+      <w:pPr>
+        <w:pStyle w:val="BodyText"/>
+      </w:pPr>
+      <w:r>
+        <w:t xml:space="preserve">Nearly nine tenths of the deterministic term therefore follows from two numbers</w:t>
+      </w:r>
+      <w:r>
+        <w:t xml:space="preserve"> </w:t>
+      </w:r>
+      <w:r>
+        <w:t xml:space="preserve">per ring, while none of it follows from position. That does not make the</w:t>
+      </w:r>
+      <w:r>
+        <w:t xml:space="preserve"> </w:t>
+      </w:r>
+      <w:r>
+        <w:t xml:space="preserve">mismatch visible. Measured against the scale in Section 5.6, the dispersion</w:t>
+      </w:r>
+      <w:r>
+        <w:t xml:space="preserve"> </w:t>
+      </w:r>
+      <w:r>
+        <w:t xml:space="preserve">starts at something like 22 to 34 times the random term and correction leaves it</w:t>
+      </w:r>
+      <w:r>
+        <w:t xml:space="preserve"> </w:t>
+      </w:r>
+      <w:r>
+        <w:t xml:space="preserve">at 2 to 4 times, which is a large improvement and still not silence. The result</w:t>
+      </w:r>
+      <w:r>
+        <w:t xml:space="preserve"> </w:t>
+      </w:r>
+      <w:r>
+        <w:t xml:space="preserve">that Section 7 depends on is the narrower one, that the deterministic part</w:t>
+      </w:r>
+      <w:r>
+        <w:t xml:space="preserve"> </w:t>
+      </w:r>
+      <w:r>
+        <w:t xml:space="preserve">behaves as something a reader of the design files can compute.</w:t>
+      </w:r>
+    </w:p>
+    <w:p>
+      <w:pPr>
+        <w:pStyle w:val="BodyText"/>
+      </w:pPr>
+      <w:r>
+        <w:t xml:space="preserve">One figure from the same script should not be read as evidence. Scored against</w:t>
+      </w:r>
+      <w:r>
+        <w:t xml:space="preserve"> </w:t>
+      </w:r>
+      <w:r>
+        <w:t xml:space="preserve">the lumped decks instead of the full RC ones, a capacitance model removes 97.6%</w:t>
+      </w:r>
+      <w:r>
+        <w:t xml:space="preserve"> </w:t>
+      </w:r>
+      <w:r>
+        <w:t xml:space="preserve">and finishes below the mismatch floor, which sounds far better than the honest</w:t>
+      </w:r>
+      <w:r>
+        <w:t xml:space="preserve"> </w:t>
+      </w:r>
+      <w:r>
+        <w:t xml:space="preserve">result and is an artefact of how those decks are built. They receive one</w:t>
+      </w:r>
+      <w:r>
+        <w:t xml:space="preserve"> </w:t>
+      </w:r>
+      <w:r>
+        <w:t xml:space="preserve">capacitance per net and vary nothing else, so a capacitance fit is measuring the</w:t>
+      </w:r>
+      <w:r>
+        <w:t xml:space="preserve"> </w:t>
+      </w:r>
+      <w:r>
+        <w:t xml:space="preserve">deck’s only input. Where the lumped runs do carry information is across builds,</w:t>
+      </w:r>
+      <w:r>
+        <w:t xml:space="preserve"> </w:t>
+      </w:r>
+      <w:r>
+        <w:t xml:space="preserve">since the fit trained on the 32-oscillator layout reproduces the shipped build’s</w:t>
+      </w:r>
+      <w:r>
+        <w:t xml:space="preserve"> </w:t>
+      </w:r>
+      <w:r>
+        <w:t xml:space="preserve">per-oscillator pattern with no refitting at all, which is the cross-build check</w:t>
+      </w:r>
+      <w:r>
+        <w:t xml:space="preserve"> </w:t>
+      </w:r>
+      <w:r>
+        <w:t xml:space="preserve">already reported in Section 5.2.</w:t>
+      </w:r>
+    </w:p>
+    <w:p>
+      <w:pPr>
+        <w:pStyle w:val="BodyText"/>
+      </w:pPr>
+      <w:r>
+        <w:t xml:space="preserve">The size of the remaining third is not surprising. Each loop carries 33 series</w:t>
+      </w:r>
+      <w:r>
+        <w:t xml:space="preserve"> </w:t>
+      </w:r>
+      <w:r>
+        <w:t xml:space="preserve">resistors spread over its 31 nets, plus dozens of capacitors both to ground and</w:t>
+      </w:r>
+      <w:r>
+        <w:t xml:space="preserve"> </w:t>
+      </w:r>
+      <w:r>
+        <w:t xml:space="preserve">to neighbouring nodes, and collapsing all of that into one total capacitance and</w:t>
+      </w:r>
+      <w:r>
+        <w:t xml:space="preserve"> </w:t>
+      </w:r>
+      <w:r>
+        <w:t xml:space="preserve">one total resistance throws away where on the ring each element sits. Recovering the rest would mean simulating the network rather than</w:t>
+      </w:r>
+      <w:r>
+        <w:t xml:space="preserve"> </w:t>
+      </w:r>
+      <w:r>
+        <w:t xml:space="preserve">summarising it, which is what the distributed-RC decks of Section 5.5 do, and</w:t>
+      </w:r>
+      <w:r>
+        <w:t xml:space="preserve"> </w:t>
+      </w:r>
+      <w:r>
+        <w:t xml:space="preserve">those decks run from the same public files.</w:t>
+      </w:r>
+    </w:p>
+    <w:p>
+      <w:pPr>
+        <w:pStyle w:val="BodyText"/>
+      </w:pPr>
+      <w:r>
+        <w:t xml:space="preserve">The script is</w:t>
+      </w:r>
+      <w:r>
+        <w:t xml:space="preserve"> </w:t>
+      </w:r>
+      <w:r>
+        <w:rPr>
+          <w:rStyle w:val="VerbatimChar"/>
+        </w:rPr>
+        <w:t xml:space="preserve">sim/spice/gono/compensation.py</w:t>
+      </w:r>
+      <w:r>
+        <w:t xml:space="preserve">. It recomputes ring capacitance</w:t>
+      </w:r>
+      <w:r>
+        <w:t xml:space="preserve"> </w:t>
+      </w:r>
+      <w:r>
+        <w:t xml:space="preserve">from both extractions and refuses to run if the result disagrees with the</w:t>
+      </w:r>
+      <w:r>
+        <w:t xml:space="preserve"> </w:t>
+      </w:r>
+      <w:r>
+        <w:t xml:space="preserve">checked-in tables.</w:t>
+      </w:r>
+    </w:p>
+    <w:p>
+      <w:pPr>
+        <w:pStyle w:val="Heading2"/>
+      </w:pPr>
+      <w:bookmarkStart w:id="38" w:name="X54baadc05f82e88550dfa21181b0dc243d0d400"/>
+      <w:r>
+        <w:t xml:space="preserve">7. How many response bits the design files decide</w:t>
+      </w:r>
+      <w:bookmarkEnd w:id="38"/>
+    </w:p>
+    <w:p>
+      <w:pPr>
+        <w:pStyle w:val="FirstParagraph"/>
+      </w:pPr>
+      <w:r>
+        <w:t xml:space="preserve">Section 6 works in frequencies. The chip hands out bits, and the two are not</w:t>
+      </w:r>
+      <w:r>
+        <w:t xml:space="preserve"> </w:t>
+      </w:r>
+      <w:r>
+        <w:t xml:space="preserve">interchangeable, so this section converts one into the other.</w:t>
+      </w:r>
+    </w:p>
+    <w:p>
+      <w:pPr>
+        <w:pStyle w:val="BodyText"/>
+      </w:pPr>
+      <w:r>
+        <w:t xml:space="preserve">The core compares neighbouring rings, 0 against 1, 2 against 3 and so on up, so</w:t>
+      </w:r>
+      <w:r>
+        <w:t xml:space="preserve"> </w:t>
+      </w:r>
+      <w:r>
+        <w:t xml:space="preserve">Arm A’s sixteen oscillators produce eight bits. Decompose a pair’s frequency</w:t>
+      </w:r>
+      <w:r>
+        <w:t xml:space="preserve"> </w:t>
+      </w:r>
+      <w:r>
+        <w:t xml:space="preserve">difference on any given die into a term the mask fixes and a term the wafer</w:t>
+      </w:r>
+      <w:r>
+        <w:t xml:space="preserve"> </w:t>
+      </w:r>
+      <w:r>
+        <w:t xml:space="preserve">supplies. The first is the routing difference, identical on every die and</w:t>
+      </w:r>
+      <w:r>
+        <w:t xml:space="preserve"> </w:t>
+      </w:r>
+      <w:r>
+        <w:t xml:space="preserve">present in the extraction long before fabrication. The second is device</w:t>
+      </w:r>
+      <w:r>
+        <w:t xml:space="preserve"> </w:t>
+      </w:r>
+      <w:r>
+        <w:t xml:space="preserve">mismatch, redrawn for each die. Since the bit is the sign of their sum, the</w:t>
+      </w:r>
+      <w:r>
+        <w:t xml:space="preserve"> </w:t>
+      </w:r>
+      <w:r>
+        <w:t xml:space="preserve">ratio between them decides who chose the bit: a routing term far larger than the</w:t>
+      </w:r>
+      <w:r>
+        <w:t xml:space="preserve"> </w:t>
+      </w:r>
+      <w:r>
+        <w:t xml:space="preserve">mismatch term leaves nothing for the die to contribute, and every chip returns</w:t>
+      </w:r>
+      <w:r>
+        <w:t xml:space="preserve"> </w:t>
+      </w:r>
+      <w:r>
+        <w:t xml:space="preserve">the value the extraction already implies.</w:t>
+      </w:r>
+    </w:p>
+    <w:p>
+      <w:pPr>
+        <w:pStyle w:val="BodyText"/>
+      </w:pPr>
+      <w:r>
+        <w:t xml:space="preserve">Writing the per-die difference as a fixed offset plus a Gaussian term, with the</w:t>
+      </w:r>
+      <w:r>
+        <w:t xml:space="preserve"> </w:t>
+      </w:r>
+      <w:r>
+        <w:t xml:space="preserve">0.062% per-ring estimate of Section 5.6 giving 0.088% per pair across two</w:t>
+      </w:r>
+      <w:r>
+        <w:t xml:space="preserve"> </w:t>
+      </w:r>
+      <w:r>
+        <w:t xml:space="preserve">independent rings, the across-die probability of each bit is the normal integral</w:t>
+      </w:r>
+      <w:r>
+        <w:t xml:space="preserve"> </w:t>
+      </w:r>
+      <w:r>
+        <w:t xml:space="preserve">of the offset over that width and its entropy is the binary entropy of that</w:t>
+      </w:r>
+      <w:r>
+        <w:t xml:space="preserve"> </w:t>
+      </w:r>
+      <w:r>
+        <w:t xml:space="preserve">probability.</w:t>
+      </w:r>
+    </w:p>
+    <w:p>
+      <w:pPr>
+        <w:pStyle w:val="BodyText"/>
+      </w:pPr>
+      <w:r>
+        <w:t xml:space="preserve">The eight offsets are not evenly spread. Five pairs sit between 1.16% and 3.67%</w:t>
+      </w:r>
+      <w:r>
+        <w:t xml:space="preserve"> </w:t>
+      </w:r>
+      <w:r>
+        <w:t xml:space="preserve">of the arm mean, which is 13 to 42 standard deviations of the mismatch term, and</w:t>
+      </w:r>
+      <w:r>
+        <w:t xml:space="preserve"> </w:t>
+      </w:r>
+      <w:r>
+        <w:t xml:space="preserve">a sixth sits at 0.69%, still 7.9 standard deviations out. Those six bits carry</w:t>
+      </w:r>
+      <w:r>
+        <w:t xml:space="preserve"> </w:t>
+      </w:r>
+      <w:r>
+        <w:t xml:space="preserve">less than a hundredth of a bit of across-die entropy. They are fixed. Only the</w:t>
+      </w:r>
+      <w:r>
+        <w:t xml:space="preserve"> </w:t>
+      </w:r>
+      <w:r>
+        <w:t xml:space="preserve">two closest pairs keep anything, and one of them barely. The closest is separated</w:t>
+      </w:r>
+      <w:r>
+        <w:t xml:space="preserve"> </w:t>
+      </w:r>
+      <w:r>
+        <w:t xml:space="preserve">by 0.116%, or 1.3 standard deviations, and holds 0.44 bits. The next, at 0.267%</w:t>
+      </w:r>
+      <w:r>
+        <w:t xml:space="preserve"> </w:t>
+      </w:r>
+      <w:r>
+        <w:t xml:space="preserve">and 3.0 standard deviations, is already down to 0.01 bits, which sits right on the</w:t>
+      </w:r>
+      <w:r>
+        <w:t xml:space="preserve"> </w:t>
+      </w:r>
+      <w:r>
+        <w:t xml:space="preserve">line where I stop calling a bit undecided.</w:t>
+      </w:r>
+    </w:p>
+    <w:p>
+      <w:pPr>
+        <w:pStyle w:val="BodyText"/>
+      </w:pPr>
+      <w:r>
+        <w:t xml:space="preserve">Added up, Arm A’s eight-bit response carries 0.46 bits of device-specific</w:t>
+      </w:r>
+      <w:r>
+        <w:t xml:space="preserve"> </w:t>
+      </w:r>
+      <w:r>
+        <w:t xml:space="preserve">entropy, and somebody holding only the public design files would call 7.91 of</w:t>
+      </w:r>
+      <w:r>
+        <w:t xml:space="preserve"> </w:t>
+      </w:r>
+      <w:r>
+        <w:t xml:space="preserve">the 8 correctly on average. Moving the mismatch estimate to the ends of the</w:t>
+      </w:r>
+      <w:r>
+        <w:t xml:space="preserve"> </w:t>
+      </w:r>
+      <w:r>
+        <w:t xml:space="preserve">sampling interval in Section 5.6 gives 0.30 to 0.69 bits and 7.84 to 7.95 bits</w:t>
+      </w:r>
+      <w:r>
+        <w:t xml:space="preserve"> </w:t>
+      </w:r>
+      <w:r>
+        <w:t xml:space="preserve">guessed. Where in that interval the true value sits does not change the</w:t>
+      </w:r>
+      <w:r>
+        <w:t xml:space="preserve"> </w:t>
+      </w:r>
+      <w:r>
+        <w:t xml:space="preserve">conclusion.</w:t>
+      </w:r>
+    </w:p>
+    <w:p>
+      <w:pPr>
+        <w:pStyle w:val="BodyText"/>
+      </w:pPr>
+      <w:r>
+        <w:t xml:space="preserve">The pair that keeps its entropy is also the pair with the smallest routing</w:t>
+      </w:r>
+      <w:r>
+        <w:t xml:space="preserve"> </w:t>
+      </w:r>
+      <w:r>
+        <w:t xml:space="preserve">separation, which is what the argument predicts rather than a coincidence: the</w:t>
+      </w:r>
+      <w:r>
+        <w:t xml:space="preserve"> </w:t>
+      </w:r>
+      <w:r>
+        <w:t xml:space="preserve">routing term and the mismatch term compete, and only where the first is small does</w:t>
+      </w:r>
+      <w:r>
+        <w:t xml:space="preserve"> </w:t>
+      </w:r>
+      <w:r>
+        <w:t xml:space="preserve">the second get a say. Nothing about the choice of parasitic model changes that</w:t>
+      </w:r>
+      <w:r>
+        <w:t xml:space="preserve"> </w:t>
+      </w:r>
+      <w:r>
+        <w:t xml:space="preserve">picture. The lumped decks and the full RC network of Section 5.5 return the same</w:t>
+      </w:r>
+      <w:r>
+        <w:t xml:space="preserve"> </w:t>
+      </w:r>
+      <w:r>
+        <w:t xml:space="preserve">sign on all eight comparisons, and so does the cruder attack of ranking rings by</w:t>
+      </w:r>
+      <w:r>
+        <w:t xml:space="preserve"> </w:t>
+      </w:r>
+      <w:r>
+        <w:t xml:space="preserve">extracted capacitance alone. An attacker does not need a careful model, and I</w:t>
+      </w:r>
+      <w:r>
+        <w:t xml:space="preserve"> </w:t>
+      </w:r>
+      <w:r>
+        <w:t xml:space="preserve">cannot claim two ambiguous bits on the strength of models disagreeing, because</w:t>
+      </w:r>
+      <w:r>
+        <w:t xml:space="preserve"> </w:t>
+      </w:r>
+      <w:r>
+        <w:t xml:space="preserve">after the coupling fix they do not disagree.</w:t>
+      </w:r>
+    </w:p>
+    <w:p>
+      <w:pPr>
+        <w:pStyle w:val="BodyText"/>
+      </w:pPr>
+      <w:r>
+        <w:t xml:space="preserve">Arm B needs no arithmetic. Sixteen instances of one macro share their internal</w:t>
+      </w:r>
+      <w:r>
+        <w:t xml:space="preserve"> </w:t>
+      </w:r>
+      <w:r>
+        <w:t xml:space="preserve">routing, so every pair’s routing offset is zero, every bit is decided by</w:t>
+      </w:r>
+      <w:r>
+        <w:t xml:space="preserve"> </w:t>
+      </w:r>
+      <w:r>
+        <w:t xml:space="preserve">mismatch alone, and the design files predict none of them. That is 8.00 bits</w:t>
+      </w:r>
+      <w:r>
+        <w:t xml:space="preserve"> </w:t>
+      </w:r>
+      <w:r>
+        <w:t xml:space="preserve">against Arm A’s 0.46, from the same source through the same flow on the same</w:t>
+      </w:r>
+      <w:r>
+        <w:t xml:space="preserve"> </w:t>
+      </w:r>
+      <w:r>
+        <w:t xml:space="preserve">die.</w:t>
+      </w:r>
+    </w:p>
+    <w:p>
+      <w:pPr>
+        <w:pStyle w:val="BodyText"/>
+      </w:pPr>
+      <w:r>
+        <w:t xml:space="preserve">For an open shuttle this is the part that concerns me most. Against a</w:t>
+      </w:r>
+      <w:r>
+        <w:t xml:space="preserve"> </w:t>
+      </w:r>
+      <w:r>
+        <w:t xml:space="preserve">proprietary chip an attacker has to obtain the design database first, and that</w:t>
+      </w:r>
+      <w:r>
+        <w:t xml:space="preserve"> </w:t>
+      </w:r>
+      <w:r>
+        <w:t xml:space="preserve">is the expensive step. Here it is a download, and everything above used no</w:t>
+      </w:r>
+      <w:r>
+        <w:t xml:space="preserve"> </w:t>
+      </w:r>
+      <w:r>
+        <w:t xml:space="preserve">measurement equipment and no fabricated part.</w:t>
+      </w:r>
+    </w:p>
+    <w:p>
+      <w:pPr>
+        <w:pStyle w:val="BodyText"/>
+      </w:pPr>
+      <w:r>
+        <w:t xml:space="preserve">Two limits belong next to the number. Eight bits is a small response, so 0.46 of</w:t>
+      </w:r>
+      <w:r>
+        <w:t xml:space="preserve"> </w:t>
+      </w:r>
+      <w:r>
+        <w:t xml:space="preserve">8 characterises this block rather than RO-PUFs in general. And the offsets are</w:t>
+      </w:r>
+      <w:r>
+        <w:t xml:space="preserve"> </w:t>
+      </w:r>
+      <w:r>
+        <w:t xml:space="preserve">model output. A die whose pair orderings disagree with them refutes the argument</w:t>
+      </w:r>
+      <w:r>
+        <w:t xml:space="preserve"> </w:t>
+      </w:r>
+      <w:r>
+        <w:t xml:space="preserve">directly, which is the cleanest reason I have for building the chip.</w:t>
+      </w:r>
+    </w:p>
+    <w:p>
+      <w:pPr>
+        <w:pStyle w:val="BodyText"/>
+      </w:pPr>
+      <w:r>
+        <w:t xml:space="preserve">Figure 4 puts the eight pairs side by side, in units of the mismatch standard</w:t>
+      </w:r>
+      <w:r>
+        <w:t xml:space="preserve"> </w:t>
+      </w:r>
+      <w:r>
+        <w:t xml:space="preserve">deviation on the left and in bits on the right.</w:t>
       </w:r>
     </w:p>
     <w:p>
@@ -3091,18 +4105,18 @@
           <wp:inline>
             <wp:extent cx="5334000" cy="2319130"/>
             <wp:effectExtent b="0" l="0" r="0" t="0"/>
-            <wp:docPr descr="Figure 3. The earlier 32-oscillator array beside the matched-macro reference line at 569.5 MHz." title="" id="1" name="Picture"/>
+            <wp:docPr descr="Figure 4. Arm A’s eight adjacent-pair bits. On the left, each pair’s routing-induced separation in standard deviations of the estimated mismatch term; the shaded strip is where mismatch can still decide the sign. On the right, the across-die entropy left in each bit, against Arm B’s full bit per pair." title="" id="1" name="Picture"/>
             <a:graphic>
               <a:graphicData uri="http://schemas.openxmlformats.org/drawingml/2006/picture">
                 <pic:pic>
                   <pic:nvPicPr>
-                    <pic:cNvPr descr="../sim/spice/gono/armB_prediction.png" id="0" name="Picture"/>
+                    <pic:cNvPr descr="../sim/spice/gono/predictable_bits.png" id="0" name="Picture"/>
                     <pic:cNvPicPr>
                       <a:picLocks noChangeArrowheads="1" noChangeAspect="1"/>
                     </pic:cNvPicPr>
                   </pic:nvPicPr>
                   <pic:blipFill>
-                    <a:blip r:embed="rId37"/>
+                    <a:blip r:embed="rId39"/>
                     <a:stretch>
                       <a:fillRect/>
                     </a:stretch>
@@ -3134,7 +4148,228 @@
         <w:pStyle w:val="ImageCaption"/>
       </w:pPr>
       <w:r>
-        <w:t xml:space="preserve">Figure 3. The earlier 32-oscillator array beside the matched-macro reference line at 569.5 MHz.</w:t>
+        <w:t xml:space="preserve">Figure 4. Arm A’s eight adjacent-pair bits. On the left, each pair’s routing-induced separation in standard deviations of the estimated mismatch term; the shaded strip is where mismatch can still decide the sign. On the right, the across-die entropy left in each bit, against Arm B’s full bit per pair.</w:t>
+      </w:r>
+    </w:p>
+    <w:p>
+      <w:pPr>
+        <w:pStyle w:val="BodyText"/>
+      </w:pPr>
+      <w:r>
+        <w:t xml:space="preserve">The script is</w:t>
+      </w:r>
+      <w:r>
+        <w:t xml:space="preserve"> </w:t>
+      </w:r>
+      <w:r>
+        <w:rPr>
+          <w:rStyle w:val="VerbatimChar"/>
+        </w:rPr>
+        <w:t xml:space="preserve">sim/spice/gono/predictable_bits.py</w:t>
+      </w:r>
+      <w:r>
+        <w:t xml:space="preserve">, and</w:t>
+      </w:r>
+      <w:r>
+        <w:t xml:space="preserve"> </w:t>
+      </w:r>
+      <w:r>
+        <w:rPr>
+          <w:rStyle w:val="VerbatimChar"/>
+        </w:rPr>
+        <w:t xml:space="preserve">make_bits_figure.py</w:t>
+      </w:r>
+      <w:r>
+        <w:t xml:space="preserve"> </w:t>
+      </w:r>
+      <w:r>
+        <w:t xml:space="preserve">imports it so the figure and the reported totals cannot</w:t>
+      </w:r>
+      <w:r>
+        <w:t xml:space="preserve"> </w:t>
+      </w:r>
+      <w:r>
+        <w:t xml:space="preserve">drift apart.</w:t>
+      </w:r>
+    </w:p>
+    <w:p>
+      <w:pPr>
+        <w:pStyle w:val="Heading2"/>
+      </w:pPr>
+      <w:bookmarkStart w:id="40" w:name="matched-macro-arm"/>
+      <w:r>
+        <w:t xml:space="preserve">8. Matched-macro arm</w:t>
+      </w:r>
+      <w:bookmarkEnd w:id="40"/>
+    </w:p>
+    <w:p>
+      <w:pPr>
+        <w:pStyle w:val="FirstParagraph"/>
+      </w:pPr>
+      <w:r>
+        <w:t xml:space="preserve">The matched construction hardens one oscillator as a 60 x 40 micrometre</w:t>
+      </w:r>
+      <w:r>
+        <w:t xml:space="preserve"> </w:t>
+      </w:r>
+      <w:r>
+        <w:t xml:space="preserve">macro. The macro layout passes the available DRC, LVS, antenna, and</w:t>
+      </w:r>
+      <w:r>
+        <w:t xml:space="preserve"> </w:t>
+      </w:r>
+      <w:r>
+        <w:t xml:space="preserve">connectivity checks, and Arm B places 16 instances of it on a regular grid.</w:t>
+      </w:r>
+    </w:p>
+    <w:p>
+      <w:pPr>
+        <w:pStyle w:val="BodyText"/>
+      </w:pPr>
+      <w:r>
+        <w:t xml:space="preserve">The extracted macro carries about 11.0 fF of total ring capacitance. One</w:t>
+      </w:r>
+      <w:r>
+        <w:t xml:space="preserve"> </w:t>
+      </w:r>
+      <w:r>
+        <w:t xml:space="preserve">nominal post-layout simulation gives 569.5 MHz against a no-parasitic</w:t>
+      </w:r>
+      <w:r>
+        <w:t xml:space="preserve"> </w:t>
+      </w:r>
+      <w:r>
+        <w:t xml:space="preserve">control of 633.15 MHz. The earlier Arm A capacitance fit predicts 570.2 MHz</w:t>
+      </w:r>
+      <w:r>
+        <w:t xml:space="preserve"> </w:t>
+      </w:r>
+      <w:r>
+        <w:t xml:space="preserve">at that load, 0.12% away, a useful cross-check on the model. The macro</w:t>
+      </w:r>
+      <w:r>
+        <w:t xml:space="preserve"> </w:t>
+      </w:r>
+      <w:r>
+        <w:t xml:space="preserve">result also lands within 0.35% of the earlier Arm A mean, so matching did</w:t>
+      </w:r>
+      <w:r>
+        <w:t xml:space="preserve"> </w:t>
+      </w:r>
+      <w:r>
+        <w:t xml:space="preserve">not move the operating point.</w:t>
+      </w:r>
+    </w:p>
+    <w:p>
+      <w:pPr>
+        <w:pStyle w:val="BodyText"/>
+      </w:pPr>
+      <w:r>
+        <w:t xml:space="preserve">The macro is faster than the typical routed ring, 569.5 MHz against an Arm A</w:t>
+      </w:r>
+      <w:r>
+        <w:t xml:space="preserve"> </w:t>
+      </w:r>
+      <w:r>
+        <w:t xml:space="preserve">mean of 554.7 MHz, which is what the lighter load predicts. It is not faster</w:t>
+      </w:r>
+      <w:r>
+        <w:t xml:space="preserve"> </w:t>
+      </w:r>
+      <w:r>
+        <w:t xml:space="preserve">than every Arm A ring. RO7 in the candidate build reaches 570.7 MHz because the</w:t>
+      </w:r>
+      <w:r>
+        <w:t xml:space="preserve"> </w:t>
+      </w:r>
+      <w:r>
+        <w:t xml:space="preserve">router happened to give it 10.9 fF, slightly less than the macro carries. The</w:t>
+      </w:r>
+      <w:r>
+        <w:t xml:space="preserve"> </w:t>
+      </w:r>
+      <w:r>
+        <w:t xml:space="preserve">gap is about 0.2%, below what this lumped-capacitance model resolves, and the</w:t>
+      </w:r>
+      <w:r>
+        <w:t xml:space="preserve"> </w:t>
+      </w:r>
+      <w:r>
+        <w:t xml:space="preserve">macro also pays for the boundary buffers that hardening inserted and Arm A does</w:t>
+      </w:r>
+      <w:r>
+        <w:t xml:space="preserve"> </w:t>
+      </w:r>
+      <w:r>
+        <w:t xml:space="preserve">not have. So the defensible statement is that matching the internal layout put</w:t>
+      </w:r>
+      <w:r>
+        <w:t xml:space="preserve"> </w:t>
+      </w:r>
+      <w:r>
+        <w:t xml:space="preserve">the macro ahead of the average automatically routed oscillator, not ahead of</w:t>
+      </w:r>
+      <w:r>
+        <w:t xml:space="preserve"> </w:t>
+      </w:r>
+      <w:r>
+        <w:t xml:space="preserve">all of them.</w:t>
+      </w:r>
+    </w:p>
+    <w:p>
+      <w:pPr>
+        <w:pStyle w:val="BodyText"/>
+      </w:pPr>
+      <w:r>
+        <w:t xml:space="preserve">Figures 5 and 6 draw Arm B as a single horizontal reference line at</w:t>
+      </w:r>
+      <w:r>
+        <w:t xml:space="preserve"> </w:t>
+      </w:r>
+      <w:r>
+        <w:t xml:space="preserve">569.5 MHz, because the sixteen instances share one internal layout and there</w:t>
+      </w:r>
+      <w:r>
+        <w:t xml:space="preserve"> </w:t>
+      </w:r>
+      <w:r>
+        <w:t xml:space="preserve">is only one extracted simulation behind it. By construction the internal</w:t>
+      </w:r>
+      <w:r>
+        <w:t xml:space="preserve"> </w:t>
+      </w:r>
+      <w:r>
+        <w:t xml:space="preserve">layout contributes zero spread; fabricated Arm B instances will still differ</w:t>
+      </w:r>
+      <w:r>
+        <w:t xml:space="preserve"> </w:t>
+      </w:r>
+      <w:r>
+        <w:t xml:space="preserve">through device mismatch, top-level routing, supply, and temperature. The</w:t>
+      </w:r>
+      <w:r>
+        <w:t xml:space="preserve"> </w:t>
+      </w:r>
+      <w:r>
+        <w:t xml:space="preserve">simulation establishes only the internal-layout contribution under nominal</w:t>
+      </w:r>
+      <w:r>
+        <w:t xml:space="preserve"> </w:t>
+      </w:r>
+      <w:r>
+        <w:t xml:space="preserve">device parameters. Total Arm B dispersion requires per-instance integration</w:t>
+      </w:r>
+      <w:r>
+        <w:t xml:space="preserve"> </w:t>
+      </w:r>
+      <w:r>
+        <w:t xml:space="preserve">parasitics and fabricated-device measurements, and whether Arm B ends up with</w:t>
+      </w:r>
+      <w:r>
+        <w:t xml:space="preserve"> </w:t>
+      </w:r>
+      <w:r>
+        <w:t xml:space="preserve">a smaller total spread than Arm A is the measurement the chip exists to make.</w:t>
       </w:r>
     </w:p>
     <w:p>
@@ -3146,18 +4381,18 @@
           <wp:inline>
             <wp:extent cx="5334000" cy="2319130"/>
             <wp:effectExtent b="0" l="0" r="0" t="0"/>
-            <wp:docPr descr="Figure 4. Arm A of the candidate build (5.53% peak to peak) beside the matched-macro reference line." title="" id="1" name="Picture"/>
+            <wp:docPr descr="Figure 5. The earlier 32-oscillator array beside the matched-macro reference line at 569.5 MHz." title="" id="1" name="Picture"/>
             <a:graphic>
               <a:graphicData uri="http://schemas.openxmlformats.org/drawingml/2006/picture">
                 <pic:pic>
                   <pic:nvPicPr>
-                    <pic:cNvPr descr="../sim/spice/gono/dualarm_gono.png" id="0" name="Picture"/>
+                    <pic:cNvPr descr="../sim/spice/gono/armB_prediction.png" id="0" name="Picture"/>
                     <pic:cNvPicPr>
                       <a:picLocks noChangeArrowheads="1" noChangeAspect="1"/>
                     </pic:cNvPicPr>
                   </pic:nvPicPr>
                   <pic:blipFill>
-                    <a:blip r:embed="rId38"/>
+                    <a:blip r:embed="rId41"/>
                     <a:stretch>
                       <a:fillRect/>
                     </a:stretch>
@@ -3189,73 +4424,160 @@
         <w:pStyle w:val="ImageCaption"/>
       </w:pPr>
       <w:r>
-        <w:t xml:space="preserve">Figure 4. Arm A of the candidate build (5.53% peak to peak) beside the matched-macro reference line.</w:t>
+        <w:t xml:space="preserve">Figure 5. The earlier 32-oscillator array beside the matched-macro reference line at 569.5 MHz.</w:t>
+      </w:r>
+    </w:p>
+    <w:p>
+      <w:pPr>
+        <w:pStyle w:val="CaptionedFigure"/>
+      </w:pPr>
+      <w:r>
+        <w:drawing>
+          <wp:inline>
+            <wp:extent cx="5334000" cy="2319130"/>
+            <wp:effectExtent b="0" l="0" r="0" t="0"/>
+            <wp:docPr descr="Figure 6. Arm A of the candidate build (5.53% peak to peak) beside the matched-macro reference line." title="" id="1" name="Picture"/>
+            <a:graphic>
+              <a:graphicData uri="http://schemas.openxmlformats.org/drawingml/2006/picture">
+                <pic:pic>
+                  <pic:nvPicPr>
+                    <pic:cNvPr descr="../sim/spice/gono/dualarm_gono.png" id="0" name="Picture"/>
+                    <pic:cNvPicPr>
+                      <a:picLocks noChangeArrowheads="1" noChangeAspect="1"/>
+                    </pic:cNvPicPr>
+                  </pic:nvPicPr>
+                  <pic:blipFill>
+                    <a:blip r:embed="rId42"/>
+                    <a:stretch>
+                      <a:fillRect/>
+                    </a:stretch>
+                  </pic:blipFill>
+                  <pic:spPr bwMode="auto">
+                    <a:xfrm>
+                      <a:off x="0" y="0"/>
+                      <a:ext cx="5334000" cy="2319130"/>
+                    </a:xfrm>
+                    <a:prstGeom prst="rect">
+                      <a:avLst/>
+                    </a:prstGeom>
+                    <a:noFill/>
+                    <a:ln w="9525">
+                      <a:noFill/>
+                      <a:headEnd/>
+                      <a:tailEnd/>
+                    </a:ln>
+                  </pic:spPr>
+                </pic:pic>
+              </a:graphicData>
+            </a:graphic>
+          </wp:inline>
+        </w:drawing>
+      </w:r>
+    </w:p>
+    <w:p>
+      <w:pPr>
+        <w:pStyle w:val="ImageCaption"/>
+      </w:pPr>
+      <w:r>
+        <w:t xml:space="preserve">Figure 6. Arm A of the candidate build (5.53% peak to peak) beside the matched-macro reference line.</w:t>
       </w:r>
     </w:p>
     <w:p>
       <w:pPr>
         <w:pStyle w:val="Heading2"/>
       </w:pPr>
-      <w:bookmarkStart w:id="39" w:name="planned-silicon-test"/>
-      <w:r>
-        <w:t xml:space="preserve">7. Planned silicon test</w:t>
-      </w:r>
-      <w:bookmarkEnd w:id="39"/>
+      <w:bookmarkStart w:id="43" w:name="planned-silicon-test"/>
+      <w:r>
+        <w:t xml:space="preserve">9. Planned silicon test</w:t>
+      </w:r>
+      <w:bookmarkEnd w:id="43"/>
     </w:p>
     <w:p>
       <w:pPr>
         <w:pStyle w:val="FirstParagraph"/>
       </w:pPr>
       <w:r>
-        <w:t xml:space="preserve">Why could a repeatable mask-defined pattern matter to a PUF at all? A layout</w:t>
-      </w:r>
-      <w:r>
-        <w:t xml:space="preserve"> </w:t>
-      </w:r>
-      <w:r>
-        <w:t xml:space="preserve">component shared across dies can reduce uniqueness or make some comparisons</w:t>
-      </w:r>
-      <w:r>
-        <w:t xml:space="preserve"> </w:t>
-      </w:r>
-      <w:r>
-        <w:t xml:space="preserve">predictable, but prior work also shows systematic structure is not</w:t>
-      </w:r>
-      <w:r>
-        <w:t xml:space="preserve"> </w:t>
-      </w:r>
-      <w:r>
-        <w:t xml:space="preserve">automatically exploitable: Wilde, Hiller, and Pehl found adjacent-oscillator</w:t>
-      </w:r>
-      <w:r>
-        <w:t xml:space="preserve"> </w:t>
-      </w:r>
-      <w:r>
-        <w:t xml:space="preserve">comparisons suppressed the spatial structure in their data and their</w:t>
-      </w:r>
-      <w:r>
-        <w:t xml:space="preserve"> </w:t>
-      </w:r>
-      <w:r>
-        <w:t xml:space="preserve">predictor could not beat its baseline [4]. Which way this design falls is a</w:t>
-      </w:r>
-      <w:r>
-        <w:t xml:space="preserve"> </w:t>
-      </w:r>
-      <w:r>
-        <w:t xml:space="preserve">question for fabricated dies, not for the nominal model. A toy population</w:t>
-      </w:r>
-      <w:r>
-        <w:t xml:space="preserve"> </w:t>
-      </w:r>
-      <w:r>
-        <w:t xml:space="preserve">model and a first-order mismatch-scale estimate live in the repository’s</w:t>
-      </w:r>
-      <w:r>
-        <w:t xml:space="preserve"> </w:t>
-      </w:r>
-      <w:r>
-        <w:t xml:space="preserve">supplementary material (</w:t>
+        <w:t xml:space="preserve">Sections 6 and 7 make a prediction that a measurement can refute, and that is</w:t>
+      </w:r>
+      <w:r>
+        <w:t xml:space="preserve"> </w:t>
+      </w:r>
+      <w:r>
+        <w:t xml:space="preserve">the main reason to build the chip. The prediction is specific. On every die of</w:t>
+      </w:r>
+      <w:r>
+        <w:t xml:space="preserve"> </w:t>
+      </w:r>
+      <w:r>
+        <w:t xml:space="preserve">this design the six high-margin Arm A pairs should return the sign the</w:t>
+      </w:r>
+      <w:r>
+        <w:t xml:space="preserve"> </w:t>
+      </w:r>
+      <w:r>
+        <w:t xml:space="preserve">extraction gives them, the two low-margin pairs should not, and the Arm B pairs</w:t>
+      </w:r>
+      <w:r>
+        <w:t xml:space="preserve"> </w:t>
+      </w:r>
+      <w:r>
+        <w:t xml:space="preserve">should behave like coin flips that repeat within a die and differ between dies.</w:t>
+      </w:r>
+    </w:p>
+    <w:p>
+      <w:pPr>
+        <w:pStyle w:val="BodyText"/>
+      </w:pPr>
+      <w:r>
+        <w:t xml:space="preserve">It could fail in an interesting way. Wilde, Hiller, and Pehl found that</w:t>
+      </w:r>
+      <w:r>
+        <w:t xml:space="preserve"> </w:t>
+      </w:r>
+      <w:r>
+        <w:t xml:space="preserve">adjacent-oscillator comparisons suppressed the spatial structure in their data</w:t>
+      </w:r>
+      <w:r>
+        <w:t xml:space="preserve"> </w:t>
+      </w:r>
+      <w:r>
+        <w:t xml:space="preserve">well enough that their predictor could not beat its baseline [4]. If fabricated</w:t>
+      </w:r>
+      <w:r>
+        <w:t xml:space="preserve"> </w:t>
+      </w:r>
+      <w:r>
+        <w:t xml:space="preserve">mismatch turns out to be much larger than the 0.062% estimate of Section 5.6,</w:t>
+      </w:r>
+      <w:r>
+        <w:t xml:space="preserve"> </w:t>
+      </w:r>
+      <w:r>
+        <w:t xml:space="preserve">the same thing happens here, the six fixed bits stop being fixed, and the</w:t>
+      </w:r>
+      <w:r>
+        <w:t xml:space="preserve"> </w:t>
+      </w:r>
+      <w:r>
+        <w:t xml:space="preserve">entropy figure moves back toward 8. That estimate is the weakest input in the</w:t>
+      </w:r>
+      <w:r>
+        <w:t xml:space="preserve"> </w:t>
+      </w:r>
+      <w:r>
+        <w:t xml:space="preserve">whole chain, which is why the per-die measurement should replace it first. A toy</w:t>
+      </w:r>
+      <w:r>
+        <w:t xml:space="preserve"> </w:t>
+      </w:r>
+      <w:r>
+        <w:t xml:space="preserve">population model also lives in the repository’s supplementary material</w:t>
+      </w:r>
+      <w:r>
+        <w:t xml:space="preserve"> </w:t>
+      </w:r>
+      <w:r>
+        <w:t xml:space="preserve">(</w:t>
       </w:r>
       <w:r>
         <w:rPr>
@@ -3264,75 +4586,57 @@
         <w:t xml:space="preserve">sim/montecarlo.py</w:t>
       </w:r>
       <w:r>
-        <w:t xml:space="preserve">,</w:t>
-      </w:r>
-      <w:r>
-        <w:t xml:space="preserve"> </w:t>
-      </w:r>
-      <w:r>
-        <w:rPr>
-          <w:rStyle w:val="VerbatimChar"/>
-        </w:rPr>
-        <w:t xml:space="preserve">sim/spice/mc/</w:t>
-      </w:r>
-      <w:r>
-        <w:t xml:space="preserve">); their outputs</w:t>
-      </w:r>
-      <w:r>
-        <w:t xml:space="preserve"> </w:t>
-      </w:r>
-      <w:r>
-        <w:t xml:space="preserve">depend on assumed amplitudes and a sqrt(31) scaling that the PDK’s global</w:t>
-      </w:r>
-      <w:r>
-        <w:t xml:space="preserve"> </w:t>
-      </w:r>
-      <w:r>
-        <w:t xml:space="preserve">mismatch draw does not really support, so no number from them appears here.</w:t>
-      </w:r>
-    </w:p>
-    <w:p>
-      <w:pPr>
-        <w:pStyle w:val="BodyText"/>
-      </w:pPr>
-      <w:r>
-        <w:t xml:space="preserve">The question for silicon is whether Arm A retains more of its nominal</w:t>
-      </w:r>
-      <w:r>
-        <w:t xml:space="preserve"> </w:t>
-      </w:r>
-      <w:r>
-        <w:t xml:space="preserve">layout pattern across dies than Arm B. The threat model I have in mind is</w:t>
-      </w:r>
-      <w:r>
-        <w:t xml:space="preserve"> </w:t>
-      </w:r>
-      <w:r>
-        <w:t xml:space="preserve">concrete: an attacker knows the public design and mask and holds measurements</w:t>
-      </w:r>
-      <w:r>
-        <w:t xml:space="preserve"> </w:t>
-      </w:r>
-      <w:r>
-        <w:t xml:space="preserve">from other dies of the same design, but none from the target die, and asks</w:t>
-      </w:r>
-      <w:r>
-        <w:t xml:space="preserve"> </w:t>
-      </w:r>
-      <w:r>
-        <w:t xml:space="preserve">whether the shared deterministic layout component lets them predict the target</w:t>
-      </w:r>
-      <w:r>
-        <w:t xml:space="preserve"> </w:t>
-      </w:r>
-      <w:r>
-        <w:t xml:space="preserve">die’s pair ordering above the relevant per-bit baseline. Predictor accuracy is</w:t>
-      </w:r>
-      <w:r>
-        <w:t xml:space="preserve"> </w:t>
-      </w:r>
-      <w:r>
-        <w:t xml:space="preserve">then judged against that baseline with whole chips held out, not against 50%. Testing it needs multiple chip IDs, repeated</w:t>
+        <w:t xml:space="preserve">), and no number from it appears in this paper, because its</w:t>
+      </w:r>
+      <w:r>
+        <w:t xml:space="preserve"> </w:t>
+      </w:r>
+      <w:r>
+        <w:t xml:space="preserve">outputs depend on assumed amplitudes rather than on anything extracted.</w:t>
+      </w:r>
+    </w:p>
+    <w:p>
+      <w:pPr>
+        <w:pStyle w:val="BodyText"/>
+      </w:pPr>
+      <w:r>
+        <w:t xml:space="preserve">The threat model splits in two, and only one half needs silicon. The half this</w:t>
+      </w:r>
+      <w:r>
+        <w:t xml:space="preserve"> </w:t>
+      </w:r>
+      <w:r>
+        <w:t xml:space="preserve">paper answers hands the attacker the public design files and nothing else, no</w:t>
+      </w:r>
+      <w:r>
+        <w:t xml:space="preserve"> </w:t>
+      </w:r>
+      <w:r>
+        <w:t xml:space="preserve">device and no challenge-response pairs, and asks how many bits they call</w:t>
+      </w:r>
+      <w:r>
+        <w:t xml:space="preserve"> </w:t>
+      </w:r>
+      <w:r>
+        <w:t xml:space="preserve">correctly. The other half hands them repeated measurements from other dies of</w:t>
+      </w:r>
+      <w:r>
+        <w:t xml:space="preserve"> </w:t>
+      </w:r>
+      <w:r>
+        <w:t xml:space="preserve">the same design but none from the target die, and asks whether pooling real dies</w:t>
+      </w:r>
+      <w:r>
+        <w:t xml:space="preserve"> </w:t>
+      </w:r>
+      <w:r>
+        <w:t xml:space="preserve">beats the design-file prediction. In both cases accuracy is judged against the</w:t>
+      </w:r>
+      <w:r>
+        <w:t xml:space="preserve"> </w:t>
+      </w:r>
+      <w:r>
+        <w:t xml:space="preserve">relevant per-bit baseline with whole chips held out, not against 50%. Testing it needs multiple chip IDs, repeated</w:t>
       </w:r>
       <w:r>
         <w:t xml:space="preserve"> </w:t>
@@ -3393,11 +4697,11 @@
       <w:pPr>
         <w:pStyle w:val="Heading2"/>
       </w:pPr>
-      <w:bookmarkStart w:id="40" w:name="limitations"/>
-      <w:r>
-        <w:t xml:space="preserve">8. Limitations</w:t>
-      </w:r>
-      <w:bookmarkEnd w:id="40"/>
+      <w:bookmarkStart w:id="44" w:name="limitations"/>
+      <w:r>
+        <w:t xml:space="preserve">10. Limitations</w:t>
+      </w:r>
+      <w:bookmarkEnd w:id="44"/>
     </w:p>
     <w:p>
       <w:pPr>
@@ -3524,7 +4828,7 @@
         <w:t xml:space="preserve"> </w:t>
       </w:r>
       <w:r>
-        <w:t xml:space="preserve">Section 5.4 bound the frequency range and the counter margin, and Section 5.6</w:t>
+        <w:t xml:space="preserve">Section 5.4 bound the frequency range and the counter margin, and Section 5.7</w:t>
       </w:r>
       <w:r>
         <w:t xml:space="preserve"> </w:t>
@@ -3625,141 +4929,323 @@
     </w:p>
     <w:p>
       <w:pPr>
+        <w:pStyle w:val="BodyText"/>
+      </w:pPr>
+      <w:r>
+        <w:t xml:space="preserve">The predictability result of Section 7 carries limits of its own, and they are</w:t>
+      </w:r>
+      <w:r>
+        <w:t xml:space="preserve"> </w:t>
+      </w:r>
+      <w:r>
+        <w:t xml:space="preserve">not the same ones. Its mismatch term is treated as Gaussian and independent</w:t>
+      </w:r>
+      <w:r>
+        <w:t xml:space="preserve"> </w:t>
+      </w:r>
+      <w:r>
+        <w:t xml:space="preserve">between rings, which the PDK’s global draw does not directly support, and the</w:t>
+      </w:r>
+      <w:r>
+        <w:t xml:space="preserve"> </w:t>
+      </w:r>
+      <w:r>
+        <w:t xml:space="preserve">0.062% figure it is scaled to has a sampling interval nearly half as wide as</w:t>
+      </w:r>
+      <w:r>
+        <w:t xml:space="preserve"> </w:t>
+      </w:r>
+      <w:r>
+        <w:t xml:space="preserve">itself. I report the interval rather than the point value for that reason, but a</w:t>
+      </w:r>
+      <w:r>
+        <w:t xml:space="preserve"> </w:t>
+      </w:r>
+      <w:r>
+        <w:t xml:space="preserve">per-die measurement is what settles it. The routing offsets come from the full</w:t>
+      </w:r>
+      <w:r>
+        <w:t xml:space="preserve"> </w:t>
+      </w:r>
+      <w:r>
+        <w:t xml:space="preserve">RC model of one layout. Section 5.5 finds no pair reversing between the two</w:t>
+      </w:r>
+      <w:r>
+        <w:t xml:space="preserve"> </w:t>
+      </w:r>
+      <w:r>
+        <w:t xml:space="preserve">parasitic models, which is reassuring but is two reductions of one extraction</w:t>
+      </w:r>
+      <w:r>
+        <w:t xml:space="preserve"> </w:t>
+      </w:r>
+      <w:r>
+        <w:t xml:space="preserve">agreeing rather than a model validated against silicon, and the two smallest</w:t>
+      </w:r>
+      <w:r>
+        <w:t xml:space="preserve"> </w:t>
+      </w:r>
+      <w:r>
+        <w:t xml:space="preserve">separations, 0.116% and 0.267%, are still small enough that a third model could</w:t>
+      </w:r>
+      <w:r>
+        <w:t xml:space="preserve"> </w:t>
+      </w:r>
+      <w:r>
+        <w:t xml:space="preserve">move them. The attacker figure of 7.91 also assumes the attacker reproduces my</w:t>
+      </w:r>
+      <w:r>
+        <w:t xml:space="preserve"> </w:t>
+      </w:r>
+      <w:r>
+        <w:t xml:space="preserve">model. A weaker attacker who only orders the rings by extracted capacitance, with</w:t>
+      </w:r>
+      <w:r>
+        <w:t xml:space="preserve"> </w:t>
+      </w:r>
+      <w:r>
+        <w:t xml:space="preserve">no simulation at all, gets the same sign on all eight pairs, which is the number</w:t>
+      </w:r>
+      <w:r>
+        <w:t xml:space="preserve"> </w:t>
+      </w:r>
+      <w:r>
+        <w:t xml:space="preserve">to quote if the simulation is doubted.</w:t>
+      </w:r>
+    </w:p>
+    <w:p>
+      <w:pPr>
+        <w:pStyle w:val="BodyText"/>
+      </w:pPr>
+      <w:r>
+        <w:t xml:space="preserve">Two structural limits sit above all of that. Eight bits is a very small</w:t>
+      </w:r>
+      <w:r>
+        <w:t xml:space="preserve"> </w:t>
+      </w:r>
+      <w:r>
+        <w:t xml:space="preserve">response, and an entropy total over eight pairs of one block should not be read</w:t>
+      </w:r>
+      <w:r>
+        <w:t xml:space="preserve"> </w:t>
+      </w:r>
+      <w:r>
+        <w:t xml:space="preserve">as a statement about RO-PUFs generally. And a deployed PUF would pass its raw</w:t>
+      </w:r>
+      <w:r>
+        <w:t xml:space="preserve"> </w:t>
+      </w:r>
+      <w:r>
+        <w:t xml:space="preserve">bits through error correction and a randomness extractor, neither of which is</w:t>
+      </w:r>
+      <w:r>
+        <w:t xml:space="preserve"> </w:t>
+      </w:r>
+      <w:r>
+        <w:t xml:space="preserve">modelled here. That processing cannot create entropy that the comparison did not</w:t>
+      </w:r>
+      <w:r>
+        <w:t xml:space="preserve"> </w:t>
+      </w:r>
+      <w:r>
+        <w:t xml:space="preserve">produce, so it does not rescue the six fixed bits, but it does mean the numbers</w:t>
+      </w:r>
+      <w:r>
+        <w:t xml:space="preserve"> </w:t>
+      </w:r>
+      <w:r>
+        <w:t xml:space="preserve">here describe the raw response and not a fielded key.</w:t>
+      </w:r>
+    </w:p>
+    <w:p>
+      <w:pPr>
         <w:pStyle w:val="Heading2"/>
       </w:pPr>
-      <w:bookmarkStart w:id="41" w:name="conclusion"/>
-      <w:r>
-        <w:t xml:space="preserve">9. Conclusion</w:t>
-      </w:r>
-      <w:bookmarkEnd w:id="41"/>
+      <w:bookmarkStart w:id="45" w:name="conclusion"/>
+      <w:r>
+        <w:t xml:space="preserve">11. Conclusion</w:t>
+      </w:r>
+      <w:bookmarkEnd w:id="45"/>
     </w:p>
     <w:p>
       <w:pPr>
         <w:pStyle w:val="FirstParagraph"/>
       </w:pPr>
       <w:r>
-        <w:t xml:space="preserve">Under a reduced lumped-capacitance model of the verified post-route topology,</w:t>
-      </w:r>
-      <w:r>
-        <w:t xml:space="preserve"> </w:t>
-      </w:r>
-      <w:r>
-        <w:t xml:space="preserve">the automated flow gave the 16 oscillators of the candidate build a 5.53%</w:t>
-      </w:r>
-      <w:r>
-        <w:t xml:space="preserve"> </w:t>
-      </w:r>
-      <w:r>
-        <w:t xml:space="preserve">peak-to-peak nominal frequency dispersion (population SD 1.65%, mean</w:t>
-      </w:r>
-      <w:r>
-        <w:t xml:space="preserve"> </w:t>
-      </w:r>
-      <w:r>
-        <w:t xml:space="preserve">554.7 MHz). Nine builds that differ only in placement density put that figure</w:t>
-      </w:r>
-      <w:r>
-        <w:t xml:space="preserve"> </w:t>
-      </w:r>
-      <w:r>
-        <w:t xml:space="preserve">in context: median 5.75%, range 4.19% to 6.99%. Any single build reports one</w:t>
-      </w:r>
-      <w:r>
-        <w:t xml:space="preserve"> </w:t>
-      </w:r>
-      <w:r>
-        <w:t xml:space="preserve">draw of the router, which is why I no longer quote one of them on its own.</w:t>
-      </w:r>
-      <w:r>
-        <w:t xml:space="preserve"> </w:t>
-      </w:r>
-      <w:r>
-        <w:t xml:space="preserve">What repeats is the mechanism. Every build shows frequency tracking extracted</w:t>
-      </w:r>
-      <w:r>
-        <w:t xml:space="preserve"> </w:t>
-      </w:r>
-      <w:r>
-        <w:t xml:space="preserve">ring capacitance at about -0.999, the fitted slope stays near -4.94 MHz/fF</w:t>
-      </w:r>
-      <w:r>
-        <w:t xml:space="preserve"> </w:t>
-      </w:r>
-      <w:r>
-        <w:t xml:space="preserve">across independent layouts, and a fit trained on one build predicts another’s</w:t>
-      </w:r>
-      <w:r>
-        <w:t xml:space="preserve"> </w:t>
-      </w:r>
-      <w:r>
-        <w:t xml:space="preserve">individual frequencies to roughly 0.1%. A hardened macro provides a 569.5 MHz</w:t>
-      </w:r>
-      <w:r>
-        <w:t xml:space="preserve"> </w:t>
-      </w:r>
-      <w:r>
-        <w:t xml:space="preserve">shared-internal-layout reference for Arm B, ahead of the Arm A mean though not</w:t>
-      </w:r>
-      <w:r>
-        <w:t xml:space="preserve"> </w:t>
-      </w:r>
-      <w:r>
-        <w:t xml:space="preserve">of every Arm A instance. The finding is that the flow assigns materially</w:t>
-      </w:r>
-      <w:r>
-        <w:t xml:space="preserve"> </w:t>
-      </w:r>
-      <w:r>
-        <w:t xml:space="preserve">different routing capacitance to logically identical oscillators, and that</w:t>
-      </w:r>
-      <w:r>
-        <w:t xml:space="preserve"> </w:t>
-      </w:r>
-      <w:r>
-        <w:t xml:space="preserve">under nominal device assumptions this converts into a dispersion of several</w:t>
-      </w:r>
-      <w:r>
-        <w:t xml:space="preserve"> </w:t>
-      </w:r>
-      <w:r>
-        <w:t xml:space="preserve">percent through a relationship that holds from one routing run to the next.</w:t>
-      </w:r>
-    </w:p>
-    <w:p>
-      <w:pPr>
-        <w:pStyle w:val="BodyText"/>
-      </w:pPr>
-      <w:r>
-        <w:t xml:space="preserve">Uniqueness, reliability, min-entropy, and attack success are not evaluated</w:t>
-      </w:r>
-      <w:r>
-        <w:t xml:space="preserve"> </w:t>
-      </w:r>
-      <w:r>
-        <w:t xml:space="preserve">pre-silicon. Whether the mask-defined pattern survives fabrication, and how</w:t>
-      </w:r>
-      <w:r>
-        <w:t xml:space="preserve"> </w:t>
-      </w:r>
-      <w:r>
-        <w:t xml:space="preserve">it compares against real device mismatch, will be settled by measuring both</w:t>
-      </w:r>
-      <w:r>
-        <w:t xml:space="preserve"> </w:t>
-      </w:r>
-      <w:r>
-        <w:t xml:space="preserve">arms of the fabricated chips under the protocol in the firmware.</w:t>
+        <w:t xml:space="preserve">For the design going to this shuttle, the public files decide most of the</w:t>
+      </w:r>
+      <w:r>
+        <w:t xml:space="preserve"> </w:t>
+      </w:r>
+      <w:r>
+        <w:t xml:space="preserve">response. Six of Arm A’s eight adjacent-pair bits carry under a hundredth of a</w:t>
+      </w:r>
+      <w:r>
+        <w:t xml:space="preserve"> </w:t>
+      </w:r>
+      <w:r>
+        <w:t xml:space="preserve">bit of across-die entropy under a first-order 0.062% per-ring mismatch estimate.</w:t>
+      </w:r>
+      <w:r>
+        <w:t xml:space="preserve"> </w:t>
+      </w:r>
+      <w:r>
+        <w:t xml:space="preserve">The arm holds 0.46 bits of 8. A reader of the design database alone would call</w:t>
+      </w:r>
+      <w:r>
+        <w:t xml:space="preserve"> </w:t>
+      </w:r>
+      <w:r>
+        <w:t xml:space="preserve">7.91 of the 8 correctly, and across the sampling interval of that estimate the</w:t>
+      </w:r>
+      <w:r>
+        <w:t xml:space="preserve"> </w:t>
+      </w:r>
+      <w:r>
+        <w:t xml:space="preserve">range runs 0.30 to 0.69 bits and 7.84 to 7.95 guessed.</w:t>
+      </w:r>
+    </w:p>
+    <w:p>
+      <w:pPr>
+        <w:pStyle w:val="BodyText"/>
+      </w:pPr>
+      <w:r>
+        <w:t xml:space="preserve">What makes those bits readable is a layout term that position cannot describe and</w:t>
+      </w:r>
+      <w:r>
+        <w:t xml:space="preserve"> </w:t>
+      </w:r>
+      <w:r>
+        <w:t xml:space="preserve">the design database can. Cross validated, a quadratic surface in x and y does</w:t>
+      </w:r>
+      <w:r>
+        <w:t xml:space="preserve"> </w:t>
+      </w:r>
+      <w:r>
+        <w:t xml:space="preserve">20.0% worse than no correction at all. Ring capacitance and series resistance</w:t>
+      </w:r>
+      <w:r>
+        <w:t xml:space="preserve"> </w:t>
+      </w:r>
+      <w:r>
+        <w:t xml:space="preserve">together remove 89.5%. The term is not an artefact of one build either: nine</w:t>
+      </w:r>
+      <w:r>
+        <w:t xml:space="preserve"> </w:t>
+      </w:r>
+      <w:r>
+        <w:t xml:space="preserve">builds differing only in placement density span 4.19% to 6.99% peak to peak with</w:t>
+      </w:r>
+      <w:r>
+        <w:t xml:space="preserve"> </w:t>
+      </w:r>
+      <w:r>
+        <w:t xml:space="preserve">a median of 5.75%, every one of them shows frequency tracking extracted ring</w:t>
+      </w:r>
+      <w:r>
+        <w:t xml:space="preserve"> </w:t>
+      </w:r>
+      <w:r>
+        <w:t xml:space="preserve">capacitance at about -0.999, and a fit trained on one layout predicts another’s</w:t>
+      </w:r>
+      <w:r>
+        <w:t xml:space="preserve"> </w:t>
+      </w:r>
+      <w:r>
+        <w:t xml:space="preserve">individual frequencies to roughly 0.1%. The residual left after correction sits</w:t>
+      </w:r>
+      <w:r>
+        <w:t xml:space="preserve"> </w:t>
+      </w:r>
+      <w:r>
+        <w:t xml:space="preserve">141 times above what a single reading can resolve, so none of it hides in the</w:t>
+      </w:r>
+      <w:r>
+        <w:t xml:space="preserve"> </w:t>
+      </w:r>
+      <w:r>
+        <w:t xml:space="preserve">instrument.</w:t>
+      </w:r>
+    </w:p>
+    <w:p>
+      <w:pPr>
+        <w:pStyle w:val="BodyText"/>
+      </w:pPr>
+      <w:r>
+        <w:t xml:space="preserve">The same die carries the mitigation. Sixteen instances of one hardened macro</w:t>
+      </w:r>
+      <w:r>
+        <w:t xml:space="preserve"> </w:t>
+      </w:r>
+      <w:r>
+        <w:t xml:space="preserve">share their internal routing, which sets every pair’s routing offset to zero and</w:t>
+      </w:r>
+      <w:r>
+        <w:t xml:space="preserve"> </w:t>
+      </w:r>
+      <w:r>
+        <w:t xml:space="preserve">gives all 8 bits back to mismatch. It is not free. The matched arm has</w:t>
+      </w:r>
+      <w:r>
+        <w:t xml:space="preserve"> </w:t>
+      </w:r>
+      <w:r>
+        <w:t xml:space="preserve">integration asymmetries of its own, and its 569.5 MHz reference is one</w:t>
+      </w:r>
+      <w:r>
+        <w:t xml:space="preserve"> </w:t>
+      </w:r>
+      <w:r>
+        <w:t xml:space="preserve">simulation rather than sixteen.</w:t>
+      </w:r>
+    </w:p>
+    <w:p>
+      <w:pPr>
+        <w:pStyle w:val="BodyText"/>
+      </w:pPr>
+      <w:r>
+        <w:t xml:space="preserve">None of this is measured on silicon. The offsets are model output, eight bits is</w:t>
+      </w:r>
+      <w:r>
+        <w:t xml:space="preserve"> </w:t>
+      </w:r>
+      <w:r>
+        <w:t xml:space="preserve">a small response, and the mismatch estimate is the weakest link in the chain.</w:t>
+      </w:r>
+      <w:r>
+        <w:t xml:space="preserve"> </w:t>
+      </w:r>
+      <w:r>
+        <w:t xml:space="preserve">That is also what makes the result testable. The per-pair predictions are frozen</w:t>
+      </w:r>
+      <w:r>
+        <w:t xml:space="preserve"> </w:t>
+      </w:r>
+      <w:r>
+        <w:t xml:space="preserve">in the repository before the chips exist, so measuring both arms of the</w:t>
+      </w:r>
+      <w:r>
+        <w:t xml:space="preserve"> </w:t>
+      </w:r>
+      <w:r>
+        <w:t xml:space="preserve">fabricated parts either confirms them or refutes them, and a refutation would</w:t>
+      </w:r>
+      <w:r>
+        <w:t xml:space="preserve"> </w:t>
+      </w:r>
+      <w:r>
+        <w:t xml:space="preserve">teach me as much.</w:t>
       </w:r>
     </w:p>
     <w:p>
       <w:pPr>
         <w:pStyle w:val="Heading2"/>
       </w:pPr>
-      <w:bookmarkStart w:id="42" w:name="references"/>
+      <w:bookmarkStart w:id="46" w:name="references"/>
       <w:r>
         <w:t xml:space="preserve">References</w:t>
       </w:r>
-      <w:bookmarkEnd w:id="42"/>
+      <w:bookmarkEnd w:id="46"/>
     </w:p>
     <w:p>
       <w:pPr>
@@ -4479,6 +5965,156 @@
       </w:r>
       <w:r>
         <w:t xml:space="preserve">, pp. 36-42, 2009. https://doi.org/10.1109/HST.2009.5225055</w:t>
+      </w:r>
+    </w:p>
+    <w:p>
+      <w:pPr>
+        <w:pStyle w:val="BodyText"/>
+      </w:pPr>
+      <w:r>
+        <w:t xml:space="preserve">[16] M. Shiozaki and T. Fujino,</w:t>
+      </w:r>
+      <w:r>
+        <w:t xml:space="preserve"> </w:t>
+      </w:r>
+      <w:r>
+        <w:t xml:space="preserve">“</w:t>
+      </w:r>
+      <w:r>
+        <w:t xml:space="preserve">Simple Electromagnetic Analysis Attacks based</w:t>
+      </w:r>
+      <w:r>
+        <w:t xml:space="preserve"> </w:t>
+      </w:r>
+      <w:r>
+        <w:t xml:space="preserve">on Geometric Leak on an ASIC Implementation of Ring-Oscillator PUF,</w:t>
+      </w:r>
+      <w:r>
+        <w:t xml:space="preserve">”</w:t>
+      </w:r>
+      <w:r>
+        <w:t xml:space="preserve"> </w:t>
+      </w:r>
+      <w:r>
+        <w:rPr>
+          <w:i/>
+        </w:rPr>
+        <w:t xml:space="preserve">Proceedings of the 3rd ACM Workshop on Attacks and Solutions in Hardware</w:t>
+      </w:r>
+      <w:r>
+        <w:rPr>
+          <w:i/>
+        </w:rPr>
+        <w:t xml:space="preserve"> </w:t>
+      </w:r>
+      <w:r>
+        <w:rPr>
+          <w:i/>
+        </w:rPr>
+        <w:t xml:space="preserve">Security (ASHES)</w:t>
+      </w:r>
+      <w:r>
+        <w:t xml:space="preserve">, pp. 13-21, 2019. https://doi.org/10.1145/3338508.3359569</w:t>
+      </w:r>
+      <w:r>
+        <w:t xml:space="preserve"> </w:t>
+      </w:r>
+      <w:r>
+        <w:t xml:space="preserve">Extended version:</w:t>
+      </w:r>
+      <w:r>
+        <w:t xml:space="preserve"> </w:t>
+      </w:r>
+      <w:r>
+        <w:rPr>
+          <w:i/>
+        </w:rPr>
+        <w:t xml:space="preserve">Journal of Cryptographic Engineering</w:t>
+      </w:r>
+      <w:r>
+        <w:t xml:space="preserve">, vol. 11, pp. 201-212,</w:t>
+      </w:r>
+      <w:r>
+        <w:t xml:space="preserve"> </w:t>
+      </w:r>
+      <w:r>
+        <w:t xml:space="preserve">2021. https://doi.org/10.1007/s13389-020-00240-9</w:t>
+      </w:r>
+    </w:p>
+    <w:p>
+      <w:pPr>
+        <w:pStyle w:val="BodyText"/>
+      </w:pPr>
+      <w:r>
+        <w:t xml:space="preserve">[17] J. Aljafar, Z. Ul Abideen, A. Peetermans, B. Gierlichs, and S. Pagliarini,</w:t>
+      </w:r>
+      <w:r>
+        <w:t xml:space="preserve"> </w:t>
+      </w:r>
+      <w:r>
+        <w:t xml:space="preserve">“</w:t>
+      </w:r>
+      <w:r>
+        <w:t xml:space="preserve">SCALLER: Standard Cell Assembled and Local Layout Effect-Based Ring</w:t>
+      </w:r>
+      <w:r>
+        <w:t xml:space="preserve"> </w:t>
+      </w:r>
+      <w:r>
+        <w:t xml:space="preserve">Oscillators,</w:t>
+      </w:r>
+      <w:r>
+        <w:t xml:space="preserve">”</w:t>
+      </w:r>
+      <w:r>
+        <w:t xml:space="preserve"> </w:t>
+      </w:r>
+      <w:r>
+        <w:rPr>
+          <w:i/>
+        </w:rPr>
+        <w:t xml:space="preserve">IEEE Embedded Systems Letters</w:t>
+      </w:r>
+      <w:r>
+        <w:t xml:space="preserve">, vol. 16, no. 4, pp. 493-496,</w:t>
+      </w:r>
+      <w:r>
+        <w:t xml:space="preserve"> </w:t>
+      </w:r>
+      <w:r>
+        <w:t xml:space="preserve">2024. https://arxiv.org/abs/2406.01258</w:t>
+      </w:r>
+    </w:p>
+    <w:p>
+      <w:pPr>
+        <w:pStyle w:val="BodyText"/>
+      </w:pPr>
+      <w:r>
+        <w:t xml:space="preserve">[18] R. Maes,</w:t>
+      </w:r>
+      <w:r>
+        <w:t xml:space="preserve"> </w:t>
+      </w:r>
+      <w:r>
+        <w:rPr>
+          <w:i/>
+        </w:rPr>
+        <w:t xml:space="preserve">Physically Unclonable Functions: Constructions, Properties and</w:t>
+      </w:r>
+      <w:r>
+        <w:rPr>
+          <w:i/>
+        </w:rPr>
+        <w:t xml:space="preserve"> </w:t>
+      </w:r>
+      <w:r>
+        <w:rPr>
+          <w:i/>
+        </w:rPr>
+        <w:t xml:space="preserve">Applications</w:t>
+      </w:r>
+      <w:r>
+        <w:t xml:space="preserve">. Springer, 2013. https://doi.org/10.1007/978-3-642-41395-7</w:t>
       </w:r>
     </w:p>
     <w:sectPr/>

--- a/docs/paper/SILICON_paper.docx
+++ b/docs/paper/SILICON_paper.docx
@@ -2340,25 +2340,43 @@
         <w:t xml:space="preserve"> </w:t>
       </w:r>
       <w:r>
-        <w:t xml:space="preserve">to 291.7 MHz and 840.3 to 888.3 MHz, against 540.0 to 570.7 at nominal. All</w:t>
-      </w:r>
-      <w:r>
-        <w:t xml:space="preserve"> </w:t>
-      </w:r>
-      <w:r>
-        <w:t xml:space="preserve">sixteen oscillators start at every corner, including the slow low-voltage one, and</w:t>
-      </w:r>
-      <w:r>
-        <w:t xml:space="preserve"> </w:t>
-      </w:r>
-      <w:r>
-        <w:t xml:space="preserve">the no-parasitic control decks return a single identical frequency per corner</w:t>
-      </w:r>
-      <w:r>
-        <w:t xml:space="preserve"> </w:t>
-      </w:r>
-      <w:r>
-        <w:t xml:space="preserve">(323.140, 633.640 and 987.948 MHz), which is what validates the corner setup.</w:t>
+        <w:t xml:space="preserve">to 291.7 MHz and 840.3 to 888.3 MHz, against 540.0 to 570.7 at nominal. This</w:t>
+      </w:r>
+      <w:r>
+        <w:t xml:space="preserve"> </w:t>
+      </w:r>
+      <w:r>
+        <w:t xml:space="preserve">section is Arm A. The deck generator builds Arm A rings and nothing else, so none</w:t>
+      </w:r>
+      <w:r>
+        <w:t xml:space="preserve"> </w:t>
+      </w:r>
+      <w:r>
+        <w:t xml:space="preserve">of the numbers here describe the macro array; Section 8 says what Arm B has</w:t>
+      </w:r>
+      <w:r>
+        <w:t xml:space="preserve"> </w:t>
+      </w:r>
+      <w:r>
+        <w:t xml:space="preserve">instead. All sixteen Arm A oscillators start at every corner, including the slow</w:t>
+      </w:r>
+      <w:r>
+        <w:t xml:space="preserve"> </w:t>
+      </w:r>
+      <w:r>
+        <w:t xml:space="preserve">low-voltage one, and the no-parasitic control decks return a single identical</w:t>
+      </w:r>
+      <w:r>
+        <w:t xml:space="preserve"> </w:t>
+      </w:r>
+      <w:r>
+        <w:t xml:space="preserve">frequency per corner (323.140, 633.640 and 987.948 MHz), which is what validates</w:t>
+      </w:r>
+      <w:r>
+        <w:t xml:space="preserve"> </w:t>
+      </w:r>
+      <w:r>
+        <w:t xml:space="preserve">the corner setup.</w:t>
       </w:r>
     </w:p>
     <w:p>
@@ -2754,31 +2772,93 @@
         <w:pStyle w:val="BodyText"/>
       </w:pPr>
       <w:r>
-        <w:t xml:space="preserve">Two limits on this check. The Arm B macro has a separate extraction and has not</w:t>
-      </w:r>
-      <w:r>
-        <w:t xml:space="preserve"> </w:t>
-      </w:r>
-      <w:r>
-        <w:t xml:space="preserve">been redone this way, so its 569.5 MHz reference remains a lumped-model result.</w:t>
-      </w:r>
-      <w:r>
-        <w:t xml:space="preserve"> </w:t>
-      </w:r>
-      <w:r>
-        <w:t xml:space="preserve">And the extraction itself is a reduced per-net network rather than a field</w:t>
-      </w:r>
-      <w:r>
-        <w:t xml:space="preserve"> </w:t>
-      </w:r>
-      <w:r>
-        <w:t xml:space="preserve">solution, with coupling to nets outside a given oscillator still grounded, which</w:t>
-      </w:r>
-      <w:r>
-        <w:t xml:space="preserve"> </w:t>
-      </w:r>
-      <w:r>
-        <w:t xml:space="preserve">ranges from four such nets on the lightest ring to seventy-two on the heaviest.</w:t>
+        <w:t xml:space="preserve">The Arm B macro has since been redone the same way. Its distributed result is</w:t>
+      </w:r>
+      <w:r>
+        <w:t xml:space="preserve"> </w:t>
+      </w:r>
+      <w:r>
+        <w:t xml:space="preserve">566.05 MHz against 570.62 lumped, a shift of -0.801 percent, so both arms are now</w:t>
+      </w:r>
+      <w:r>
+        <w:t xml:space="preserve"> </w:t>
+      </w:r>
+      <w:r>
+        <w:t xml:space="preserve">quoted from the same parasitic model. That shift sits 0.32 standard deviations</w:t>
+      </w:r>
+      <w:r>
+        <w:t xml:space="preserve"> </w:t>
+      </w:r>
+      <w:r>
+        <w:t xml:space="preserve">from what the Arm A load fit predicts for a ring of the macro’s 11.01 fF, on the</w:t>
+      </w:r>
+      <w:r>
+        <w:t xml:space="preserve"> </w:t>
+      </w:r>
+      <w:r>
+        <w:t xml:space="preserve">fit’s own residual scatter, and inside Arm A’s range of -0.66 to -1.34 percent. A</w:t>
+      </w:r>
+      <w:r>
+        <w:t xml:space="preserve"> </w:t>
+      </w:r>
+      <w:r>
+        <w:t xml:space="preserve">compact hardened block loses frequency to the real network the way a routed ring</w:t>
+      </w:r>
+      <w:r>
+        <w:t xml:space="preserve"> </w:t>
+      </w:r>
+      <w:r>
+        <w:t xml:space="preserve">of its weight does. The comparison the macro run cannot affect is the</w:t>
+      </w:r>
+      <w:r>
+        <w:t xml:space="preserve"> </w:t>
+      </w:r>
+      <w:r>
+        <w:t xml:space="preserve">per-instance one, since all sixteen copies carry the identical internal model by</w:t>
+      </w:r>
+      <w:r>
+        <w:t xml:space="preserve"> </w:t>
+      </w:r>
+      <w:r>
+        <w:t xml:space="preserve">construction.</w:t>
+      </w:r>
+    </w:p>
+    <w:p>
+      <w:pPr>
+        <w:pStyle w:val="BodyText"/>
+      </w:pPr>
+      <w:r>
+        <w:t xml:space="preserve">One limit remains on this check. The extraction is a reduced per-net network</w:t>
+      </w:r>
+      <w:r>
+        <w:t xml:space="preserve"> </w:t>
+      </w:r>
+      <w:r>
+        <w:t xml:space="preserve">rather than a field solution, with coupling to nets outside a given oscillator</w:t>
+      </w:r>
+      <w:r>
+        <w:t xml:space="preserve"> </w:t>
+      </w:r>
+      <w:r>
+        <w:t xml:space="preserve">still grounded, which ranges from four such nets on the lightest ring to</w:t>
+      </w:r>
+      <w:r>
+        <w:t xml:space="preserve"> </w:t>
+      </w:r>
+      <w:r>
+        <w:t xml:space="preserve">seventy-two on the heaviest. Inside the macro that particular limit does not</w:t>
+      </w:r>
+      <w:r>
+        <w:t xml:space="preserve"> </w:t>
+      </w:r>
+      <w:r>
+        <w:t xml:space="preserve">bite, because it is a closed block and no coupling had to be grounded for want</w:t>
+      </w:r>
+      <w:r>
+        <w:t xml:space="preserve"> </w:t>
+      </w:r>
+      <w:r>
+        <w:t xml:space="preserve">of a partner.</w:t>
       </w:r>
     </w:p>
     <w:p>
@@ -4900,31 +4980,55 @@
         <w:t xml:space="preserve"> </w:t>
       </w:r>
       <w:r>
-        <w:t xml:space="preserve">under the fuller pairing. The boundary behaviour of the oscillator-clocked ripple</w:t>
-      </w:r>
-      <w:r>
-        <w:t xml:space="preserve"> </w:t>
-      </w:r>
-      <w:r>
-        <w:t xml:space="preserve">counter is checked at both nominal and the fast corner, which is where the shorter</w:t>
-      </w:r>
-      <w:r>
-        <w:t xml:space="preserve"> </w:t>
-      </w:r>
-      <w:r>
-        <w:t xml:space="preserve">period makes it hardest, though the selector path feeding it has not yet been</w:t>
-      </w:r>
-      <w:r>
-        <w:t xml:space="preserve"> </w:t>
-      </w:r>
-      <w:r>
-        <w:t xml:space="preserve">validated as a whole chain at 888 MHz. None of this erases the modelled</w:t>
-      </w:r>
-      <w:r>
-        <w:t xml:space="preserve"> </w:t>
-      </w:r>
-      <w:r>
-        <w:t xml:space="preserve">dispersion; it bounds what can be concluded from it.</w:t>
+        <w:t xml:space="preserve">under the fuller pairing. They also cover Arm A alone. Arm B has one instance at</w:t>
+      </w:r>
+      <w:r>
+        <w:t xml:space="preserve"> </w:t>
+      </w:r>
+      <w:r>
+        <w:t xml:space="preserve">all three corners and the other fifteen only at nominal, so the corner range in</w:t>
+      </w:r>
+      <w:r>
+        <w:t xml:space="preserve"> </w:t>
+      </w:r>
+      <w:r>
+        <w:t xml:space="preserve">Section 5.4 is not a chip-wide range and I do not have the measurement that would</w:t>
+      </w:r>
+      <w:r>
+        <w:t xml:space="preserve"> </w:t>
+      </w:r>
+      <w:r>
+        <w:t xml:space="preserve">make it one. The boundary behaviour of the oscillator-clocked ripple counter is</w:t>
+      </w:r>
+      <w:r>
+        <w:t xml:space="preserve"> </w:t>
+      </w:r>
+      <w:r>
+        <w:t xml:space="preserve">checked at both nominal and the fast corner, which is where the shorter period</w:t>
+      </w:r>
+      <w:r>
+        <w:t xml:space="preserve"> </w:t>
+      </w:r>
+      <w:r>
+        <w:t xml:space="preserve">makes it hardest, and the selector path feeding it has now been validated as a</w:t>
+      </w:r>
+      <w:r>
+        <w:t xml:space="preserve"> </w:t>
+      </w:r>
+      <w:r>
+        <w:t xml:space="preserve">whole chain at 888 MHz, though at the stopping boundary only three of the 32</w:t>
+      </w:r>
+      <w:r>
+        <w:t xml:space="preserve"> </w:t>
+      </w:r>
+      <w:r>
+        <w:t xml:space="preserve">paths were swept. None of this erases the modelled dispersion; it bounds what can</w:t>
+      </w:r>
+      <w:r>
+        <w:t xml:space="preserve"> </w:t>
+      </w:r>
+      <w:r>
+        <w:t xml:space="preserve">be concluded from it.</w:t>
       </w:r>
     </w:p>
     <w:p>

--- a/docs/paper/SILICON_paper.docx
+++ b/docs/paper/SILICON_paper.docx
@@ -595,7 +595,87 @@
         <w:t xml:space="preserve"> </w:t>
       </w:r>
       <w:r>
-        <w:t xml:space="preserve">oscillators, across 96 ASICs [12].</w:t>
+        <w:t xml:space="preserve">oscillators, across 96 ASICs [12]. Herder and colleagues give the tutorial</w:t>
+      </w:r>
+      <w:r>
+        <w:t xml:space="preserve"> </w:t>
+      </w:r>
+      <w:r>
+        <w:t xml:space="preserve">treatment of the properties such a construction is meant to have [20].</w:t>
+      </w:r>
+    </w:p>
+    <w:p>
+      <w:pPr>
+        <w:pStyle w:val="BodyText"/>
+      </w:pPr>
+      <w:r>
+        <w:t xml:space="preserve">The closest prior work to this paper is on FPGAs. Feiten and colleagues measured</w:t>
+      </w:r>
+      <w:r>
+        <w:t xml:space="preserve"> </w:t>
+      </w:r>
+      <w:r>
+        <w:t xml:space="preserve">38 identical Altera devices and traced the frequency biases they found to</w:t>
+      </w:r>
+      <w:r>
+        <w:t xml:space="preserve"> </w:t>
+      </w:r>
+      <w:r>
+        <w:t xml:space="preserve">internal LUT routing, oscillator location, and payload activity rather than to</w:t>
+      </w:r>
+      <w:r>
+        <w:t xml:space="preserve"> </w:t>
+      </w:r>
+      <w:r>
+        <w:t xml:space="preserve">anything device-specific [19]. That is the same phenomenon this paper reports,</w:t>
+      </w:r>
+      <w:r>
+        <w:t xml:space="preserve"> </w:t>
+      </w:r>
+      <w:r>
+        <w:t xml:space="preserve">one substrate over: the implementation, not the silicon, decides a large part of</w:t>
+      </w:r>
+      <w:r>
+        <w:t xml:space="preserve"> </w:t>
+      </w:r>
+      <w:r>
+        <w:t xml:space="preserve">the ordering. Two things separate the work below from it. Feiten et al. reach</w:t>
+      </w:r>
+      <w:r>
+        <w:t xml:space="preserve"> </w:t>
+      </w:r>
+      <w:r>
+        <w:t xml:space="preserve">the conclusion from a population of fabricated parts, where the bias has to be</w:t>
+      </w:r>
+      <w:r>
+        <w:t xml:space="preserve"> </w:t>
+      </w:r>
+      <w:r>
+        <w:t xml:space="preserve">inferred from measurements; on an open ASIC flow the same quantity is readable</w:t>
+      </w:r>
+      <w:r>
+        <w:t xml:space="preserve"> </w:t>
+      </w:r>
+      <w:r>
+        <w:t xml:space="preserve">from the design database before any part exists. And an FPGA’s routing is fixed</w:t>
+      </w:r>
+      <w:r>
+        <w:t xml:space="preserve"> </w:t>
+      </w:r>
+      <w:r>
+        <w:t xml:space="preserve">by a vendor fabric the designer does not control, whereas here the flow produces</w:t>
+      </w:r>
+      <w:r>
+        <w:t xml:space="preserve"> </w:t>
+      </w:r>
+      <w:r>
+        <w:t xml:space="preserve">a different layout on every run, which is what makes the nine-build sweep of</w:t>
+      </w:r>
+      <w:r>
+        <w:t xml:space="preserve"> </w:t>
+      </w:r>
+      <w:r>
+        <w:t xml:space="preserve">Section 5.3 and the matched-macro arm possible at all.</w:t>
       </w:r>
     </w:p>
     <w:p>
@@ -3525,7 +3605,87 @@
         <w:t xml:space="preserve"> </w:t>
       </w:r>
       <w:r>
-        <w:t xml:space="preserve">first move for anyone told that a layout has added a systematic term.</w:t>
+        <w:t xml:space="preserve">first move for anyone told that a layout has added a systematic term. It is not</w:t>
+      </w:r>
+      <w:r>
+        <w:t xml:space="preserve"> </w:t>
+      </w:r>
+      <w:r>
+        <w:t xml:space="preserve">the only move. Asha and colleagues remove systematic components with principal</w:t>
+      </w:r>
+      <w:r>
+        <w:t xml:space="preserve"> </w:t>
+      </w:r>
+      <w:r>
+        <w:t xml:space="preserve">component analysis rather than an explicit spatial surface [6], which does not</w:t>
+      </w:r>
+      <w:r>
+        <w:t xml:space="preserve"> </w:t>
+      </w:r>
+      <w:r>
+        <w:t xml:space="preserve">assume the bias is a smooth function of position, and Wang and colleagues take</w:t>
+      </w:r>
+      <w:r>
+        <w:t xml:space="preserve"> </w:t>
+      </w:r>
+      <w:r>
+        <w:t xml:space="preserve">the constructive route and design a PUF meant to be agnostic to implementation</w:t>
+      </w:r>
+      <w:r>
+        <w:t xml:space="preserve"> </w:t>
+      </w:r>
+      <w:r>
+        <w:t xml:space="preserve">bias in the first place [7].</w:t>
+      </w:r>
+    </w:p>
+    <w:p>
+      <w:pPr>
+        <w:pStyle w:val="BodyText"/>
+      </w:pPr>
+      <w:r>
+        <w:t xml:space="preserve">Neither is tested here, and the reason matters. Both are population methods:</w:t>
+      </w:r>
+      <w:r>
+        <w:t xml:space="preserve"> </w:t>
+      </w:r>
+      <w:r>
+        <w:t xml:space="preserve">principal component analysis needs a set of measured devices to find components</w:t>
+      </w:r>
+      <w:r>
+        <w:t xml:space="preserve"> </w:t>
+      </w:r>
+      <w:r>
+        <w:t xml:space="preserve">across, and a bias-agnostic construction is a design choice made before</w:t>
+      </w:r>
+      <w:r>
+        <w:t xml:space="preserve"> </w:t>
+      </w:r>
+      <w:r>
+        <w:t xml:space="preserve">fabrication rather than a correction applied after it. This study has one</w:t>
+      </w:r>
+      <w:r>
+        <w:t xml:space="preserve"> </w:t>
+      </w:r>
+      <w:r>
+        <w:t xml:space="preserve">layout and no dies. What it can test is the compensation a reader could apply</w:t>
+      </w:r>
+      <w:r>
+        <w:t xml:space="preserve"> </w:t>
+      </w:r>
+      <w:r>
+        <w:t xml:space="preserve">to the published artefacts alone, which is the positional surface, and that is</w:t>
+      </w:r>
+      <w:r>
+        <w:t xml:space="preserve"> </w:t>
+      </w:r>
+      <w:r>
+        <w:t xml:space="preserve">what the rest of this section does. The matched-macro arm is this paper’s</w:t>
+      </w:r>
+      <w:r>
+        <w:t xml:space="preserve"> </w:t>
+      </w:r>
+      <w:r>
+        <w:t xml:space="preserve">version of the second answer, arrived at from the layout side.</w:t>
       </w:r>
     </w:p>
     <w:p>
@@ -4307,37 +4467,105 @@
         <w:pStyle w:val="BodyText"/>
       </w:pPr>
       <w:r>
-        <w:t xml:space="preserve">The extracted macro carries about 11.0 fF of total ring capacitance. One</w:t>
-      </w:r>
-      <w:r>
-        <w:t xml:space="preserve"> </w:t>
-      </w:r>
-      <w:r>
-        <w:t xml:space="preserve">nominal post-layout simulation gives 569.5 MHz against a no-parasitic</w:t>
-      </w:r>
-      <w:r>
-        <w:t xml:space="preserve"> </w:t>
-      </w:r>
-      <w:r>
-        <w:t xml:space="preserve">control of 633.15 MHz. The earlier Arm A capacitance fit predicts 570.2 MHz</w:t>
-      </w:r>
-      <w:r>
-        <w:t xml:space="preserve"> </w:t>
-      </w:r>
-      <w:r>
-        <w:t xml:space="preserve">at that load, 0.12% away, a useful cross-check on the model. The macro</w:t>
-      </w:r>
-      <w:r>
-        <w:t xml:space="preserve"> </w:t>
-      </w:r>
-      <w:r>
-        <w:t xml:space="preserve">result also lands within 0.35% of the earlier Arm A mean, so matching did</w:t>
-      </w:r>
-      <w:r>
-        <w:t xml:space="preserve"> </w:t>
-      </w:r>
-      <w:r>
-        <w:t xml:space="preserve">not move the operating point.</w:t>
+        <w:t xml:space="preserve">The extracted macro carries about 11.0 fF of total ring capacitance. Under the</w:t>
+      </w:r>
+      <w:r>
+        <w:t xml:space="preserve"> </w:t>
+      </w:r>
+      <w:r>
+        <w:t xml:space="preserve">lumped-capacitance model it runs at 569.5 MHz against a no-parasitic control of</w:t>
+      </w:r>
+      <w:r>
+        <w:t xml:space="preserve"> </w:t>
+      </w:r>
+      <w:r>
+        <w:t xml:space="preserve">633.15 MHz. The earlier Arm A capacitance fit predicts 570.2 MHz at that load,</w:t>
+      </w:r>
+      <w:r>
+        <w:t xml:space="preserve"> </w:t>
+      </w:r>
+      <w:r>
+        <w:t xml:space="preserve">0.12% away, a useful cross-check on the model. The macro result also lands</w:t>
+      </w:r>
+      <w:r>
+        <w:t xml:space="preserve"> </w:t>
+      </w:r>
+      <w:r>
+        <w:t xml:space="preserve">within 0.35% of the earlier Arm A mean, so matching did not move the operating</w:t>
+      </w:r>
+      <w:r>
+        <w:t xml:space="preserve"> </w:t>
+      </w:r>
+      <w:r>
+        <w:t xml:space="preserve">point.</w:t>
+      </w:r>
+    </w:p>
+    <w:p>
+      <w:pPr>
+        <w:pStyle w:val="BodyText"/>
+      </w:pPr>
+      <w:r>
+        <w:t xml:space="preserve">Three frequencies describe this one macro and each answers a different question,</w:t>
+      </w:r>
+      <w:r>
+        <w:t xml:space="preserve"> </w:t>
+      </w:r>
+      <w:r>
+        <w:t xml:space="preserve">so this section names all three rather than picking one and leaving the others</w:t>
+      </w:r>
+      <w:r>
+        <w:t xml:space="preserve"> </w:t>
+      </w:r>
+      <w:r>
+        <w:t xml:space="preserve">to look like errors. 569.5 MHz is the lumped model as originally generated.</w:t>
+      </w:r>
+      <w:r>
+        <w:t xml:space="preserve"> </w:t>
+      </w:r>
+      <w:r>
+        <w:t xml:space="preserve">570.62 MHz is the same lumped model rebuilt for the Section 5.5 comparison; it</w:t>
+      </w:r>
+      <w:r>
+        <w:t xml:space="preserve"> </w:t>
+      </w:r>
+      <w:r>
+        <w:t xml:space="preserve">reproduces the independent ideal-supply figure to seven significant figures, and</w:t>
+      </w:r>
+      <w:r>
+        <w:t xml:space="preserve"> </w:t>
+      </w:r>
+      <w:r>
+        <w:t xml:space="preserve">the 1.1 MHz between the two rebuilds is timestep rather than physics. 566.05 MHz</w:t>
+      </w:r>
+      <w:r>
+        <w:t xml:space="preserve"> </w:t>
+      </w:r>
+      <w:r>
+        <w:t xml:space="preserve">is the full RC network of Section 5.5.</w:t>
+      </w:r>
+      <w:r>
+        <w:t xml:space="preserve"> </w:t>
+      </w:r>
+      <w:r>
+        <w:rPr>
+          <w:b/>
+        </w:rPr>
+        <w:t xml:space="preserve">The distributed figure is the one to</w:t>
+      </w:r>
+      <w:r>
+        <w:rPr>
+          <w:b/>
+        </w:rPr>
+        <w:t xml:space="preserve"> </w:t>
+      </w:r>
+      <w:r>
+        <w:rPr>
+          <w:b/>
+        </w:rPr>
+        <w:t xml:space="preserve">carry forward</w:t>
+      </w:r>
+      <w:r>
+        <w:t xml:space="preserve">, and it is what Section 5.5 quotes for both arms.</w:t>
       </w:r>
     </w:p>
     <w:p>
@@ -4351,7 +4579,13 @@
         <w:t xml:space="preserve"> </w:t>
       </w:r>
       <w:r>
-        <w:t xml:space="preserve">mean of 554.7 MHz, which is what the lighter load predicts. It is not faster</w:t>
+        <w:t xml:space="preserve">mean of 554.7 MHz on the model both are quoted from here, which is what the</w:t>
+      </w:r>
+      <w:r>
+        <w:t xml:space="preserve"> </w:t>
+      </w:r>
+      <w:r>
+        <w:t xml:space="preserve">lighter load predicts. It is not faster</w:t>
       </w:r>
       <w:r>
         <w:t xml:space="preserve"> </w:t>
@@ -4407,37 +4641,105 @@
         <w:t xml:space="preserve"> </w:t>
       </w:r>
       <w:r>
-        <w:t xml:space="preserve">569.5 MHz, because the sixteen instances share one internal layout and there</w:t>
-      </w:r>
-      <w:r>
-        <w:t xml:space="preserve"> </w:t>
-      </w:r>
-      <w:r>
-        <w:t xml:space="preserve">is only one extracted simulation behind it. By construction the internal</w:t>
-      </w:r>
-      <w:r>
-        <w:t xml:space="preserve"> </w:t>
-      </w:r>
-      <w:r>
-        <w:t xml:space="preserve">layout contributes zero spread; fabricated Arm B instances will still differ</w:t>
-      </w:r>
-      <w:r>
-        <w:t xml:space="preserve"> </w:t>
-      </w:r>
-      <w:r>
-        <w:t xml:space="preserve">through device mismatch, top-level routing, supply, and temperature. The</w:t>
-      </w:r>
-      <w:r>
-        <w:t xml:space="preserve"> </w:t>
-      </w:r>
-      <w:r>
-        <w:t xml:space="preserve">simulation establishes only the internal-layout contribution under nominal</w:t>
-      </w:r>
-      <w:r>
-        <w:t xml:space="preserve"> </w:t>
-      </w:r>
-      <w:r>
-        <w:t xml:space="preserve">device parameters. Total Arm B dispersion requires per-instance integration</w:t>
+        <w:t xml:space="preserve">569.5 MHz, because the sixteen instances share one internal layout. That line</w:t>
+      </w:r>
+      <w:r>
+        <w:t xml:space="preserve"> </w:t>
+      </w:r>
+      <w:r>
+        <w:t xml:space="preserve">is no longer the only evidence behind it. All sixteen instances have since been</w:t>
+      </w:r>
+      <w:r>
+        <w:t xml:space="preserve"> </w:t>
+      </w:r>
+      <w:r>
+        <w:t xml:space="preserve">extracted separately, each carrying the enable and output route it actually</w:t>
+      </w:r>
+      <w:r>
+        <w:t xml:space="preserve"> </w:t>
+      </w:r>
+      <w:r>
+        <w:t xml:space="preserve">has at the top level, and simulated at all three corners. They spread 0.0025%</w:t>
+      </w:r>
+      <w:r>
+        <w:t xml:space="preserve"> </w:t>
+      </w:r>
+      <w:r>
+        <w:t xml:space="preserve">peak to peak at tt, 0.0001% at ss and 0.0009% at ff, which is 0.57, 0.02 and</w:t>
+      </w:r>
+      <w:r>
+        <w:t xml:space="preserve"> </w:t>
+      </w:r>
+      <w:r>
+        <w:t xml:space="preserve">0.30 of a single counter count and between three and four orders of magnitude</w:t>
+      </w:r>
+      <w:r>
+        <w:t xml:space="preserve"> </w:t>
+      </w:r>
+      <w:r>
+        <w:t xml:space="preserve">under Arm A at the same corner. The chip cannot resolve the difference between</w:t>
+      </w:r>
+      <w:r>
+        <w:t xml:space="preserve"> </w:t>
+      </w:r>
+      <w:r>
+        <w:t xml:space="preserve">them even in principle. Read the ss digits as an upper bound rather than a</w:t>
+      </w:r>
+      <w:r>
+        <w:t xml:space="preserve"> </w:t>
+      </w:r>
+      <w:r>
+        <w:t xml:space="preserve">measurement: at that corner the spread is 1.3e-6 of the mean and the log’s two</w:t>
+      </w:r>
+      <w:r>
+        <w:t xml:space="preserve"> </w:t>
+      </w:r>
+      <w:r>
+        <w:t xml:space="preserve">definitions of frequency disagree at 1.6e-7, so the third significant figure</w:t>
+      </w:r>
+      <w:r>
+        <w:t xml:space="preserve"> </w:t>
+      </w:r>
+      <w:r>
+        <w:t xml:space="preserve">depends on which is read.</w:t>
+      </w:r>
+    </w:p>
+    <w:p>
+      <w:pPr>
+        <w:pStyle w:val="BodyText"/>
+      </w:pPr>
+      <w:r>
+        <w:t xml:space="preserve">By construction the internal layout contributes zero spread; fabricated Arm B</w:t>
+      </w:r>
+      <w:r>
+        <w:t xml:space="preserve"> </w:t>
+      </w:r>
+      <w:r>
+        <w:t xml:space="preserve">instances will still differ through device mismatch, top-level routing, supply,</w:t>
+      </w:r>
+      <w:r>
+        <w:t xml:space="preserve"> </w:t>
+      </w:r>
+      <w:r>
+        <w:t xml:space="preserve">and temperature. The simulation establishes the internal-layout contribution</w:t>
+      </w:r>
+      <w:r>
+        <w:t xml:space="preserve"> </w:t>
+      </w:r>
+      <w:r>
+        <w:t xml:space="preserve">under nominal device parameters, and now also bounds the top-level integration</w:t>
+      </w:r>
+      <w:r>
+        <w:t xml:space="preserve"> </w:t>
+      </w:r>
+      <w:r>
+        <w:t xml:space="preserve">contribution, which is the term that had been assumed rather than measured.</w:t>
+      </w:r>
+      <w:r>
+        <w:t xml:space="preserve"> </w:t>
+      </w:r>
+      <w:r>
+        <w:t xml:space="preserve">Total Arm B dispersion requires per-instance integration</w:t>
       </w:r>
       <w:r>
         <w:t xml:space="preserve"> </w:t>
@@ -4461,7 +4763,7 @@
           <wp:inline>
             <wp:extent cx="5334000" cy="2319130"/>
             <wp:effectExtent b="0" l="0" r="0" t="0"/>
-            <wp:docPr descr="Figure 5. The earlier 32-oscillator array beside the matched-macro reference line at 569.5 MHz." title="" id="1" name="Picture"/>
+            <wp:docPr descr="Figure 5. The earlier 32-oscillator array beside the matched-macro reference line at 569.5 MHz, both under the lumped-capacitance model. The macro’s distributed-RC figure is 566.05 MHz; see Section 5.5." title="" id="1" name="Picture"/>
             <a:graphic>
               <a:graphicData uri="http://schemas.openxmlformats.org/drawingml/2006/picture">
                 <pic:pic>
@@ -4504,7 +4806,7 @@
         <w:pStyle w:val="ImageCaption"/>
       </w:pPr>
       <w:r>
-        <w:t xml:space="preserve">Figure 5. The earlier 32-oscillator array beside the matched-macro reference line at 569.5 MHz.</w:t>
+        <w:t xml:space="preserve">Figure 5. The earlier 32-oscillator array beside the matched-macro reference line at 569.5 MHz, both under the lumped-capacitance model. The macro’s distributed-RC figure is 566.05 MHz; see Section 5.5.</w:t>
       </w:r>
     </w:p>
     <w:p>
@@ -4812,13 +5114,19 @@
         <w:t xml:space="preserve"> </w:t>
       </w:r>
       <w:r>
-        <w:t xml:space="preserve">closely matched oscillators do not, and the Arm B macro has not been re-extracted</w:t>
-      </w:r>
-      <w:r>
-        <w:t xml:space="preserve"> </w:t>
-      </w:r>
-      <w:r>
-        <w:t xml:space="preserve">that way. Neither model represents dynamic supply coupling between simultaneously</w:t>
+        <w:t xml:space="preserve">closely matched oscillators do not. The Arm B macro has since been re-extracted</w:t>
+      </w:r>
+      <w:r>
+        <w:t xml:space="preserve"> </w:t>
+      </w:r>
+      <w:r>
+        <w:t xml:space="preserve">the same way and shifts 0.801% to 566.05 MHz, so both arms are now quoted from</w:t>
+      </w:r>
+      <w:r>
+        <w:t xml:space="preserve"> </w:t>
+      </w:r>
+      <w:r>
+        <w:t xml:space="preserve">the same parasitic model rather than one from each. Neither model represents dynamic supply coupling between simultaneously</w:t>
       </w:r>
       <w:r>
         <w:t xml:space="preserve"> </w:t>
@@ -4980,25 +5288,49 @@
         <w:t xml:space="preserve"> </w:t>
       </w:r>
       <w:r>
-        <w:t xml:space="preserve">under the fuller pairing. They also cover Arm A alone. Arm B has one instance at</w:t>
-      </w:r>
-      <w:r>
-        <w:t xml:space="preserve"> </w:t>
-      </w:r>
-      <w:r>
-        <w:t xml:space="preserve">all three corners and the other fifteen only at nominal, so the corner range in</w:t>
-      </w:r>
-      <w:r>
-        <w:t xml:space="preserve"> </w:t>
-      </w:r>
-      <w:r>
-        <w:t xml:space="preserve">Section 5.4 is not a chip-wide range and I do not have the measurement that would</w:t>
-      </w:r>
-      <w:r>
-        <w:t xml:space="preserve"> </w:t>
-      </w:r>
-      <w:r>
-        <w:t xml:space="preserve">make it one. The boundary behaviour of the oscillator-clocked ripple counter is</w:t>
+        <w:t xml:space="preserve">under the fuller pairing. Section 5.4 reports Arm A alone and says so, so its</w:t>
+      </w:r>
+      <w:r>
+        <w:t xml:space="preserve"> </w:t>
+      </w:r>
+      <w:r>
+        <w:t xml:space="preserve">absolute frequency ranges are not chip-wide numbers. Arm B is covered at the</w:t>
+      </w:r>
+      <w:r>
+        <w:t xml:space="preserve"> </w:t>
+      </w:r>
+      <w:r>
+        <w:t xml:space="preserve">same three corners by a separate run rather than left at nominal: all sixteen</w:t>
+      </w:r>
+      <w:r>
+        <w:t xml:space="preserve"> </w:t>
+      </w:r>
+      <w:r>
+        <w:t xml:space="preserve">instances start at ss, tt and ff carrying the top-level routes they actually</w:t>
+      </w:r>
+      <w:r>
+        <w:t xml:space="preserve"> </w:t>
+      </w:r>
+      <w:r>
+        <w:t xml:space="preserve">have, and spread 0.0001%, 0.0025% and 0.0009% peak to peak against Arm A’s</w:t>
+      </w:r>
+      <w:r>
+        <w:t xml:space="preserve"> </w:t>
+      </w:r>
+      <w:r>
+        <w:t xml:space="preserve">5.46%, 5.53% and 5.56% at the same corners. That is the comparison this chip</w:t>
+      </w:r>
+      <w:r>
+        <w:t xml:space="preserve"> </w:t>
+      </w:r>
+      <w:r>
+        <w:t xml:space="preserve">exists to test, and at this stage it is still a comparison between two models</w:t>
+      </w:r>
+      <w:r>
+        <w:t xml:space="preserve"> </w:t>
+      </w:r>
+      <w:r>
+        <w:t xml:space="preserve">and not between two measurements. The boundary behaviour of the oscillator-clocked ripple counter is</w:t>
       </w:r>
       <w:r>
         <w:t xml:space="preserve"> </w:t>
@@ -5288,19 +5620,37 @@
         <w:t xml:space="preserve"> </w:t>
       </w:r>
       <w:r>
-        <w:t xml:space="preserve">gives all 8 bits back to mismatch. It is not free. The matched arm has</w:t>
-      </w:r>
-      <w:r>
-        <w:t xml:space="preserve"> </w:t>
-      </w:r>
-      <w:r>
-        <w:t xml:space="preserve">integration asymmetries of its own, and its 569.5 MHz reference is one</w:t>
-      </w:r>
-      <w:r>
-        <w:t xml:space="preserve"> </w:t>
-      </w:r>
-      <w:r>
-        <w:t xml:space="preserve">simulation rather than sixteen.</w:t>
+        <w:t xml:space="preserve">gives all 8 bits back to mismatch. It is not free: the matched arm has</w:t>
+      </w:r>
+      <w:r>
+        <w:t xml:space="preserve"> </w:t>
+      </w:r>
+      <w:r>
+        <w:t xml:space="preserve">integration asymmetries of its own. Those asymmetries have now been simulated</w:t>
+      </w:r>
+      <w:r>
+        <w:t xml:space="preserve"> </w:t>
+      </w:r>
+      <w:r>
+        <w:t xml:space="preserve">rather than assumed. All sixteen instances were extracted with their real</w:t>
+      </w:r>
+      <w:r>
+        <w:t xml:space="preserve"> </w:t>
+      </w:r>
+      <w:r>
+        <w:t xml:space="preserve">top-level routes and run at three corners, and they spread at most 0.0025% peak</w:t>
+      </w:r>
+      <w:r>
+        <w:t xml:space="preserve"> </w:t>
+      </w:r>
+      <w:r>
+        <w:t xml:space="preserve">to peak, which is 0.57 of one counter count. The integration term is real and it</w:t>
+      </w:r>
+      <w:r>
+        <w:t xml:space="preserve"> </w:t>
+      </w:r>
+      <w:r>
+        <w:t xml:space="preserve">is far below what the chip can read.</w:t>
       </w:r>
     </w:p>
     <w:p>
@@ -5870,7 +6220,7 @@
         <w:pStyle w:val="BodyText"/>
       </w:pPr>
       <w:r>
-        <w:t xml:space="preserve">[12] S. Katzenbeisser, U. Kocabas, V. Rozic, A.-R. Sadeghi, I. Verbauwhede,</w:t>
+        <w:t xml:space="preserve">[12] S. Katzenbeisser, U. Kocabas, V. Rožić, A.-R. Sadeghi, I. Verbauwhede,</w:t>
       </w:r>
       <w:r>
         <w:t xml:space="preserve"> </w:t>
@@ -6150,7 +6500,13 @@
         <w:pStyle w:val="BodyText"/>
       </w:pPr>
       <w:r>
-        <w:t xml:space="preserve">[17] J. Aljafar, Z. Ul Abideen, A. Peetermans, B. Gierlichs, and S. Pagliarini,</w:t>
+        <w:t xml:space="preserve">[17] M. J. Aljafar, Z. U. Abideen, A. Peetermans, B. Gierlichs, and</w:t>
+      </w:r>
+      <w:r>
+        <w:t xml:space="preserve"> </w:t>
+      </w:r>
+      <w:r>
+        <w:t xml:space="preserve">S. Pagliarini,</w:t>
       </w:r>
       <w:r>
         <w:t xml:space="preserve"> </w:t>
@@ -6159,13 +6515,13 @@
         <w:t xml:space="preserve">“</w:t>
       </w:r>
       <w:r>
-        <w:t xml:space="preserve">SCALLER: Standard Cell Assembled and Local Layout Effect-Based Ring</w:t>
-      </w:r>
-      <w:r>
-        <w:t xml:space="preserve"> </w:t>
-      </w:r>
-      <w:r>
-        <w:t xml:space="preserve">Oscillators,</w:t>
+        <w:t xml:space="preserve">SCALLER: Standard Cell Assembled and Local Layout Effect-Based</w:t>
+      </w:r>
+      <w:r>
+        <w:t xml:space="preserve"> </w:t>
+      </w:r>
+      <w:r>
+        <w:t xml:space="preserve">Ring Oscillators,</w:t>
       </w:r>
       <w:r>
         <w:t xml:space="preserve">”</w:t>
@@ -6180,13 +6536,13 @@
         <w:t xml:space="preserve">IEEE Embedded Systems Letters</w:t>
       </w:r>
       <w:r>
-        <w:t xml:space="preserve">, vol. 16, no. 4, pp. 493-496,</w:t>
-      </w:r>
-      <w:r>
-        <w:t xml:space="preserve"> </w:t>
-      </w:r>
-      <w:r>
-        <w:t xml:space="preserve">2024. https://arxiv.org/abs/2406.01258</w:t>
+        <w:t xml:space="preserve">, vol. 16, no. 4,</w:t>
+      </w:r>
+      <w:r>
+        <w:t xml:space="preserve"> </w:t>
+      </w:r>
+      <w:r>
+        <w:t xml:space="preserve">pp. 493-496, 2024. https://arxiv.org/abs/2406.01258</w:t>
       </w:r>
     </w:p>
     <w:p>
@@ -6219,6 +6575,106 @@
       </w:r>
       <w:r>
         <w:t xml:space="preserve">. Springer, 2013. https://doi.org/10.1007/978-3-642-41395-7</w:t>
+      </w:r>
+    </w:p>
+    <w:p>
+      <w:pPr>
+        <w:pStyle w:val="BodyText"/>
+      </w:pPr>
+      <w:r>
+        <w:t xml:space="preserve">[19] L. Feiten, J. Oesterle, T. Martin, M. Sauer, and B. Becker,</w:t>
+      </w:r>
+      <w:r>
+        <w:t xml:space="preserve"> </w:t>
+      </w:r>
+      <w:r>
+        <w:t xml:space="preserve">“</w:t>
+      </w:r>
+      <w:r>
+        <w:t xml:space="preserve">Systemic</w:t>
+      </w:r>
+      <w:r>
+        <w:t xml:space="preserve"> </w:t>
+      </w:r>
+      <w:r>
+        <w:t xml:space="preserve">Frequency Biases in Ring Oscillator PUFs on FPGAs,</w:t>
+      </w:r>
+      <w:r>
+        <w:t xml:space="preserve">”</w:t>
+      </w:r>
+      <w:r>
+        <w:t xml:space="preserve"> </w:t>
+      </w:r>
+      <w:r>
+        <w:rPr>
+          <w:i/>
+        </w:rPr>
+        <w:t xml:space="preserve">IEEE Transactions on</w:t>
+      </w:r>
+      <w:r>
+        <w:rPr>
+          <w:i/>
+        </w:rPr>
+        <w:t xml:space="preserve"> </w:t>
+      </w:r>
+      <w:r>
+        <w:rPr>
+          <w:i/>
+        </w:rPr>
+        <w:t xml:space="preserve">Multi-Scale Computing Systems</w:t>
+      </w:r>
+      <w:r>
+        <w:t xml:space="preserve">, vol. 2, no. 3, pp. 174-185, 2016.</w:t>
+      </w:r>
+      <w:r>
+        <w:t xml:space="preserve"> </w:t>
+      </w:r>
+      <w:r>
+        <w:t xml:space="preserve">https://ieeexplore.ieee.org/document/7539304</w:t>
+      </w:r>
+    </w:p>
+    <w:p>
+      <w:pPr>
+        <w:pStyle w:val="BodyText"/>
+      </w:pPr>
+      <w:r>
+        <w:t xml:space="preserve">[20] C. Herder, M.-D. Yu, F. Koushanfar, and S. Devadas,</w:t>
+      </w:r>
+      <w:r>
+        <w:t xml:space="preserve"> </w:t>
+      </w:r>
+      <w:r>
+        <w:t xml:space="preserve">“</w:t>
+      </w:r>
+      <w:r>
+        <w:t xml:space="preserve">Physical Unclonable</w:t>
+      </w:r>
+      <w:r>
+        <w:t xml:space="preserve"> </w:t>
+      </w:r>
+      <w:r>
+        <w:t xml:space="preserve">Functions and Applications: A Tutorial,</w:t>
+      </w:r>
+      <w:r>
+        <w:t xml:space="preserve">”</w:t>
+      </w:r>
+      <w:r>
+        <w:t xml:space="preserve"> </w:t>
+      </w:r>
+      <w:r>
+        <w:rPr>
+          <w:i/>
+        </w:rPr>
+        <w:t xml:space="preserve">Proceedings of the IEEE</w:t>
+      </w:r>
+      <w:r>
+        <w:t xml:space="preserve">, vol. 102,</w:t>
+      </w:r>
+      <w:r>
+        <w:t xml:space="preserve"> </w:t>
+      </w:r>
+      <w:r>
+        <w:t xml:space="preserve">no. 8, pp. 1126-1141, 2014. https://doi.org/10.1109/JPROC.2014.2320516</w:t>
       </w:r>
     </w:p>
     <w:sectPr/>

--- a/docs/paper/SILICON_paper.docx
+++ b/docs/paper/SILICON_paper.docx
@@ -196,6 +196,56 @@
       </w:r>
       <w:r>
         <w:t xml:space="preserve">out of sample, from 1.739% down to 0.183%.</w:t>
+      </w:r>
+    </w:p>
+    <w:p>
+      <w:pPr>
+        <w:pStyle w:val="BodyText"/>
+      </w:pPr>
+      <w:r>
+        <w:t xml:space="preserve">Applying that correction as a countermeasure recovers part of the response and</w:t>
+      </w:r>
+      <w:r>
+        <w:t xml:space="preserve"> </w:t>
+      </w:r>
+      <w:r>
+        <w:t xml:space="preserve">none of the secrecy. Compensating each ring by its predicted layout term raises</w:t>
+      </w:r>
+      <w:r>
+        <w:t xml:space="preserve"> </w:t>
+      </w:r>
+      <w:r>
+        <w:t xml:space="preserve">across-die entropy from 0.46 bits of 8 to 2.91 and cuts the effectively fixed</w:t>
+      </w:r>
+      <w:r>
+        <w:t xml:space="preserve"> </w:t>
+      </w:r>
+      <w:r>
+        <w:t xml:space="preserve">bits from six to one, which is a larger recovery than I expected. But the</w:t>
+      </w:r>
+      <w:r>
+        <w:t xml:space="preserve"> </w:t>
+      </w:r>
+      <w:r>
+        <w:t xml:space="preserve">correction is computed from public files, so a reader applies it too and still</w:t>
+      </w:r>
+      <w:r>
+        <w:t xml:space="preserve"> </w:t>
+      </w:r>
+      <w:r>
+        <w:t xml:space="preserve">calls 7.19 of the 8 bits against 4.00 for guessing. The gap between those two</w:t>
+      </w:r>
+      <w:r>
+        <w:t xml:space="preserve"> </w:t>
+      </w:r>
+      <w:r>
+        <w:t xml:space="preserve">numbers is the paper’s point: compensation separates variation from secrecy,</w:t>
+      </w:r>
+      <w:r>
+        <w:t xml:space="preserve"> </w:t>
+      </w:r>
+      <w:r>
+        <w:t xml:space="preserve">and only the first of them responds to it.</w:t>
       </w:r>
     </w:p>
     <w:p>
@@ -2021,7 +2071,7 @@
         <w:t xml:space="preserve"> </w:t>
       </w:r>
       <w:r>
-        <w:t xml:space="preserve">capacitance is -0.9997 and the fitted slope is -4.94 MHz/fF (Figure 6). The</w:t>
+        <w:t xml:space="preserve">capacitance is -0.9997 and the fitted slope is -4.94 MHz/fF (Figure 7). The</w:t>
       </w:r>
       <w:r>
         <w:t xml:space="preserve"> </w:t>
@@ -3994,6 +4044,16 @@
     </w:p>
     <w:p>
       <w:pPr>
+        <w:pStyle w:val="Heading3"/>
+      </w:pPr>
+      <w:bookmarkStart w:id="39" w:name="counting-the-bits"/>
+      <w:r>
+        <w:t xml:space="preserve">7.1 Counting the bits</w:t>
+      </w:r>
+      <w:bookmarkEnd w:id="39"/>
+    </w:p>
+    <w:p>
+      <w:pPr>
         <w:pStyle w:val="FirstParagraph"/>
       </w:pPr>
       <w:r>
@@ -4356,7 +4416,7 @@
                     </pic:cNvPicPr>
                   </pic:nvPicPr>
                   <pic:blipFill>
-                    <a:blip r:embed="rId39"/>
+                    <a:blip r:embed="rId40"/>
                     <a:stretch>
                       <a:fillRect/>
                     </a:stretch>
@@ -4434,324 +4494,340 @@
     </w:p>
     <w:p>
       <w:pPr>
-        <w:pStyle w:val="Heading2"/>
-      </w:pPr>
-      <w:bookmarkStart w:id="40" w:name="matched-macro-arm"/>
-      <w:r>
-        <w:t xml:space="preserve">8. Matched-macro arm</w:t>
-      </w:r>
-      <w:bookmarkEnd w:id="40"/>
+        <w:pStyle w:val="Heading3"/>
+      </w:pPr>
+      <w:bookmarkStart w:id="41" w:name="if-the-layout-term-is-compensated-away"/>
+      <w:r>
+        <w:t xml:space="preserve">7.2 If the layout term is compensated away</w:t>
+      </w:r>
+      <w:bookmarkEnd w:id="41"/>
     </w:p>
     <w:p>
       <w:pPr>
         <w:pStyle w:val="FirstParagraph"/>
       </w:pPr>
       <w:r>
-        <w:t xml:space="preserve">The matched construction hardens one oscillator as a 60 x 40 micrometre</w:t>
-      </w:r>
-      <w:r>
-        <w:t xml:space="preserve"> </w:t>
-      </w:r>
-      <w:r>
-        <w:t xml:space="preserve">macro. The macro layout passes the available DRC, LVS, antenna, and</w:t>
-      </w:r>
-      <w:r>
-        <w:t xml:space="preserve"> </w:t>
-      </w:r>
-      <w:r>
-        <w:t xml:space="preserve">connectivity checks, and Arm B places 16 instances of it on a regular grid.</w:t>
-      </w:r>
-    </w:p>
-    <w:p>
-      <w:pPr>
-        <w:pStyle w:val="BodyText"/>
-      </w:pPr>
-      <w:r>
-        <w:t xml:space="preserve">The extracted macro carries about 11.0 fF of total ring capacitance. Under the</w:t>
-      </w:r>
-      <w:r>
-        <w:t xml:space="preserve"> </w:t>
-      </w:r>
-      <w:r>
-        <w:t xml:space="preserve">lumped-capacitance model it runs at 569.5 MHz against a no-parasitic control of</w:t>
-      </w:r>
-      <w:r>
-        <w:t xml:space="preserve"> </w:t>
-      </w:r>
-      <w:r>
-        <w:t xml:space="preserve">633.15 MHz. The earlier Arm A capacitance fit predicts 570.2 MHz at that load,</w:t>
-      </w:r>
-      <w:r>
-        <w:t xml:space="preserve"> </w:t>
-      </w:r>
-      <w:r>
-        <w:t xml:space="preserve">0.12% away, a useful cross-check on the model. The macro result also lands</w:t>
-      </w:r>
-      <w:r>
-        <w:t xml:space="preserve"> </w:t>
-      </w:r>
-      <w:r>
-        <w:t xml:space="preserve">within 0.35% of the earlier Arm A mean, so matching did not move the operating</w:t>
-      </w:r>
-      <w:r>
-        <w:t xml:space="preserve"> </w:t>
-      </w:r>
-      <w:r>
-        <w:t xml:space="preserve">point.</w:t>
-      </w:r>
-    </w:p>
-    <w:p>
-      <w:pPr>
-        <w:pStyle w:val="BodyText"/>
-      </w:pPr>
-      <w:r>
-        <w:t xml:space="preserve">Three frequencies describe this one macro and each answers a different question,</w:t>
-      </w:r>
-      <w:r>
-        <w:t xml:space="preserve"> </w:t>
-      </w:r>
-      <w:r>
-        <w:t xml:space="preserve">so this section names all three rather than picking one and leaving the others</w:t>
-      </w:r>
-      <w:r>
-        <w:t xml:space="preserve"> </w:t>
-      </w:r>
-      <w:r>
-        <w:t xml:space="preserve">to look like errors. 569.5 MHz is the lumped model as originally generated.</w:t>
-      </w:r>
-      <w:r>
-        <w:t xml:space="preserve"> </w:t>
-      </w:r>
-      <w:r>
-        <w:t xml:space="preserve">570.62 MHz is the same lumped model rebuilt for the Section 5.5 comparison; it</w:t>
-      </w:r>
-      <w:r>
-        <w:t xml:space="preserve"> </w:t>
-      </w:r>
-      <w:r>
-        <w:t xml:space="preserve">reproduces the independent ideal-supply figure to seven significant figures, and</w:t>
-      </w:r>
-      <w:r>
-        <w:t xml:space="preserve"> </w:t>
-      </w:r>
-      <w:r>
-        <w:t xml:space="preserve">the 1.1 MHz between the two rebuilds is timestep rather than physics. 566.05 MHz</w:t>
-      </w:r>
-      <w:r>
-        <w:t xml:space="preserve"> </w:t>
-      </w:r>
-      <w:r>
-        <w:t xml:space="preserve">is the full RC network of Section 5.5.</w:t>
-      </w:r>
-      <w:r>
-        <w:t xml:space="preserve"> </w:t>
-      </w:r>
-      <w:r>
-        <w:rPr>
-          <w:b/>
-        </w:rPr>
-        <w:t xml:space="preserve">The distributed figure is the one to</w:t>
-      </w:r>
-      <w:r>
-        <w:rPr>
-          <w:b/>
-        </w:rPr>
-        <w:t xml:space="preserve"> </w:t>
-      </w:r>
-      <w:r>
-        <w:rPr>
-          <w:b/>
-        </w:rPr>
-        <w:t xml:space="preserve">carry forward</w:t>
-      </w:r>
-      <w:r>
-        <w:t xml:space="preserve">, and it is what Section 5.5 quotes for both arms.</w:t>
-      </w:r>
-    </w:p>
-    <w:p>
-      <w:pPr>
-        <w:pStyle w:val="BodyText"/>
-      </w:pPr>
-      <w:r>
-        <w:t xml:space="preserve">The macro is faster than the typical routed ring, 569.5 MHz against an Arm A</w:t>
-      </w:r>
-      <w:r>
-        <w:t xml:space="preserve"> </w:t>
-      </w:r>
-      <w:r>
-        <w:t xml:space="preserve">mean of 554.7 MHz on the model both are quoted from here, which is what the</w:t>
-      </w:r>
-      <w:r>
-        <w:t xml:space="preserve"> </w:t>
-      </w:r>
-      <w:r>
-        <w:t xml:space="preserve">lighter load predicts. It is not faster</w:t>
-      </w:r>
-      <w:r>
-        <w:t xml:space="preserve"> </w:t>
-      </w:r>
-      <w:r>
-        <w:t xml:space="preserve">than every Arm A ring. RO7 in the candidate build reaches 570.7 MHz because the</w:t>
-      </w:r>
-      <w:r>
-        <w:t xml:space="preserve"> </w:t>
-      </w:r>
-      <w:r>
-        <w:t xml:space="preserve">router happened to give it 10.9 fF, slightly less than the macro carries. The</w:t>
-      </w:r>
-      <w:r>
-        <w:t xml:space="preserve"> </w:t>
-      </w:r>
-      <w:r>
-        <w:t xml:space="preserve">gap is about 0.2%, below what this lumped-capacitance model resolves, and the</w:t>
-      </w:r>
-      <w:r>
-        <w:t xml:space="preserve"> </w:t>
-      </w:r>
-      <w:r>
-        <w:t xml:space="preserve">macro also pays for the boundary buffers that hardening inserted and Arm A does</w:t>
-      </w:r>
-      <w:r>
-        <w:t xml:space="preserve"> </w:t>
-      </w:r>
-      <w:r>
-        <w:t xml:space="preserve">not have. So the defensible statement is that matching the internal layout put</w:t>
-      </w:r>
-      <w:r>
-        <w:t xml:space="preserve"> </w:t>
-      </w:r>
-      <w:r>
-        <w:t xml:space="preserve">the macro ahead of the average automatically routed oscillator, not ahead of</w:t>
-      </w:r>
-      <w:r>
-        <w:t xml:space="preserve"> </w:t>
-      </w:r>
-      <w:r>
-        <w:t xml:space="preserve">all of them.</w:t>
-      </w:r>
-    </w:p>
-    <w:p>
-      <w:pPr>
-        <w:pStyle w:val="BodyText"/>
-      </w:pPr>
-      <w:r>
-        <w:t xml:space="preserve">Figures 5 and 6 draw Arm B as a single horizontal reference line at</w:t>
-      </w:r>
-      <w:r>
-        <w:t xml:space="preserve"> </w:t>
-      </w:r>
-      <w:r>
-        <w:t xml:space="preserve">569.5 MHz, because the sixteen instances share one internal layout. That line</w:t>
-      </w:r>
-      <w:r>
-        <w:t xml:space="preserve"> </w:t>
-      </w:r>
-      <w:r>
-        <w:t xml:space="preserve">is no longer the only evidence behind it. All sixteen instances have since been</w:t>
-      </w:r>
-      <w:r>
-        <w:t xml:space="preserve"> </w:t>
-      </w:r>
-      <w:r>
-        <w:t xml:space="preserve">extracted separately, each carrying the enable and output route it actually</w:t>
-      </w:r>
-      <w:r>
-        <w:t xml:space="preserve"> </w:t>
-      </w:r>
-      <w:r>
-        <w:t xml:space="preserve">has at the top level, and simulated at all three corners. They spread 0.0025%</w:t>
-      </w:r>
-      <w:r>
-        <w:t xml:space="preserve"> </w:t>
-      </w:r>
-      <w:r>
-        <w:t xml:space="preserve">peak to peak at tt, 0.0001% at ss and 0.0009% at ff, which is 0.57, 0.02 and</w:t>
-      </w:r>
-      <w:r>
-        <w:t xml:space="preserve"> </w:t>
-      </w:r>
-      <w:r>
-        <w:t xml:space="preserve">0.30 of a single counter count and between three and four orders of magnitude</w:t>
-      </w:r>
-      <w:r>
-        <w:t xml:space="preserve"> </w:t>
-      </w:r>
-      <w:r>
-        <w:t xml:space="preserve">under Arm A at the same corner. The chip cannot resolve the difference between</w:t>
-      </w:r>
-      <w:r>
-        <w:t xml:space="preserve"> </w:t>
-      </w:r>
-      <w:r>
-        <w:t xml:space="preserve">them even in principle. Read the ss digits as an upper bound rather than a</w:t>
-      </w:r>
-      <w:r>
-        <w:t xml:space="preserve"> </w:t>
-      </w:r>
-      <w:r>
-        <w:t xml:space="preserve">measurement: at that corner the spread is 1.3e-6 of the mean and the log’s two</w:t>
-      </w:r>
-      <w:r>
-        <w:t xml:space="preserve"> </w:t>
-      </w:r>
-      <w:r>
-        <w:t xml:space="preserve">definitions of frequency disagree at 1.6e-7, so the third significant figure</w:t>
-      </w:r>
-      <w:r>
-        <w:t xml:space="preserve"> </w:t>
-      </w:r>
-      <w:r>
-        <w:t xml:space="preserve">depends on which is read.</w:t>
-      </w:r>
-    </w:p>
-    <w:p>
-      <w:pPr>
-        <w:pStyle w:val="BodyText"/>
-      </w:pPr>
-      <w:r>
-        <w:t xml:space="preserve">By construction the internal layout contributes zero spread; fabricated Arm B</w:t>
-      </w:r>
-      <w:r>
-        <w:t xml:space="preserve"> </w:t>
-      </w:r>
-      <w:r>
-        <w:t xml:space="preserve">instances will still differ through device mismatch, top-level routing, supply,</w:t>
-      </w:r>
-      <w:r>
-        <w:t xml:space="preserve"> </w:t>
-      </w:r>
-      <w:r>
-        <w:t xml:space="preserve">and temperature. The simulation establishes the internal-layout contribution</w:t>
-      </w:r>
-      <w:r>
-        <w:t xml:space="preserve"> </w:t>
-      </w:r>
-      <w:r>
-        <w:t xml:space="preserve">under nominal device parameters, and now also bounds the top-level integration</w:t>
-      </w:r>
-      <w:r>
-        <w:t xml:space="preserve"> </w:t>
-      </w:r>
-      <w:r>
-        <w:t xml:space="preserve">contribution, which is the term that had been assumed rather than measured.</w:t>
-      </w:r>
-      <w:r>
-        <w:t xml:space="preserve"> </w:t>
-      </w:r>
-      <w:r>
-        <w:t xml:space="preserve">Total Arm B dispersion requires per-instance integration</w:t>
-      </w:r>
-      <w:r>
-        <w:t xml:space="preserve"> </w:t>
-      </w:r>
-      <w:r>
-        <w:t xml:space="preserve">parasitics and fabricated-device measurements, and whether Arm B ends up with</w:t>
-      </w:r>
-      <w:r>
-        <w:t xml:space="preserve"> </w:t>
-      </w:r>
-      <w:r>
-        <w:t xml:space="preserve">a smaller total spread than Arm A is the measurement the chip exists to make.</w:t>
+        <w:t xml:space="preserve">There is an obvious objection to everything above, and it comes from the</w:t>
+      </w:r>
+      <w:r>
+        <w:t xml:space="preserve"> </w:t>
+      </w:r>
+      <w:r>
+        <w:t xml:space="preserve">RO-PUF literature rather than from nowhere. Systematic variation gets</w:t>
+      </w:r>
+      <w:r>
+        <w:t xml:space="preserve"> </w:t>
+      </w:r>
+      <w:r>
+        <w:t xml:space="preserve">compensated; that is what compensation is for [2]. Section 6 has just shown</w:t>
+      </w:r>
+      <w:r>
+        <w:t xml:space="preserve"> </w:t>
+      </w:r>
+      <w:r>
+        <w:t xml:space="preserve">that this particular systematic term is 89.5% predictable from public files.</w:t>
+      </w:r>
+      <w:r>
+        <w:t xml:space="preserve"> </w:t>
+      </w:r>
+      <w:r>
+        <w:t xml:space="preserve">So subtract it and ask whether the response comes back.</w:t>
+      </w:r>
+    </w:p>
+    <w:p>
+      <w:pPr>
+        <w:pStyle w:val="BodyText"/>
+      </w:pPr>
+      <w:r>
+        <w:t xml:space="preserve">The arithmetic is Section 7.1’s, run on different inputs. Each ring’s predicted</w:t>
+      </w:r>
+      <w:r>
+        <w:t xml:space="preserve"> </w:t>
+      </w:r>
+      <w:r>
+        <w:t xml:space="preserve">layout term is removed using the leave-one-out capacitance-and-resistance model</w:t>
+      </w:r>
+      <w:r>
+        <w:t xml:space="preserve"> </w:t>
+      </w:r>
+      <w:r>
+        <w:t xml:space="preserve">of Section 6, the eight pair separations are rebuilt from what is left, and the</w:t>
+      </w:r>
+      <w:r>
+        <w:t xml:space="preserve"> </w:t>
+      </w:r>
+      <w:r>
+        <w:t xml:space="preserve">same 0.062% mismatch scale is applied. Nothing about the shipped design does</w:t>
+      </w:r>
+      <w:r>
+        <w:t xml:space="preserve"> </w:t>
+      </w:r>
+      <w:r>
+        <w:t xml:space="preserve">this. It is a post-processing step a defender could add in firmware from</w:t>
+      </w:r>
+      <w:r>
+        <w:t xml:space="preserve"> </w:t>
+      </w:r>
+      <w:r>
+        <w:t xml:space="preserve">per-ring constants published alongside the netlist, and it is evaluated here as</w:t>
+      </w:r>
+      <w:r>
+        <w:t xml:space="preserve"> </w:t>
+      </w:r>
+      <w:r>
+        <w:t xml:space="preserve">a candidate countermeasure rather than as something the chip performs.</w:t>
+      </w:r>
+    </w:p>
+    <w:p>
+      <w:pPr>
+        <w:pStyle w:val="BodyText"/>
+      </w:pPr>
+      <w:r>
+        <w:t xml:space="preserve">It helps, and by more than I expected. Across-die entropy rises from 0.46 bits</w:t>
+      </w:r>
+      <w:r>
+        <w:t xml:space="preserve"> </w:t>
+      </w:r>
+      <w:r>
+        <w:t xml:space="preserve">of 8 to 2.91, and the count of bits carrying under a hundredth of a bit falls</w:t>
+      </w:r>
+      <w:r>
+        <w:t xml:space="preserve"> </w:t>
+      </w:r>
+      <w:r>
+        <w:t xml:space="preserve">from six to one. Anyone who dismisses model-based compensation as useless</w:t>
+      </w:r>
+      <w:r>
+        <w:t xml:space="preserve"> </w:t>
+      </w:r>
+      <w:r>
+        <w:t xml:space="preserve">against this effect is wrong, and I would rather report that than the tidier</w:t>
+      </w:r>
+      <w:r>
+        <w:t xml:space="preserve"> </w:t>
+      </w:r>
+      <w:r>
+        <w:t xml:space="preserve">result.</w:t>
+      </w:r>
+    </w:p>
+    <w:p>
+      <w:pPr>
+        <w:pStyle w:val="BodyText"/>
+      </w:pPr>
+      <w:r>
+        <w:t xml:space="preserve">It is also not a defence. An attacker reading the same SPEF computes the same</w:t>
+      </w:r>
+      <w:r>
+        <w:t xml:space="preserve"> </w:t>
+      </w:r>
+      <w:r>
+        <w:t xml:space="preserve">correction and subtracts the same numbers, so the leftover is not a secret from</w:t>
+      </w:r>
+      <w:r>
+        <w:t xml:space="preserve"> </w:t>
+      </w:r>
+      <w:r>
+        <w:t xml:space="preserve">them either: they still call 7.19 of the 8 bits correctly, against 4.00 for</w:t>
+      </w:r>
+      <w:r>
+        <w:t xml:space="preserve"> </w:t>
+      </w:r>
+      <w:r>
+        <w:t xml:space="preserve">guessing. Compensation moves the deterministic term without moving it out of</w:t>
+      </w:r>
+      <w:r>
+        <w:t xml:space="preserve"> </w:t>
+      </w:r>
+      <w:r>
+        <w:t xml:space="preserve">the public files. Nothing that is computed from published artefacts can hide</w:t>
+      </w:r>
+      <w:r>
+        <w:t xml:space="preserve"> </w:t>
+      </w:r>
+      <w:r>
+        <w:t xml:space="preserve">anything from a reader who has those artefacts, which sounds obvious written</w:t>
+      </w:r>
+      <w:r>
+        <w:t xml:space="preserve"> </w:t>
+      </w:r>
+      <w:r>
+        <w:t xml:space="preserve">down and is easy to lose sight of when a correction improves an entropy total</w:t>
+      </w:r>
+      <w:r>
+        <w:t xml:space="preserve"> </w:t>
+      </w:r>
+      <w:r>
+        <w:t xml:space="preserve">by a factor of six.</w:t>
+      </w:r>
+    </w:p>
+    <w:p>
+      <w:pPr>
+        <w:pStyle w:val="BodyText"/>
+      </w:pPr>
+      <w:r>
+        <w:t xml:space="preserve">Five of the eight signs flip in the process, so the compensated response is a</w:t>
+      </w:r>
+      <w:r>
+        <w:t xml:space="preserve"> </w:t>
+      </w:r>
+      <w:r>
+        <w:t xml:space="preserve">different response rather than a noisier version of the same one. Any</w:t>
+      </w:r>
+      <w:r>
+        <w:t xml:space="preserve"> </w:t>
+      </w:r>
+      <w:r>
+        <w:t xml:space="preserve">enrollment done before the correction is introduced does not survive it.</w:t>
+      </w:r>
+    </w:p>
+    <w:p>
+      <w:pPr>
+        <w:pStyle w:val="BodyText"/>
+      </w:pPr>
+      <w:r>
+        <w:t xml:space="preserve">Three things bound how much weight that 2.91 will take. Scored with a model</w:t>
+      </w:r>
+      <w:r>
+        <w:t xml:space="preserve"> </w:t>
+      </w:r>
+      <w:r>
+        <w:t xml:space="preserve">that saw all sixteen rings instead of fifteen, the residual falls to 0.153% and</w:t>
+      </w:r>
+      <w:r>
+        <w:t xml:space="preserve"> </w:t>
+      </w:r>
+      <w:r>
+        <w:t xml:space="preserve">entropy reaches 3.25 bits, so the leave-one-out figure reported here is the</w:t>
+      </w:r>
+      <w:r>
+        <w:t xml:space="preserve"> </w:t>
+      </w:r>
+      <w:r>
+        <w:t xml:space="preserve">conservative end of a narrow range and not a floor. Moving the mismatch</w:t>
+      </w:r>
+      <w:r>
+        <w:t xml:space="preserve"> </w:t>
+      </w:r>
+      <w:r>
+        <w:t xml:space="preserve">estimate across its sampling interval gives 2.36 to 3.67 bits, a span of 1.31</w:t>
+      </w:r>
+      <w:r>
+        <w:t xml:space="preserve"> </w:t>
+      </w:r>
+      <w:r>
+        <w:t xml:space="preserve">bits against 0.39 for the uncompensated total; the compensated number leans on</w:t>
+      </w:r>
+      <w:r>
+        <w:t xml:space="preserve"> </w:t>
+      </w:r>
+      <w:r>
+        <w:t xml:space="preserve">that assumption several times harder, which follows from the residual sitting</w:t>
+      </w:r>
+      <w:r>
+        <w:t xml:space="preserve"> </w:t>
+      </w:r>
+      <w:r>
+        <w:t xml:space="preserve">at 2.9 times the mismatch scale where the raw layout term sat at 28. And the</w:t>
+      </w:r>
+      <w:r>
+        <w:t xml:space="preserve"> </w:t>
+      </w:r>
+      <w:r>
+        <w:t xml:space="preserve">total is not a stable statistic at this sample size. Correcting with</w:t>
+      </w:r>
+      <w:r>
+        <w:t xml:space="preserve"> </w:t>
+      </w:r>
+      <w:r>
+        <w:t xml:space="preserve">capacitance alone leaves 0.190% per ring, 4% more residual than capacitance and</w:t>
+      </w:r>
+      <w:r>
+        <w:t xml:space="preserve"> </w:t>
+      </w:r>
+      <w:r>
+        <w:t xml:space="preserve">resistance together, and yields 1.56 bits rather than 2.91. The entropy sees</w:t>
+      </w:r>
+      <w:r>
+        <w:t xml:space="preserve"> </w:t>
+      </w:r>
+      <w:r>
+        <w:t xml:space="preserve">the eight pair differences, not the ring-level residual, and with eight of them</w:t>
+      </w:r>
+      <w:r>
+        <w:t xml:space="preserve"> </w:t>
+      </w:r>
+      <w:r>
+        <w:t xml:space="preserve">the two are only loosely connected. Resampling the eight pairs puts a 95%</w:t>
+      </w:r>
+      <w:r>
+        <w:t xml:space="preserve"> </w:t>
+      </w:r>
+      <w:r>
+        <w:t xml:space="preserve">interval of 1.12 to 4.82 bits around that 2.91, which is wider than the</w:t>
+      </w:r>
+      <w:r>
+        <w:t xml:space="preserve"> </w:t>
+      </w:r>
+      <w:r>
+        <w:t xml:space="preserve">mismatch interval above and is the reason this subsection reports a direction.</w:t>
+      </w:r>
+      <w:r>
+        <w:t xml:space="preserve"> </w:t>
+      </w:r>
+      <w:r>
+        <w:t xml:space="preserve">Section 10 gives the full accounting.</w:t>
+      </w:r>
+    </w:p>
+    <w:p>
+      <w:pPr>
+        <w:pStyle w:val="BodyText"/>
+      </w:pPr>
+      <w:r>
+        <w:t xml:space="preserve">So the honest form of the result is a direction rather than a value.</w:t>
+      </w:r>
+      <w:r>
+        <w:t xml:space="preserve"> </w:t>
+      </w:r>
+      <w:r>
+        <w:t xml:space="preserve">Compensation recovers a substantial part of the response against fabrication</w:t>
+      </w:r>
+      <w:r>
+        <w:t xml:space="preserve"> </w:t>
+      </w:r>
+      <w:r>
+        <w:t xml:space="preserve">variation and recovers none of it against an adversary holding the design</w:t>
+      </w:r>
+      <w:r>
+        <w:t xml:space="preserve"> </w:t>
+      </w:r>
+      <w:r>
+        <w:t xml:space="preserve">database, and that gap is the point: the two threats are usually treated as one</w:t>
+      </w:r>
+      <w:r>
+        <w:t xml:space="preserve"> </w:t>
+      </w:r>
+      <w:r>
+        <w:t xml:space="preserve">problem, and here the countermeasure separates them. The strongest version of</w:t>
+      </w:r>
+      <w:r>
+        <w:t xml:space="preserve"> </w:t>
+      </w:r>
+      <w:r>
+        <w:t xml:space="preserve">the argument does not depend on 2.91 being right to two decimal places.</w:t>
+      </w:r>
+    </w:p>
+    <w:p>
+      <w:pPr>
+        <w:pStyle w:val="BodyText"/>
+      </w:pPr>
+      <w:r>
+        <w:t xml:space="preserve">Figure 5 puts the two effects side by side: the entropy each bit gets back on</w:t>
+      </w:r>
+      <w:r>
+        <w:t xml:space="preserve"> </w:t>
+      </w:r>
+      <w:r>
+        <w:t xml:space="preserve">the left, and how little the reader loses on the right.</w:t>
       </w:r>
     </w:p>
     <w:p>
@@ -4763,67 +4839,12 @@
           <wp:inline>
             <wp:extent cx="5334000" cy="2319130"/>
             <wp:effectExtent b="0" l="0" r="0" t="0"/>
-            <wp:docPr descr="Figure 5. The earlier 32-oscillator array beside the matched-macro reference line at 569.5 MHz, both under the lumped-capacitance model. The macro’s distributed-RC figure is 566.05 MHz; see Section 5.5." title="" id="1" name="Picture"/>
+            <wp:docPr descr="Figure 5. What compensating the layout term does to Arm A’s eight bits. On the left, the across-die entropy of each bit before and after each ring has its predicted layout term removed; the green line is a full bit. On the right, the probability that a reader holding only the public design files calls the bit correctly, against 50% for guessing. The correction is computed from the published extraction, so it is available to the reader as well as to the designer." title="" id="1" name="Picture"/>
             <a:graphic>
               <a:graphicData uri="http://schemas.openxmlformats.org/drawingml/2006/picture">
                 <pic:pic>
                   <pic:nvPicPr>
-                    <pic:cNvPr descr="../sim/spice/gono/armB_prediction.png" id="0" name="Picture"/>
-                    <pic:cNvPicPr>
-                      <a:picLocks noChangeArrowheads="1" noChangeAspect="1"/>
-                    </pic:cNvPicPr>
-                  </pic:nvPicPr>
-                  <pic:blipFill>
-                    <a:blip r:embed="rId41"/>
-                    <a:stretch>
-                      <a:fillRect/>
-                    </a:stretch>
-                  </pic:blipFill>
-                  <pic:spPr bwMode="auto">
-                    <a:xfrm>
-                      <a:off x="0" y="0"/>
-                      <a:ext cx="5334000" cy="2319130"/>
-                    </a:xfrm>
-                    <a:prstGeom prst="rect">
-                      <a:avLst/>
-                    </a:prstGeom>
-                    <a:noFill/>
-                    <a:ln w="9525">
-                      <a:noFill/>
-                      <a:headEnd/>
-                      <a:tailEnd/>
-                    </a:ln>
-                  </pic:spPr>
-                </pic:pic>
-              </a:graphicData>
-            </a:graphic>
-          </wp:inline>
-        </w:drawing>
-      </w:r>
-    </w:p>
-    <w:p>
-      <w:pPr>
-        <w:pStyle w:val="ImageCaption"/>
-      </w:pPr>
-      <w:r>
-        <w:t xml:space="preserve">Figure 5. The earlier 32-oscillator array beside the matched-macro reference line at 569.5 MHz, both under the lumped-capacitance model. The macro’s distributed-RC figure is 566.05 MHz; see Section 5.5.</w:t>
-      </w:r>
-    </w:p>
-    <w:p>
-      <w:pPr>
-        <w:pStyle w:val="CaptionedFigure"/>
-      </w:pPr>
-      <w:r>
-        <w:drawing>
-          <wp:inline>
-            <wp:extent cx="5334000" cy="2319130"/>
-            <wp:effectExtent b="0" l="0" r="0" t="0"/>
-            <wp:docPr descr="Figure 6. Arm A of the candidate build (5.53% peak to peak) beside the matched-macro reference line." title="" id="1" name="Picture"/>
-            <a:graphic>
-              <a:graphicData uri="http://schemas.openxmlformats.org/drawingml/2006/picture">
-                <pic:pic>
-                  <pic:nvPicPr>
-                    <pic:cNvPr descr="../sim/spice/gono/dualarm_gono.png" id="0" name="Picture"/>
+                    <pic:cNvPr descr="../sim/spice/gono/compensated_bits.png" id="0" name="Picture"/>
                     <pic:cNvPicPr>
                       <a:picLocks noChangeArrowheads="1" noChangeAspect="1"/>
                     </pic:cNvPicPr>
@@ -4861,18 +4882,512 @@
         <w:pStyle w:val="ImageCaption"/>
       </w:pPr>
       <w:r>
-        <w:t xml:space="preserve">Figure 6. Arm A of the candidate build (5.53% peak to peak) beside the matched-macro reference line.</w:t>
+        <w:t xml:space="preserve">Figure 5. What compensating the layout term does to Arm A’s eight bits. On the left, the across-die entropy of each bit before and after each ring has its predicted layout term removed; the green line is a full bit. On the right, the probability that a reader holding only the public design files calls the bit correctly, against 50% for guessing. The correction is computed from the published extraction, so it is available to the reader as well as to the designer.</w:t>
+      </w:r>
+    </w:p>
+    <w:p>
+      <w:pPr>
+        <w:pStyle w:val="BodyText"/>
+      </w:pPr>
+      <w:r>
+        <w:t xml:space="preserve">The script is</w:t>
+      </w:r>
+      <w:r>
+        <w:t xml:space="preserve"> </w:t>
+      </w:r>
+      <w:r>
+        <w:rPr>
+          <w:rStyle w:val="VerbatimChar"/>
+        </w:rPr>
+        <w:t xml:space="preserve">sim/spice/gono/compensated_bits.py</w:t>
+      </w:r>
+      <w:r>
+        <w:t xml:space="preserve">. It refuses to run if either</w:t>
+      </w:r>
+      <w:r>
+        <w:t xml:space="preserve"> </w:t>
+      </w:r>
+      <w:r>
+        <w:t xml:space="preserve">of the two figures it inherits from Section 6 has moved,</w:t>
+      </w:r>
+      <w:r>
+        <w:t xml:space="preserve"> </w:t>
+      </w:r>
+      <w:r>
+        <w:rPr>
+          <w:rStyle w:val="VerbatimChar"/>
+        </w:rPr>
+        <w:t xml:space="preserve">make_compensated_figure.py</w:t>
+      </w:r>
+      <w:r>
+        <w:t xml:space="preserve"> </w:t>
+      </w:r>
+      <w:r>
+        <w:t xml:space="preserve">imports it rather than restating its numbers, and</w:t>
+      </w:r>
+      <w:r>
+        <w:t xml:space="preserve"> </w:t>
+      </w:r>
+      <w:r>
+        <w:rPr>
+          <w:rStyle w:val="VerbatimChar"/>
+        </w:rPr>
+        <w:t xml:space="preserve">verify_predictability.py</w:t>
+      </w:r>
+      <w:r>
+        <w:t xml:space="preserve"> </w:t>
+      </w:r>
+      <w:r>
+        <w:t xml:space="preserve">re-derives every value in this subsection from the</w:t>
+      </w:r>
+      <w:r>
+        <w:t xml:space="preserve"> </w:t>
+      </w:r>
+      <w:r>
+        <w:t xml:space="preserve">raw SPEF with its own solver.</w:t>
       </w:r>
     </w:p>
     <w:p>
       <w:pPr>
         <w:pStyle w:val="Heading2"/>
       </w:pPr>
-      <w:bookmarkStart w:id="43" w:name="planned-silicon-test"/>
+      <w:bookmarkStart w:id="43" w:name="matched-macro-arm"/>
+      <w:r>
+        <w:t xml:space="preserve">8. Matched-macro arm</w:t>
+      </w:r>
+      <w:bookmarkEnd w:id="43"/>
+    </w:p>
+    <w:p>
+      <w:pPr>
+        <w:pStyle w:val="FirstParagraph"/>
+      </w:pPr>
+      <w:r>
+        <w:t xml:space="preserve">The matched construction hardens one oscillator as a 60 x 40 micrometre</w:t>
+      </w:r>
+      <w:r>
+        <w:t xml:space="preserve"> </w:t>
+      </w:r>
+      <w:r>
+        <w:t xml:space="preserve">macro. The macro layout passes the available DRC, LVS, antenna, and</w:t>
+      </w:r>
+      <w:r>
+        <w:t xml:space="preserve"> </w:t>
+      </w:r>
+      <w:r>
+        <w:t xml:space="preserve">connectivity checks, and Arm B places 16 instances of it on a regular grid.</w:t>
+      </w:r>
+    </w:p>
+    <w:p>
+      <w:pPr>
+        <w:pStyle w:val="BodyText"/>
+      </w:pPr>
+      <w:r>
+        <w:t xml:space="preserve">The extracted macro carries about 11.0 fF of total ring capacitance. Under the</w:t>
+      </w:r>
+      <w:r>
+        <w:t xml:space="preserve"> </w:t>
+      </w:r>
+      <w:r>
+        <w:t xml:space="preserve">lumped-capacitance model it runs at 569.5 MHz against a no-parasitic control of</w:t>
+      </w:r>
+      <w:r>
+        <w:t xml:space="preserve"> </w:t>
+      </w:r>
+      <w:r>
+        <w:t xml:space="preserve">633.15 MHz. The earlier Arm A capacitance fit predicts 570.2 MHz at that load,</w:t>
+      </w:r>
+      <w:r>
+        <w:t xml:space="preserve"> </w:t>
+      </w:r>
+      <w:r>
+        <w:t xml:space="preserve">0.12% away, a useful cross-check on the model. The macro result also lands</w:t>
+      </w:r>
+      <w:r>
+        <w:t xml:space="preserve"> </w:t>
+      </w:r>
+      <w:r>
+        <w:t xml:space="preserve">within 0.35% of the earlier Arm A mean, so matching did not move the operating</w:t>
+      </w:r>
+      <w:r>
+        <w:t xml:space="preserve"> </w:t>
+      </w:r>
+      <w:r>
+        <w:t xml:space="preserve">point.</w:t>
+      </w:r>
+    </w:p>
+    <w:p>
+      <w:pPr>
+        <w:pStyle w:val="BodyText"/>
+      </w:pPr>
+      <w:r>
+        <w:t xml:space="preserve">Three frequencies describe this one macro and each answers a different question,</w:t>
+      </w:r>
+      <w:r>
+        <w:t xml:space="preserve"> </w:t>
+      </w:r>
+      <w:r>
+        <w:t xml:space="preserve">so this section names all three rather than picking one and leaving the others</w:t>
+      </w:r>
+      <w:r>
+        <w:t xml:space="preserve"> </w:t>
+      </w:r>
+      <w:r>
+        <w:t xml:space="preserve">to look like errors. 569.5 MHz is the lumped model as originally generated.</w:t>
+      </w:r>
+      <w:r>
+        <w:t xml:space="preserve"> </w:t>
+      </w:r>
+      <w:r>
+        <w:t xml:space="preserve">570.62 MHz is the same lumped model rebuilt for the Section 5.5 comparison; it</w:t>
+      </w:r>
+      <w:r>
+        <w:t xml:space="preserve"> </w:t>
+      </w:r>
+      <w:r>
+        <w:t xml:space="preserve">reproduces the independent ideal-supply figure to seven significant figures, and</w:t>
+      </w:r>
+      <w:r>
+        <w:t xml:space="preserve"> </w:t>
+      </w:r>
+      <w:r>
+        <w:t xml:space="preserve">the 1.1 MHz between the two rebuilds is timestep rather than physics. 566.05 MHz</w:t>
+      </w:r>
+      <w:r>
+        <w:t xml:space="preserve"> </w:t>
+      </w:r>
+      <w:r>
+        <w:t xml:space="preserve">is the full RC network of Section 5.5.</w:t>
+      </w:r>
+      <w:r>
+        <w:t xml:space="preserve"> </w:t>
+      </w:r>
+      <w:r>
+        <w:rPr>
+          <w:b/>
+        </w:rPr>
+        <w:t xml:space="preserve">The distributed figure is the one to</w:t>
+      </w:r>
+      <w:r>
+        <w:rPr>
+          <w:b/>
+        </w:rPr>
+        <w:t xml:space="preserve"> </w:t>
+      </w:r>
+      <w:r>
+        <w:rPr>
+          <w:b/>
+        </w:rPr>
+        <w:t xml:space="preserve">carry forward</w:t>
+      </w:r>
+      <w:r>
+        <w:t xml:space="preserve">, and it is what Section 5.5 quotes for both arms.</w:t>
+      </w:r>
+    </w:p>
+    <w:p>
+      <w:pPr>
+        <w:pStyle w:val="BodyText"/>
+      </w:pPr>
+      <w:r>
+        <w:t xml:space="preserve">The macro is faster than the typical routed ring, 569.5 MHz against an Arm A</w:t>
+      </w:r>
+      <w:r>
+        <w:t xml:space="preserve"> </w:t>
+      </w:r>
+      <w:r>
+        <w:t xml:space="preserve">mean of 554.7 MHz on the model both are quoted from here, which is what the</w:t>
+      </w:r>
+      <w:r>
+        <w:t xml:space="preserve"> </w:t>
+      </w:r>
+      <w:r>
+        <w:t xml:space="preserve">lighter load predicts. It is not faster</w:t>
+      </w:r>
+      <w:r>
+        <w:t xml:space="preserve"> </w:t>
+      </w:r>
+      <w:r>
+        <w:t xml:space="preserve">than every Arm A ring. RO7 in the candidate build reaches 570.7 MHz because the</w:t>
+      </w:r>
+      <w:r>
+        <w:t xml:space="preserve"> </w:t>
+      </w:r>
+      <w:r>
+        <w:t xml:space="preserve">router happened to give it 10.9 fF, slightly less than the macro carries. The</w:t>
+      </w:r>
+      <w:r>
+        <w:t xml:space="preserve"> </w:t>
+      </w:r>
+      <w:r>
+        <w:t xml:space="preserve">gap is about 0.2%, below what this lumped-capacitance model resolves, and the</w:t>
+      </w:r>
+      <w:r>
+        <w:t xml:space="preserve"> </w:t>
+      </w:r>
+      <w:r>
+        <w:t xml:space="preserve">macro also pays for the boundary buffers that hardening inserted and Arm A does</w:t>
+      </w:r>
+      <w:r>
+        <w:t xml:space="preserve"> </w:t>
+      </w:r>
+      <w:r>
+        <w:t xml:space="preserve">not have. So the defensible statement is that matching the internal layout put</w:t>
+      </w:r>
+      <w:r>
+        <w:t xml:space="preserve"> </w:t>
+      </w:r>
+      <w:r>
+        <w:t xml:space="preserve">the macro ahead of the average automatically routed oscillator, not ahead of</w:t>
+      </w:r>
+      <w:r>
+        <w:t xml:space="preserve"> </w:t>
+      </w:r>
+      <w:r>
+        <w:t xml:space="preserve">all of them.</w:t>
+      </w:r>
+    </w:p>
+    <w:p>
+      <w:pPr>
+        <w:pStyle w:val="BodyText"/>
+      </w:pPr>
+      <w:r>
+        <w:t xml:space="preserve">Figures 6 and 7 draw Arm B as a single horizontal reference line at</w:t>
+      </w:r>
+      <w:r>
+        <w:t xml:space="preserve"> </w:t>
+      </w:r>
+      <w:r>
+        <w:t xml:space="preserve">569.5 MHz, because the sixteen instances share one internal layout. That line</w:t>
+      </w:r>
+      <w:r>
+        <w:t xml:space="preserve"> </w:t>
+      </w:r>
+      <w:r>
+        <w:t xml:space="preserve">is no longer the only evidence behind it. All sixteen instances have since been</w:t>
+      </w:r>
+      <w:r>
+        <w:t xml:space="preserve"> </w:t>
+      </w:r>
+      <w:r>
+        <w:t xml:space="preserve">extracted separately, each carrying the enable and output route it actually</w:t>
+      </w:r>
+      <w:r>
+        <w:t xml:space="preserve"> </w:t>
+      </w:r>
+      <w:r>
+        <w:t xml:space="preserve">has at the top level, and simulated at all three corners. They spread 0.0025%</w:t>
+      </w:r>
+      <w:r>
+        <w:t xml:space="preserve"> </w:t>
+      </w:r>
+      <w:r>
+        <w:t xml:space="preserve">peak to peak at tt, 0.0001% at ss and 0.0009% at ff, which is 0.57, 0.02 and</w:t>
+      </w:r>
+      <w:r>
+        <w:t xml:space="preserve"> </w:t>
+      </w:r>
+      <w:r>
+        <w:t xml:space="preserve">0.30 of a single counter count and between three and four orders of magnitude</w:t>
+      </w:r>
+      <w:r>
+        <w:t xml:space="preserve"> </w:t>
+      </w:r>
+      <w:r>
+        <w:t xml:space="preserve">under Arm A at the same corner. The chip cannot resolve the difference between</w:t>
+      </w:r>
+      <w:r>
+        <w:t xml:space="preserve"> </w:t>
+      </w:r>
+      <w:r>
+        <w:t xml:space="preserve">them even in principle. Read the ss digits as an upper bound rather than a</w:t>
+      </w:r>
+      <w:r>
+        <w:t xml:space="preserve"> </w:t>
+      </w:r>
+      <w:r>
+        <w:t xml:space="preserve">measurement: at that corner the spread is 1.3e-6 of the mean and the log’s two</w:t>
+      </w:r>
+      <w:r>
+        <w:t xml:space="preserve"> </w:t>
+      </w:r>
+      <w:r>
+        <w:t xml:space="preserve">definitions of frequency disagree at 1.6e-7, so the third significant figure</w:t>
+      </w:r>
+      <w:r>
+        <w:t xml:space="preserve"> </w:t>
+      </w:r>
+      <w:r>
+        <w:t xml:space="preserve">depends on which is read.</w:t>
+      </w:r>
+    </w:p>
+    <w:p>
+      <w:pPr>
+        <w:pStyle w:val="BodyText"/>
+      </w:pPr>
+      <w:r>
+        <w:t xml:space="preserve">By construction the internal layout contributes zero spread; fabricated Arm B</w:t>
+      </w:r>
+      <w:r>
+        <w:t xml:space="preserve"> </w:t>
+      </w:r>
+      <w:r>
+        <w:t xml:space="preserve">instances will still differ through device mismatch, top-level routing, supply,</w:t>
+      </w:r>
+      <w:r>
+        <w:t xml:space="preserve"> </w:t>
+      </w:r>
+      <w:r>
+        <w:t xml:space="preserve">and temperature. The simulation establishes the internal-layout contribution</w:t>
+      </w:r>
+      <w:r>
+        <w:t xml:space="preserve"> </w:t>
+      </w:r>
+      <w:r>
+        <w:t xml:space="preserve">under nominal device parameters, and now also bounds the top-level integration</w:t>
+      </w:r>
+      <w:r>
+        <w:t xml:space="preserve"> </w:t>
+      </w:r>
+      <w:r>
+        <w:t xml:space="preserve">contribution, which is the term that had been assumed rather than measured.</w:t>
+      </w:r>
+      <w:r>
+        <w:t xml:space="preserve"> </w:t>
+      </w:r>
+      <w:r>
+        <w:t xml:space="preserve">Total Arm B dispersion requires per-instance integration</w:t>
+      </w:r>
+      <w:r>
+        <w:t xml:space="preserve"> </w:t>
+      </w:r>
+      <w:r>
+        <w:t xml:space="preserve">parasitics and fabricated-device measurements, and whether Arm B ends up with</w:t>
+      </w:r>
+      <w:r>
+        <w:t xml:space="preserve"> </w:t>
+      </w:r>
+      <w:r>
+        <w:t xml:space="preserve">a smaller total spread than Arm A is the measurement the chip exists to make.</w:t>
+      </w:r>
+    </w:p>
+    <w:p>
+      <w:pPr>
+        <w:pStyle w:val="CaptionedFigure"/>
+      </w:pPr>
+      <w:r>
+        <w:drawing>
+          <wp:inline>
+            <wp:extent cx="5334000" cy="2319130"/>
+            <wp:effectExtent b="0" l="0" r="0" t="0"/>
+            <wp:docPr descr="Figure 6. The earlier 32-oscillator array beside the matched-macro reference line at 569.5 MHz, both under the lumped-capacitance model. The macro’s distributed-RC figure is 566.05 MHz; see Section 5.5." title="" id="1" name="Picture"/>
+            <a:graphic>
+              <a:graphicData uri="http://schemas.openxmlformats.org/drawingml/2006/picture">
+                <pic:pic>
+                  <pic:nvPicPr>
+                    <pic:cNvPr descr="../sim/spice/gono/armB_prediction.png" id="0" name="Picture"/>
+                    <pic:cNvPicPr>
+                      <a:picLocks noChangeArrowheads="1" noChangeAspect="1"/>
+                    </pic:cNvPicPr>
+                  </pic:nvPicPr>
+                  <pic:blipFill>
+                    <a:blip r:embed="rId44"/>
+                    <a:stretch>
+                      <a:fillRect/>
+                    </a:stretch>
+                  </pic:blipFill>
+                  <pic:spPr bwMode="auto">
+                    <a:xfrm>
+                      <a:off x="0" y="0"/>
+                      <a:ext cx="5334000" cy="2319130"/>
+                    </a:xfrm>
+                    <a:prstGeom prst="rect">
+                      <a:avLst/>
+                    </a:prstGeom>
+                    <a:noFill/>
+                    <a:ln w="9525">
+                      <a:noFill/>
+                      <a:headEnd/>
+                      <a:tailEnd/>
+                    </a:ln>
+                  </pic:spPr>
+                </pic:pic>
+              </a:graphicData>
+            </a:graphic>
+          </wp:inline>
+        </w:drawing>
+      </w:r>
+    </w:p>
+    <w:p>
+      <w:pPr>
+        <w:pStyle w:val="ImageCaption"/>
+      </w:pPr>
+      <w:r>
+        <w:t xml:space="preserve">Figure 6. The earlier 32-oscillator array beside the matched-macro reference line at 569.5 MHz, both under the lumped-capacitance model. The macro’s distributed-RC figure is 566.05 MHz; see Section 5.5.</w:t>
+      </w:r>
+    </w:p>
+    <w:p>
+      <w:pPr>
+        <w:pStyle w:val="CaptionedFigure"/>
+      </w:pPr>
+      <w:r>
+        <w:drawing>
+          <wp:inline>
+            <wp:extent cx="5334000" cy="2319130"/>
+            <wp:effectExtent b="0" l="0" r="0" t="0"/>
+            <wp:docPr descr="Figure 7. Arm A of the candidate build (5.53% peak to peak) beside the matched-macro reference line." title="" id="1" name="Picture"/>
+            <a:graphic>
+              <a:graphicData uri="http://schemas.openxmlformats.org/drawingml/2006/picture">
+                <pic:pic>
+                  <pic:nvPicPr>
+                    <pic:cNvPr descr="../sim/spice/gono/dualarm_gono.png" id="0" name="Picture"/>
+                    <pic:cNvPicPr>
+                      <a:picLocks noChangeArrowheads="1" noChangeAspect="1"/>
+                    </pic:cNvPicPr>
+                  </pic:nvPicPr>
+                  <pic:blipFill>
+                    <a:blip r:embed="rId45"/>
+                    <a:stretch>
+                      <a:fillRect/>
+                    </a:stretch>
+                  </pic:blipFill>
+                  <pic:spPr bwMode="auto">
+                    <a:xfrm>
+                      <a:off x="0" y="0"/>
+                      <a:ext cx="5334000" cy="2319130"/>
+                    </a:xfrm>
+                    <a:prstGeom prst="rect">
+                      <a:avLst/>
+                    </a:prstGeom>
+                    <a:noFill/>
+                    <a:ln w="9525">
+                      <a:noFill/>
+                      <a:headEnd/>
+                      <a:tailEnd/>
+                    </a:ln>
+                  </pic:spPr>
+                </pic:pic>
+              </a:graphicData>
+            </a:graphic>
+          </wp:inline>
+        </w:drawing>
+      </w:r>
+    </w:p>
+    <w:p>
+      <w:pPr>
+        <w:pStyle w:val="ImageCaption"/>
+      </w:pPr>
+      <w:r>
+        <w:t xml:space="preserve">Figure 7. Arm A of the candidate build (5.53% peak to peak) beside the matched-macro reference line.</w:t>
+      </w:r>
+    </w:p>
+    <w:p>
+      <w:pPr>
+        <w:pStyle w:val="Heading2"/>
+      </w:pPr>
+      <w:bookmarkStart w:id="46" w:name="planned-silicon-test"/>
       <w:r>
         <w:t xml:space="preserve">9. Planned silicon test</w:t>
       </w:r>
-      <w:bookmarkEnd w:id="43"/>
+      <w:bookmarkEnd w:id="46"/>
     </w:p>
     <w:p>
       <w:pPr>
@@ -5079,11 +5594,11 @@
       <w:pPr>
         <w:pStyle w:val="Heading2"/>
       </w:pPr>
-      <w:bookmarkStart w:id="44" w:name="limitations"/>
+      <w:bookmarkStart w:id="47" w:name="limitations"/>
       <w:r>
         <w:t xml:space="preserve">10. Limitations</w:t>
       </w:r>
-      <w:bookmarkEnd w:id="44"/>
+      <w:bookmarkEnd w:id="47"/>
     </w:p>
     <w:p>
       <w:pPr>
@@ -5368,7 +5883,7 @@
         <w:pStyle w:val="BodyText"/>
       </w:pPr>
       <w:r>
-        <w:t xml:space="preserve">The predictability result of Section 7 carries limits of its own, and they are</w:t>
+        <w:t xml:space="preserve">The predictability result of Section 7.1 carries limits of its own, and they are</w:t>
       </w:r>
       <w:r>
         <w:t xml:space="preserve"> </w:t>
@@ -5454,6 +5969,246 @@
         <w:pStyle w:val="BodyText"/>
       </w:pPr>
       <w:r>
+        <w:t xml:space="preserve">Section 7.2 inherits all of that and adds one weakness of its own. Its residual</w:t>
+      </w:r>
+      <w:r>
+        <w:t xml:space="preserve"> </w:t>
+      </w:r>
+      <w:r>
+        <w:t xml:space="preserve">sits at 2.9 times the mismatch scale where the raw layout term sat at 28, so it</w:t>
+      </w:r>
+      <w:r>
+        <w:t xml:space="preserve"> </w:t>
+      </w:r>
+      <w:r>
+        <w:t xml:space="preserve">depends on the mismatch estimate far more heavily than Section 7.1 does, and</w:t>
+      </w:r>
+      <w:r>
+        <w:t xml:space="preserve"> </w:t>
+      </w:r>
+      <w:r>
+        <w:t xml:space="preserve">the entropy total it produces is not stable at eight pairs: two correctors whose</w:t>
+      </w:r>
+      <w:r>
+        <w:t xml:space="preserve"> </w:t>
+      </w:r>
+      <w:r>
+        <w:t xml:space="preserve">per-ring residuals differ by 4% return 1.56 and 2.91 bits. I report the</w:t>
+      </w:r>
+      <w:r>
+        <w:t xml:space="preserve"> </w:t>
+      </w:r>
+      <w:r>
+        <w:t xml:space="preserve">direction of that result and the interval around it, and I would not defend the</w:t>
+      </w:r>
+      <w:r>
+        <w:t xml:space="preserve"> </w:t>
+      </w:r>
+      <w:r>
+        <w:t xml:space="preserve">central value to two decimal places.</w:t>
+      </w:r>
+    </w:p>
+    <w:p>
+      <w:pPr>
+        <w:pStyle w:val="BodyText"/>
+      </w:pPr>
+      <w:r>
+        <w:t xml:space="preserve">Those are the limits of the argument. The limits of the arithmetic behind it</w:t>
+      </w:r>
+      <w:r>
+        <w:t xml:space="preserve"> </w:t>
+      </w:r>
+      <w:r>
+        <w:t xml:space="preserve">are audited separately, in</w:t>
+      </w:r>
+      <w:r>
+        <w:t xml:space="preserve"> </w:t>
+      </w:r>
+      <w:r>
+        <w:rPr>
+          <w:rStyle w:val="VerbatimChar"/>
+        </w:rPr>
+        <w:t xml:space="preserve">sim/spice/gono/numerical_audit.py</w:t>
+      </w:r>
+      <w:r>
+        <w:t xml:space="preserve">, because a</w:t>
+      </w:r>
+      <w:r>
+        <w:t xml:space="preserve"> </w:t>
+      </w:r>
+      <w:r>
+        <w:t xml:space="preserve">result computed from sixteen numbers can be wrong quietly. Four things were</w:t>
+      </w:r>
+      <w:r>
+        <w:t xml:space="preserve"> </w:t>
+      </w:r>
+      <w:r>
+        <w:t xml:space="preserve">checked and none of them moves a conclusion. Refitting every corrector with</w:t>
+      </w:r>
+      <w:r>
+        <w:t xml:space="preserve"> </w:t>
+      </w:r>
+      <w:r>
+        <w:t xml:space="preserve">Householder QR instead of the normal equations agrees to ten decimal places,</w:t>
+      </w:r>
+      <w:r>
+        <w:t xml:space="preserve"> </w:t>
+      </w:r>
+      <w:r>
+        <w:t xml:space="preserve">and the position surface — the worst-scaled design in the</w:t>
+      </w:r>
+      <w:r>
+        <w:t xml:space="preserve"> </w:t>
+      </w:r>
+      <w:r>
+        <w:t xml:space="preserve">set, and the one reported as failing — returns the same 2.086% after rescaling</w:t>
+      </w:r>
+      <w:r>
+        <w:t xml:space="preserve"> </w:t>
+      </w:r>
+      <w:r>
+        <w:t xml:space="preserve">that takes its column spread from 8e4 down to 1.4, so it fails on the data</w:t>
+      </w:r>
+      <w:r>
+        <w:t xml:space="preserve"> </w:t>
+      </w:r>
+      <w:r>
+        <w:t xml:space="preserve">rather than on the solve. Redrawing every frequency inside the two decimals it</w:t>
+      </w:r>
+      <w:r>
+        <w:t xml:space="preserve"> </w:t>
+      </w:r>
+      <w:r>
+        <w:t xml:space="preserve">is stored to moves the totals by under a tenth of a bit and flips no bit in</w:t>
+      </w:r>
+      <w:r>
+        <w:t xml:space="preserve"> </w:t>
+      </w:r>
+      <w:r>
+        <w:t xml:space="preserve">sixty-four thousand draws. Charging the estimate for choosing the best of six</w:t>
+      </w:r>
+      <w:r>
+        <w:t xml:space="preserve"> </w:t>
+      </w:r>
+      <w:r>
+        <w:t xml:space="preserve">correctors, through a nested loop that picks the corrector on fifteen rings and</w:t>
+      </w:r>
+      <w:r>
+        <w:t xml:space="preserve"> </w:t>
+      </w:r>
+      <w:r>
+        <w:t xml:space="preserve">scores it on a sixteenth that neither fold saw, takes Section 6 from 89.5% to</w:t>
+      </w:r>
+      <w:r>
+        <w:t xml:space="preserve"> </w:t>
+      </w:r>
+      <w:r>
+        <w:t xml:space="preserve">89.2% and Section 7.2 from 2.91 to 2.90 bits. And the simulation’s own</w:t>
+      </w:r>
+      <w:r>
+        <w:t xml:space="preserve"> </w:t>
+      </w:r>
+      <w:r>
+        <w:t xml:space="preserve">numerical floor, bounded by fitting capacitance against the lumped decks where</w:t>
+      </w:r>
+      <w:r>
+        <w:t xml:space="preserve"> </w:t>
+      </w:r>
+      <w:r>
+        <w:t xml:space="preserve">capacitance is the only thing that varies, sits at 0.044% per ring against a</w:t>
+      </w:r>
+      <w:r>
+        <w:t xml:space="preserve"> </w:t>
+      </w:r>
+      <w:r>
+        <w:t xml:space="preserve">0.183% residual.</w:t>
+      </w:r>
+    </w:p>
+    <w:p>
+      <w:pPr>
+        <w:pStyle w:val="BodyText"/>
+      </w:pPr>
+      <w:r>
+        <w:t xml:space="preserve">Two things that audit does change. The first is which number to lead with.</w:t>
+      </w:r>
+      <w:r>
+        <w:t xml:space="preserve"> </w:t>
+      </w:r>
+      <w:r>
+        <w:t xml:space="preserve">Resampling the eight pairs gives a 95% interval of 1.12 to 4.82 bits on the</w:t>
+      </w:r>
+      <w:r>
+        <w:t xml:space="preserve"> </w:t>
+      </w:r>
+      <w:r>
+        <w:t xml:space="preserve">compensated entropy and 0.00 to 1.35 on the uncompensated, both wider than the</w:t>
+      </w:r>
+      <w:r>
+        <w:t xml:space="preserve"> </w:t>
+      </w:r>
+      <w:r>
+        <w:t xml:space="preserve">mismatch interval that Sections 7.1 and 7.2 already report; the attacker figure</w:t>
+      </w:r>
+      <w:r>
+        <w:t xml:space="preserve"> </w:t>
+      </w:r>
+      <w:r>
+        <w:t xml:space="preserve">over the same resample runs 6.52 to 7.76 of 8 and never comes near the 4.00 a</w:t>
+      </w:r>
+      <w:r>
+        <w:t xml:space="preserve"> </w:t>
+      </w:r>
+      <w:r>
+        <w:t xml:space="preserve">guess would get. The sample of eight pairs, not the mismatch estimate, is the</w:t>
+      </w:r>
+      <w:r>
+        <w:t xml:space="preserve"> </w:t>
+      </w:r>
+      <w:r>
+        <w:t xml:space="preserve">dominant uncertainty on every entropy total in this paper, and the attack</w:t>
+      </w:r>
+      <w:r>
+        <w:t xml:space="preserve"> </w:t>
+      </w:r>
+      <w:r>
+        <w:t xml:space="preserve">statement is the robust one. The second is an open item rather than a result:</w:t>
+      </w:r>
+      <w:r>
+        <w:t xml:space="preserve"> </w:t>
+      </w:r>
+      <w:r>
+        <w:t xml:space="preserve">the lumped decks run at a 5 ps timestep and the full RC decks at 1 ps. Every</w:t>
+      </w:r>
+      <w:r>
+        <w:t xml:space="preserve"> </w:t>
+      </w:r>
+      <w:r>
+        <w:t xml:space="preserve">claim that matters uses the 1 ps set and the 5 ps floor is measured and small,</w:t>
+      </w:r>
+      <w:r>
+        <w:t xml:space="preserve"> </w:t>
+      </w:r>
+      <w:r>
+        <w:t xml:space="preserve">but the closest full-RC pair clears that floor by only 1.9 times, and it is the</w:t>
+      </w:r>
+      <w:r>
+        <w:t xml:space="preserve"> </w:t>
+      </w:r>
+      <w:r>
+        <w:t xml:space="preserve">pair Section 7.1 identifies as holding most of the surviving entropy. Re-running</w:t>
+      </w:r>
+      <w:r>
+        <w:t xml:space="preserve"> </w:t>
+      </w:r>
+      <w:r>
+        <w:t xml:space="preserve">the lumped decks at 1 ps would retire the question and has not been done.</w:t>
+      </w:r>
+    </w:p>
+    <w:p>
+      <w:pPr>
+        <w:pStyle w:val="BodyText"/>
+      </w:pPr>
+      <w:r>
         <w:t xml:space="preserve">Two structural limits sit above all of that. Eight bits is a very small</w:t>
       </w:r>
       <w:r>
@@ -5497,11 +6252,11 @@
       <w:pPr>
         <w:pStyle w:val="Heading2"/>
       </w:pPr>
-      <w:bookmarkStart w:id="45" w:name="conclusion"/>
+      <w:bookmarkStart w:id="48" w:name="conclusion"/>
       <w:r>
         <w:t xml:space="preserve">11. Conclusion</w:t>
       </w:r>
-      <w:bookmarkEnd w:id="45"/>
+      <w:bookmarkEnd w:id="48"/>
     </w:p>
     <w:p>
       <w:pPr>
@@ -5608,6 +6363,56 @@
         <w:pStyle w:val="BodyText"/>
       </w:pPr>
       <w:r>
+        <w:t xml:space="preserve">Subtracting that term does not fix the problem, and finding out why was the most</w:t>
+      </w:r>
+      <w:r>
+        <w:t xml:space="preserve"> </w:t>
+      </w:r>
+      <w:r>
+        <w:t xml:space="preserve">useful thing this study did. Compensating each ring with the leave-one-out</w:t>
+      </w:r>
+      <w:r>
+        <w:t xml:space="preserve"> </w:t>
+      </w:r>
+      <w:r>
+        <w:t xml:space="preserve">model recovers real entropy, from 0.46 bits to 2.91 of 8, with the fixed bits</w:t>
+      </w:r>
+      <w:r>
+        <w:t xml:space="preserve"> </w:t>
+      </w:r>
+      <w:r>
+        <w:t xml:space="preserve">falling from six to one. It recovers no secrecy at all, because the correction</w:t>
+      </w:r>
+      <w:r>
+        <w:t xml:space="preserve"> </w:t>
+      </w:r>
+      <w:r>
+        <w:t xml:space="preserve">comes out of the same files the attacker downloads: they subtract it too and</w:t>
+      </w:r>
+      <w:r>
+        <w:t xml:space="preserve"> </w:t>
+      </w:r>
+      <w:r>
+        <w:t xml:space="preserve">still call 7.19 of the 8. A countermeasure computed from public artefacts can</w:t>
+      </w:r>
+      <w:r>
+        <w:t xml:space="preserve"> </w:t>
+      </w:r>
+      <w:r>
+        <w:t xml:space="preserve">make a response more variable across dies without making any part of it unknown</w:t>
+      </w:r>
+      <w:r>
+        <w:t xml:space="preserve"> </w:t>
+      </w:r>
+      <w:r>
+        <w:t xml:space="preserve">to a reader, and those two properties are usually reported as if they were one.</w:t>
+      </w:r>
+    </w:p>
+    <w:p>
+      <w:pPr>
+        <w:pStyle w:val="BodyText"/>
+      </w:pPr>
+      <w:r>
         <w:t xml:space="preserve">The same die carries the mitigation. Sixteen instances of one hardened macro</w:t>
       </w:r>
       <w:r>
@@ -5695,11 +6500,11 @@
       <w:pPr>
         <w:pStyle w:val="Heading2"/>
       </w:pPr>
-      <w:bookmarkStart w:id="46" w:name="references"/>
+      <w:bookmarkStart w:id="49" w:name="references"/>
       <w:r>
         <w:t xml:space="preserve">References</w:t>
       </w:r>
-      <w:bookmarkEnd w:id="46"/>
+      <w:bookmarkEnd w:id="49"/>
     </w:p>
     <w:p>
       <w:pPr>

--- a/docs/paper/SILICON_paper.docx
+++ b/docs/paper/SILICON_paper.docx
@@ -6055,13 +6055,13 @@
         <w:t xml:space="preserve"> </w:t>
       </w:r>
       <w:r>
-        <w:t xml:space="preserve">and the position surface — the worst-scaled design in the</w:t>
-      </w:r>
-      <w:r>
-        <w:t xml:space="preserve"> </w:t>
-      </w:r>
-      <w:r>
-        <w:t xml:space="preserve">set, and the one reported as failing — returns the same 2.086% after rescaling</w:t>
+        <w:t xml:space="preserve">and the position surface, which is the worst-scaled design in</w:t>
+      </w:r>
+      <w:r>
+        <w:t xml:space="preserve"> </w:t>
+      </w:r>
+      <w:r>
+        <w:t xml:space="preserve">the set and the one reported as failing, returns the same 2.086% after rescaling</w:t>
       </w:r>
       <w:r>
         <w:t xml:space="preserve"> </w:t>

--- a/docs/paper/SILICON_paper.docx
+++ b/docs/paper/SILICON_paper.docx
@@ -277,25 +277,61 @@
         <w:t xml:space="preserve"> </w:t>
       </w:r>
       <w:r>
-        <w:t xml:space="preserve">fitted slope near -4.94 MHz/fF that transfers between independent layouts. The</w:t>
-      </w:r>
-      <w:r>
-        <w:t xml:space="preserve"> </w:t>
-      </w:r>
-      <w:r>
-        <w:t xml:space="preserve">comparison arm places 16 copies of one hardened macro, which sets the routing</w:t>
-      </w:r>
-      <w:r>
-        <w:t xml:space="preserve"> </w:t>
-      </w:r>
-      <w:r>
-        <w:t xml:space="preserve">offset of every pair to zero by construction and hands all 8 bits back to</w:t>
-      </w:r>
-      <w:r>
-        <w:t xml:space="preserve"> </w:t>
-      </w:r>
-      <w:r>
-        <w:t xml:space="preserve">mismatch.</w:t>
+        <w:t xml:space="preserve">fitted slope near -4.94 MHz/fF that transfers between independent layouts. It</w:t>
+      </w:r>
+      <w:r>
+        <w:t xml:space="preserve"> </w:t>
+      </w:r>
+      <w:r>
+        <w:t xml:space="preserve">transfers far enough to matter: a slope fitted on an earlier build and never</w:t>
+      </w:r>
+      <w:r>
+        <w:t xml:space="preserve"> </w:t>
+      </w:r>
+      <w:r>
+        <w:t xml:space="preserve">refitted removes 88.2% of the shipped build’s spread against 89.5% for a</w:t>
+      </w:r>
+      <w:r>
+        <w:t xml:space="preserve"> </w:t>
+      </w:r>
+      <w:r>
+        <w:t xml:space="preserve">corrector fitted on the shipped build itself, and calls all eight bits the same</w:t>
+      </w:r>
+      <w:r>
+        <w:t xml:space="preserve"> </w:t>
+      </w:r>
+      <w:r>
+        <w:t xml:space="preserve">way, so the reader needs the target’s extraction and not a simulation of it.</w:t>
+      </w:r>
+      <w:r>
+        <w:t xml:space="preserve"> </w:t>
+      </w:r>
+      <w:r>
+        <w:t xml:space="preserve">The comparison arm places 16 copies of one hardened macro. Its sixteen instances</w:t>
+      </w:r>
+      <w:r>
+        <w:t xml:space="preserve"> </w:t>
+      </w:r>
+      <w:r>
+        <w:t xml:space="preserve">still differ at the top level, through the enable and output route each one</w:t>
+      </w:r>
+      <w:r>
+        <w:t xml:space="preserve"> </w:t>
+      </w:r>
+      <w:r>
+        <w:t xml:space="preserve">carries, and that residual was assumed to be zero rather than measured. Measured</w:t>
+      </w:r>
+      <w:r>
+        <w:t xml:space="preserve"> </w:t>
+      </w:r>
+      <w:r>
+        <w:t xml:space="preserve">at three corners it leaves 7.9997 of the 8 bits intact and hands a reader 4.02</w:t>
+      </w:r>
+      <w:r>
+        <w:t xml:space="preserve"> </w:t>
+      </w:r>
+      <w:r>
+        <w:t xml:space="preserve">of 8 against 4.00 for guessing.</w:t>
       </w:r>
     </w:p>
     <w:p>
@@ -541,13 +577,19 @@
         <w:t xml:space="preserve"> </w:t>
       </w:r>
       <w:r>
-        <w:t xml:space="preserve">same die carries a matched-macro arm that drives the predictable component to</w:t>
-      </w:r>
-      <w:r>
-        <w:t xml:space="preserve"> </w:t>
-      </w:r>
-      <w:r>
-        <w:t xml:space="preserve">zero by construction, so the mitigation is tested rather than proposed. I also</w:t>
+        <w:t xml:space="preserve">same die carries a matched-macro arm that drives the predictable component down</w:t>
+      </w:r>
+      <w:r>
+        <w:t xml:space="preserve"> </w:t>
+      </w:r>
+      <w:r>
+        <w:t xml:space="preserve">to something the design files cannot predict at all, which is measured here</w:t>
+      </w:r>
+      <w:r>
+        <w:t xml:space="preserve"> </w:t>
+      </w:r>
+      <w:r>
+        <w:t xml:space="preserve">rather than assumed, so the mitigation is tested rather than proposed. I also</w:t>
       </w:r>
       <w:r>
         <w:t xml:space="preserve"> </w:t>
@@ -3634,7 +3676,17 @@
     </w:p>
     <w:p>
       <w:pPr>
-        <w:pStyle w:val="BodyText"/>
+        <w:pStyle w:val="Heading3"/>
+      </w:pPr>
+      <w:bookmarkStart w:id="38" w:name="fitting-on-the-victim"/>
+      <w:r>
+        <w:t xml:space="preserve">6.1 Fitting on the victim</w:t>
+      </w:r>
+      <w:bookmarkEnd w:id="38"/>
+    </w:p>
+    <w:p>
+      <w:pPr>
+        <w:pStyle w:val="FirstParagraph"/>
       </w:pPr>
       <w:r>
         <w:t xml:space="preserve">The RO-PUF literature already corrects systematic variation, and it does so with</w:t>
@@ -3959,7 +4011,19 @@
         <w:t xml:space="preserve"> </w:t>
       </w:r>
       <w:r>
-        <w:t xml:space="preserve">already reported in Section 5.2.</w:t>
+        <w:t xml:space="preserve">already reported in Section 5.2. Section 6.2 takes that further and scores the</w:t>
+      </w:r>
+      <w:r>
+        <w:t xml:space="preserve"> </w:t>
+      </w:r>
+      <w:r>
+        <w:t xml:space="preserve">same transferred model against the full RC frequencies instead, where the</w:t>
+      </w:r>
+      <w:r>
+        <w:t xml:space="preserve"> </w:t>
+      </w:r>
+      <w:r>
+        <w:t xml:space="preserve">circularity does not apply.</w:t>
       </w:r>
     </w:p>
     <w:p>
@@ -4034,23 +4098,594 @@
     </w:p>
     <w:p>
       <w:pPr>
+        <w:pStyle w:val="Heading3"/>
+      </w:pPr>
+      <w:bookmarkStart w:id="39" w:name="fitting-on-somebody-elses-build"/>
+      <w:r>
+        <w:t xml:space="preserve">6.2 Fitting on somebody else’s build</w:t>
+      </w:r>
+      <w:bookmarkEnd w:id="39"/>
+    </w:p>
+    <w:p>
+      <w:pPr>
+        <w:pStyle w:val="FirstParagraph"/>
+      </w:pPr>
+      <w:r>
+        <w:t xml:space="preserve">Every figure above is scored leave-one-ring-out: the model that corrects ring</w:t>
+      </w:r>
+      <w:r>
+        <w:t xml:space="preserve"> </w:t>
+      </w:r>
+      <w:r>
+        <w:rPr>
+          <w:i/>
+        </w:rPr>
+        <w:t xml:space="preserve">i</w:t>
+      </w:r>
+      <w:r>
+        <w:t xml:space="preserve"> </w:t>
+      </w:r>
+      <w:r>
+        <w:t xml:space="preserve">never saw ring</w:t>
+      </w:r>
+      <w:r>
+        <w:t xml:space="preserve"> </w:t>
+      </w:r>
+      <w:r>
+        <w:rPr>
+          <w:i/>
+        </w:rPr>
+        <w:t xml:space="preserve">i</w:t>
+      </w:r>
+      <w:r>
+        <w:t xml:space="preserve">. That is the right way to score a corrector and the wrong</w:t>
+      </w:r>
+      <w:r>
+        <w:t xml:space="preserve"> </w:t>
+      </w:r>
+      <w:r>
+        <w:t xml:space="preserve">way to describe an attacker, because it still hands him fifteen of the victim’s</w:t>
+      </w:r>
+      <w:r>
+        <w:t xml:space="preserve"> </w:t>
+      </w:r>
+      <w:r>
+        <w:t xml:space="preserve">sixteen frequencies. He would have to produce those himself, which means the</w:t>
+      </w:r>
+      <w:r>
+        <w:t xml:space="preserve"> </w:t>
+      </w:r>
+      <w:r>
+        <w:t xml:space="preserve">PDK, a deck per ring and the time to run them. Whether the model has to be</w:t>
+      </w:r>
+      <w:r>
+        <w:t xml:space="preserve"> </w:t>
+      </w:r>
+      <w:r>
+        <w:t xml:space="preserve">calibrated on the victim at all is therefore a question about what the attack</w:t>
+      </w:r>
+      <w:r>
+        <w:t xml:space="preserve"> </w:t>
+      </w:r>
+      <w:r>
+        <w:t xml:space="preserve">costs, and it is a question this project can answer, because there are two</w:t>
+      </w:r>
+      <w:r>
+        <w:t xml:space="preserve"> </w:t>
+      </w:r>
+      <w:r>
+        <w:t xml:space="preserve">builds on disk: the earlier 32-oscillator layout of Section 5.1, a different RTL</w:t>
+      </w:r>
+      <w:r>
+        <w:t xml:space="preserve"> </w:t>
+      </w:r>
+      <w:r>
+        <w:t xml:space="preserve">revision placed and routed independently, and the shipped build.</w:t>
+      </w:r>
+    </w:p>
+    <w:p>
+      <w:pPr>
+        <w:pStyle w:val="BodyText"/>
+      </w:pPr>
+      <w:r>
+        <w:t xml:space="preserve">So I moved the fit off the victim. A capacitance model fitted once on the</w:t>
+      </w:r>
+      <w:r>
+        <w:t xml:space="preserve"> </w:t>
+      </w:r>
+      <w:r>
+        <w:t xml:space="preserve">earlier build, never refitted, applied to the shipped build’s full RC</w:t>
+      </w:r>
+      <w:r>
+        <w:t xml:space="preserve"> </w:t>
+      </w:r>
+      <w:r>
+        <w:t xml:space="preserve">frequencies:</w:t>
+      </w:r>
+    </w:p>
+    <w:tbl>
+      <w:tblPr>
+        <w:tblStyle w:val="Table"/>
+        <w:tblW w:type="pct" w:w="0.0"/>
+        <w:tblLook w:firstRow="1"/>
+      </w:tblPr>
+      <w:tblGrid/>
+      <w:tr>
+        <w:trPr>
+          <w:cnfStyle w:firstRow="1"/>
+        </w:trPr>
+        <w:tc>
+          <w:tcPr>
+            <w:tcBorders>
+              <w:bottom w:val="single"/>
+            </w:tcBorders>
+            <w:vAlign w:val="bottom"/>
+          </w:tcPr>
+          <w:p>
+            <w:pPr>
+              <w:pStyle w:val="Compact"/>
+              <w:jc w:val="left"/>
+            </w:pPr>
+            <w:r>
+              <w:t xml:space="preserve">model</w:t>
+            </w:r>
+          </w:p>
+        </w:tc>
+        <w:tc>
+          <w:tcPr>
+            <w:tcBorders>
+              <w:bottom w:val="single"/>
+            </w:tcBorders>
+            <w:vAlign w:val="bottom"/>
+          </w:tcPr>
+          <w:p>
+            <w:pPr>
+              <w:pStyle w:val="Compact"/>
+              <w:jc w:val="left"/>
+            </w:pPr>
+            <w:r>
+              <w:t xml:space="preserve">fitted on</w:t>
+            </w:r>
+          </w:p>
+        </w:tc>
+        <w:tc>
+          <w:tcPr>
+            <w:tcBorders>
+              <w:bottom w:val="single"/>
+            </w:tcBorders>
+            <w:vAlign w:val="bottom"/>
+          </w:tcPr>
+          <w:p>
+            <w:pPr>
+              <w:pStyle w:val="Compact"/>
+              <w:jc w:val="right"/>
+            </w:pPr>
+            <w:r>
+              <w:t xml:space="preserve">residual</w:t>
+            </w:r>
+          </w:p>
+        </w:tc>
+        <w:tc>
+          <w:tcPr>
+            <w:tcBorders>
+              <w:bottom w:val="single"/>
+            </w:tcBorders>
+            <w:vAlign w:val="bottom"/>
+          </w:tcPr>
+          <w:p>
+            <w:pPr>
+              <w:pStyle w:val="Compact"/>
+              <w:jc w:val="right"/>
+            </w:pPr>
+            <w:r>
+              <w:t xml:space="preserve">removed</w:t>
+            </w:r>
+          </w:p>
+        </w:tc>
+      </w:tr>
+      <w:tr>
+        <w:tc>
+          <w:p>
+            <w:pPr>
+              <w:pStyle w:val="Compact"/>
+              <w:jc w:val="left"/>
+            </w:pPr>
+            <w:r>
+              <w:t xml:space="preserve">capacitance</w:t>
+            </w:r>
+          </w:p>
+        </w:tc>
+        <w:tc>
+          <w:p>
+            <w:pPr>
+              <w:pStyle w:val="Compact"/>
+              <w:jc w:val="left"/>
+            </w:pPr>
+            <w:r>
+              <w:t xml:space="preserve">earlier build</w:t>
+            </w:r>
+          </w:p>
+        </w:tc>
+        <w:tc>
+          <w:p>
+            <w:pPr>
+              <w:pStyle w:val="Compact"/>
+              <w:jc w:val="right"/>
+            </w:pPr>
+            <w:r>
+              <w:t xml:space="preserve">0.2046%</w:t>
+            </w:r>
+          </w:p>
+        </w:tc>
+        <w:tc>
+          <w:p>
+            <w:pPr>
+              <w:pStyle w:val="Compact"/>
+              <w:jc w:val="right"/>
+            </w:pPr>
+            <w:r>
+              <w:t xml:space="preserve">88.2%</w:t>
+            </w:r>
+          </w:p>
+        </w:tc>
+      </w:tr>
+      <w:tr>
+        <w:tc>
+          <w:p>
+            <w:pPr>
+              <w:pStyle w:val="Compact"/>
+              <w:jc w:val="left"/>
+            </w:pPr>
+            <w:r>
+              <w:t xml:space="preserve">capacitance and resistance</w:t>
+            </w:r>
+          </w:p>
+        </w:tc>
+        <w:tc>
+          <w:p>
+            <w:pPr>
+              <w:pStyle w:val="Compact"/>
+              <w:jc w:val="left"/>
+            </w:pPr>
+            <w:r>
+              <w:t xml:space="preserve">earlier build</w:t>
+            </w:r>
+          </w:p>
+        </w:tc>
+        <w:tc>
+          <w:p>
+            <w:pPr>
+              <w:pStyle w:val="Compact"/>
+              <w:jc w:val="right"/>
+            </w:pPr>
+            <w:r>
+              <w:t xml:space="preserve">0.2356%</w:t>
+            </w:r>
+          </w:p>
+        </w:tc>
+        <w:tc>
+          <w:p>
+            <w:pPr>
+              <w:pStyle w:val="Compact"/>
+              <w:jc w:val="right"/>
+            </w:pPr>
+            <w:r>
+              <w:t xml:space="preserve">86.4%</w:t>
+            </w:r>
+          </w:p>
+        </w:tc>
+      </w:tr>
+      <w:tr>
+        <w:tc>
+          <w:p>
+            <w:pPr>
+              <w:pStyle w:val="Compact"/>
+              <w:jc w:val="left"/>
+            </w:pPr>
+            <w:r>
+              <w:t xml:space="preserve">capacitance</w:t>
+            </w:r>
+          </w:p>
+        </w:tc>
+        <w:tc>
+          <w:p>
+            <w:pPr>
+              <w:pStyle w:val="Compact"/>
+              <w:jc w:val="left"/>
+            </w:pPr>
+            <w:r>
+              <w:t xml:space="preserve">shipped build, lumped decks</w:t>
+            </w:r>
+          </w:p>
+        </w:tc>
+        <w:tc>
+          <w:p>
+            <w:pPr>
+              <w:pStyle w:val="Compact"/>
+              <w:jc w:val="right"/>
+            </w:pPr>
+            <w:r>
+              <w:t xml:space="preserve">0.1853%</w:t>
+            </w:r>
+          </w:p>
+        </w:tc>
+        <w:tc>
+          <w:p>
+            <w:pPr>
+              <w:pStyle w:val="Compact"/>
+              <w:jc w:val="right"/>
+            </w:pPr>
+            <w:r>
+              <w:t xml:space="preserve">89.3%</w:t>
+            </w:r>
+          </w:p>
+        </w:tc>
+      </w:tr>
+      <w:tr>
+        <w:tc>
+          <w:p>
+            <w:pPr>
+              <w:pStyle w:val="Compact"/>
+              <w:jc w:val="left"/>
+            </w:pPr>
+            <w:r>
+              <w:t xml:space="preserve">capacitance and resistance</w:t>
+            </w:r>
+          </w:p>
+        </w:tc>
+        <w:tc>
+          <w:p>
+            <w:pPr>
+              <w:pStyle w:val="Compact"/>
+              <w:jc w:val="left"/>
+            </w:pPr>
+            <w:r>
+              <w:t xml:space="preserve">shipped build, leave-one-out</w:t>
+            </w:r>
+          </w:p>
+        </w:tc>
+        <w:tc>
+          <w:p>
+            <w:pPr>
+              <w:pStyle w:val="Compact"/>
+              <w:jc w:val="right"/>
+            </w:pPr>
+            <w:r>
+              <w:t xml:space="preserve">0.1828%</w:t>
+            </w:r>
+          </w:p>
+        </w:tc>
+        <w:tc>
+          <w:p>
+            <w:pPr>
+              <w:pStyle w:val="Compact"/>
+              <w:jc w:val="right"/>
+            </w:pPr>
+            <w:r>
+              <w:t xml:space="preserve">89.5%</w:t>
+            </w:r>
+          </w:p>
+        </w:tc>
+      </w:tr>
+    </w:tbl>
+    <w:p>
+      <w:pPr>
+        <w:pStyle w:val="BodyText"/>
+      </w:pPr>
+      <w:r>
+        <w:t xml:space="preserve">Transfer costs 1.3 points out of 89.5. The same test in the other direction, a</w:t>
+      </w:r>
+      <w:r>
+        <w:t xml:space="preserve"> </w:t>
+      </w:r>
+      <w:r>
+        <w:t xml:space="preserve">model fitted on the shipped build and applied to the earlier one’s 32 rings,</w:t>
+      </w:r>
+      <w:r>
+        <w:t xml:space="preserve"> </w:t>
+      </w:r>
+      <w:r>
+        <w:t xml:space="preserve">removes 89.4% against 91.1% for that build’s own cross-validated fit, so the</w:t>
+      </w:r>
+      <w:r>
+        <w:t xml:space="preserve"> </w:t>
+      </w:r>
+      <w:r>
+        <w:t xml:space="preserve">result is not an artefact of which build happened to be the target.</w:t>
+      </w:r>
+    </w:p>
+    <w:p>
+      <w:pPr>
+        <w:pStyle w:val="BodyText"/>
+      </w:pPr>
+      <w:r>
+        <w:t xml:space="preserve">Two details are worth keeping. The first is that the transferring quantity is</w:t>
+      </w:r>
+      <w:r>
+        <w:t xml:space="preserve"> </w:t>
+      </w:r>
+      <w:r>
+        <w:t xml:space="preserve">capacitance and not resistance. The resistance coefficient comes out at -0.0051</w:t>
+      </w:r>
+      <w:r>
+        <w:t xml:space="preserve"> </w:t>
+      </w:r>
+      <w:r>
+        <w:t xml:space="preserve">on the earlier build and +0.0035 on the shipped one, opposite in sign, so the</w:t>
+      </w:r>
+      <w:r>
+        <w:t xml:space="preserve"> </w:t>
+      </w:r>
+      <w:r>
+        <w:t xml:space="preserve">extra accuracy it buys inside a single build is that build’s own leftovers</w:t>
+      </w:r>
+      <w:r>
+        <w:t xml:space="preserve"> </w:t>
+      </w:r>
+      <w:r>
+        <w:t xml:space="preserve">rather than a property of the circuit; capacitance alone transfers better than</w:t>
+      </w:r>
+      <w:r>
+        <w:t xml:space="preserve"> </w:t>
+      </w:r>
+      <w:r>
+        <w:t xml:space="preserve">capacitance with resistance in both directions. The second is that the fit is</w:t>
+      </w:r>
+      <w:r>
+        <w:t xml:space="preserve"> </w:t>
+      </w:r>
+      <w:r>
+        <w:t xml:space="preserve">almost free. Refitting the slope on the first two rings of the earlier build,</w:t>
+      </w:r>
+      <w:r>
+        <w:t xml:space="preserve"> </w:t>
+      </w:r>
+      <w:r>
+        <w:t xml:space="preserve">and nothing else, still calls every bit of the shipped build the way the full</w:t>
+      </w:r>
+      <w:r>
+        <w:t xml:space="preserve"> </w:t>
+      </w:r>
+      <w:r>
+        <w:t xml:space="preserve">simulation does.</w:t>
+      </w:r>
+    </w:p>
+    <w:p>
+      <w:pPr>
+        <w:pStyle w:val="BodyText"/>
+      </w:pPr>
+      <w:r>
+        <w:t xml:space="preserve">The control says what is actually being used. Keep every extracted capacitance</w:t>
+      </w:r>
+      <w:r>
+        <w:t xml:space="preserve"> </w:t>
+      </w:r>
+      <w:r>
+        <w:t xml:space="preserve">and shuffle which ring owns it, and the same model leaves 2.343%, which is 34.8%</w:t>
+      </w:r>
+      <w:r>
+        <w:t xml:space="preserve"> </w:t>
+      </w:r>
+      <w:r>
+        <w:rPr>
+          <w:i/>
+        </w:rPr>
+        <w:t xml:space="preserve">worse</w:t>
+      </w:r>
+      <w:r>
+        <w:t xml:space="preserve"> </w:t>
+      </w:r>
+      <w:r>
+        <w:t xml:space="preserve">than applying no correction at all, and calls three of the eight bits.</w:t>
+      </w:r>
+      <w:r>
+        <w:t xml:space="preserve"> </w:t>
+      </w:r>
+      <w:r>
+        <w:t xml:space="preserve">The assignment of load to ring is the information. The slope is a constant that</w:t>
+      </w:r>
+      <w:r>
+        <w:t xml:space="preserve"> </w:t>
+      </w:r>
+      <w:r>
+        <w:t xml:space="preserve">can be picked up anywhere.</w:t>
+      </w:r>
+    </w:p>
+    <w:p>
+      <w:pPr>
+        <w:pStyle w:val="BodyText"/>
+      </w:pPr>
+      <w:r>
+        <w:t xml:space="preserve">That is the sentence I would want a reader to take from this section. The</w:t>
+      </w:r>
+      <w:r>
+        <w:t xml:space="preserve"> </w:t>
+      </w:r>
+      <w:r>
+        <w:t xml:space="preserve">attacker needs the target’s own extraction, and there is no way around that. He</w:t>
+      </w:r>
+      <w:r>
+        <w:t xml:space="preserve"> </w:t>
+      </w:r>
+      <w:r>
+        <w:t xml:space="preserve">does not need to simulate it. Section 7.1’s 7.91 of 8 is unchanged when the</w:t>
+      </w:r>
+      <w:r>
+        <w:t xml:space="preserve"> </w:t>
+      </w:r>
+      <w:r>
+        <w:t xml:space="preserve">model is transferred rather than fitted, because a bit needs only the sign of a</w:t>
+      </w:r>
+      <w:r>
+        <w:t xml:space="preserve"> </w:t>
+      </w:r>
+      <w:r>
+        <w:t xml:space="preserve">difference and the sign is the part that survives.</w:t>
+      </w:r>
+    </w:p>
+    <w:p>
+      <w:pPr>
+        <w:pStyle w:val="BodyText"/>
+      </w:pPr>
+      <w:r>
+        <w:t xml:space="preserve">The limit on this is the pair of builds available. Both carry the same 32-cell</w:t>
+      </w:r>
+      <w:r>
+        <w:t xml:space="preserve"> </w:t>
+      </w:r>
+      <w:r>
+        <w:t xml:space="preserve">ring in the same PDK, so what is shown is transfer across placement, routing and</w:t>
+      </w:r>
+      <w:r>
+        <w:t xml:space="preserve"> </w:t>
+      </w:r>
+      <w:r>
+        <w:t xml:space="preserve">an RTL revision, not across designs. A foreign design with a different ring</w:t>
+      </w:r>
+      <w:r>
+        <w:t xml:space="preserve"> </w:t>
+      </w:r>
+      <w:r>
+        <w:t xml:space="preserve">length has its own slope, and an attacker would have to fit one, which he can do</w:t>
+      </w:r>
+      <w:r>
+        <w:t xml:space="preserve"> </w:t>
+      </w:r>
+      <w:r>
+        <w:t xml:space="preserve">by building that RTL himself. The script is</w:t>
+      </w:r>
+      <w:r>
+        <w:t xml:space="preserve"> </w:t>
+      </w:r>
+      <w:r>
+        <w:rPr>
+          <w:rStyle w:val="VerbatimChar"/>
+        </w:rPr>
+        <w:t xml:space="preserve">sim/spice/gono/build_transfer.py</w:t>
+      </w:r>
+      <w:r>
+        <w:t xml:space="preserve">.</w:t>
+      </w:r>
+    </w:p>
+    <w:p>
+      <w:pPr>
         <w:pStyle w:val="Heading2"/>
       </w:pPr>
-      <w:bookmarkStart w:id="38" w:name="X54baadc05f82e88550dfa21181b0dc243d0d400"/>
+      <w:bookmarkStart w:id="40" w:name="X54baadc05f82e88550dfa21181b0dc243d0d400"/>
       <w:r>
         <w:t xml:space="preserve">7. How many response bits the design files decide</w:t>
       </w:r>
-      <w:bookmarkEnd w:id="38"/>
+      <w:bookmarkEnd w:id="40"/>
     </w:p>
     <w:p>
       <w:pPr>
         <w:pStyle w:val="Heading3"/>
       </w:pPr>
-      <w:bookmarkStart w:id="39" w:name="counting-the-bits"/>
+      <w:bookmarkStart w:id="41" w:name="counting-the-bits"/>
       <w:r>
         <w:t xml:space="preserve">7.1 Counting the bits</w:t>
       </w:r>
-      <w:bookmarkEnd w:id="39"/>
+      <w:bookmarkEnd w:id="41"/>
     </w:p>
     <w:p>
       <w:pPr>
@@ -4303,31 +4938,55 @@
         <w:pStyle w:val="BodyText"/>
       </w:pPr>
       <w:r>
-        <w:t xml:space="preserve">Arm B needs no arithmetic. Sixteen instances of one macro share their internal</w:t>
-      </w:r>
-      <w:r>
-        <w:t xml:space="preserve"> </w:t>
-      </w:r>
-      <w:r>
-        <w:t xml:space="preserve">routing, so every pair’s routing offset is zero, every bit is decided by</w:t>
-      </w:r>
-      <w:r>
-        <w:t xml:space="preserve"> </w:t>
-      </w:r>
-      <w:r>
-        <w:t xml:space="preserve">mismatch alone, and the design files predict none of them. That is 8.00 bits</w:t>
-      </w:r>
-      <w:r>
-        <w:t xml:space="preserve"> </w:t>
-      </w:r>
-      <w:r>
-        <w:t xml:space="preserve">against Arm A’s 0.46, from the same source through the same flow on the same</w:t>
-      </w:r>
-      <w:r>
-        <w:t xml:space="preserve"> </w:t>
-      </w:r>
-      <w:r>
-        <w:t xml:space="preserve">die.</w:t>
+        <w:t xml:space="preserve">Arm B was, until recently, waved through here: sixteen instances of one macro</w:t>
+      </w:r>
+      <w:r>
+        <w:t xml:space="preserve"> </w:t>
+      </w:r>
+      <w:r>
+        <w:t xml:space="preserve">share their internal routing, so every pair’s routing offset is zero and every</w:t>
+      </w:r>
+      <w:r>
+        <w:t xml:space="preserve"> </w:t>
+      </w:r>
+      <w:r>
+        <w:t xml:space="preserve">bit is a coin flip. The first half of that is true and the second half was an</w:t>
+      </w:r>
+      <w:r>
+        <w:t xml:space="preserve"> </w:t>
+      </w:r>
+      <w:r>
+        <w:t xml:space="preserve">assumption, because the instances are not identical at the top level. Each</w:t>
+      </w:r>
+      <w:r>
+        <w:t xml:space="preserve"> </w:t>
+      </w:r>
+      <w:r>
+        <w:t xml:space="preserve">carries its own enable and output route. Section 8.2 measures what those leave,</w:t>
+      </w:r>
+      <w:r>
+        <w:t xml:space="preserve"> </w:t>
+      </w:r>
+      <w:r>
+        <w:t xml:space="preserve">at three corners, and the answer is 7.9997 bits of 8 with a reader calling 4.02</w:t>
+      </w:r>
+      <w:r>
+        <w:t xml:space="preserve"> </w:t>
+      </w:r>
+      <w:r>
+        <w:t xml:space="preserve">of them, against Arm A’s 0.46 and 7.91 from the same source through the same</w:t>
+      </w:r>
+      <w:r>
+        <w:t xml:space="preserve"> </w:t>
+      </w:r>
+      <w:r>
+        <w:t xml:space="preserve">flow on the same die. The conclusion the assumption reached is the right one.</w:t>
+      </w:r>
+      <w:r>
+        <w:t xml:space="preserve"> </w:t>
+      </w:r>
+      <w:r>
+        <w:t xml:space="preserve">The number under it is now a measurement.</w:t>
       </w:r>
     </w:p>
     <w:p>
@@ -4405,446 +5064,12 @@
           <wp:inline>
             <wp:extent cx="5334000" cy="2319130"/>
             <wp:effectExtent b="0" l="0" r="0" t="0"/>
-            <wp:docPr descr="Figure 4. Arm A’s eight adjacent-pair bits. On the left, each pair’s routing-induced separation in standard deviations of the estimated mismatch term; the shaded strip is where mismatch can still decide the sign. On the right, the across-die entropy left in each bit, against Arm B’s full bit per pair." title="" id="1" name="Picture"/>
+            <wp:docPr descr="Figure 4. Arm A’s eight adjacent-pair bits. On the left, each pair’s routing-induced separation in standard deviations of the estimated mismatch term; the shaded strip is where mismatch can still decide the sign. On the right, the across-die entropy left in each bit, against the full bit per pair Arm B keeps; Section 8.2 measures that at 7.9997 of 8." title="" id="1" name="Picture"/>
             <a:graphic>
               <a:graphicData uri="http://schemas.openxmlformats.org/drawingml/2006/picture">
                 <pic:pic>
                   <pic:nvPicPr>
                     <pic:cNvPr descr="../sim/spice/gono/predictable_bits.png" id="0" name="Picture"/>
-                    <pic:cNvPicPr>
-                      <a:picLocks noChangeArrowheads="1" noChangeAspect="1"/>
-                    </pic:cNvPicPr>
-                  </pic:nvPicPr>
-                  <pic:blipFill>
-                    <a:blip r:embed="rId40"/>
-                    <a:stretch>
-                      <a:fillRect/>
-                    </a:stretch>
-                  </pic:blipFill>
-                  <pic:spPr bwMode="auto">
-                    <a:xfrm>
-                      <a:off x="0" y="0"/>
-                      <a:ext cx="5334000" cy="2319130"/>
-                    </a:xfrm>
-                    <a:prstGeom prst="rect">
-                      <a:avLst/>
-                    </a:prstGeom>
-                    <a:noFill/>
-                    <a:ln w="9525">
-                      <a:noFill/>
-                      <a:headEnd/>
-                      <a:tailEnd/>
-                    </a:ln>
-                  </pic:spPr>
-                </pic:pic>
-              </a:graphicData>
-            </a:graphic>
-          </wp:inline>
-        </w:drawing>
-      </w:r>
-    </w:p>
-    <w:p>
-      <w:pPr>
-        <w:pStyle w:val="ImageCaption"/>
-      </w:pPr>
-      <w:r>
-        <w:t xml:space="preserve">Figure 4. Arm A’s eight adjacent-pair bits. On the left, each pair’s routing-induced separation in standard deviations of the estimated mismatch term; the shaded strip is where mismatch can still decide the sign. On the right, the across-die entropy left in each bit, against Arm B’s full bit per pair.</w:t>
-      </w:r>
-    </w:p>
-    <w:p>
-      <w:pPr>
-        <w:pStyle w:val="BodyText"/>
-      </w:pPr>
-      <w:r>
-        <w:t xml:space="preserve">The script is</w:t>
-      </w:r>
-      <w:r>
-        <w:t xml:space="preserve"> </w:t>
-      </w:r>
-      <w:r>
-        <w:rPr>
-          <w:rStyle w:val="VerbatimChar"/>
-        </w:rPr>
-        <w:t xml:space="preserve">sim/spice/gono/predictable_bits.py</w:t>
-      </w:r>
-      <w:r>
-        <w:t xml:space="preserve">, and</w:t>
-      </w:r>
-      <w:r>
-        <w:t xml:space="preserve"> </w:t>
-      </w:r>
-      <w:r>
-        <w:rPr>
-          <w:rStyle w:val="VerbatimChar"/>
-        </w:rPr>
-        <w:t xml:space="preserve">make_bits_figure.py</w:t>
-      </w:r>
-      <w:r>
-        <w:t xml:space="preserve"> </w:t>
-      </w:r>
-      <w:r>
-        <w:t xml:space="preserve">imports it so the figure and the reported totals cannot</w:t>
-      </w:r>
-      <w:r>
-        <w:t xml:space="preserve"> </w:t>
-      </w:r>
-      <w:r>
-        <w:t xml:space="preserve">drift apart.</w:t>
-      </w:r>
-    </w:p>
-    <w:p>
-      <w:pPr>
-        <w:pStyle w:val="Heading3"/>
-      </w:pPr>
-      <w:bookmarkStart w:id="41" w:name="if-the-layout-term-is-compensated-away"/>
-      <w:r>
-        <w:t xml:space="preserve">7.2 If the layout term is compensated away</w:t>
-      </w:r>
-      <w:bookmarkEnd w:id="41"/>
-    </w:p>
-    <w:p>
-      <w:pPr>
-        <w:pStyle w:val="FirstParagraph"/>
-      </w:pPr>
-      <w:r>
-        <w:t xml:space="preserve">There is an obvious objection to everything above, and it comes from the</w:t>
-      </w:r>
-      <w:r>
-        <w:t xml:space="preserve"> </w:t>
-      </w:r>
-      <w:r>
-        <w:t xml:space="preserve">RO-PUF literature rather than from nowhere. Systematic variation gets</w:t>
-      </w:r>
-      <w:r>
-        <w:t xml:space="preserve"> </w:t>
-      </w:r>
-      <w:r>
-        <w:t xml:space="preserve">compensated; that is what compensation is for [2]. Section 6 has just shown</w:t>
-      </w:r>
-      <w:r>
-        <w:t xml:space="preserve"> </w:t>
-      </w:r>
-      <w:r>
-        <w:t xml:space="preserve">that this particular systematic term is 89.5% predictable from public files.</w:t>
-      </w:r>
-      <w:r>
-        <w:t xml:space="preserve"> </w:t>
-      </w:r>
-      <w:r>
-        <w:t xml:space="preserve">So subtract it and ask whether the response comes back.</w:t>
-      </w:r>
-    </w:p>
-    <w:p>
-      <w:pPr>
-        <w:pStyle w:val="BodyText"/>
-      </w:pPr>
-      <w:r>
-        <w:t xml:space="preserve">The arithmetic is Section 7.1’s, run on different inputs. Each ring’s predicted</w:t>
-      </w:r>
-      <w:r>
-        <w:t xml:space="preserve"> </w:t>
-      </w:r>
-      <w:r>
-        <w:t xml:space="preserve">layout term is removed using the leave-one-out capacitance-and-resistance model</w:t>
-      </w:r>
-      <w:r>
-        <w:t xml:space="preserve"> </w:t>
-      </w:r>
-      <w:r>
-        <w:t xml:space="preserve">of Section 6, the eight pair separations are rebuilt from what is left, and the</w:t>
-      </w:r>
-      <w:r>
-        <w:t xml:space="preserve"> </w:t>
-      </w:r>
-      <w:r>
-        <w:t xml:space="preserve">same 0.062% mismatch scale is applied. Nothing about the shipped design does</w:t>
-      </w:r>
-      <w:r>
-        <w:t xml:space="preserve"> </w:t>
-      </w:r>
-      <w:r>
-        <w:t xml:space="preserve">this. It is a post-processing step a defender could add in firmware from</w:t>
-      </w:r>
-      <w:r>
-        <w:t xml:space="preserve"> </w:t>
-      </w:r>
-      <w:r>
-        <w:t xml:space="preserve">per-ring constants published alongside the netlist, and it is evaluated here as</w:t>
-      </w:r>
-      <w:r>
-        <w:t xml:space="preserve"> </w:t>
-      </w:r>
-      <w:r>
-        <w:t xml:space="preserve">a candidate countermeasure rather than as something the chip performs.</w:t>
-      </w:r>
-    </w:p>
-    <w:p>
-      <w:pPr>
-        <w:pStyle w:val="BodyText"/>
-      </w:pPr>
-      <w:r>
-        <w:t xml:space="preserve">It helps, and by more than I expected. Across-die entropy rises from 0.46 bits</w:t>
-      </w:r>
-      <w:r>
-        <w:t xml:space="preserve"> </w:t>
-      </w:r>
-      <w:r>
-        <w:t xml:space="preserve">of 8 to 2.91, and the count of bits carrying under a hundredth of a bit falls</w:t>
-      </w:r>
-      <w:r>
-        <w:t xml:space="preserve"> </w:t>
-      </w:r>
-      <w:r>
-        <w:t xml:space="preserve">from six to one. Anyone who dismisses model-based compensation as useless</w:t>
-      </w:r>
-      <w:r>
-        <w:t xml:space="preserve"> </w:t>
-      </w:r>
-      <w:r>
-        <w:t xml:space="preserve">against this effect is wrong, and I would rather report that than the tidier</w:t>
-      </w:r>
-      <w:r>
-        <w:t xml:space="preserve"> </w:t>
-      </w:r>
-      <w:r>
-        <w:t xml:space="preserve">result.</w:t>
-      </w:r>
-    </w:p>
-    <w:p>
-      <w:pPr>
-        <w:pStyle w:val="BodyText"/>
-      </w:pPr>
-      <w:r>
-        <w:t xml:space="preserve">It is also not a defence. An attacker reading the same SPEF computes the same</w:t>
-      </w:r>
-      <w:r>
-        <w:t xml:space="preserve"> </w:t>
-      </w:r>
-      <w:r>
-        <w:t xml:space="preserve">correction and subtracts the same numbers, so the leftover is not a secret from</w:t>
-      </w:r>
-      <w:r>
-        <w:t xml:space="preserve"> </w:t>
-      </w:r>
-      <w:r>
-        <w:t xml:space="preserve">them either: they still call 7.19 of the 8 bits correctly, against 4.00 for</w:t>
-      </w:r>
-      <w:r>
-        <w:t xml:space="preserve"> </w:t>
-      </w:r>
-      <w:r>
-        <w:t xml:space="preserve">guessing. Compensation moves the deterministic term without moving it out of</w:t>
-      </w:r>
-      <w:r>
-        <w:t xml:space="preserve"> </w:t>
-      </w:r>
-      <w:r>
-        <w:t xml:space="preserve">the public files. Nothing that is computed from published artefacts can hide</w:t>
-      </w:r>
-      <w:r>
-        <w:t xml:space="preserve"> </w:t>
-      </w:r>
-      <w:r>
-        <w:t xml:space="preserve">anything from a reader who has those artefacts, which sounds obvious written</w:t>
-      </w:r>
-      <w:r>
-        <w:t xml:space="preserve"> </w:t>
-      </w:r>
-      <w:r>
-        <w:t xml:space="preserve">down and is easy to lose sight of when a correction improves an entropy total</w:t>
-      </w:r>
-      <w:r>
-        <w:t xml:space="preserve"> </w:t>
-      </w:r>
-      <w:r>
-        <w:t xml:space="preserve">by a factor of six.</w:t>
-      </w:r>
-    </w:p>
-    <w:p>
-      <w:pPr>
-        <w:pStyle w:val="BodyText"/>
-      </w:pPr>
-      <w:r>
-        <w:t xml:space="preserve">Five of the eight signs flip in the process, so the compensated response is a</w:t>
-      </w:r>
-      <w:r>
-        <w:t xml:space="preserve"> </w:t>
-      </w:r>
-      <w:r>
-        <w:t xml:space="preserve">different response rather than a noisier version of the same one. Any</w:t>
-      </w:r>
-      <w:r>
-        <w:t xml:space="preserve"> </w:t>
-      </w:r>
-      <w:r>
-        <w:t xml:space="preserve">enrollment done before the correction is introduced does not survive it.</w:t>
-      </w:r>
-    </w:p>
-    <w:p>
-      <w:pPr>
-        <w:pStyle w:val="BodyText"/>
-      </w:pPr>
-      <w:r>
-        <w:t xml:space="preserve">Three things bound how much weight that 2.91 will take. Scored with a model</w:t>
-      </w:r>
-      <w:r>
-        <w:t xml:space="preserve"> </w:t>
-      </w:r>
-      <w:r>
-        <w:t xml:space="preserve">that saw all sixteen rings instead of fifteen, the residual falls to 0.153% and</w:t>
-      </w:r>
-      <w:r>
-        <w:t xml:space="preserve"> </w:t>
-      </w:r>
-      <w:r>
-        <w:t xml:space="preserve">entropy reaches 3.25 bits, so the leave-one-out figure reported here is the</w:t>
-      </w:r>
-      <w:r>
-        <w:t xml:space="preserve"> </w:t>
-      </w:r>
-      <w:r>
-        <w:t xml:space="preserve">conservative end of a narrow range and not a floor. Moving the mismatch</w:t>
-      </w:r>
-      <w:r>
-        <w:t xml:space="preserve"> </w:t>
-      </w:r>
-      <w:r>
-        <w:t xml:space="preserve">estimate across its sampling interval gives 2.36 to 3.67 bits, a span of 1.31</w:t>
-      </w:r>
-      <w:r>
-        <w:t xml:space="preserve"> </w:t>
-      </w:r>
-      <w:r>
-        <w:t xml:space="preserve">bits against 0.39 for the uncompensated total; the compensated number leans on</w:t>
-      </w:r>
-      <w:r>
-        <w:t xml:space="preserve"> </w:t>
-      </w:r>
-      <w:r>
-        <w:t xml:space="preserve">that assumption several times harder, which follows from the residual sitting</w:t>
-      </w:r>
-      <w:r>
-        <w:t xml:space="preserve"> </w:t>
-      </w:r>
-      <w:r>
-        <w:t xml:space="preserve">at 2.9 times the mismatch scale where the raw layout term sat at 28. And the</w:t>
-      </w:r>
-      <w:r>
-        <w:t xml:space="preserve"> </w:t>
-      </w:r>
-      <w:r>
-        <w:t xml:space="preserve">total is not a stable statistic at this sample size. Correcting with</w:t>
-      </w:r>
-      <w:r>
-        <w:t xml:space="preserve"> </w:t>
-      </w:r>
-      <w:r>
-        <w:t xml:space="preserve">capacitance alone leaves 0.190% per ring, 4% more residual than capacitance and</w:t>
-      </w:r>
-      <w:r>
-        <w:t xml:space="preserve"> </w:t>
-      </w:r>
-      <w:r>
-        <w:t xml:space="preserve">resistance together, and yields 1.56 bits rather than 2.91. The entropy sees</w:t>
-      </w:r>
-      <w:r>
-        <w:t xml:space="preserve"> </w:t>
-      </w:r>
-      <w:r>
-        <w:t xml:space="preserve">the eight pair differences, not the ring-level residual, and with eight of them</w:t>
-      </w:r>
-      <w:r>
-        <w:t xml:space="preserve"> </w:t>
-      </w:r>
-      <w:r>
-        <w:t xml:space="preserve">the two are only loosely connected. Resampling the eight pairs puts a 95%</w:t>
-      </w:r>
-      <w:r>
-        <w:t xml:space="preserve"> </w:t>
-      </w:r>
-      <w:r>
-        <w:t xml:space="preserve">interval of 1.12 to 4.82 bits around that 2.91, which is wider than the</w:t>
-      </w:r>
-      <w:r>
-        <w:t xml:space="preserve"> </w:t>
-      </w:r>
-      <w:r>
-        <w:t xml:space="preserve">mismatch interval above and is the reason this subsection reports a direction.</w:t>
-      </w:r>
-      <w:r>
-        <w:t xml:space="preserve"> </w:t>
-      </w:r>
-      <w:r>
-        <w:t xml:space="preserve">Section 10 gives the full accounting.</w:t>
-      </w:r>
-    </w:p>
-    <w:p>
-      <w:pPr>
-        <w:pStyle w:val="BodyText"/>
-      </w:pPr>
-      <w:r>
-        <w:t xml:space="preserve">So the honest form of the result is a direction rather than a value.</w:t>
-      </w:r>
-      <w:r>
-        <w:t xml:space="preserve"> </w:t>
-      </w:r>
-      <w:r>
-        <w:t xml:space="preserve">Compensation recovers a substantial part of the response against fabrication</w:t>
-      </w:r>
-      <w:r>
-        <w:t xml:space="preserve"> </w:t>
-      </w:r>
-      <w:r>
-        <w:t xml:space="preserve">variation and recovers none of it against an adversary holding the design</w:t>
-      </w:r>
-      <w:r>
-        <w:t xml:space="preserve"> </w:t>
-      </w:r>
-      <w:r>
-        <w:t xml:space="preserve">database, and that gap is the point: the two threats are usually treated as one</w:t>
-      </w:r>
-      <w:r>
-        <w:t xml:space="preserve"> </w:t>
-      </w:r>
-      <w:r>
-        <w:t xml:space="preserve">problem, and here the countermeasure separates them. The strongest version of</w:t>
-      </w:r>
-      <w:r>
-        <w:t xml:space="preserve"> </w:t>
-      </w:r>
-      <w:r>
-        <w:t xml:space="preserve">the argument does not depend on 2.91 being right to two decimal places.</w:t>
-      </w:r>
-    </w:p>
-    <w:p>
-      <w:pPr>
-        <w:pStyle w:val="BodyText"/>
-      </w:pPr>
-      <w:r>
-        <w:t xml:space="preserve">Figure 5 puts the two effects side by side: the entropy each bit gets back on</w:t>
-      </w:r>
-      <w:r>
-        <w:t xml:space="preserve"> </w:t>
-      </w:r>
-      <w:r>
-        <w:t xml:space="preserve">the left, and how little the reader loses on the right.</w:t>
-      </w:r>
-    </w:p>
-    <w:p>
-      <w:pPr>
-        <w:pStyle w:val="CaptionedFigure"/>
-      </w:pPr>
-      <w:r>
-        <w:drawing>
-          <wp:inline>
-            <wp:extent cx="5334000" cy="2319130"/>
-            <wp:effectExtent b="0" l="0" r="0" t="0"/>
-            <wp:docPr descr="Figure 5. What compensating the layout term does to Arm A’s eight bits. On the left, the across-die entropy of each bit before and after each ring has its predicted layout term removed; the green line is a full bit. On the right, the probability that a reader holding only the public design files calls the bit correctly, against 50% for guessing. The correction is computed from the published extraction, so it is available to the reader as well as to the designer." title="" id="1" name="Picture"/>
-            <a:graphic>
-              <a:graphicData uri="http://schemas.openxmlformats.org/drawingml/2006/picture">
-                <pic:pic>
-                  <pic:nvPicPr>
-                    <pic:cNvPr descr="../sim/spice/gono/compensated_bits.png" id="0" name="Picture"/>
                     <pic:cNvPicPr>
                       <a:picLocks noChangeArrowheads="1" noChangeAspect="1"/>
                     </pic:cNvPicPr>
@@ -4882,7 +5107,7 @@
         <w:pStyle w:val="ImageCaption"/>
       </w:pPr>
       <w:r>
-        <w:t xml:space="preserve">Figure 5. What compensating the layout term does to Arm A’s eight bits. On the left, the across-die entropy of each bit before and after each ring has its predicted layout term removed; the green line is a full bit. On the right, the probability that a reader holding only the public design files calls the bit correctly, against 50% for guessing. The correction is computed from the published extraction, so it is available to the reader as well as to the designer.</w:t>
+        <w:t xml:space="preserve">Figure 4. Arm A’s eight adjacent-pair bits. On the left, each pair’s routing-induced separation in standard deviations of the estimated mismatch term; the shaded strip is where mismatch can still decide the sign. On the right, the across-die entropy left in each bit, against the full bit per pair Arm B keeps; Section 8.2 measures that at 7.9997 of 8.</w:t>
       </w:r>
     </w:p>
     <w:p>
@@ -4899,16 +5124,10 @@
         <w:rPr>
           <w:rStyle w:val="VerbatimChar"/>
         </w:rPr>
-        <w:t xml:space="preserve">sim/spice/gono/compensated_bits.py</w:t>
-      </w:r>
-      <w:r>
-        <w:t xml:space="preserve">. It refuses to run if either</w:t>
-      </w:r>
-      <w:r>
-        <w:t xml:space="preserve"> </w:t>
-      </w:r>
-      <w:r>
-        <w:t xml:space="preserve">of the two figures it inherits from Section 6 has moved,</w:t>
+        <w:t xml:space="preserve">sim/spice/gono/predictable_bits.py</w:t>
+      </w:r>
+      <w:r>
+        <w:t xml:space="preserve">, and</w:t>
       </w:r>
       <w:r>
         <w:t xml:space="preserve"> </w:t>
@@ -4917,43 +5136,28 @@
         <w:rPr>
           <w:rStyle w:val="VerbatimChar"/>
         </w:rPr>
-        <w:t xml:space="preserve">make_compensated_figure.py</w:t>
-      </w:r>
-      <w:r>
-        <w:t xml:space="preserve"> </w:t>
-      </w:r>
-      <w:r>
-        <w:t xml:space="preserve">imports it rather than restating its numbers, and</w:t>
-      </w:r>
-      <w:r>
-        <w:t xml:space="preserve"> </w:t>
-      </w:r>
-      <w:r>
-        <w:rPr>
-          <w:rStyle w:val="VerbatimChar"/>
-        </w:rPr>
-        <w:t xml:space="preserve">verify_predictability.py</w:t>
-      </w:r>
-      <w:r>
-        <w:t xml:space="preserve"> </w:t>
-      </w:r>
-      <w:r>
-        <w:t xml:space="preserve">re-derives every value in this subsection from the</w:t>
-      </w:r>
-      <w:r>
-        <w:t xml:space="preserve"> </w:t>
-      </w:r>
-      <w:r>
-        <w:t xml:space="preserve">raw SPEF with its own solver.</w:t>
-      </w:r>
-    </w:p>
-    <w:p>
-      <w:pPr>
-        <w:pStyle w:val="Heading2"/>
-      </w:pPr>
-      <w:bookmarkStart w:id="43" w:name="matched-macro-arm"/>
-      <w:r>
-        <w:t xml:space="preserve">8. Matched-macro arm</w:t>
+        <w:t xml:space="preserve">make_bits_figure.py</w:t>
+      </w:r>
+      <w:r>
+        <w:t xml:space="preserve"> </w:t>
+      </w:r>
+      <w:r>
+        <w:t xml:space="preserve">imports it so the figure and the reported totals cannot</w:t>
+      </w:r>
+      <w:r>
+        <w:t xml:space="preserve"> </w:t>
+      </w:r>
+      <w:r>
+        <w:t xml:space="preserve">drift apart.</w:t>
+      </w:r>
+    </w:p>
+    <w:p>
+      <w:pPr>
+        <w:pStyle w:val="Heading3"/>
+      </w:pPr>
+      <w:bookmarkStart w:id="43" w:name="if-the-layout-term-is-compensated-away"/>
+      <w:r>
+        <w:t xml:space="preserve">7.2 If the layout term is compensated away</w:t>
       </w:r>
       <w:bookmarkEnd w:id="43"/>
     </w:p>
@@ -4962,311 +5166,327 @@
         <w:pStyle w:val="FirstParagraph"/>
       </w:pPr>
       <w:r>
-        <w:t xml:space="preserve">The matched construction hardens one oscillator as a 60 x 40 micrometre</w:t>
-      </w:r>
-      <w:r>
-        <w:t xml:space="preserve"> </w:t>
-      </w:r>
-      <w:r>
-        <w:t xml:space="preserve">macro. The macro layout passes the available DRC, LVS, antenna, and</w:t>
-      </w:r>
-      <w:r>
-        <w:t xml:space="preserve"> </w:t>
-      </w:r>
-      <w:r>
-        <w:t xml:space="preserve">connectivity checks, and Arm B places 16 instances of it on a regular grid.</w:t>
-      </w:r>
-    </w:p>
-    <w:p>
-      <w:pPr>
-        <w:pStyle w:val="BodyText"/>
-      </w:pPr>
-      <w:r>
-        <w:t xml:space="preserve">The extracted macro carries about 11.0 fF of total ring capacitance. Under the</w:t>
-      </w:r>
-      <w:r>
-        <w:t xml:space="preserve"> </w:t>
-      </w:r>
-      <w:r>
-        <w:t xml:space="preserve">lumped-capacitance model it runs at 569.5 MHz against a no-parasitic control of</w:t>
-      </w:r>
-      <w:r>
-        <w:t xml:space="preserve"> </w:t>
-      </w:r>
-      <w:r>
-        <w:t xml:space="preserve">633.15 MHz. The earlier Arm A capacitance fit predicts 570.2 MHz at that load,</w:t>
-      </w:r>
-      <w:r>
-        <w:t xml:space="preserve"> </w:t>
-      </w:r>
-      <w:r>
-        <w:t xml:space="preserve">0.12% away, a useful cross-check on the model. The macro result also lands</w:t>
-      </w:r>
-      <w:r>
-        <w:t xml:space="preserve"> </w:t>
-      </w:r>
-      <w:r>
-        <w:t xml:space="preserve">within 0.35% of the earlier Arm A mean, so matching did not move the operating</w:t>
-      </w:r>
-      <w:r>
-        <w:t xml:space="preserve"> </w:t>
-      </w:r>
-      <w:r>
-        <w:t xml:space="preserve">point.</w:t>
-      </w:r>
-    </w:p>
-    <w:p>
-      <w:pPr>
-        <w:pStyle w:val="BodyText"/>
-      </w:pPr>
-      <w:r>
-        <w:t xml:space="preserve">Three frequencies describe this one macro and each answers a different question,</w:t>
-      </w:r>
-      <w:r>
-        <w:t xml:space="preserve"> </w:t>
-      </w:r>
-      <w:r>
-        <w:t xml:space="preserve">so this section names all three rather than picking one and leaving the others</w:t>
-      </w:r>
-      <w:r>
-        <w:t xml:space="preserve"> </w:t>
-      </w:r>
-      <w:r>
-        <w:t xml:space="preserve">to look like errors. 569.5 MHz is the lumped model as originally generated.</w:t>
-      </w:r>
-      <w:r>
-        <w:t xml:space="preserve"> </w:t>
-      </w:r>
-      <w:r>
-        <w:t xml:space="preserve">570.62 MHz is the same lumped model rebuilt for the Section 5.5 comparison; it</w:t>
-      </w:r>
-      <w:r>
-        <w:t xml:space="preserve"> </w:t>
-      </w:r>
-      <w:r>
-        <w:t xml:space="preserve">reproduces the independent ideal-supply figure to seven significant figures, and</w:t>
-      </w:r>
-      <w:r>
-        <w:t xml:space="preserve"> </w:t>
-      </w:r>
-      <w:r>
-        <w:t xml:space="preserve">the 1.1 MHz between the two rebuilds is timestep rather than physics. 566.05 MHz</w:t>
-      </w:r>
-      <w:r>
-        <w:t xml:space="preserve"> </w:t>
-      </w:r>
-      <w:r>
-        <w:t xml:space="preserve">is the full RC network of Section 5.5.</w:t>
-      </w:r>
-      <w:r>
-        <w:t xml:space="preserve"> </w:t>
-      </w:r>
-      <w:r>
-        <w:rPr>
-          <w:b/>
-        </w:rPr>
-        <w:t xml:space="preserve">The distributed figure is the one to</w:t>
-      </w:r>
-      <w:r>
-        <w:rPr>
-          <w:b/>
-        </w:rPr>
-        <w:t xml:space="preserve"> </w:t>
-      </w:r>
-      <w:r>
-        <w:rPr>
-          <w:b/>
-        </w:rPr>
-        <w:t xml:space="preserve">carry forward</w:t>
-      </w:r>
-      <w:r>
-        <w:t xml:space="preserve">, and it is what Section 5.5 quotes for both arms.</w:t>
-      </w:r>
-    </w:p>
-    <w:p>
-      <w:pPr>
-        <w:pStyle w:val="BodyText"/>
-      </w:pPr>
-      <w:r>
-        <w:t xml:space="preserve">The macro is faster than the typical routed ring, 569.5 MHz against an Arm A</w:t>
-      </w:r>
-      <w:r>
-        <w:t xml:space="preserve"> </w:t>
-      </w:r>
-      <w:r>
-        <w:t xml:space="preserve">mean of 554.7 MHz on the model both are quoted from here, which is what the</w:t>
-      </w:r>
-      <w:r>
-        <w:t xml:space="preserve"> </w:t>
-      </w:r>
-      <w:r>
-        <w:t xml:space="preserve">lighter load predicts. It is not faster</w:t>
-      </w:r>
-      <w:r>
-        <w:t xml:space="preserve"> </w:t>
-      </w:r>
-      <w:r>
-        <w:t xml:space="preserve">than every Arm A ring. RO7 in the candidate build reaches 570.7 MHz because the</w:t>
-      </w:r>
-      <w:r>
-        <w:t xml:space="preserve"> </w:t>
-      </w:r>
-      <w:r>
-        <w:t xml:space="preserve">router happened to give it 10.9 fF, slightly less than the macro carries. The</w:t>
-      </w:r>
-      <w:r>
-        <w:t xml:space="preserve"> </w:t>
-      </w:r>
-      <w:r>
-        <w:t xml:space="preserve">gap is about 0.2%, below what this lumped-capacitance model resolves, and the</w:t>
-      </w:r>
-      <w:r>
-        <w:t xml:space="preserve"> </w:t>
-      </w:r>
-      <w:r>
-        <w:t xml:space="preserve">macro also pays for the boundary buffers that hardening inserted and Arm A does</w:t>
-      </w:r>
-      <w:r>
-        <w:t xml:space="preserve"> </w:t>
-      </w:r>
-      <w:r>
-        <w:t xml:space="preserve">not have. So the defensible statement is that matching the internal layout put</w:t>
-      </w:r>
-      <w:r>
-        <w:t xml:space="preserve"> </w:t>
-      </w:r>
-      <w:r>
-        <w:t xml:space="preserve">the macro ahead of the average automatically routed oscillator, not ahead of</w:t>
-      </w:r>
-      <w:r>
-        <w:t xml:space="preserve"> </w:t>
-      </w:r>
-      <w:r>
-        <w:t xml:space="preserve">all of them.</w:t>
-      </w:r>
-    </w:p>
-    <w:p>
-      <w:pPr>
-        <w:pStyle w:val="BodyText"/>
-      </w:pPr>
-      <w:r>
-        <w:t xml:space="preserve">Figures 6 and 7 draw Arm B as a single horizontal reference line at</w:t>
-      </w:r>
-      <w:r>
-        <w:t xml:space="preserve"> </w:t>
-      </w:r>
-      <w:r>
-        <w:t xml:space="preserve">569.5 MHz, because the sixteen instances share one internal layout. That line</w:t>
-      </w:r>
-      <w:r>
-        <w:t xml:space="preserve"> </w:t>
-      </w:r>
-      <w:r>
-        <w:t xml:space="preserve">is no longer the only evidence behind it. All sixteen instances have since been</w:t>
-      </w:r>
-      <w:r>
-        <w:t xml:space="preserve"> </w:t>
-      </w:r>
-      <w:r>
-        <w:t xml:space="preserve">extracted separately, each carrying the enable and output route it actually</w:t>
-      </w:r>
-      <w:r>
-        <w:t xml:space="preserve"> </w:t>
-      </w:r>
-      <w:r>
-        <w:t xml:space="preserve">has at the top level, and simulated at all three corners. They spread 0.0025%</w:t>
-      </w:r>
-      <w:r>
-        <w:t xml:space="preserve"> </w:t>
-      </w:r>
-      <w:r>
-        <w:t xml:space="preserve">peak to peak at tt, 0.0001% at ss and 0.0009% at ff, which is 0.57, 0.02 and</w:t>
-      </w:r>
-      <w:r>
-        <w:t xml:space="preserve"> </w:t>
-      </w:r>
-      <w:r>
-        <w:t xml:space="preserve">0.30 of a single counter count and between three and four orders of magnitude</w:t>
-      </w:r>
-      <w:r>
-        <w:t xml:space="preserve"> </w:t>
-      </w:r>
-      <w:r>
-        <w:t xml:space="preserve">under Arm A at the same corner. The chip cannot resolve the difference between</w:t>
-      </w:r>
-      <w:r>
-        <w:t xml:space="preserve"> </w:t>
-      </w:r>
-      <w:r>
-        <w:t xml:space="preserve">them even in principle. Read the ss digits as an upper bound rather than a</w:t>
-      </w:r>
-      <w:r>
-        <w:t xml:space="preserve"> </w:t>
-      </w:r>
-      <w:r>
-        <w:t xml:space="preserve">measurement: at that corner the spread is 1.3e-6 of the mean and the log’s two</w:t>
-      </w:r>
-      <w:r>
-        <w:t xml:space="preserve"> </w:t>
-      </w:r>
-      <w:r>
-        <w:t xml:space="preserve">definitions of frequency disagree at 1.6e-7, so the third significant figure</w:t>
-      </w:r>
-      <w:r>
-        <w:t xml:space="preserve"> </w:t>
-      </w:r>
-      <w:r>
-        <w:t xml:space="preserve">depends on which is read.</w:t>
-      </w:r>
-    </w:p>
-    <w:p>
-      <w:pPr>
-        <w:pStyle w:val="BodyText"/>
-      </w:pPr>
-      <w:r>
-        <w:t xml:space="preserve">By construction the internal layout contributes zero spread; fabricated Arm B</w:t>
-      </w:r>
-      <w:r>
-        <w:t xml:space="preserve"> </w:t>
-      </w:r>
-      <w:r>
-        <w:t xml:space="preserve">instances will still differ through device mismatch, top-level routing, supply,</w:t>
-      </w:r>
-      <w:r>
-        <w:t xml:space="preserve"> </w:t>
-      </w:r>
-      <w:r>
-        <w:t xml:space="preserve">and temperature. The simulation establishes the internal-layout contribution</w:t>
-      </w:r>
-      <w:r>
-        <w:t xml:space="preserve"> </w:t>
-      </w:r>
-      <w:r>
-        <w:t xml:space="preserve">under nominal device parameters, and now also bounds the top-level integration</w:t>
-      </w:r>
-      <w:r>
-        <w:t xml:space="preserve"> </w:t>
-      </w:r>
-      <w:r>
-        <w:t xml:space="preserve">contribution, which is the term that had been assumed rather than measured.</w:t>
-      </w:r>
-      <w:r>
-        <w:t xml:space="preserve"> </w:t>
-      </w:r>
-      <w:r>
-        <w:t xml:space="preserve">Total Arm B dispersion requires per-instance integration</w:t>
-      </w:r>
-      <w:r>
-        <w:t xml:space="preserve"> </w:t>
-      </w:r>
-      <w:r>
-        <w:t xml:space="preserve">parasitics and fabricated-device measurements, and whether Arm B ends up with</w:t>
-      </w:r>
-      <w:r>
-        <w:t xml:space="preserve"> </w:t>
-      </w:r>
-      <w:r>
-        <w:t xml:space="preserve">a smaller total spread than Arm A is the measurement the chip exists to make.</w:t>
+        <w:t xml:space="preserve">There is an obvious objection to everything above, and it comes from the</w:t>
+      </w:r>
+      <w:r>
+        <w:t xml:space="preserve"> </w:t>
+      </w:r>
+      <w:r>
+        <w:t xml:space="preserve">RO-PUF literature rather than from nowhere. Systematic variation gets</w:t>
+      </w:r>
+      <w:r>
+        <w:t xml:space="preserve"> </w:t>
+      </w:r>
+      <w:r>
+        <w:t xml:space="preserve">compensated; that is what compensation is for [2]. Section 6 has just shown</w:t>
+      </w:r>
+      <w:r>
+        <w:t xml:space="preserve"> </w:t>
+      </w:r>
+      <w:r>
+        <w:t xml:space="preserve">that this particular systematic term is 89.5% predictable from public files.</w:t>
+      </w:r>
+      <w:r>
+        <w:t xml:space="preserve"> </w:t>
+      </w:r>
+      <w:r>
+        <w:t xml:space="preserve">So subtract it and ask whether the response comes back.</w:t>
+      </w:r>
+    </w:p>
+    <w:p>
+      <w:pPr>
+        <w:pStyle w:val="BodyText"/>
+      </w:pPr>
+      <w:r>
+        <w:t xml:space="preserve">The arithmetic is Section 7.1’s, run on different inputs. Each ring’s predicted</w:t>
+      </w:r>
+      <w:r>
+        <w:t xml:space="preserve"> </w:t>
+      </w:r>
+      <w:r>
+        <w:t xml:space="preserve">layout term is removed using the leave-one-out capacitance-and-resistance model</w:t>
+      </w:r>
+      <w:r>
+        <w:t xml:space="preserve"> </w:t>
+      </w:r>
+      <w:r>
+        <w:t xml:space="preserve">of Section 6, the eight pair separations are rebuilt from what is left, and the</w:t>
+      </w:r>
+      <w:r>
+        <w:t xml:space="preserve"> </w:t>
+      </w:r>
+      <w:r>
+        <w:t xml:space="preserve">same 0.062% mismatch scale is applied. Nothing about the shipped design does</w:t>
+      </w:r>
+      <w:r>
+        <w:t xml:space="preserve"> </w:t>
+      </w:r>
+      <w:r>
+        <w:t xml:space="preserve">this. It is a post-processing step a defender could add in firmware from</w:t>
+      </w:r>
+      <w:r>
+        <w:t xml:space="preserve"> </w:t>
+      </w:r>
+      <w:r>
+        <w:t xml:space="preserve">per-ring constants published alongside the netlist, and it is evaluated here as</w:t>
+      </w:r>
+      <w:r>
+        <w:t xml:space="preserve"> </w:t>
+      </w:r>
+      <w:r>
+        <w:t xml:space="preserve">a candidate countermeasure rather than as something the chip performs.</w:t>
+      </w:r>
+    </w:p>
+    <w:p>
+      <w:pPr>
+        <w:pStyle w:val="BodyText"/>
+      </w:pPr>
+      <w:r>
+        <w:t xml:space="preserve">It helps, and by more than I expected. Across-die entropy rises from 0.46 bits</w:t>
+      </w:r>
+      <w:r>
+        <w:t xml:space="preserve"> </w:t>
+      </w:r>
+      <w:r>
+        <w:t xml:space="preserve">of 8 to 2.91, and the count of bits carrying under a hundredth of a bit falls</w:t>
+      </w:r>
+      <w:r>
+        <w:t xml:space="preserve"> </w:t>
+      </w:r>
+      <w:r>
+        <w:t xml:space="preserve">from six to one. Anyone who dismisses model-based compensation as useless</w:t>
+      </w:r>
+      <w:r>
+        <w:t xml:space="preserve"> </w:t>
+      </w:r>
+      <w:r>
+        <w:t xml:space="preserve">against this effect is wrong, and I would rather report that than the tidier</w:t>
+      </w:r>
+      <w:r>
+        <w:t xml:space="preserve"> </w:t>
+      </w:r>
+      <w:r>
+        <w:t xml:space="preserve">result.</w:t>
+      </w:r>
+    </w:p>
+    <w:p>
+      <w:pPr>
+        <w:pStyle w:val="BodyText"/>
+      </w:pPr>
+      <w:r>
+        <w:t xml:space="preserve">It is also not a defence. An attacker reading the same SPEF computes the same</w:t>
+      </w:r>
+      <w:r>
+        <w:t xml:space="preserve"> </w:t>
+      </w:r>
+      <w:r>
+        <w:t xml:space="preserve">correction and subtracts the same numbers, so the leftover is not a secret from</w:t>
+      </w:r>
+      <w:r>
+        <w:t xml:space="preserve"> </w:t>
+      </w:r>
+      <w:r>
+        <w:t xml:space="preserve">them either: they still call 7.19 of the 8 bits correctly, against 4.00 for</w:t>
+      </w:r>
+      <w:r>
+        <w:t xml:space="preserve"> </w:t>
+      </w:r>
+      <w:r>
+        <w:t xml:space="preserve">guessing. Compensation moves the deterministic term without moving it out of</w:t>
+      </w:r>
+      <w:r>
+        <w:t xml:space="preserve"> </w:t>
+      </w:r>
+      <w:r>
+        <w:t xml:space="preserve">the public files. Nothing that is computed from published artefacts can hide</w:t>
+      </w:r>
+      <w:r>
+        <w:t xml:space="preserve"> </w:t>
+      </w:r>
+      <w:r>
+        <w:t xml:space="preserve">anything from a reader who has those artefacts, which sounds obvious written</w:t>
+      </w:r>
+      <w:r>
+        <w:t xml:space="preserve"> </w:t>
+      </w:r>
+      <w:r>
+        <w:t xml:space="preserve">down and is easy to lose sight of when a correction improves an entropy total</w:t>
+      </w:r>
+      <w:r>
+        <w:t xml:space="preserve"> </w:t>
+      </w:r>
+      <w:r>
+        <w:t xml:space="preserve">by a factor of six.</w:t>
+      </w:r>
+    </w:p>
+    <w:p>
+      <w:pPr>
+        <w:pStyle w:val="BodyText"/>
+      </w:pPr>
+      <w:r>
+        <w:t xml:space="preserve">Five of the eight signs flip in the process, so the compensated response is a</w:t>
+      </w:r>
+      <w:r>
+        <w:t xml:space="preserve"> </w:t>
+      </w:r>
+      <w:r>
+        <w:t xml:space="preserve">different response rather than a noisier version of the same one. Any</w:t>
+      </w:r>
+      <w:r>
+        <w:t xml:space="preserve"> </w:t>
+      </w:r>
+      <w:r>
+        <w:t xml:space="preserve">enrollment done before the correction is introduced does not survive it.</w:t>
+      </w:r>
+    </w:p>
+    <w:p>
+      <w:pPr>
+        <w:pStyle w:val="BodyText"/>
+      </w:pPr>
+      <w:r>
+        <w:t xml:space="preserve">Three things bound how much weight that 2.91 will take. Scored with a model</w:t>
+      </w:r>
+      <w:r>
+        <w:t xml:space="preserve"> </w:t>
+      </w:r>
+      <w:r>
+        <w:t xml:space="preserve">that saw all sixteen rings instead of fifteen, the residual falls to 0.153% and</w:t>
+      </w:r>
+      <w:r>
+        <w:t xml:space="preserve"> </w:t>
+      </w:r>
+      <w:r>
+        <w:t xml:space="preserve">entropy reaches 3.25 bits, so the leave-one-out figure reported here is the</w:t>
+      </w:r>
+      <w:r>
+        <w:t xml:space="preserve"> </w:t>
+      </w:r>
+      <w:r>
+        <w:t xml:space="preserve">conservative end of a narrow range and not a floor. Moving the mismatch</w:t>
+      </w:r>
+      <w:r>
+        <w:t xml:space="preserve"> </w:t>
+      </w:r>
+      <w:r>
+        <w:t xml:space="preserve">estimate across its sampling interval gives 2.36 to 3.67 bits, a span of 1.31</w:t>
+      </w:r>
+      <w:r>
+        <w:t xml:space="preserve"> </w:t>
+      </w:r>
+      <w:r>
+        <w:t xml:space="preserve">bits against 0.39 for the uncompensated total; the compensated number leans on</w:t>
+      </w:r>
+      <w:r>
+        <w:t xml:space="preserve"> </w:t>
+      </w:r>
+      <w:r>
+        <w:t xml:space="preserve">that assumption several times harder, which follows from the residual sitting</w:t>
+      </w:r>
+      <w:r>
+        <w:t xml:space="preserve"> </w:t>
+      </w:r>
+      <w:r>
+        <w:t xml:space="preserve">at 2.9 times the mismatch scale where the raw layout term sat at 28. And the</w:t>
+      </w:r>
+      <w:r>
+        <w:t xml:space="preserve"> </w:t>
+      </w:r>
+      <w:r>
+        <w:t xml:space="preserve">total is not a stable statistic at this sample size. Correcting with</w:t>
+      </w:r>
+      <w:r>
+        <w:t xml:space="preserve"> </w:t>
+      </w:r>
+      <w:r>
+        <w:t xml:space="preserve">capacitance alone leaves 0.190% per ring, 4% more residual than capacitance and</w:t>
+      </w:r>
+      <w:r>
+        <w:t xml:space="preserve"> </w:t>
+      </w:r>
+      <w:r>
+        <w:t xml:space="preserve">resistance together, and yields 1.56 bits rather than 2.91. The entropy sees</w:t>
+      </w:r>
+      <w:r>
+        <w:t xml:space="preserve"> </w:t>
+      </w:r>
+      <w:r>
+        <w:t xml:space="preserve">the eight pair differences, not the ring-level residual, and with eight of them</w:t>
+      </w:r>
+      <w:r>
+        <w:t xml:space="preserve"> </w:t>
+      </w:r>
+      <w:r>
+        <w:t xml:space="preserve">the two are only loosely connected. Resampling the eight pairs puts a 95%</w:t>
+      </w:r>
+      <w:r>
+        <w:t xml:space="preserve"> </w:t>
+      </w:r>
+      <w:r>
+        <w:t xml:space="preserve">interval of 1.12 to 4.82 bits around that 2.91, which is wider than the</w:t>
+      </w:r>
+      <w:r>
+        <w:t xml:space="preserve"> </w:t>
+      </w:r>
+      <w:r>
+        <w:t xml:space="preserve">mismatch interval above and is the reason this subsection reports a direction.</w:t>
+      </w:r>
+      <w:r>
+        <w:t xml:space="preserve"> </w:t>
+      </w:r>
+      <w:r>
+        <w:t xml:space="preserve">Section 10 gives the full accounting.</w:t>
+      </w:r>
+    </w:p>
+    <w:p>
+      <w:pPr>
+        <w:pStyle w:val="BodyText"/>
+      </w:pPr>
+      <w:r>
+        <w:t xml:space="preserve">So the honest form of the result is a direction rather than a value.</w:t>
+      </w:r>
+      <w:r>
+        <w:t xml:space="preserve"> </w:t>
+      </w:r>
+      <w:r>
+        <w:t xml:space="preserve">Compensation recovers a substantial part of the response against fabrication</w:t>
+      </w:r>
+      <w:r>
+        <w:t xml:space="preserve"> </w:t>
+      </w:r>
+      <w:r>
+        <w:t xml:space="preserve">variation and recovers none of it against an adversary holding the design</w:t>
+      </w:r>
+      <w:r>
+        <w:t xml:space="preserve"> </w:t>
+      </w:r>
+      <w:r>
+        <w:t xml:space="preserve">database, and that gap is the point: the two threats are usually treated as one</w:t>
+      </w:r>
+      <w:r>
+        <w:t xml:space="preserve"> </w:t>
+      </w:r>
+      <w:r>
+        <w:t xml:space="preserve">problem, and here the countermeasure separates them. The strongest version of</w:t>
+      </w:r>
+      <w:r>
+        <w:t xml:space="preserve"> </w:t>
+      </w:r>
+      <w:r>
+        <w:t xml:space="preserve">the argument does not depend on 2.91 being right to two decimal places.</w:t>
+      </w:r>
+    </w:p>
+    <w:p>
+      <w:pPr>
+        <w:pStyle w:val="BodyText"/>
+      </w:pPr>
+      <w:r>
+        <w:t xml:space="preserve">Figure 5 puts the two effects side by side: the entropy each bit gets back on</w:t>
+      </w:r>
+      <w:r>
+        <w:t xml:space="preserve"> </w:t>
+      </w:r>
+      <w:r>
+        <w:t xml:space="preserve">the left, and how little the reader loses on the right.</w:t>
       </w:r>
     </w:p>
     <w:p>
@@ -5278,12 +5498,12 @@
           <wp:inline>
             <wp:extent cx="5334000" cy="2319130"/>
             <wp:effectExtent b="0" l="0" r="0" t="0"/>
-            <wp:docPr descr="Figure 6. The earlier 32-oscillator array beside the matched-macro reference line at 569.5 MHz, both under the lumped-capacitance model. The macro’s distributed-RC figure is 566.05 MHz; see Section 5.5." title="" id="1" name="Picture"/>
+            <wp:docPr descr="Figure 5. What compensating the layout term does to Arm A’s eight bits. On the left, the across-die entropy of each bit before and after each ring has its predicted layout term removed; the green line is a full bit. On the right, the probability that a reader holding only the public design files calls the bit correctly, against 50% for guessing. The correction is computed from the published extraction, so it is available to the reader as well as to the designer." title="" id="1" name="Picture"/>
             <a:graphic>
               <a:graphicData uri="http://schemas.openxmlformats.org/drawingml/2006/picture">
                 <pic:pic>
                   <pic:nvPicPr>
-                    <pic:cNvPr descr="../sim/spice/gono/armB_prediction.png" id="0" name="Picture"/>
+                    <pic:cNvPr descr="../sim/spice/gono/compensated_bits.png" id="0" name="Picture"/>
                     <pic:cNvPicPr>
                       <a:picLocks noChangeArrowheads="1" noChangeAspect="1"/>
                     </pic:cNvPicPr>
@@ -5321,7 +5541,401 @@
         <w:pStyle w:val="ImageCaption"/>
       </w:pPr>
       <w:r>
-        <w:t xml:space="preserve">Figure 6. The earlier 32-oscillator array beside the matched-macro reference line at 569.5 MHz, both under the lumped-capacitance model. The macro’s distributed-RC figure is 566.05 MHz; see Section 5.5.</w:t>
+        <w:t xml:space="preserve">Figure 5. What compensating the layout term does to Arm A’s eight bits. On the left, the across-die entropy of each bit before and after each ring has its predicted layout term removed; the green line is a full bit. On the right, the probability that a reader holding only the public design files calls the bit correctly, against 50% for guessing. The correction is computed from the published extraction, so it is available to the reader as well as to the designer.</w:t>
+      </w:r>
+    </w:p>
+    <w:p>
+      <w:pPr>
+        <w:pStyle w:val="BodyText"/>
+      </w:pPr>
+      <w:r>
+        <w:t xml:space="preserve">The script is</w:t>
+      </w:r>
+      <w:r>
+        <w:t xml:space="preserve"> </w:t>
+      </w:r>
+      <w:r>
+        <w:rPr>
+          <w:rStyle w:val="VerbatimChar"/>
+        </w:rPr>
+        <w:t xml:space="preserve">sim/spice/gono/compensated_bits.py</w:t>
+      </w:r>
+      <w:r>
+        <w:t xml:space="preserve">. It refuses to run if either</w:t>
+      </w:r>
+      <w:r>
+        <w:t xml:space="preserve"> </w:t>
+      </w:r>
+      <w:r>
+        <w:t xml:space="preserve">of the two figures it inherits from Section 6 has moved,</w:t>
+      </w:r>
+      <w:r>
+        <w:t xml:space="preserve"> </w:t>
+      </w:r>
+      <w:r>
+        <w:rPr>
+          <w:rStyle w:val="VerbatimChar"/>
+        </w:rPr>
+        <w:t xml:space="preserve">make_compensated_figure.py</w:t>
+      </w:r>
+      <w:r>
+        <w:t xml:space="preserve"> </w:t>
+      </w:r>
+      <w:r>
+        <w:t xml:space="preserve">imports it rather than restating its numbers, and</w:t>
+      </w:r>
+      <w:r>
+        <w:t xml:space="preserve"> </w:t>
+      </w:r>
+      <w:r>
+        <w:rPr>
+          <w:rStyle w:val="VerbatimChar"/>
+        </w:rPr>
+        <w:t xml:space="preserve">verify_predictability.py</w:t>
+      </w:r>
+      <w:r>
+        <w:t xml:space="preserve"> </w:t>
+      </w:r>
+      <w:r>
+        <w:t xml:space="preserve">re-derives every value in this subsection from the</w:t>
+      </w:r>
+      <w:r>
+        <w:t xml:space="preserve"> </w:t>
+      </w:r>
+      <w:r>
+        <w:t xml:space="preserve">raw SPEF with its own solver.</w:t>
+      </w:r>
+    </w:p>
+    <w:p>
+      <w:pPr>
+        <w:pStyle w:val="Heading2"/>
+      </w:pPr>
+      <w:bookmarkStart w:id="45" w:name="matched-macro-arm"/>
+      <w:r>
+        <w:t xml:space="preserve">8. Matched-macro arm</w:t>
+      </w:r>
+      <w:bookmarkEnd w:id="45"/>
+    </w:p>
+    <w:p>
+      <w:pPr>
+        <w:pStyle w:val="Heading3"/>
+      </w:pPr>
+      <w:bookmarkStart w:id="46" w:name="one-macro-sixteen-instances"/>
+      <w:r>
+        <w:t xml:space="preserve">8.1 One macro, sixteen instances</w:t>
+      </w:r>
+      <w:bookmarkEnd w:id="46"/>
+    </w:p>
+    <w:p>
+      <w:pPr>
+        <w:pStyle w:val="FirstParagraph"/>
+      </w:pPr>
+      <w:r>
+        <w:t xml:space="preserve">The matched construction hardens one oscillator as a 60 x 40 micrometre</w:t>
+      </w:r>
+      <w:r>
+        <w:t xml:space="preserve"> </w:t>
+      </w:r>
+      <w:r>
+        <w:t xml:space="preserve">macro. The macro layout passes the available DRC, LVS, antenna, and</w:t>
+      </w:r>
+      <w:r>
+        <w:t xml:space="preserve"> </w:t>
+      </w:r>
+      <w:r>
+        <w:t xml:space="preserve">connectivity checks, and Arm B places 16 instances of it on a regular grid.</w:t>
+      </w:r>
+    </w:p>
+    <w:p>
+      <w:pPr>
+        <w:pStyle w:val="BodyText"/>
+      </w:pPr>
+      <w:r>
+        <w:t xml:space="preserve">The extracted macro carries about 11.0 fF of total ring capacitance. Under the</w:t>
+      </w:r>
+      <w:r>
+        <w:t xml:space="preserve"> </w:t>
+      </w:r>
+      <w:r>
+        <w:t xml:space="preserve">lumped-capacitance model it runs at 569.5 MHz against a no-parasitic control of</w:t>
+      </w:r>
+      <w:r>
+        <w:t xml:space="preserve"> </w:t>
+      </w:r>
+      <w:r>
+        <w:t xml:space="preserve">633.15 MHz. The earlier Arm A capacitance fit predicts 570.2 MHz at that load,</w:t>
+      </w:r>
+      <w:r>
+        <w:t xml:space="preserve"> </w:t>
+      </w:r>
+      <w:r>
+        <w:t xml:space="preserve">0.12% away, a useful cross-check on the model. The macro result also lands</w:t>
+      </w:r>
+      <w:r>
+        <w:t xml:space="preserve"> </w:t>
+      </w:r>
+      <w:r>
+        <w:t xml:space="preserve">within 0.35% of the earlier Arm A mean, so matching did not move the operating</w:t>
+      </w:r>
+      <w:r>
+        <w:t xml:space="preserve"> </w:t>
+      </w:r>
+      <w:r>
+        <w:t xml:space="preserve">point.</w:t>
+      </w:r>
+    </w:p>
+    <w:p>
+      <w:pPr>
+        <w:pStyle w:val="BodyText"/>
+      </w:pPr>
+      <w:r>
+        <w:t xml:space="preserve">Three frequencies describe this one macro and each answers a different question,</w:t>
+      </w:r>
+      <w:r>
+        <w:t xml:space="preserve"> </w:t>
+      </w:r>
+      <w:r>
+        <w:t xml:space="preserve">so this section names all three rather than picking one and leaving the others</w:t>
+      </w:r>
+      <w:r>
+        <w:t xml:space="preserve"> </w:t>
+      </w:r>
+      <w:r>
+        <w:t xml:space="preserve">to look like errors. 569.5 MHz is the lumped model as originally generated.</w:t>
+      </w:r>
+      <w:r>
+        <w:t xml:space="preserve"> </w:t>
+      </w:r>
+      <w:r>
+        <w:t xml:space="preserve">570.62 MHz is the same lumped model rebuilt for the Section 5.5 comparison; it</w:t>
+      </w:r>
+      <w:r>
+        <w:t xml:space="preserve"> </w:t>
+      </w:r>
+      <w:r>
+        <w:t xml:space="preserve">reproduces the independent ideal-supply figure to seven significant figures, and</w:t>
+      </w:r>
+      <w:r>
+        <w:t xml:space="preserve"> </w:t>
+      </w:r>
+      <w:r>
+        <w:t xml:space="preserve">the 1.1 MHz between the two rebuilds is timestep rather than physics. 566.05 MHz</w:t>
+      </w:r>
+      <w:r>
+        <w:t xml:space="preserve"> </w:t>
+      </w:r>
+      <w:r>
+        <w:t xml:space="preserve">is the full RC network of Section 5.5.</w:t>
+      </w:r>
+      <w:r>
+        <w:t xml:space="preserve"> </w:t>
+      </w:r>
+      <w:r>
+        <w:rPr>
+          <w:b/>
+        </w:rPr>
+        <w:t xml:space="preserve">The distributed figure is the one to</w:t>
+      </w:r>
+      <w:r>
+        <w:rPr>
+          <w:b/>
+        </w:rPr>
+        <w:t xml:space="preserve"> </w:t>
+      </w:r>
+      <w:r>
+        <w:rPr>
+          <w:b/>
+        </w:rPr>
+        <w:t xml:space="preserve">carry forward</w:t>
+      </w:r>
+      <w:r>
+        <w:t xml:space="preserve">, and it is what Section 5.5 quotes for both arms.</w:t>
+      </w:r>
+    </w:p>
+    <w:p>
+      <w:pPr>
+        <w:pStyle w:val="BodyText"/>
+      </w:pPr>
+      <w:r>
+        <w:t xml:space="preserve">The macro is faster than the typical routed ring, 569.5 MHz against an Arm A</w:t>
+      </w:r>
+      <w:r>
+        <w:t xml:space="preserve"> </w:t>
+      </w:r>
+      <w:r>
+        <w:t xml:space="preserve">mean of 554.7 MHz on the model both are quoted from here, which is what the</w:t>
+      </w:r>
+      <w:r>
+        <w:t xml:space="preserve"> </w:t>
+      </w:r>
+      <w:r>
+        <w:t xml:space="preserve">lighter load predicts. It is not faster</w:t>
+      </w:r>
+      <w:r>
+        <w:t xml:space="preserve"> </w:t>
+      </w:r>
+      <w:r>
+        <w:t xml:space="preserve">than every Arm A ring. RO7 in the candidate build reaches 570.7 MHz because the</w:t>
+      </w:r>
+      <w:r>
+        <w:t xml:space="preserve"> </w:t>
+      </w:r>
+      <w:r>
+        <w:t xml:space="preserve">router happened to give it 10.9 fF, slightly less than the macro carries. The</w:t>
+      </w:r>
+      <w:r>
+        <w:t xml:space="preserve"> </w:t>
+      </w:r>
+      <w:r>
+        <w:t xml:space="preserve">gap is about 0.2%, below what this lumped-capacitance model resolves, and the</w:t>
+      </w:r>
+      <w:r>
+        <w:t xml:space="preserve"> </w:t>
+      </w:r>
+      <w:r>
+        <w:t xml:space="preserve">macro also pays for the boundary buffers that hardening inserted and Arm A does</w:t>
+      </w:r>
+      <w:r>
+        <w:t xml:space="preserve"> </w:t>
+      </w:r>
+      <w:r>
+        <w:t xml:space="preserve">not have. So the defensible statement is that matching the internal layout put</w:t>
+      </w:r>
+      <w:r>
+        <w:t xml:space="preserve"> </w:t>
+      </w:r>
+      <w:r>
+        <w:t xml:space="preserve">the macro ahead of the average automatically routed oscillator, not ahead of</w:t>
+      </w:r>
+      <w:r>
+        <w:t xml:space="preserve"> </w:t>
+      </w:r>
+      <w:r>
+        <w:t xml:space="preserve">all of them.</w:t>
+      </w:r>
+    </w:p>
+    <w:p>
+      <w:pPr>
+        <w:pStyle w:val="BodyText"/>
+      </w:pPr>
+      <w:r>
+        <w:t xml:space="preserve">Figures 6 and 7 draw Arm B as a single horizontal reference line at</w:t>
+      </w:r>
+      <w:r>
+        <w:t xml:space="preserve"> </w:t>
+      </w:r>
+      <w:r>
+        <w:t xml:space="preserve">569.5 MHz, because the sixteen instances share one internal layout. That line</w:t>
+      </w:r>
+      <w:r>
+        <w:t xml:space="preserve"> </w:t>
+      </w:r>
+      <w:r>
+        <w:t xml:space="preserve">is no longer the only evidence behind it. All sixteen instances have since been</w:t>
+      </w:r>
+      <w:r>
+        <w:t xml:space="preserve"> </w:t>
+      </w:r>
+      <w:r>
+        <w:t xml:space="preserve">extracted separately, each carrying the enable and output route it actually</w:t>
+      </w:r>
+      <w:r>
+        <w:t xml:space="preserve"> </w:t>
+      </w:r>
+      <w:r>
+        <w:t xml:space="preserve">has at the top level, and simulated at all three corners. They spread 0.0025%</w:t>
+      </w:r>
+      <w:r>
+        <w:t xml:space="preserve"> </w:t>
+      </w:r>
+      <w:r>
+        <w:t xml:space="preserve">peak to peak at tt, 0.0001% at ss and 0.0009% at ff, which is 0.57, 0.02 and</w:t>
+      </w:r>
+      <w:r>
+        <w:t xml:space="preserve"> </w:t>
+      </w:r>
+      <w:r>
+        <w:t xml:space="preserve">0.30 of a single counter count and between three and four orders of magnitude</w:t>
+      </w:r>
+      <w:r>
+        <w:t xml:space="preserve"> </w:t>
+      </w:r>
+      <w:r>
+        <w:t xml:space="preserve">under Arm A at the same corner. The chip cannot resolve the difference between</w:t>
+      </w:r>
+      <w:r>
+        <w:t xml:space="preserve"> </w:t>
+      </w:r>
+      <w:r>
+        <w:t xml:space="preserve">them even in principle. Read the ss digits as an upper bound rather than a</w:t>
+      </w:r>
+      <w:r>
+        <w:t xml:space="preserve"> </w:t>
+      </w:r>
+      <w:r>
+        <w:t xml:space="preserve">measurement: at that corner the spread is 1.3e-6 of the mean and the log’s two</w:t>
+      </w:r>
+      <w:r>
+        <w:t xml:space="preserve"> </w:t>
+      </w:r>
+      <w:r>
+        <w:t xml:space="preserve">definitions of frequency disagree at 1.6e-7, so the third significant figure</w:t>
+      </w:r>
+      <w:r>
+        <w:t xml:space="preserve"> </w:t>
+      </w:r>
+      <w:r>
+        <w:t xml:space="preserve">depends on which is read.</w:t>
+      </w:r>
+    </w:p>
+    <w:p>
+      <w:pPr>
+        <w:pStyle w:val="BodyText"/>
+      </w:pPr>
+      <w:r>
+        <w:t xml:space="preserve">By construction the internal layout contributes zero spread; fabricated Arm B</w:t>
+      </w:r>
+      <w:r>
+        <w:t xml:space="preserve"> </w:t>
+      </w:r>
+      <w:r>
+        <w:t xml:space="preserve">instances will still differ through device mismatch, top-level routing, supply,</w:t>
+      </w:r>
+      <w:r>
+        <w:t xml:space="preserve"> </w:t>
+      </w:r>
+      <w:r>
+        <w:t xml:space="preserve">and temperature. The simulation establishes the internal-layout contribution</w:t>
+      </w:r>
+      <w:r>
+        <w:t xml:space="preserve"> </w:t>
+      </w:r>
+      <w:r>
+        <w:t xml:space="preserve">under nominal device parameters, and now also bounds the top-level integration</w:t>
+      </w:r>
+      <w:r>
+        <w:t xml:space="preserve"> </w:t>
+      </w:r>
+      <w:r>
+        <w:t xml:space="preserve">contribution, which is the term that had been assumed rather than measured.</w:t>
+      </w:r>
+      <w:r>
+        <w:t xml:space="preserve"> </w:t>
+      </w:r>
+      <w:r>
+        <w:t xml:space="preserve">Total Arm B dispersion requires per-instance integration</w:t>
+      </w:r>
+      <w:r>
+        <w:t xml:space="preserve"> </w:t>
+      </w:r>
+      <w:r>
+        <w:t xml:space="preserve">parasitics and fabricated-device measurements, and whether Arm B ends up with</w:t>
+      </w:r>
+      <w:r>
+        <w:t xml:space="preserve"> </w:t>
+      </w:r>
+      <w:r>
+        <w:t xml:space="preserve">a smaller total spread than Arm A is the measurement the chip exists to make.</w:t>
       </w:r>
     </w:p>
     <w:p>
@@ -5333,18 +5947,18 @@
           <wp:inline>
             <wp:extent cx="5334000" cy="2319130"/>
             <wp:effectExtent b="0" l="0" r="0" t="0"/>
-            <wp:docPr descr="Figure 7. Arm A of the candidate build (5.53% peak to peak) beside the matched-macro reference line." title="" id="1" name="Picture"/>
+            <wp:docPr descr="Figure 6. The earlier 32-oscillator array beside the matched-macro reference line at 569.5 MHz, both under the lumped-capacitance model. The macro’s distributed-RC figure is 566.05 MHz; see Section 5.5." title="" id="1" name="Picture"/>
             <a:graphic>
               <a:graphicData uri="http://schemas.openxmlformats.org/drawingml/2006/picture">
                 <pic:pic>
                   <pic:nvPicPr>
-                    <pic:cNvPr descr="../sim/spice/gono/dualarm_gono.png" id="0" name="Picture"/>
+                    <pic:cNvPr descr="../sim/spice/gono/armB_prediction.png" id="0" name="Picture"/>
                     <pic:cNvPicPr>
                       <a:picLocks noChangeArrowheads="1" noChangeAspect="1"/>
                     </pic:cNvPicPr>
                   </pic:nvPicPr>
                   <pic:blipFill>
-                    <a:blip r:embed="rId45"/>
+                    <a:blip r:embed="rId47"/>
                     <a:stretch>
                       <a:fillRect/>
                     </a:stretch>
@@ -5376,18 +5990,620 @@
         <w:pStyle w:val="ImageCaption"/>
       </w:pPr>
       <w:r>
+        <w:t xml:space="preserve">Figure 6. The earlier 32-oscillator array beside the matched-macro reference line at 569.5 MHz, both under the lumped-capacitance model. The macro’s distributed-RC figure is 566.05 MHz; see Section 5.5.</w:t>
+      </w:r>
+    </w:p>
+    <w:p>
+      <w:pPr>
+        <w:pStyle w:val="CaptionedFigure"/>
+      </w:pPr>
+      <w:r>
+        <w:drawing>
+          <wp:inline>
+            <wp:extent cx="5334000" cy="2319130"/>
+            <wp:effectExtent b="0" l="0" r="0" t="0"/>
+            <wp:docPr descr="Figure 7. Arm A of the candidate build (5.53% peak to peak) beside the matched-macro reference line." title="" id="1" name="Picture"/>
+            <a:graphic>
+              <a:graphicData uri="http://schemas.openxmlformats.org/drawingml/2006/picture">
+                <pic:pic>
+                  <pic:nvPicPr>
+                    <pic:cNvPr descr="../sim/spice/gono/dualarm_gono.png" id="0" name="Picture"/>
+                    <pic:cNvPicPr>
+                      <a:picLocks noChangeArrowheads="1" noChangeAspect="1"/>
+                    </pic:cNvPicPr>
+                  </pic:nvPicPr>
+                  <pic:blipFill>
+                    <a:blip r:embed="rId48"/>
+                    <a:stretch>
+                      <a:fillRect/>
+                    </a:stretch>
+                  </pic:blipFill>
+                  <pic:spPr bwMode="auto">
+                    <a:xfrm>
+                      <a:off x="0" y="0"/>
+                      <a:ext cx="5334000" cy="2319130"/>
+                    </a:xfrm>
+                    <a:prstGeom prst="rect">
+                      <a:avLst/>
+                    </a:prstGeom>
+                    <a:noFill/>
+                    <a:ln w="9525">
+                      <a:noFill/>
+                      <a:headEnd/>
+                      <a:tailEnd/>
+                    </a:ln>
+                  </pic:spPr>
+                </pic:pic>
+              </a:graphicData>
+            </a:graphic>
+          </wp:inline>
+        </w:drawing>
+      </w:r>
+    </w:p>
+    <w:p>
+      <w:pPr>
+        <w:pStyle w:val="ImageCaption"/>
+      </w:pPr>
+      <w:r>
         <w:t xml:space="preserve">Figure 7. Arm A of the candidate build (5.53% peak to peak) beside the matched-macro reference line.</w:t>
       </w:r>
     </w:p>
     <w:p>
       <w:pPr>
+        <w:pStyle w:val="Heading3"/>
+      </w:pPr>
+      <w:bookmarkStart w:id="49" w:name="is-anything-left-and-could-anyone-use-it"/>
+      <w:r>
+        <w:t xml:space="preserve">8.2 Is anything left, and could anyone use it?</w:t>
+      </w:r>
+      <w:bookmarkEnd w:id="49"/>
+    </w:p>
+    <w:p>
+      <w:pPr>
+        <w:pStyle w:val="FirstParagraph"/>
+      </w:pPr>
+      <w:r>
+        <w:t xml:space="preserve">Section 8.1 says the residual is small. Small is not the same as safe. Sections</w:t>
+      </w:r>
+      <w:r>
+        <w:t xml:space="preserve"> </w:t>
+      </w:r>
+      <w:r>
+        <w:t xml:space="preserve">6 and 7 are built on the observation that a deterministic term is only a</w:t>
+      </w:r>
+      <w:r>
+        <w:t xml:space="preserve"> </w:t>
+      </w:r>
+      <w:r>
+        <w:t xml:space="preserve">security problem when somebody can compute which oscillator got which share of</w:t>
+      </w:r>
+      <w:r>
+        <w:t xml:space="preserve"> </w:t>
+      </w:r>
+      <w:r>
+        <w:t xml:space="preserve">it, and a term four orders of magnitude smaller could in principle still be a</w:t>
+      </w:r>
+      <w:r>
+        <w:t xml:space="preserve"> </w:t>
+      </w:r>
+      <w:r>
+        <w:t xml:space="preserve">perfectly computable fingerprint. So the same three questions get asked of Arm B</w:t>
+      </w:r>
+      <w:r>
+        <w:t xml:space="preserve"> </w:t>
+      </w:r>
+      <w:r>
+        <w:t xml:space="preserve">that were asked of Arm A.</w:t>
+      </w:r>
+    </w:p>
+    <w:p>
+      <w:pPr>
+        <w:pStyle w:val="BodyText"/>
+      </w:pPr>
+      <w:r>
+        <w:t xml:space="preserve">The first one settles most of it. A top-level route is passive. It can add</w:t>
+      </w:r>
+      <w:r>
+        <w:t xml:space="preserve"> </w:t>
+      </w:r>
+      <w:r>
+        <w:t xml:space="preserve">capacitance to a node and it cannot remove any, so loading can only make a ring</w:t>
+      </w:r>
+      <w:r>
+        <w:t xml:space="preserve"> </w:t>
+      </w:r>
+      <w:r>
+        <w:t xml:space="preserve">slower, and every instance should sit at or below the reference ring in the same</w:t>
+      </w:r>
+      <w:r>
+        <w:t xml:space="preserve"> </w:t>
+      </w:r>
+      <w:r>
+        <w:t xml:space="preserve">deck, which carries no top-level route at all. Eleven of the sixteen sit above</w:t>
+      </w:r>
+      <w:r>
+        <w:t xml:space="preserve"> </w:t>
+      </w:r>
+      <w:r>
+        <w:t xml:space="preserve">it at tt and twelve of sixteen at ff. Whatever separates the instances, it is</w:t>
+      </w:r>
+      <w:r>
+        <w:t xml:space="preserve"> </w:t>
+      </w:r>
+      <w:r>
+        <w:t xml:space="preserve">not the routes they carry.</w:t>
+      </w:r>
+    </w:p>
+    <w:p>
+      <w:pPr>
+        <w:pStyle w:val="BodyText"/>
+      </w:pPr>
+      <w:r>
+        <w:t xml:space="preserve">The second confirms it from the other side. Scoring every corrector Section 6</w:t>
+      </w:r>
+      <w:r>
+        <w:t xml:space="preserve"> </w:t>
+      </w:r>
+      <w:r>
+        <w:t xml:space="preserve">used, leave-one-out, against all three corners gives 21 numbers, of which four</w:t>
+      </w:r>
+      <w:r>
+        <w:t xml:space="preserve"> </w:t>
+      </w:r>
+      <w:r>
+        <w:t xml:space="preserve">are positive at all, the best +15.5%, and every one of those four falls at the</w:t>
+      </w:r>
+      <w:r>
+        <w:t xml:space="preserve"> </w:t>
+      </w:r>
+      <w:r>
+        <w:t xml:space="preserve">same corner. Nothing helps at more than one corner. Against that, the</w:t>
+      </w:r>
+      <w:r>
+        <w:t xml:space="preserve"> </w:t>
+      </w:r>
+      <w:r>
+        <w:t xml:space="preserve">capacitance-and-resistance model removes 89.5% of Arm A’s spread. Position is</w:t>
+      </w:r>
+      <w:r>
+        <w:t xml:space="preserve"> </w:t>
+      </w:r>
+      <w:r>
+        <w:t xml:space="preserve">worth singling out, because Arm B sits on a regular four-by-four grid, which is</w:t>
+      </w:r>
+      <w:r>
+        <w:t xml:space="preserve"> </w:t>
+      </w:r>
+      <w:r>
+        <w:t xml:space="preserve">exactly the geometry a fitted spatial surface is meant for: it is the worst</w:t>
+      </w:r>
+      <w:r>
+        <w:t xml:space="preserve"> </w:t>
+      </w:r>
+      <w:r>
+        <w:t xml:space="preserve">corrector in the table, -25.8% at tt.</w:t>
+      </w:r>
+    </w:p>
+    <w:p>
+      <w:pPr>
+        <w:pStyle w:val="BodyText"/>
+      </w:pPr>
+      <w:r>
+        <w:t xml:space="preserve">The third asks whether the residual is even stable. Arm A’s eight pairs keep</w:t>
+      </w:r>
+      <w:r>
+        <w:t xml:space="preserve"> </w:t>
+      </w:r>
+      <w:r>
+        <w:t xml:space="preserve">their sign across two different parasitic models, which is a wider gap than two</w:t>
+      </w:r>
+      <w:r>
+        <w:t xml:space="preserve"> </w:t>
+      </w:r>
+      <w:r>
+        <w:t xml:space="preserve">corners of one model. Arm B’s keep their sign 8 of 8 between tt and ss and 5 of</w:t>
+      </w:r>
+      <w:r>
+        <w:t xml:space="preserve"> </w:t>
+      </w:r>
+      <w:r>
+        <w:t xml:space="preserve">8 between tt and ff. The per-instance residuals correlate +0.56, +0.23 and +0.21</w:t>
+      </w:r>
+      <w:r>
+        <w:t xml:space="preserve"> </w:t>
+      </w:r>
+      <w:r>
+        <w:t xml:space="preserve">across the three corner pairs; Holm-corrected over the three comparisons that</w:t>
+      </w:r>
+      <w:r>
+        <w:t xml:space="preserve"> </w:t>
+      </w:r>
+      <w:r>
+        <w:t xml:space="preserve">were run, none of them is significant, the smallest adjusted p being 0.071. I</w:t>
+      </w:r>
+      <w:r>
+        <w:t xml:space="preserve"> </w:t>
+      </w:r>
+      <w:r>
+        <w:t xml:space="preserve">would not claim from this that the residual is pure noise. I would claim that</w:t>
+      </w:r>
+      <w:r>
+        <w:t xml:space="preserve"> </w:t>
+      </w:r>
+      <w:r>
+        <w:t xml:space="preserve">nothing in the design database predicts it and that it does not reliably survive</w:t>
+      </w:r>
+      <w:r>
+        <w:t xml:space="preserve"> </w:t>
+      </w:r>
+      <w:r>
+        <w:t xml:space="preserve">a change of corner.</w:t>
+      </w:r>
+    </w:p>
+    <w:p>
+      <w:pPr>
+        <w:pStyle w:val="BodyText"/>
+      </w:pPr>
+      <w:r>
+        <w:t xml:space="preserve">Then the bits, computed exactly as in Section 7.1 with the measured pair</w:t>
+      </w:r>
+      <w:r>
+        <w:t xml:space="preserve"> </w:t>
+      </w:r>
+      <w:r>
+        <w:t xml:space="preserve">separations in place of the zero that was assumed there:</w:t>
+      </w:r>
+    </w:p>
+    <w:tbl>
+      <w:tblPr>
+        <w:tblStyle w:val="Table"/>
+        <w:tblW w:type="pct" w:w="0.0"/>
+        <w:tblLook w:firstRow="1"/>
+      </w:tblPr>
+      <w:tblGrid/>
+      <w:tr>
+        <w:trPr>
+          <w:cnfStyle w:firstRow="1"/>
+        </w:trPr>
+        <w:tc>
+          <w:tcPr>
+            <w:tcBorders>
+              <w:bottom w:val="single"/>
+            </w:tcBorders>
+            <w:vAlign w:val="bottom"/>
+          </w:tcPr>
+          <w:p>
+            <w:pPr>
+              <w:pStyle w:val="Compact"/>
+              <w:jc w:val="left"/>
+            </w:pPr>
+            <w:r>
+              <w:t xml:space="preserve">corner</w:t>
+            </w:r>
+          </w:p>
+        </w:tc>
+        <w:tc>
+          <w:tcPr>
+            <w:tcBorders>
+              <w:bottom w:val="single"/>
+            </w:tcBorders>
+            <w:vAlign w:val="bottom"/>
+          </w:tcPr>
+          <w:p>
+            <w:pPr>
+              <w:pStyle w:val="Compact"/>
+              <w:jc w:val="right"/>
+            </w:pPr>
+            <w:r>
+              <w:t xml:space="preserve">entropy of 8</w:t>
+            </w:r>
+          </w:p>
+        </w:tc>
+        <w:tc>
+          <w:tcPr>
+            <w:tcBorders>
+              <w:bottom w:val="single"/>
+            </w:tcBorders>
+            <w:vAlign w:val="bottom"/>
+          </w:tcPr>
+          <w:p>
+            <w:pPr>
+              <w:pStyle w:val="Compact"/>
+              <w:jc w:val="right"/>
+            </w:pPr>
+            <w:r>
+              <w:t xml:space="preserve">bits a reader guesses</w:t>
+            </w:r>
+          </w:p>
+        </w:tc>
+        <w:tc>
+          <w:tcPr>
+            <w:tcBorders>
+              <w:bottom w:val="single"/>
+            </w:tcBorders>
+            <w:vAlign w:val="bottom"/>
+          </w:tcPr>
+          <w:p>
+            <w:pPr>
+              <w:pStyle w:val="Compact"/>
+              <w:jc w:val="right"/>
+            </w:pPr>
+            <w:r>
+              <w:t xml:space="preserve">bits effectively fixed</w:t>
+            </w:r>
+          </w:p>
+        </w:tc>
+      </w:tr>
+      <w:tr>
+        <w:tc>
+          <w:p>
+            <w:pPr>
+              <w:pStyle w:val="Compact"/>
+              <w:jc w:val="left"/>
+            </w:pPr>
+            <w:r>
+              <w:t xml:space="preserve">tt</w:t>
+            </w:r>
+          </w:p>
+        </w:tc>
+        <w:tc>
+          <w:p>
+            <w:pPr>
+              <w:pStyle w:val="Compact"/>
+              <w:jc w:val="right"/>
+            </w:pPr>
+            <w:r>
+              <w:t xml:space="preserve">7.9997</w:t>
+            </w:r>
+          </w:p>
+        </w:tc>
+        <w:tc>
+          <w:p>
+            <w:pPr>
+              <w:pStyle w:val="Compact"/>
+              <w:jc w:val="right"/>
+            </w:pPr>
+            <w:r>
+              <w:t xml:space="preserve">4.0219</w:t>
+            </w:r>
+          </w:p>
+        </w:tc>
+        <w:tc>
+          <w:p>
+            <w:pPr>
+              <w:pStyle w:val="Compact"/>
+              <w:jc w:val="right"/>
+            </w:pPr>
+            <w:r>
+              <w:t xml:space="preserve">0</w:t>
+            </w:r>
+          </w:p>
+        </w:tc>
+      </w:tr>
+      <w:tr>
+        <w:tc>
+          <w:p>
+            <w:pPr>
+              <w:pStyle w:val="Compact"/>
+              <w:jc w:val="left"/>
+            </w:pPr>
+            <w:r>
+              <w:t xml:space="preserve">ss</w:t>
+            </w:r>
+          </w:p>
+        </w:tc>
+        <w:tc>
+          <w:p>
+            <w:pPr>
+              <w:pStyle w:val="Compact"/>
+              <w:jc w:val="right"/>
+            </w:pPr>
+            <w:r>
+              <w:t xml:space="preserve">8.0000</w:t>
+            </w:r>
+          </w:p>
+        </w:tc>
+        <w:tc>
+          <w:p>
+            <w:pPr>
+              <w:pStyle w:val="Compact"/>
+              <w:jc w:val="right"/>
+            </w:pPr>
+            <w:r>
+              <w:t xml:space="preserve">4.0019</w:t>
+            </w:r>
+          </w:p>
+        </w:tc>
+        <w:tc>
+          <w:p>
+            <w:pPr>
+              <w:pStyle w:val="Compact"/>
+              <w:jc w:val="right"/>
+            </w:pPr>
+            <w:r>
+              <w:t xml:space="preserve">0</w:t>
+            </w:r>
+          </w:p>
+        </w:tc>
+      </w:tr>
+      <w:tr>
+        <w:tc>
+          <w:p>
+            <w:pPr>
+              <w:pStyle w:val="Compact"/>
+              <w:jc w:val="left"/>
+            </w:pPr>
+            <w:r>
+              <w:t xml:space="preserve">ff</w:t>
+            </w:r>
+          </w:p>
+        </w:tc>
+        <w:tc>
+          <w:p>
+            <w:pPr>
+              <w:pStyle w:val="Compact"/>
+              <w:jc w:val="right"/>
+            </w:pPr>
+            <w:r>
+              <w:t xml:space="preserve">7.9999</w:t>
+            </w:r>
+          </w:p>
+        </w:tc>
+        <w:tc>
+          <w:p>
+            <w:pPr>
+              <w:pStyle w:val="Compact"/>
+              <w:jc w:val="right"/>
+            </w:pPr>
+            <w:r>
+              <w:t xml:space="preserve">4.0114</w:t>
+            </w:r>
+          </w:p>
+        </w:tc>
+        <w:tc>
+          <w:p>
+            <w:pPr>
+              <w:pStyle w:val="Compact"/>
+              <w:jc w:val="right"/>
+            </w:pPr>
+            <w:r>
+              <w:t xml:space="preserve">0</w:t>
+            </w:r>
+          </w:p>
+        </w:tc>
+      </w:tr>
+      <w:tr>
+        <w:tc>
+          <w:p>
+            <w:pPr>
+              <w:pStyle w:val="Compact"/>
+              <w:jc w:val="left"/>
+            </w:pPr>
+            <w:r>
+              <w:t xml:space="preserve">Arm A, full RC</w:t>
+            </w:r>
+          </w:p>
+        </w:tc>
+        <w:tc>
+          <w:p>
+            <w:pPr>
+              <w:pStyle w:val="Compact"/>
+              <w:jc w:val="right"/>
+            </w:pPr>
+            <w:r>
+              <w:t xml:space="preserve">0.46</w:t>
+            </w:r>
+          </w:p>
+        </w:tc>
+        <w:tc>
+          <w:p>
+            <w:pPr>
+              <w:pStyle w:val="Compact"/>
+              <w:jc w:val="right"/>
+            </w:pPr>
+            <w:r>
+              <w:t xml:space="preserve">7.91</w:t>
+            </w:r>
+          </w:p>
+        </w:tc>
+        <w:tc>
+          <w:p>
+            <w:pPr>
+              <w:pStyle w:val="Compact"/>
+              <w:jc w:val="right"/>
+            </w:pPr>
+            <w:r>
+              <w:t xml:space="preserve">6</w:t>
+            </w:r>
+          </w:p>
+        </w:tc>
+      </w:tr>
+    </w:tbl>
+    <w:p>
+      <w:pPr>
+        <w:pStyle w:val="BodyText"/>
+      </w:pPr>
+      <w:r>
+        <w:t xml:space="preserve">Four of eight is what a coin gets, and across the mismatch sampling interval the</w:t>
+      </w:r>
+      <w:r>
+        <w:t xml:space="preserve"> </w:t>
+      </w:r>
+      <w:r>
+        <w:t xml:space="preserve">tt figure runs 4.02 to 4.03. Taking the residual at face value as though it were</w:t>
+      </w:r>
+      <w:r>
+        <w:t xml:space="preserve"> </w:t>
+      </w:r>
+      <w:r>
+        <w:t xml:space="preserve">deterministic, which is the most generous reading available to an attacker, buys</w:t>
+      </w:r>
+      <w:r>
+        <w:t xml:space="preserve"> </w:t>
+      </w:r>
+      <w:r>
+        <w:t xml:space="preserve">0.02 of a bit.</w:t>
+      </w:r>
+    </w:p>
+    <w:p>
+      <w:pPr>
+        <w:pStyle w:val="BodyText"/>
+      </w:pPr>
+      <w:r>
+        <w:t xml:space="preserve">Two limits. Every number here is nominal-device simulation of one layout, so it</w:t>
+      </w:r>
+      <w:r>
+        <w:t xml:space="preserve"> </w:t>
+      </w:r>
+      <w:r>
+        <w:t xml:space="preserve">bounds what top-level integration contributes and says nothing about fabricated</w:t>
+      </w:r>
+      <w:r>
+        <w:t xml:space="preserve"> </w:t>
+      </w:r>
+      <w:r>
+        <w:t xml:space="preserve">mismatch on a die; that is still the measurement the chip exists to make. And</w:t>
+      </w:r>
+      <w:r>
+        <w:t xml:space="preserve"> </w:t>
+      </w:r>
+      <w:r>
+        <w:t xml:space="preserve">the residual is small enough that the floor underneath it is the transient</w:t>
+      </w:r>
+      <w:r>
+        <w:t xml:space="preserve"> </w:t>
+      </w:r>
+      <w:r>
+        <w:t xml:space="preserve">solver rather than the circuit, which is why the direction test above carries</w:t>
+      </w:r>
+      <w:r>
+        <w:t xml:space="preserve"> </w:t>
+      </w:r>
+      <w:r>
+        <w:t xml:space="preserve">the argument and the correlations do not. The script is</w:t>
+      </w:r>
+      <w:r>
+        <w:t xml:space="preserve"> </w:t>
+      </w:r>
+      <w:r>
+        <w:rPr>
+          <w:rStyle w:val="VerbatimChar"/>
+        </w:rPr>
+        <w:t xml:space="preserve">sim/spice/gono/matched_arm.py</w:t>
+      </w:r>
+      <w:r>
+        <w:t xml:space="preserve">.</w:t>
+      </w:r>
+    </w:p>
+    <w:p>
+      <w:pPr>
         <w:pStyle w:val="Heading2"/>
       </w:pPr>
-      <w:bookmarkStart w:id="46" w:name="planned-silicon-test"/>
+      <w:bookmarkStart w:id="50" w:name="planned-silicon-test"/>
       <w:r>
         <w:t xml:space="preserve">9. Planned silicon test</w:t>
       </w:r>
-      <w:bookmarkEnd w:id="46"/>
+      <w:bookmarkEnd w:id="50"/>
     </w:p>
     <w:p>
       <w:pPr>
@@ -5594,11 +6810,11 @@
       <w:pPr>
         <w:pStyle w:val="Heading2"/>
       </w:pPr>
-      <w:bookmarkStart w:id="47" w:name="limitations"/>
+      <w:bookmarkStart w:id="51" w:name="limitations"/>
       <w:r>
         <w:t xml:space="preserve">10. Limitations</w:t>
       </w:r>
-      <w:bookmarkEnd w:id="47"/>
+      <w:bookmarkEnd w:id="51"/>
     </w:p>
     <w:p>
       <w:pPr>
@@ -5707,7 +6923,19 @@
         <w:t xml:space="preserve"> </w:t>
       </w:r>
       <w:r>
-        <w:t xml:space="preserve">one simulation of one macro and cannot quantify fabricated Arm B variation.</w:t>
+        <w:t xml:space="preserve">one simulation of one macro layout. The sixteen per-instance runs of Section 8.2</w:t>
+      </w:r>
+      <w:r>
+        <w:t xml:space="preserve"> </w:t>
+      </w:r>
+      <w:r>
+        <w:t xml:space="preserve">bound what top-level integration adds on top of it, at three corners, and none</w:t>
+      </w:r>
+      <w:r>
+        <w:t xml:space="preserve"> </w:t>
+      </w:r>
+      <w:r>
+        <w:t xml:space="preserve">of that quantifies fabricated Arm B variation.</w:t>
       </w:r>
       <w:r>
         <w:t xml:space="preserve"> </w:t>
@@ -6201,7 +7429,43 @@
         <w:t xml:space="preserve"> </w:t>
       </w:r>
       <w:r>
-        <w:t xml:space="preserve">the lumped decks at 1 ps would retire the question and has not been done.</w:t>
+        <w:t xml:space="preserve">the lumped decks at 1 ps would retire the question and has not been done. What</w:t>
+      </w:r>
+      <w:r>
+        <w:t xml:space="preserve"> </w:t>
+      </w:r>
+      <w:r>
+        <w:t xml:space="preserve">Section 8.2 adds is a direct look at the same floor from a different deck: the</w:t>
+      </w:r>
+      <w:r>
+        <w:t xml:space="preserve"> </w:t>
+      </w:r>
+      <w:r>
+        <w:t xml:space="preserve">per-instance runs are at 1 ps, and sixteen copies of one netlist whose external</w:t>
+      </w:r>
+      <w:r>
+        <w:t xml:space="preserve"> </w:t>
+      </w:r>
+      <w:r>
+        <w:t xml:space="preserve">loads cannot reach the oscillation loop spread 0.0025% peak to peak. That is</w:t>
+      </w:r>
+      <w:r>
+        <w:t xml:space="preserve"> </w:t>
+      </w:r>
+      <w:r>
+        <w:t xml:space="preserve">eighteen times under the indirect ceiling quoted above, which suggests the</w:t>
+      </w:r>
+      <w:r>
+        <w:t xml:space="preserve"> </w:t>
+      </w:r>
+      <w:r>
+        <w:t xml:space="preserve">ceiling is loose, and it is measured on the macro rather than on an Arm A ring,</w:t>
+      </w:r>
+      <w:r>
+        <w:t xml:space="preserve"> </w:t>
+      </w:r>
+      <w:r>
+        <w:t xml:space="preserve">so it bounds the solver and not that particular comparison.</w:t>
       </w:r>
     </w:p>
     <w:p>
@@ -6252,11 +7516,11 @@
       <w:pPr>
         <w:pStyle w:val="Heading2"/>
       </w:pPr>
-      <w:bookmarkStart w:id="48" w:name="conclusion"/>
+      <w:bookmarkStart w:id="52" w:name="conclusion"/>
       <w:r>
         <w:t xml:space="preserve">11. Conclusion</w:t>
       </w:r>
-      <w:bookmarkEnd w:id="48"/>
+      <w:bookmarkEnd w:id="52"/>
     </w:p>
     <w:p>
       <w:pPr>
@@ -6363,6 +7627,56 @@
         <w:pStyle w:val="BodyText"/>
       </w:pPr>
       <w:r>
+        <w:t xml:space="preserve">That last point turned out to matter more than I thought when I wrote it down.</w:t>
+      </w:r>
+      <w:r>
+        <w:t xml:space="preserve"> </w:t>
+      </w:r>
+      <w:r>
+        <w:t xml:space="preserve">The model does not have to be fitted on the victim at all. A capacitance slope</w:t>
+      </w:r>
+      <w:r>
+        <w:t xml:space="preserve"> </w:t>
+      </w:r>
+      <w:r>
+        <w:t xml:space="preserve">taken from the earlier build and never refitted removes 88.2% of the shipped</w:t>
+      </w:r>
+      <w:r>
+        <w:t xml:space="preserve"> </w:t>
+      </w:r>
+      <w:r>
+        <w:t xml:space="preserve">build’s spread against 89.5% for a corrector cross-validated on the shipped</w:t>
+      </w:r>
+      <w:r>
+        <w:t xml:space="preserve"> </w:t>
+      </w:r>
+      <w:r>
+        <w:t xml:space="preserve">build itself, and it calls all eight bits the same way, so the 7.91 does not</w:t>
+      </w:r>
+      <w:r>
+        <w:t xml:space="preserve"> </w:t>
+      </w:r>
+      <w:r>
+        <w:t xml:space="preserve">change. Shuffling which ring owns which capacitance destroys it, which is what</w:t>
+      </w:r>
+      <w:r>
+        <w:t xml:space="preserve"> </w:t>
+      </w:r>
+      <w:r>
+        <w:t xml:space="preserve">says the target’s own extraction is the part that cannot be skipped. What can be</w:t>
+      </w:r>
+      <w:r>
+        <w:t xml:space="preserve"> </w:t>
+      </w:r>
+      <w:r>
+        <w:t xml:space="preserve">skipped is the simulation, and that is most of what the attack would have cost.</w:t>
+      </w:r>
+    </w:p>
+    <w:p>
+      <w:pPr>
+        <w:pStyle w:val="BodyText"/>
+      </w:pPr>
+      <w:r>
         <w:t xml:space="preserve">Subtracting that term does not fix the problem, and finding out why was the most</w:t>
       </w:r>
       <w:r>
@@ -6413,49 +7727,67 @@
         <w:pStyle w:val="BodyText"/>
       </w:pPr>
       <w:r>
-        <w:t xml:space="preserve">The same die carries the mitigation. Sixteen instances of one hardened macro</w:t>
-      </w:r>
-      <w:r>
-        <w:t xml:space="preserve"> </w:t>
-      </w:r>
-      <w:r>
-        <w:t xml:space="preserve">share their internal routing, which sets every pair’s routing offset to zero and</w:t>
-      </w:r>
-      <w:r>
-        <w:t xml:space="preserve"> </w:t>
-      </w:r>
-      <w:r>
-        <w:t xml:space="preserve">gives all 8 bits back to mismatch. It is not free: the matched arm has</w:t>
-      </w:r>
-      <w:r>
-        <w:t xml:space="preserve"> </w:t>
-      </w:r>
-      <w:r>
-        <w:t xml:space="preserve">integration asymmetries of its own. Those asymmetries have now been simulated</w:t>
-      </w:r>
-      <w:r>
-        <w:t xml:space="preserve"> </w:t>
-      </w:r>
-      <w:r>
-        <w:t xml:space="preserve">rather than assumed. All sixteen instances were extracted with their real</w:t>
-      </w:r>
-      <w:r>
-        <w:t xml:space="preserve"> </w:t>
-      </w:r>
-      <w:r>
-        <w:t xml:space="preserve">top-level routes and run at three corners, and they spread at most 0.0025% peak</w:t>
-      </w:r>
-      <w:r>
-        <w:t xml:space="preserve"> </w:t>
-      </w:r>
-      <w:r>
-        <w:t xml:space="preserve">to peak, which is 0.57 of one counter count. The integration term is real and it</w:t>
-      </w:r>
-      <w:r>
-        <w:t xml:space="preserve"> </w:t>
-      </w:r>
-      <w:r>
-        <w:t xml:space="preserve">is far below what the chip can read.</w:t>
+        <w:t xml:space="preserve">The same die carries the mitigation, and it holds up under the same questions.</w:t>
+      </w:r>
+      <w:r>
+        <w:t xml:space="preserve"> </w:t>
+      </w:r>
+      <w:r>
+        <w:t xml:space="preserve">Sixteen instances of one hardened macro share their internal routing, but not</w:t>
+      </w:r>
+      <w:r>
+        <w:t xml:space="preserve"> </w:t>
+      </w:r>
+      <w:r>
+        <w:t xml:space="preserve">their top-level enable and output routes, so the claim that every pair’s offset</w:t>
+      </w:r>
+      <w:r>
+        <w:t xml:space="preserve"> </w:t>
+      </w:r>
+      <w:r>
+        <w:t xml:space="preserve">is zero was an assumption until those sixteen were extracted with the routes</w:t>
+      </w:r>
+      <w:r>
+        <w:t xml:space="preserve"> </w:t>
+      </w:r>
+      <w:r>
+        <w:t xml:space="preserve">they really have and run at three corners. They spread at most 0.0025% peak to</w:t>
+      </w:r>
+      <w:r>
+        <w:t xml:space="preserve"> </w:t>
+      </w:r>
+      <w:r>
+        <w:t xml:space="preserve">peak, which is 0.57 of one counter count. More to the point, the leftover is not</w:t>
+      </w:r>
+      <w:r>
+        <w:t xml:space="preserve"> </w:t>
+      </w:r>
+      <w:r>
+        <w:t xml:space="preserve">usable: most instances read faster than a reference ring carrying no route at</w:t>
+      </w:r>
+      <w:r>
+        <w:t xml:space="preserve"> </w:t>
+      </w:r>
+      <w:r>
+        <w:t xml:space="preserve">all, which capacitive loading cannot cause; no corrector out of the design</w:t>
+      </w:r>
+      <w:r>
+        <w:t xml:space="preserve"> </w:t>
+      </w:r>
+      <w:r>
+        <w:t xml:space="preserve">database helps at more than one corner, where Arm A’s removes 89.5%; and the</w:t>
+      </w:r>
+      <w:r>
+        <w:t xml:space="preserve"> </w:t>
+      </w:r>
+      <w:r>
+        <w:t xml:space="preserve">eight bits keep 7.9997 of 8, with a reader calling 4.02 against 4.00 for</w:t>
+      </w:r>
+      <w:r>
+        <w:t xml:space="preserve"> </w:t>
+      </w:r>
+      <w:r>
+        <w:t xml:space="preserve">guessing.</w:t>
       </w:r>
     </w:p>
     <w:p>
@@ -6500,11 +7832,11 @@
       <w:pPr>
         <w:pStyle w:val="Heading2"/>
       </w:pPr>
-      <w:bookmarkStart w:id="49" w:name="references"/>
+      <w:bookmarkStart w:id="53" w:name="references"/>
       <w:r>
         <w:t xml:space="preserve">References</w:t>
       </w:r>
-      <w:bookmarkEnd w:id="49"/>
+      <w:bookmarkEnd w:id="53"/>
     </w:p>
     <w:p>
       <w:pPr>

--- a/docs/paper/SILICON_paper.docx
+++ b/docs/paper/SILICON_paper.docx
@@ -246,6 +246,68 @@
       </w:r>
       <w:r>
         <w:t xml:space="preserve">and only the first of them responds to it.</w:t>
+      </w:r>
+    </w:p>
+    <w:p>
+      <w:pPr>
+        <w:pStyle w:val="BodyText"/>
+      </w:pPr>
+      <w:r>
+        <w:t xml:space="preserve">The cheapest countermeasure available fails differently, and the way it fails is</w:t>
+      </w:r>
+      <w:r>
+        <w:t xml:space="preserve"> </w:t>
+      </w:r>
+      <w:r>
+        <w:t xml:space="preserve">the more useful result. Which oscillators get compared is a free parameter:</w:t>
+      </w:r>
+      <w:r>
+        <w:t xml:space="preserve"> </w:t>
+      </w:r>
+      <w:r>
+        <w:t xml:space="preserve">sixteen rings split into eight pairs 2,027,025 ways and the shipped design uses</w:t>
+      </w:r>
+      <w:r>
+        <w:t xml:space="preserve"> </w:t>
+      </w:r>
+      <w:r>
+        <w:t xml:space="preserve">the order its generate loop produced. Enumerating all of them, the best pairing</w:t>
+      </w:r>
+      <w:r>
+        <w:t xml:space="preserve"> </w:t>
+      </w:r>
+      <w:r>
+        <w:t xml:space="preserve">takes 0.62 of the 3.91 bits a reader holds above guessing, 16%, and it is paid</w:t>
+      </w:r>
+      <w:r>
+        <w:t xml:space="preserve"> </w:t>
+      </w:r>
+      <w:r>
+        <w:t xml:space="preserve">for in reliability, because hiding a bit means making its comparison a near-tie</w:t>
+      </w:r>
+      <w:r>
+        <w:t xml:space="preserve"> </w:t>
+      </w:r>
+      <w:r>
+        <w:t xml:space="preserve">and a near-tie is what drifts across voltage and temperature. Only 3 of the 120</w:t>
+      </w:r>
+      <w:r>
+        <w:t xml:space="preserve"> </w:t>
+      </w:r>
+      <w:r>
+        <w:t xml:space="preserve">candidate pairs are close enough together to hide a bit and far enough apart to</w:t>
+      </w:r>
+      <w:r>
+        <w:t xml:space="preserve"> </w:t>
+      </w:r>
+      <w:r>
+        <w:t xml:space="preserve">keep it, and all three are drawn from the same three oscillators, so at most one</w:t>
+      </w:r>
+      <w:r>
+        <w:t xml:space="preserve"> </w:t>
+      </w:r>
+      <w:r>
+        <w:t xml:space="preserve">of them can be used at once.</w:t>
       </w:r>
     </w:p>
     <w:p>
@@ -3499,19 +3561,37 @@
         <w:t xml:space="preserve"> </w:t>
       </w:r>
       <w:r>
-        <w:t xml:space="preserve">ring-to-ring departure in the box is 0.150 percent, a factor of 1.8. This is a</w:t>
-      </w:r>
-      <w:r>
-        <w:t xml:space="preserve"> </w:t>
-      </w:r>
-      <w:r>
-        <w:t xml:space="preserve">statement about one simulated layout at nominal process and not a reliability</w:t>
-      </w:r>
-      <w:r>
-        <w:t xml:space="preserve"> </w:t>
-      </w:r>
-      <w:r>
-        <w:t xml:space="preserve">result.</w:t>
+        <w:t xml:space="preserve">ring-to-ring departure in the box is 0.150 percent, a factor of 1.8. That</w:t>
+      </w:r>
+      <w:r>
+        <w:t xml:space="preserve"> </w:t>
+      </w:r>
+      <w:r>
+        <w:t xml:space="preserve">comparison is conservative to the point of being misleading, because it weighs a</w:t>
+      </w:r>
+      <w:r>
+        <w:t xml:space="preserve"> </w:t>
+      </w:r>
+      <w:r>
+        <w:t xml:space="preserve">pair against a departure the pair does not see; Section 7.3 recomputes the same</w:t>
+      </w:r>
+      <w:r>
+        <w:t xml:space="preserve"> </w:t>
+      </w:r>
+      <w:r>
+        <w:t xml:space="preserve">box shift per pair from these logs and puts the tightest of the eight at 13.8</w:t>
+      </w:r>
+      <w:r>
+        <w:t xml:space="preserve"> </w:t>
+      </w:r>
+      <w:r>
+        <w:t xml:space="preserve">times clear. This is a statement about one simulated layout at nominal process</w:t>
+      </w:r>
+      <w:r>
+        <w:t xml:space="preserve"> </w:t>
+      </w:r>
+      <w:r>
+        <w:t xml:space="preserve">and not a reliability result.</w:t>
       </w:r>
     </w:p>
     <w:p>
@@ -5608,23 +5688,979 @@
     </w:p>
     <w:p>
       <w:pPr>
+        <w:pStyle w:val="Heading3"/>
+      </w:pPr>
+      <w:bookmarkStart w:id="45" w:name="Xe95d5ba626d83ee72acae1569c92991337cfee1"/>
+      <w:r>
+        <w:t xml:space="preserve">7.3 If the oscillators are paired differently</w:t>
+      </w:r>
+      <w:bookmarkEnd w:id="45"/>
+    </w:p>
+    <w:p>
+      <w:pPr>
+        <w:pStyle w:val="FirstParagraph"/>
+      </w:pPr>
+      <w:r>
+        <w:t xml:space="preserve">There is a second objection, and it is cheaper than compensation. The design</w:t>
+      </w:r>
+      <w:r>
+        <w:t xml:space="preserve"> </w:t>
+      </w:r>
+      <w:r>
+        <w:t xml:space="preserve">compares ring 0 against ring 1, ring 2 against ring 3, and so on. That order is</w:t>
+      </w:r>
+      <w:r>
+        <w:t xml:space="preserve"> </w:t>
+      </w:r>
+      <w:r>
+        <w:t xml:space="preserve">an accident of the generate loop; nothing about the physics chose it. Sixteen</w:t>
+      </w:r>
+      <w:r>
+        <w:t xml:space="preserve"> </w:t>
+      </w:r>
+      <w:r>
+        <w:t xml:space="preserve">rings split into eight pairs 2,027,025 different ways, so Section 7.1’s result</w:t>
+      </w:r>
+      <w:r>
+        <w:t xml:space="preserve"> </w:t>
+      </w:r>
+      <w:r>
+        <w:t xml:space="preserve">is quoted at one arbitrary setting of a free parameter that costs nothing to</w:t>
+      </w:r>
+      <w:r>
+        <w:t xml:space="preserve"> </w:t>
+      </w:r>
+      <w:r>
+        <w:t xml:space="preserve">change. A permutation in the RTL uses no area, no power and no silicon, and if</w:t>
+      </w:r>
+      <w:r>
+        <w:t xml:space="preserve"> </w:t>
+      </w:r>
+      <w:r>
+        <w:t xml:space="preserve">some other pairing restores the missing entropy it belongs ahead of any</w:t>
+      </w:r>
+      <w:r>
+        <w:t xml:space="preserve"> </w:t>
+      </w:r>
+      <w:r>
+        <w:t xml:space="preserve">countermeasure that needs a hard macro.</w:t>
+      </w:r>
+    </w:p>
+    <w:p>
+      <w:pPr>
+        <w:pStyle w:val="BodyText"/>
+      </w:pPr>
+      <w:r>
+        <w:t xml:space="preserve">The mechanism is real and it is not obscurity. A bit is decided in advance when</w:t>
+      </w:r>
+      <w:r>
+        <w:t xml:space="preserve"> </w:t>
+      </w:r>
+      <w:r>
+        <w:t xml:space="preserve">the routing separation between its two rings is large against per-die mismatch,</w:t>
+      </w:r>
+      <w:r>
+        <w:t xml:space="preserve"> </w:t>
+      </w:r>
+      <w:r>
+        <w:t xml:space="preserve">so pairing rings that route to nearly equal delay shrinks the separation and</w:t>
+      </w:r>
+      <w:r>
+        <w:t xml:space="preserve"> </w:t>
+      </w:r>
+      <w:r>
+        <w:t xml:space="preserve">hands the decision back to mismatch. An attacker reads the new pairing out of</w:t>
+      </w:r>
+      <w:r>
+        <w:t xml:space="preserve"> </w:t>
+      </w:r>
+      <w:r>
+        <w:t xml:space="preserve">the public RTL and learns nothing useful from it: what would defeat him is the</w:t>
+      </w:r>
+      <w:r>
+        <w:t xml:space="preserve"> </w:t>
+      </w:r>
+      <w:r>
+        <w:t xml:space="preserve">physical rebalancing, not his ignorance of the permutation.</w:t>
+      </w:r>
+    </w:p>
+    <w:p>
+      <w:pPr>
+        <w:pStyle w:val="BodyText"/>
+      </w:pPr>
+      <w:r>
+        <w:t xml:space="preserve">That is also where it fails, and a leakage-only analysis does not see it. A</w:t>
+      </w:r>
+      <w:r>
+        <w:t xml:space="preserve"> </w:t>
+      </w:r>
+      <w:r>
+        <w:t xml:space="preserve">near-equal pair is a near-tie, and a response bit has to repeat on the same die</w:t>
+      </w:r>
+      <w:r>
+        <w:t xml:space="preserve"> </w:t>
+      </w:r>
+      <w:r>
+        <w:t xml:space="preserve">at every voltage and temperature the part is sold at. Shrinking a separation to</w:t>
+      </w:r>
+      <w:r>
+        <w:t xml:space="preserve"> </w:t>
+      </w:r>
+      <w:r>
+        <w:t xml:space="preserve">hide the bit from a reader is the same act as making it unstable for the owner.</w:t>
+      </w:r>
+      <w:r>
+        <w:t xml:space="preserve"> </w:t>
+      </w:r>
+      <w:r>
+        <w:t xml:space="preserve">So the pairing has to be scored on two axes at once: the bits a reader of the</w:t>
+      </w:r>
+      <w:r>
+        <w:t xml:space="preserve"> </w:t>
+      </w:r>
+      <w:r>
+        <w:t xml:space="preserve">design files calls, and the bits expected to change sign somewhere in the</w:t>
+      </w:r>
+      <w:r>
+        <w:t xml:space="preserve"> </w:t>
+      </w:r>
+      <w:r>
+        <w:t xml:space="preserve">operating box on a random die.</w:t>
+      </w:r>
+    </w:p>
+    <w:p>
+      <w:pPr>
+        <w:pStyle w:val="BodyText"/>
+      </w:pPr>
+      <w:r>
+        <w:t xml:space="preserve">The second needs a per-pair number rather than a global one. Section 5.7 reports</w:t>
+      </w:r>
+      <w:r>
+        <w:t xml:space="preserve"> </w:t>
+      </w:r>
+      <w:r>
+        <w:t xml:space="preserve">the largest departure of any single ring from the common-mode shift across the</w:t>
+      </w:r>
+      <w:r>
+        <w:t xml:space="preserve"> </w:t>
+      </w:r>
+      <w:r>
+        <w:t xml:space="preserve">-40 to 125 C and 1.62 to 1.98 V box as 0.150%, but what a pair is exposed to is</w:t>
+      </w:r>
+      <w:r>
+        <w:t xml:space="preserve"> </w:t>
+      </w:r>
+      <w:r>
+        <w:t xml:space="preserve">how its own two rings move relative to each other, and the same ten corner logs</w:t>
+      </w:r>
+      <w:r>
+        <w:t xml:space="preserve"> </w:t>
+      </w:r>
+      <w:r>
+        <w:t xml:space="preserve">give that directly. Over the 120 candidate pairs it runs from 0.004% to 0.282%,</w:t>
+      </w:r>
+      <w:r>
+        <w:t xml:space="preserve"> </w:t>
+      </w:r>
+      <w:r>
+        <w:t xml:space="preserve">and over the eight pairs the design actually built, 0.017% to 0.165%. Drift also</w:t>
+      </w:r>
+      <w:r>
+        <w:t xml:space="preserve"> </w:t>
+      </w:r>
+      <w:r>
+        <w:t xml:space="preserve">has a direction, so the signed extremes are kept rather than collapsed into a</w:t>
+      </w:r>
+      <w:r>
+        <w:t xml:space="preserve"> </w:t>
+      </w:r>
+      <w:r>
+        <w:t xml:space="preserve">symmetric envelope: two rings that only ever pull further apart are in no danger</w:t>
+      </w:r>
+      <w:r>
+        <w:t xml:space="preserve"> </w:t>
+      </w:r>
+      <w:r>
+        <w:t xml:space="preserve">however far they pull. A pairing therefore chooses its own exposure to drift at</w:t>
+      </w:r>
+      <w:r>
+        <w:t xml:space="preserve"> </w:t>
+      </w:r>
+      <w:r>
+        <w:t xml:space="preserve">the same time as it chooses its leakage, from the same numbers.</w:t>
+      </w:r>
+    </w:p>
+    <w:p>
+      <w:pPr>
+        <w:pStyle w:val="BodyText"/>
+      </w:pPr>
+      <w:r>
+        <w:t xml:space="preserve">That per-pair envelope also revises a margin quoted earlier, and in the safe</w:t>
+      </w:r>
+      <w:r>
+        <w:t xml:space="preserve"> </w:t>
+      </w:r>
+      <w:r>
+        <w:t xml:space="preserve">direction. Section 5.7 divides the closest pair separation, 0.270%, by the</w:t>
+      </w:r>
+      <w:r>
+        <w:t xml:space="preserve"> </w:t>
+      </w:r>
+      <w:r>
+        <w:t xml:space="preserve">worst-ring bound of 0.150% and reports a factor of 1.8. Scored against each</w:t>
+      </w:r>
+      <w:r>
+        <w:t xml:space="preserve"> </w:t>
+      </w:r>
+      <w:r>
+        <w:t xml:space="preserve">pair’s own envelope instead, the tightest of the eight sits 13.8 times clear and</w:t>
+      </w:r>
+      <w:r>
+        <w:t xml:space="preserve"> </w:t>
+      </w:r>
+      <w:r>
+        <w:t xml:space="preserve">none is under that, which is a better account of why no bit changes sign at any</w:t>
+      </w:r>
+      <w:r>
+        <w:t xml:space="preserve"> </w:t>
+      </w:r>
+      <w:r>
+        <w:t xml:space="preserve">of the eleven operating points than a factor of 1.8 would predict. The 1.8 was</w:t>
+      </w:r>
+      <w:r>
+        <w:t xml:space="preserve"> </w:t>
+      </w:r>
+      <w:r>
+        <w:t xml:space="preserve">never wrong, but it compares a pair against a departure that pair does not see,</w:t>
+      </w:r>
+      <w:r>
+        <w:t xml:space="preserve"> </w:t>
+      </w:r>
+      <w:r>
+        <w:t xml:space="preserve">and using it to choose a pairing would reject alternatives that are perfectly</w:t>
+      </w:r>
+      <w:r>
+        <w:t xml:space="preserve"> </w:t>
+      </w:r>
+      <w:r>
+        <w:t xml:space="preserve">stable. One inconvenience comes with the correction. The corner sweep runs on</w:t>
+      </w:r>
+      <w:r>
+        <w:t xml:space="preserve"> </w:t>
+      </w:r>
+      <w:r>
+        <w:t xml:space="preserve">the lumped-capacitance decks, where the closest pair is 0.270% apart; under the</w:t>
+      </w:r>
+      <w:r>
+        <w:t xml:space="preserve"> </w:t>
+      </w:r>
+      <w:r>
+        <w:t xml:space="preserve">full RC network the same pair is 0.116% apart, below the 0.150% worst-ring bound</w:t>
+      </w:r>
+      <w:r>
+        <w:t xml:space="preserve"> </w:t>
+      </w:r>
+      <w:r>
+        <w:t xml:space="preserve">outright, and only its own 0.0175% envelope puts it back at 6.7 times clear. The</w:t>
+      </w:r>
+      <w:r>
+        <w:t xml:space="preserve"> </w:t>
+      </w:r>
+      <w:r>
+        <w:t xml:space="preserve">sign-stability result of Section 5.7 is therefore a lumped-model result, and the</w:t>
+      </w:r>
+      <w:r>
+        <w:t xml:space="preserve"> </w:t>
+      </w:r>
+      <w:r>
+        <w:t xml:space="preserve">RC margin is inferred by carrying that envelope across parasitic models rather</w:t>
+      </w:r>
+      <w:r>
+        <w:t xml:space="preserve"> </w:t>
+      </w:r>
+      <w:r>
+        <w:t xml:space="preserve">than measured.</w:t>
+      </w:r>
+    </w:p>
+    <w:p>
+      <w:pPr>
+        <w:pStyle w:val="BodyText"/>
+      </w:pPr>
+      <w:r>
+        <w:t xml:space="preserve">All 2,027,025 pairings were enumerated, so what follows is the true frontier and</w:t>
+      </w:r>
+      <w:r>
+        <w:t xml:space="preserve"> </w:t>
+      </w:r>
+      <w:r>
+        <w:t xml:space="preserve">not the output of a search that might have stopped early.</w:t>
+      </w:r>
+    </w:p>
+    <w:tbl>
+      <w:tblPr>
+        <w:tblStyle w:val="Table"/>
+        <w:tblW w:type="pct" w:w="0.0"/>
+        <w:tblLook w:firstRow="1"/>
+      </w:tblPr>
+      <w:tblGrid/>
+      <w:tr>
+        <w:trPr>
+          <w:cnfStyle w:firstRow="1"/>
+        </w:trPr>
+        <w:tc>
+          <w:tcPr>
+            <w:tcBorders>
+              <w:bottom w:val="single"/>
+            </w:tcBorders>
+            <w:vAlign w:val="bottom"/>
+          </w:tcPr>
+          <w:p>
+            <w:pPr>
+              <w:pStyle w:val="Compact"/>
+              <w:jc w:val="left"/>
+            </w:pPr>
+            <w:r>
+              <w:t xml:space="preserve">pairing</w:t>
+            </w:r>
+          </w:p>
+        </w:tc>
+        <w:tc>
+          <w:tcPr>
+            <w:tcBorders>
+              <w:bottom w:val="single"/>
+            </w:tcBorders>
+            <w:vAlign w:val="bottom"/>
+          </w:tcPr>
+          <w:p>
+            <w:pPr>
+              <w:pStyle w:val="Compact"/>
+              <w:jc w:val="right"/>
+            </w:pPr>
+            <w:r>
+              <w:t xml:space="preserve">bits called of 8</w:t>
+            </w:r>
+          </w:p>
+        </w:tc>
+        <w:tc>
+          <w:tcPr>
+            <w:tcBorders>
+              <w:bottom w:val="single"/>
+            </w:tcBorders>
+            <w:vAlign w:val="bottom"/>
+          </w:tcPr>
+          <w:p>
+            <w:pPr>
+              <w:pStyle w:val="Compact"/>
+              <w:jc w:val="right"/>
+            </w:pPr>
+            <w:r>
+              <w:t xml:space="preserve">entropy</w:t>
+            </w:r>
+          </w:p>
+        </w:tc>
+        <w:tc>
+          <w:tcPr>
+            <w:tcBorders>
+              <w:bottom w:val="single"/>
+            </w:tcBorders>
+            <w:vAlign w:val="bottom"/>
+          </w:tcPr>
+          <w:p>
+            <w:pPr>
+              <w:pStyle w:val="Compact"/>
+              <w:jc w:val="right"/>
+            </w:pPr>
+            <w:r>
+              <w:t xml:space="preserve">expected unstable</w:t>
+            </w:r>
+          </w:p>
+        </w:tc>
+      </w:tr>
+      <w:tr>
+        <w:tc>
+          <w:p>
+            <w:pPr>
+              <w:pStyle w:val="Compact"/>
+              <w:jc w:val="left"/>
+            </w:pPr>
+            <w:r>
+              <w:t xml:space="preserve">as built, index order</w:t>
+            </w:r>
+          </w:p>
+        </w:tc>
+        <w:tc>
+          <w:p>
+            <w:pPr>
+              <w:pStyle w:val="Compact"/>
+              <w:jc w:val="right"/>
+            </w:pPr>
+            <w:r>
+              <w:t xml:space="preserve">7.91</w:t>
+            </w:r>
+          </w:p>
+        </w:tc>
+        <w:tc>
+          <w:p>
+            <w:pPr>
+              <w:pStyle w:val="Compact"/>
+              <w:jc w:val="right"/>
+            </w:pPr>
+            <w:r>
+              <w:t xml:space="preserve">0.46</w:t>
+            </w:r>
+          </w:p>
+        </w:tc>
+        <w:tc>
+          <w:p>
+            <w:pPr>
+              <w:pStyle w:val="Compact"/>
+              <w:jc w:val="right"/>
+            </w:pPr>
+            <w:r>
+              <w:t xml:space="preserve">0.06</w:t>
+            </w:r>
+          </w:p>
+        </w:tc>
+      </w:tr>
+      <w:tr>
+        <w:tc>
+          <w:p>
+            <w:pPr>
+              <w:pStyle w:val="Compact"/>
+              <w:jc w:val="left"/>
+            </w:pPr>
+            <w:r>
+              <w:t xml:space="preserve">sort by frequency, pair neighbours</w:t>
+            </w:r>
+          </w:p>
+        </w:tc>
+        <w:tc>
+          <w:p>
+            <w:pPr>
+              <w:pStyle w:val="Compact"/>
+              <w:jc w:val="right"/>
+            </w:pPr>
+            <w:r>
+              <w:t xml:space="preserve">7.40</w:t>
+            </w:r>
+          </w:p>
+        </w:tc>
+        <w:tc>
+          <w:p>
+            <w:pPr>
+              <w:pStyle w:val="Compact"/>
+              <w:jc w:val="right"/>
+            </w:pPr>
+            <w:r>
+              <w:t xml:space="preserve">2.19</w:t>
+            </w:r>
+          </w:p>
+        </w:tc>
+        <w:tc>
+          <w:p>
+            <w:pPr>
+              <w:pStyle w:val="Compact"/>
+              <w:jc w:val="right"/>
+            </w:pPr>
+            <w:r>
+              <w:t xml:space="preserve">0.30</w:t>
+            </w:r>
+          </w:p>
+        </w:tc>
+      </w:tr>
+      <w:tr>
+        <w:tc>
+          <w:p>
+            <w:pPr>
+              <w:pStyle w:val="Compact"/>
+              <w:jc w:val="left"/>
+            </w:pPr>
+            <w:r>
+              <w:t xml:space="preserve">sort, slowest against fastest</w:t>
+            </w:r>
+          </w:p>
+        </w:tc>
+        <w:tc>
+          <w:p>
+            <w:pPr>
+              <w:pStyle w:val="Compact"/>
+              <w:jc w:val="right"/>
+            </w:pPr>
+            <w:r>
+              <w:t xml:space="preserve">7.67</w:t>
+            </w:r>
+          </w:p>
+        </w:tc>
+        <w:tc>
+          <w:p>
+            <w:pPr>
+              <w:pStyle w:val="Compact"/>
+              <w:jc w:val="right"/>
+            </w:pPr>
+            <w:r>
+              <w:t xml:space="preserve">0.92</w:t>
+            </w:r>
+          </w:p>
+        </w:tc>
+        <w:tc>
+          <w:p>
+            <w:pPr>
+              <w:pStyle w:val="Compact"/>
+              <w:jc w:val="right"/>
+            </w:pPr>
+            <w:r>
+              <w:t xml:space="preserve">0.14</w:t>
+            </w:r>
+          </w:p>
+        </w:tc>
+      </w:tr>
+      <w:tr>
+        <w:tc>
+          <w:p>
+            <w:pPr>
+              <w:pStyle w:val="Compact"/>
+              <w:jc w:val="left"/>
+            </w:pPr>
+            <w:r>
+              <w:t xml:space="preserve">sort, slow half against fast half</w:t>
+            </w:r>
+          </w:p>
+        </w:tc>
+        <w:tc>
+          <w:p>
+            <w:pPr>
+              <w:pStyle w:val="Compact"/>
+              <w:jc w:val="right"/>
+            </w:pPr>
+            <w:r>
+              <w:t xml:space="preserve">8.00</w:t>
+            </w:r>
+          </w:p>
+        </w:tc>
+        <w:tc>
+          <w:p>
+            <w:pPr>
+              <w:pStyle w:val="Compact"/>
+              <w:jc w:val="right"/>
+            </w:pPr>
+            <w:r>
+              <w:t xml:space="preserve">0.00</w:t>
+            </w:r>
+          </w:p>
+        </w:tc>
+        <w:tc>
+          <w:p>
+            <w:pPr>
+              <w:pStyle w:val="Compact"/>
+              <w:jc w:val="right"/>
+            </w:pPr>
+            <w:r>
+              <w:t xml:space="preserve">0.00</w:t>
+            </w:r>
+          </w:p>
+        </w:tc>
+      </w:tr>
+      <w:tr>
+        <w:tc>
+          <w:p>
+            <w:pPr>
+              <w:pStyle w:val="Compact"/>
+              <w:jc w:val="left"/>
+            </w:pPr>
+            <w:r>
+              <w:t xml:space="preserve">the best of all 2,027,025</w:t>
+            </w:r>
+          </w:p>
+        </w:tc>
+        <w:tc>
+          <w:p>
+            <w:pPr>
+              <w:pStyle w:val="Compact"/>
+              <w:jc w:val="right"/>
+            </w:pPr>
+            <w:r>
+              <w:t xml:space="preserve">7.28</w:t>
+            </w:r>
+          </w:p>
+        </w:tc>
+        <w:tc>
+          <w:p>
+            <w:pPr>
+              <w:pStyle w:val="Compact"/>
+              <w:jc w:val="right"/>
+            </w:pPr>
+            <w:r>
+              <w:t xml:space="preserve">2.69</w:t>
+            </w:r>
+          </w:p>
+        </w:tc>
+        <w:tc>
+          <w:p>
+            <w:pPr>
+              <w:pStyle w:val="Compact"/>
+              <w:jc w:val="right"/>
+            </w:pPr>
+            <w:r>
+              <w:t xml:space="preserve">0.32</w:t>
+            </w:r>
+          </w:p>
+        </w:tc>
+      </w:tr>
+    </w:tbl>
+    <w:p>
+      <w:pPr>
+        <w:pStyle w:val="BodyText"/>
+      </w:pPr>
+      <w:r>
+        <w:t xml:space="preserve">The whole free parameter is worth 0.62 bits. The attacker holds 3.91 bits above</w:t>
+      </w:r>
+      <w:r>
+        <w:t xml:space="preserve"> </w:t>
+      </w:r>
+      <w:r>
+        <w:t xml:space="preserve">guessing and the best pairing this build allows takes 16% of them off him, at a</w:t>
+      </w:r>
+      <w:r>
+        <w:t xml:space="preserve"> </w:t>
+      </w:r>
+      <w:r>
+        <w:t xml:space="preserve">cost of 0.32 expected unstable bits against 0.06 as built. Crossing the frontier</w:t>
+      </w:r>
+      <w:r>
+        <w:t xml:space="preserve"> </w:t>
+      </w:r>
+      <w:r>
+        <w:t xml:space="preserve">end to end buys 0.72 bits and costs 0.32, so a bit taken back from him costs</w:t>
+      </w:r>
+      <w:r>
+        <w:t xml:space="preserve"> </w:t>
+      </w:r>
+      <w:r>
+        <w:t xml:space="preserve">about half a bit of reliability. The built pairing is not on the frontier, and</w:t>
+      </w:r>
+      <w:r>
+        <w:t xml:space="preserve"> </w:t>
+      </w:r>
+      <w:r>
+        <w:t xml:space="preserve">89,460 of the 2,027,025 alternatives, 4.4%, beat it on both axes at once, which</w:t>
+      </w:r>
+      <w:r>
+        <w:t xml:space="preserve"> </w:t>
+      </w:r>
+      <w:r>
+        <w:t xml:space="preserve">says the generate loop’s order was luckier than average rather than good.</w:t>
+      </w:r>
+    </w:p>
+    <w:p>
+      <w:pPr>
+        <w:pStyle w:val="BodyText"/>
+      </w:pPr>
+      <w:r>
+        <w:t xml:space="preserve">Why the gain is small was visible before any of that ran. Hiding a bit</w:t>
+      </w:r>
+      <w:r>
+        <w:t xml:space="preserve"> </w:t>
+      </w:r>
+      <w:r>
+        <w:t xml:space="preserve">needs a separation under about one standard deviation of pair mismatch, 0.088%.</w:t>
+      </w:r>
+      <w:r>
+        <w:t xml:space="preserve"> </w:t>
+      </w:r>
+      <w:r>
+        <w:t xml:space="preserve">Keeping it needs a separation above that pair’s own drift envelope, median</w:t>
+      </w:r>
+      <w:r>
+        <w:t xml:space="preserve"> </w:t>
+      </w:r>
+      <w:r>
+        <w:t xml:space="preserve">0.098%. The two windows overlap, and on this build only three of the 120</w:t>
+      </w:r>
+      <w:r>
+        <w:t xml:space="preserve"> </w:t>
+      </w:r>
+      <w:r>
+        <w:t xml:space="preserve">candidate pairs fall inside both: rings 6 against 9, 6 against 13, and 9 against</w:t>
+      </w:r>
+      <w:r>
+        <w:t xml:space="preserve"> </w:t>
+      </w:r>
+      <w:r>
+        <w:t xml:space="preserve">13. They are three pairs drawn from three rings, so no two of them are disjoint</w:t>
+      </w:r>
+      <w:r>
+        <w:t xml:space="preserve"> </w:t>
+      </w:r>
+      <w:r>
+        <w:t xml:space="preserve">and a pairing can use exactly one. Seven of the eight bits are called or</w:t>
+      </w:r>
+      <w:r>
+        <w:t xml:space="preserve"> </w:t>
+      </w:r>
+      <w:r>
+        <w:t xml:space="preserve">unreliable before any pairing is chosen.</w:t>
+      </w:r>
+    </w:p>
+    <w:p>
+      <w:pPr>
+        <w:pStyle w:val="BodyText"/>
+      </w:pPr>
+      <w:r>
+        <w:t xml:space="preserve">None of the four rules in the table needs a search, and each is computable at</w:t>
+      </w:r>
+      <w:r>
+        <w:t xml:space="preserve"> </w:t>
+      </w:r>
+      <w:r>
+        <w:t xml:space="preserve">place-and-route time, which matters, because a permutation found by enumerating</w:t>
+      </w:r>
+      <w:r>
+        <w:t xml:space="preserve"> </w:t>
+      </w:r>
+      <w:r>
+        <w:t xml:space="preserve">two million cases is not a design rule. They also do not reach the enumerated</w:t>
+      </w:r>
+      <w:r>
+        <w:t xml:space="preserve"> </w:t>
+      </w:r>
+      <w:r>
+        <w:t xml:space="preserve">optimum: the best of them calls 7.40 against 7.28, because accuracy saturates</w:t>
+      </w:r>
+      <w:r>
+        <w:t xml:space="preserve"> </w:t>
+      </w:r>
+      <w:r>
+        <w:t xml:space="preserve">once a pair is a few sigma apart, so concentrating separation into fewer pairs</w:t>
+      </w:r>
+      <w:r>
+        <w:t xml:space="preserve"> </w:t>
+      </w:r>
+      <w:r>
+        <w:t xml:space="preserve">costs less than spreading it evenly, and the rule that minimises total</w:t>
+      </w:r>
+      <w:r>
+        <w:t xml:space="preserve"> </w:t>
+      </w:r>
+      <w:r>
+        <w:t xml:space="preserve">separation is not the rule that minimises leakage. Sorting needs frequencies,</w:t>
+      </w:r>
+      <w:r>
+        <w:t xml:space="preserve"> </w:t>
+      </w:r>
+      <w:r>
+        <w:t xml:space="preserve">which are not known when the pairing is chosen, but the Section 6.2 model fitted</w:t>
+      </w:r>
+      <w:r>
+        <w:t xml:space="preserve"> </w:t>
+      </w:r>
+      <w:r>
+        <w:t xml:space="preserve">on the earlier build turns extracted capacitance into a predicted order that</w:t>
+      </w:r>
+      <w:r>
+        <w:t xml:space="preserve"> </w:t>
+      </w:r>
+      <w:r>
+        <w:t xml:space="preserve">misranks 1 of the 120 ring pairs and selects pairings scoring within 0.002 bits</w:t>
+      </w:r>
+      <w:r>
+        <w:t xml:space="preserve"> </w:t>
+      </w:r>
+      <w:r>
+        <w:t xml:space="preserve">of the same rules applied to the simulated frequencies. Applying the</w:t>
+      </w:r>
+      <w:r>
+        <w:t xml:space="preserve"> </w:t>
+      </w:r>
+      <w:r>
+        <w:t xml:space="preserve">countermeasure needs no simulation of the block, which is a statement about its</w:t>
+      </w:r>
+      <w:r>
+        <w:t xml:space="preserve"> </w:t>
+      </w:r>
+      <w:r>
+        <w:t xml:space="preserve">cost and not a defence of it.</w:t>
+      </w:r>
+    </w:p>
+    <w:p>
+      <w:pPr>
+        <w:pStyle w:val="BodyText"/>
+      </w:pPr>
+      <w:r>
+        <w:t xml:space="preserve">One scaling result is worth carrying into the silicon design. On the earlier</w:t>
+      </w:r>
+      <w:r>
+        <w:t xml:space="preserve"> </w:t>
+      </w:r>
+      <w:r>
+        <w:t xml:space="preserve">32-oscillator build the neighbour rule takes a reader from 16.00 of 16 down to</w:t>
+      </w:r>
+      <w:r>
+        <w:t xml:space="preserve"> </w:t>
+      </w:r>
+      <w:r>
+        <w:t xml:space="preserve">13.32, a third of what he holds above guessing, against an eighth on the shipped</w:t>
+      </w:r>
+      <w:r>
+        <w:t xml:space="preserve"> </w:t>
+      </w:r>
+      <w:r>
+        <w:t xml:space="preserve">build. The two builds have nearly the same spread, 1.90% and 1.74%, so what</w:t>
+      </w:r>
+      <w:r>
+        <w:t xml:space="preserve"> </w:t>
+      </w:r>
+      <w:r>
+        <w:t xml:space="preserve">differs is density: twice as many rings across the same range halves the median</w:t>
+      </w:r>
+      <w:r>
+        <w:t xml:space="preserve"> </w:t>
+      </w:r>
+      <w:r>
+        <w:t xml:space="preserve">gap between neighbours in the sorted order, 0.218% to 0.130%, and it is the gap</w:t>
+      </w:r>
+      <w:r>
+        <w:t xml:space="preserve"> </w:t>
+      </w:r>
+      <w:r>
+        <w:t xml:space="preserve">that has to fall under the mismatch scale. Re-pairing is worth more the more</w:t>
+      </w:r>
+      <w:r>
+        <w:t xml:space="preserve"> </w:t>
+      </w:r>
+      <w:r>
+        <w:t xml:space="preserve">oscillators there are. That half of the trade is unpriced, because the earlier</w:t>
+      </w:r>
+      <w:r>
+        <w:t xml:space="preserve"> </w:t>
+      </w:r>
+      <w:r>
+        <w:t xml:space="preserve">build has no corner logs and its reliability cost cannot be scored, and the</w:t>
+      </w:r>
+      <w:r>
+        <w:t xml:space="preserve"> </w:t>
+      </w:r>
+      <w:r>
+        <w:t xml:space="preserve">shipped build says reliability is exactly where the cost lands.</w:t>
+      </w:r>
+    </w:p>
+    <w:p>
+      <w:pPr>
+        <w:pStyle w:val="BodyText"/>
+      </w:pPr>
+      <w:r>
+        <w:t xml:space="preserve">Doubling the mismatch scale is the case where re-pairing should look best, since</w:t>
+      </w:r>
+      <w:r>
+        <w:t xml:space="preserve"> </w:t>
+      </w:r>
+      <w:r>
+        <w:t xml:space="preserve">mismatch is what has to win the comparison, and there the free parameter is</w:t>
+      </w:r>
+      <w:r>
+        <w:t xml:space="preserve"> </w:t>
+      </w:r>
+      <w:r>
+        <w:t xml:space="preserve">worth 1.28 bits rather than 0.62. It is a modest gain in the most favourable</w:t>
+      </w:r>
+      <w:r>
+        <w:t xml:space="preserve"> </w:t>
+      </w:r>
+      <w:r>
+        <w:t xml:space="preserve">assumption available, not a countermeasure.</w:t>
+      </w:r>
+    </w:p>
+    <w:p>
+      <w:pPr>
+        <w:pStyle w:val="BodyText"/>
+      </w:pPr>
+      <w:r>
+        <w:t xml:space="preserve">Scope: everything Section 7.2 already caveats, plus one limit of its own. The</w:t>
+      </w:r>
+      <w:r>
+        <w:t xml:space="preserve"> </w:t>
+      </w:r>
+      <w:r>
+        <w:t xml:space="preserve">corner logs are the lumped-capacitance decks and the separations are the</w:t>
+      </w:r>
+      <w:r>
+        <w:t xml:space="preserve"> </w:t>
+      </w:r>
+      <w:r>
+        <w:t xml:space="preserve">full-RC ones, so the drift envelope is carried across parasitic models, and the</w:t>
+      </w:r>
+      <w:r>
+        <w:t xml:space="preserve"> </w:t>
+      </w:r>
+      <w:r>
+        <w:t xml:space="preserve">direction of that error is not known.</w:t>
+      </w:r>
+    </w:p>
+    <w:p>
+      <w:pPr>
+        <w:pStyle w:val="BodyText"/>
+      </w:pPr>
+      <w:r>
+        <w:t xml:space="preserve">The script is</w:t>
+      </w:r>
+      <w:r>
+        <w:t xml:space="preserve"> </w:t>
+      </w:r>
+      <w:r>
+        <w:rPr>
+          <w:rStyle w:val="VerbatimChar"/>
+        </w:rPr>
+        <w:t xml:space="preserve">sim/spice/gono/pairing_policy.py</w:t>
+      </w:r>
+      <w:r>
+        <w:t xml:space="preserve">.</w:t>
+      </w:r>
+      <w:r>
+        <w:t xml:space="preserve"> </w:t>
+      </w:r>
+      <w:r>
+        <w:rPr>
+          <w:rStyle w:val="VerbatimChar"/>
+        </w:rPr>
+        <w:t xml:space="preserve">verify_predictability.py</w:t>
+      </w:r>
+      <w:r>
+        <w:t xml:space="preserve"> </w:t>
+      </w:r>
+      <w:r>
+        <w:t xml:space="preserve">re-derives every number above from the raw corner logs with its own parser, and</w:t>
+      </w:r>
+      <w:r>
+        <w:t xml:space="preserve"> </w:t>
+      </w:r>
+      <w:r>
+        <w:t xml:space="preserve">finds the enumerated optimum a second time by dynamic programming over subsets</w:t>
+      </w:r>
+      <w:r>
+        <w:t xml:space="preserve"> </w:t>
+      </w:r>
+      <w:r>
+        <w:t xml:space="preserve">of rings, which never enumerates a pairing at all.</w:t>
+      </w:r>
+    </w:p>
+    <w:p>
+      <w:pPr>
         <w:pStyle w:val="Heading2"/>
       </w:pPr>
-      <w:bookmarkStart w:id="45" w:name="matched-macro-arm"/>
+      <w:bookmarkStart w:id="46" w:name="matched-macro-arm"/>
       <w:r>
         <w:t xml:space="preserve">8. Matched-macro arm</w:t>
       </w:r>
-      <w:bookmarkEnd w:id="45"/>
+      <w:bookmarkEnd w:id="46"/>
     </w:p>
     <w:p>
       <w:pPr>
         <w:pStyle w:val="Heading3"/>
       </w:pPr>
-      <w:bookmarkStart w:id="46" w:name="one-macro-sixteen-instances"/>
+      <w:bookmarkStart w:id="47" w:name="one-macro-sixteen-instances"/>
       <w:r>
         <w:t xml:space="preserve">8.1 One macro, sixteen instances</w:t>
       </w:r>
-      <w:bookmarkEnd w:id="46"/>
+      <w:bookmarkEnd w:id="47"/>
     </w:p>
     <w:p>
       <w:pPr>
@@ -5953,61 +6989,6 @@
                 <pic:pic>
                   <pic:nvPicPr>
                     <pic:cNvPr descr="../sim/spice/gono/armB_prediction.png" id="0" name="Picture"/>
-                    <pic:cNvPicPr>
-                      <a:picLocks noChangeArrowheads="1" noChangeAspect="1"/>
-                    </pic:cNvPicPr>
-                  </pic:nvPicPr>
-                  <pic:blipFill>
-                    <a:blip r:embed="rId47"/>
-                    <a:stretch>
-                      <a:fillRect/>
-                    </a:stretch>
-                  </pic:blipFill>
-                  <pic:spPr bwMode="auto">
-                    <a:xfrm>
-                      <a:off x="0" y="0"/>
-                      <a:ext cx="5334000" cy="2319130"/>
-                    </a:xfrm>
-                    <a:prstGeom prst="rect">
-                      <a:avLst/>
-                    </a:prstGeom>
-                    <a:noFill/>
-                    <a:ln w="9525">
-                      <a:noFill/>
-                      <a:headEnd/>
-                      <a:tailEnd/>
-                    </a:ln>
-                  </pic:spPr>
-                </pic:pic>
-              </a:graphicData>
-            </a:graphic>
-          </wp:inline>
-        </w:drawing>
-      </w:r>
-    </w:p>
-    <w:p>
-      <w:pPr>
-        <w:pStyle w:val="ImageCaption"/>
-      </w:pPr>
-      <w:r>
-        <w:t xml:space="preserve">Figure 6. The earlier 32-oscillator array beside the matched-macro reference line at 569.5 MHz, both under the lumped-capacitance model. The macro’s distributed-RC figure is 566.05 MHz; see Section 5.5.</w:t>
-      </w:r>
-    </w:p>
-    <w:p>
-      <w:pPr>
-        <w:pStyle w:val="CaptionedFigure"/>
-      </w:pPr>
-      <w:r>
-        <w:drawing>
-          <wp:inline>
-            <wp:extent cx="5334000" cy="2319130"/>
-            <wp:effectExtent b="0" l="0" r="0" t="0"/>
-            <wp:docPr descr="Figure 7. Arm A of the candidate build (5.53% peak to peak) beside the matched-macro reference line." title="" id="1" name="Picture"/>
-            <a:graphic>
-              <a:graphicData uri="http://schemas.openxmlformats.org/drawingml/2006/picture">
-                <pic:pic>
-                  <pic:nvPicPr>
-                    <pic:cNvPr descr="../sim/spice/gono/dualarm_gono.png" id="0" name="Picture"/>
                     <pic:cNvPicPr>
                       <a:picLocks noChangeArrowheads="1" noChangeAspect="1"/>
                     </pic:cNvPicPr>
@@ -6045,6 +7026,61 @@
         <w:pStyle w:val="ImageCaption"/>
       </w:pPr>
       <w:r>
+        <w:t xml:space="preserve">Figure 6. The earlier 32-oscillator array beside the matched-macro reference line at 569.5 MHz, both under the lumped-capacitance model. The macro’s distributed-RC figure is 566.05 MHz; see Section 5.5.</w:t>
+      </w:r>
+    </w:p>
+    <w:p>
+      <w:pPr>
+        <w:pStyle w:val="CaptionedFigure"/>
+      </w:pPr>
+      <w:r>
+        <w:drawing>
+          <wp:inline>
+            <wp:extent cx="5334000" cy="2319130"/>
+            <wp:effectExtent b="0" l="0" r="0" t="0"/>
+            <wp:docPr descr="Figure 7. Arm A of the candidate build (5.53% peak to peak) beside the matched-macro reference line." title="" id="1" name="Picture"/>
+            <a:graphic>
+              <a:graphicData uri="http://schemas.openxmlformats.org/drawingml/2006/picture">
+                <pic:pic>
+                  <pic:nvPicPr>
+                    <pic:cNvPr descr="../sim/spice/gono/dualarm_gono.png" id="0" name="Picture"/>
+                    <pic:cNvPicPr>
+                      <a:picLocks noChangeArrowheads="1" noChangeAspect="1"/>
+                    </pic:cNvPicPr>
+                  </pic:nvPicPr>
+                  <pic:blipFill>
+                    <a:blip r:embed="rId49"/>
+                    <a:stretch>
+                      <a:fillRect/>
+                    </a:stretch>
+                  </pic:blipFill>
+                  <pic:spPr bwMode="auto">
+                    <a:xfrm>
+                      <a:off x="0" y="0"/>
+                      <a:ext cx="5334000" cy="2319130"/>
+                    </a:xfrm>
+                    <a:prstGeom prst="rect">
+                      <a:avLst/>
+                    </a:prstGeom>
+                    <a:noFill/>
+                    <a:ln w="9525">
+                      <a:noFill/>
+                      <a:headEnd/>
+                      <a:tailEnd/>
+                    </a:ln>
+                  </pic:spPr>
+                </pic:pic>
+              </a:graphicData>
+            </a:graphic>
+          </wp:inline>
+        </w:drawing>
+      </w:r>
+    </w:p>
+    <w:p>
+      <w:pPr>
+        <w:pStyle w:val="ImageCaption"/>
+      </w:pPr>
+      <w:r>
         <w:t xml:space="preserve">Figure 7. Arm A of the candidate build (5.53% peak to peak) beside the matched-macro reference line.</w:t>
       </w:r>
     </w:p>
@@ -6052,11 +7088,11 @@
       <w:pPr>
         <w:pStyle w:val="Heading3"/>
       </w:pPr>
-      <w:bookmarkStart w:id="49" w:name="is-anything-left-and-could-anyone-use-it"/>
+      <w:bookmarkStart w:id="50" w:name="is-anything-left-and-could-anyone-use-it"/>
       <w:r>
         <w:t xml:space="preserve">8.2 Is anything left, and could anyone use it?</w:t>
       </w:r>
-      <w:bookmarkEnd w:id="49"/>
+      <w:bookmarkEnd w:id="50"/>
     </w:p>
     <w:p>
       <w:pPr>
@@ -6599,11 +7635,11 @@
       <w:pPr>
         <w:pStyle w:val="Heading2"/>
       </w:pPr>
-      <w:bookmarkStart w:id="50" w:name="planned-silicon-test"/>
+      <w:bookmarkStart w:id="51" w:name="planned-silicon-test"/>
       <w:r>
         <w:t xml:space="preserve">9. Planned silicon test</w:t>
       </w:r>
-      <w:bookmarkEnd w:id="50"/>
+      <w:bookmarkEnd w:id="51"/>
     </w:p>
     <w:p>
       <w:pPr>
@@ -6810,11 +7846,11 @@
       <w:pPr>
         <w:pStyle w:val="Heading2"/>
       </w:pPr>
-      <w:bookmarkStart w:id="51" w:name="limitations"/>
+      <w:bookmarkStart w:id="52" w:name="limitations"/>
       <w:r>
         <w:t xml:space="preserve">10. Limitations</w:t>
       </w:r>
-      <w:bookmarkEnd w:id="51"/>
+      <w:bookmarkEnd w:id="52"/>
     </w:p>
     <w:p>
       <w:pPr>
@@ -7234,6 +8270,92 @@
       </w:r>
       <w:r>
         <w:t xml:space="preserve">central value to two decimal places.</w:t>
+      </w:r>
+    </w:p>
+    <w:p>
+      <w:pPr>
+        <w:pStyle w:val="BodyText"/>
+      </w:pPr>
+      <w:r>
+        <w:t xml:space="preserve">Section 7.3 has a limit that belongs to it alone, and it is the weaker half of</w:t>
+      </w:r>
+      <w:r>
+        <w:t xml:space="preserve"> </w:t>
+      </w:r>
+      <w:r>
+        <w:t xml:space="preserve">that section’s evidence. The drift envelope it scores every pairing against</w:t>
+      </w:r>
+      <w:r>
+        <w:t xml:space="preserve"> </w:t>
+      </w:r>
+      <w:r>
+        <w:t xml:space="preserve">comes from the corner logs, which are lumped-capacitance decks, while the pair</w:t>
+      </w:r>
+      <w:r>
+        <w:t xml:space="preserve"> </w:t>
+      </w:r>
+      <w:r>
+        <w:t xml:space="preserve">separations come from the full RC network. Carrying the envelope between the two</w:t>
+      </w:r>
+      <w:r>
+        <w:t xml:space="preserve"> </w:t>
+      </w:r>
+      <w:r>
+        <w:t xml:space="preserve">parasitic models is an assumption, and unlike Section 5.5’s cross-model check</w:t>
+      </w:r>
+      <w:r>
+        <w:t xml:space="preserve"> </w:t>
+      </w:r>
+      <w:r>
+        <w:t xml:space="preserve">there is no second extraction to compare it against, so the direction of the</w:t>
+      </w:r>
+      <w:r>
+        <w:t xml:space="preserve"> </w:t>
+      </w:r>
+      <w:r>
+        <w:t xml:space="preserve">error is unknown. The leakage half of that section does not depend on it: the</w:t>
+      </w:r>
+      <w:r>
+        <w:t xml:space="preserve"> </w:t>
+      </w:r>
+      <w:r>
+        <w:t xml:space="preserve">0.62 bits the free parameter is worth, the 3 candidate pairs of 120 that could</w:t>
+      </w:r>
+      <w:r>
+        <w:t xml:space="preserve"> </w:t>
+      </w:r>
+      <w:r>
+        <w:t xml:space="preserve">hide a bit and the 16% ceiling are all computed from separations alone. What</w:t>
+      </w:r>
+      <w:r>
+        <w:t xml:space="preserve"> </w:t>
+      </w:r>
+      <w:r>
+        <w:t xml:space="preserve">depends on it is the price, and the price is the part of the argument that says</w:t>
+      </w:r>
+      <w:r>
+        <w:t xml:space="preserve"> </w:t>
+      </w:r>
+      <w:r>
+        <w:t xml:space="preserve">re-pairing is not free. The 32-oscillator comparison has the same weakness in a</w:t>
+      </w:r>
+      <w:r>
+        <w:t xml:space="preserve"> </w:t>
+      </w:r>
+      <w:r>
+        <w:t xml:space="preserve">worse form: that build has no corner logs at all, so its 33% figure is a</w:t>
+      </w:r>
+      <w:r>
+        <w:t xml:space="preserve"> </w:t>
+      </w:r>
+      <w:r>
+        <w:t xml:space="preserve">leakage number with no reliability cost attached to it, and it should be read as</w:t>
+      </w:r>
+      <w:r>
+        <w:t xml:space="preserve"> </w:t>
+      </w:r>
+      <w:r>
+        <w:t xml:space="preserve">a reason to expect more from a larger array rather than as a measured trade.</w:t>
       </w:r>
     </w:p>
     <w:p>
@@ -7516,11 +8638,11 @@
       <w:pPr>
         <w:pStyle w:val="Heading2"/>
       </w:pPr>
-      <w:bookmarkStart w:id="52" w:name="conclusion"/>
+      <w:bookmarkStart w:id="53" w:name="conclusion"/>
       <w:r>
         <w:t xml:space="preserve">11. Conclusion</w:t>
       </w:r>
-      <w:bookmarkEnd w:id="52"/>
+      <w:bookmarkEnd w:id="53"/>
     </w:p>
     <w:p>
       <w:pPr>
@@ -7727,6 +8849,80 @@
         <w:pStyle w:val="BodyText"/>
       </w:pPr>
       <w:r>
+        <w:t xml:space="preserve">The cheaper countermeasure fails for a different reason, and it is the one worth</w:t>
+      </w:r>
+      <w:r>
+        <w:t xml:space="preserve"> </w:t>
+      </w:r>
+      <w:r>
+        <w:t xml:space="preserve">carrying to the next design. Which oscillators get compared costs nothing to</w:t>
+      </w:r>
+      <w:r>
+        <w:t xml:space="preserve"> </w:t>
+      </w:r>
+      <w:r>
+        <w:t xml:space="preserve">change, so I enumerated all 2,027,025 ways of pairing the sixteen and scored</w:t>
+      </w:r>
+      <w:r>
+        <w:t xml:space="preserve"> </w:t>
+      </w:r>
+      <w:r>
+        <w:t xml:space="preserve">every one of them twice: what a reader calls, and what drifts. The best takes</w:t>
+      </w:r>
+      <w:r>
+        <w:t xml:space="preserve"> </w:t>
+      </w:r>
+      <w:r>
+        <w:t xml:space="preserve">0.62 bits off him, 16% of what he holds above guessing, and charges half a bit</w:t>
+      </w:r>
+      <w:r>
+        <w:t xml:space="preserve"> </w:t>
+      </w:r>
+      <w:r>
+        <w:t xml:space="preserve">of reliability for each one, because a comparison small enough to hide from a</w:t>
+      </w:r>
+      <w:r>
+        <w:t xml:space="preserve"> </w:t>
+      </w:r>
+      <w:r>
+        <w:t xml:space="preserve">reader is a comparison the operating box can flip. Three of the 120 candidate</w:t>
+      </w:r>
+      <w:r>
+        <w:t xml:space="preserve"> </w:t>
+      </w:r>
+      <w:r>
+        <w:t xml:space="preserve">pairs sit in both windows at once, and they are three pairs of the same three</w:t>
+      </w:r>
+      <w:r>
+        <w:t xml:space="preserve"> </w:t>
+      </w:r>
+      <w:r>
+        <w:t xml:space="preserve">oscillators, so a design can use one. The trade improves with array size for a</w:t>
+      </w:r>
+      <w:r>
+        <w:t xml:space="preserve"> </w:t>
+      </w:r>
+      <w:r>
+        <w:t xml:space="preserve">reason that is a sizing argument rather than a result about this block: twice</w:t>
+      </w:r>
+      <w:r>
+        <w:t xml:space="preserve"> </w:t>
+      </w:r>
+      <w:r>
+        <w:t xml:space="preserve">the oscillators across the same spread halves the gap between neighbours in the</w:t>
+      </w:r>
+      <w:r>
+        <w:t xml:space="preserve"> </w:t>
+      </w:r>
+      <w:r>
+        <w:t xml:space="preserve">sorted order, and it is that gap that has to fall under the mismatch scale.</w:t>
+      </w:r>
+    </w:p>
+    <w:p>
+      <w:pPr>
+        <w:pStyle w:val="BodyText"/>
+      </w:pPr>
+      <w:r>
         <w:t xml:space="preserve">The same die carries the mitigation, and it holds up under the same questions.</w:t>
       </w:r>
       <w:r>
@@ -7832,11 +9028,11 @@
       <w:pPr>
         <w:pStyle w:val="Heading2"/>
       </w:pPr>
-      <w:bookmarkStart w:id="53" w:name="references"/>
+      <w:bookmarkStart w:id="54" w:name="references"/>
       <w:r>
         <w:t xml:space="preserve">References</w:t>
       </w:r>
-      <w:bookmarkEnd w:id="53"/>
+      <w:bookmarkEnd w:id="54"/>
     </w:p>
     <w:p>
       <w:pPr>
